--- a/fuentes/CF3_41730034_DI.docx
+++ b/fuentes/CF3_41730034_DI.docx
@@ -1,6 +1,6 @@
 
 <file path=word/document.xml><?xml version="1.0" encoding="utf-8"?>
-<w:document xmlns:wpc="http://schemas.microsoft.com/office/word/2010/wordprocessingCanvas" xmlns:mc="http://schemas.openxmlformats.org/markup-compatibility/2006" xmlns:o="urn:schemas-microsoft-com:office:office" xmlns:r="http://schemas.openxmlformats.org/officeDocument/2006/relationships" xmlns:m="http://schemas.openxmlformats.org/officeDocument/2006/math" xmlns:v="urn:schemas-microsoft-com:vml" xmlns:wp14="http://schemas.microsoft.com/office/word/2010/wordprocessingDrawing" xmlns:wp="http://schemas.openxmlformats.org/drawingml/2006/wordprocessingDrawing" xmlns:w10="urn:schemas-microsoft-com:office:word" xmlns:w="http://schemas.openxmlformats.org/wordprocessingml/2006/main" xmlns:w14="http://schemas.microsoft.com/office/word/2010/wordml" xmlns:w15="http://schemas.microsoft.com/office/word/2012/wordml" xmlns:wpg="http://schemas.microsoft.com/office/word/2010/wordprocessingGroup" xmlns:wpi="http://schemas.microsoft.com/office/word/2010/wordprocessingInk" xmlns:wne="http://schemas.microsoft.com/office/word/2006/wordml" xmlns:wps="http://schemas.microsoft.com/office/word/2010/wordprocessingShape" xmlns:a="http://schemas.openxmlformats.org/drawingml/2006/main" xmlns:pic="http://schemas.openxmlformats.org/drawingml/2006/picture" xmlns:a14="http://schemas.microsoft.com/office/drawing/2010/main" mc:Ignorable="w14 w15 wp14">
+<w:document xmlns:wpc="http://schemas.microsoft.com/office/word/2010/wordprocessingCanvas" xmlns:mc="http://schemas.openxmlformats.org/markup-compatibility/2006" xmlns:o="urn:schemas-microsoft-com:office:office" xmlns:r="http://schemas.openxmlformats.org/officeDocument/2006/relationships" xmlns:m="http://schemas.openxmlformats.org/officeDocument/2006/math" xmlns:v="urn:schemas-microsoft-com:vml" xmlns:wp14="http://schemas.microsoft.com/office/word/2010/wordprocessingDrawing" xmlns:wp="http://schemas.openxmlformats.org/drawingml/2006/wordprocessingDrawing" xmlns:w10="urn:schemas-microsoft-com:office:word" xmlns:w="http://schemas.openxmlformats.org/wordprocessingml/2006/main" xmlns:w14="http://schemas.microsoft.com/office/word/2010/wordml" xmlns:w15="http://schemas.microsoft.com/office/word/2012/wordml" xmlns:wpg="http://schemas.microsoft.com/office/word/2010/wordprocessingGroup" xmlns:wpi="http://schemas.microsoft.com/office/word/2010/wordprocessingInk" xmlns:wne="http://schemas.microsoft.com/office/word/2006/wordml" xmlns:wps="http://schemas.microsoft.com/office/word/2010/wordprocessingShape" mc:Ignorable="w14 w15 wp14">
   <w:body>
     <w:p>
       <w:pPr>
@@ -39,12 +39,12 @@
         <w:tblW w:w="9962" w:type="dxa"/>
         <w:tblInd w:w="0" w:type="dxa"/>
         <w:tblBorders>
-          <w:top w:val="single" w:color="000000" w:sz="4" w:space="0"/>
-          <w:left w:val="single" w:color="000000" w:sz="4" w:space="0"/>
-          <w:bottom w:val="single" w:color="000000" w:sz="4" w:space="0"/>
-          <w:right w:val="single" w:color="000000" w:sz="4" w:space="0"/>
-          <w:insideH w:val="single" w:color="000000" w:sz="4" w:space="0"/>
-          <w:insideV w:val="single" w:color="000000" w:sz="4" w:space="0"/>
+          <w:top w:val="single" w:sz="4" w:space="0" w:color="000000"/>
+          <w:left w:val="single" w:sz="4" w:space="0" w:color="000000"/>
+          <w:bottom w:val="single" w:sz="4" w:space="0" w:color="000000"/>
+          <w:right w:val="single" w:sz="4" w:space="0" w:color="000000"/>
+          <w:insideH w:val="single" w:sz="4" w:space="0" w:color="000000"/>
+          <w:insideV w:val="single" w:sz="4" w:space="0" w:color="000000"/>
         </w:tblBorders>
         <w:tblLayout w:type="fixed"/>
         <w:tblLook w:val="0400" w:firstRow="0" w:lastRow="0" w:firstColumn="0" w:lastColumn="0" w:noHBand="0" w:noVBand="1"/>
@@ -122,12 +122,12 @@
         <w:tblW w:w="9962" w:type="dxa"/>
         <w:tblInd w:w="0" w:type="dxa"/>
         <w:tblBorders>
-          <w:top w:val="single" w:color="000000" w:sz="4" w:space="0"/>
-          <w:left w:val="single" w:color="000000" w:sz="4" w:space="0"/>
-          <w:bottom w:val="single" w:color="000000" w:sz="4" w:space="0"/>
-          <w:right w:val="single" w:color="000000" w:sz="4" w:space="0"/>
-          <w:insideH w:val="single" w:color="000000" w:sz="4" w:space="0"/>
-          <w:insideV w:val="single" w:color="000000" w:sz="4" w:space="0"/>
+          <w:top w:val="single" w:sz="4" w:space="0" w:color="000000"/>
+          <w:left w:val="single" w:sz="4" w:space="0" w:color="000000"/>
+          <w:bottom w:val="single" w:sz="4" w:space="0" w:color="000000"/>
+          <w:right w:val="single" w:sz="4" w:space="0" w:color="000000"/>
+          <w:insideH w:val="single" w:sz="4" w:space="0" w:color="000000"/>
+          <w:insideV w:val="single" w:sz="4" w:space="0" w:color="000000"/>
         </w:tblBorders>
         <w:tblLayout w:type="fixed"/>
         <w:tblLook w:val="0400" w:firstRow="0" w:lastRow="0" w:firstColumn="0" w:lastColumn="0" w:noHBand="0" w:noVBand="1"/>
@@ -392,12 +392,12 @@
         <w:tblW w:w="9962" w:type="dxa"/>
         <w:tblInd w:w="0" w:type="dxa"/>
         <w:tblBorders>
-          <w:top w:val="single" w:color="000000" w:sz="4" w:space="0"/>
-          <w:left w:val="single" w:color="000000" w:sz="4" w:space="0"/>
-          <w:bottom w:val="single" w:color="000000" w:sz="4" w:space="0"/>
-          <w:right w:val="single" w:color="000000" w:sz="4" w:space="0"/>
-          <w:insideH w:val="single" w:color="000000" w:sz="4" w:space="0"/>
-          <w:insideV w:val="single" w:color="000000" w:sz="4" w:space="0"/>
+          <w:top w:val="single" w:sz="4" w:space="0" w:color="000000"/>
+          <w:left w:val="single" w:sz="4" w:space="0" w:color="000000"/>
+          <w:bottom w:val="single" w:sz="4" w:space="0" w:color="000000"/>
+          <w:right w:val="single" w:sz="4" w:space="0" w:color="000000"/>
+          <w:insideH w:val="single" w:sz="4" w:space="0" w:color="000000"/>
+          <w:insideV w:val="single" w:sz="4" w:space="0" w:color="000000"/>
         </w:tblBorders>
         <w:tblLayout w:type="fixed"/>
         <w:tblLook w:val="0400" w:firstRow="0" w:lastRow="0" w:firstColumn="0" w:lastColumn="0" w:noHBand="0" w:noVBand="1"/>
@@ -573,7 +573,7 @@
                 <w:sz w:val="20"/>
                 <w:szCs w:val="20"/>
               </w:rPr>
-              <w:t>sionar en la integración de la estrategia de entornos saludables (EES) y la atención integrada a las enfermedades prevalentes de la i</w:t>
+              <w:t>sionar en la integración de la Estrategia de Entornos Saludables (EES) y la Atención Integrada a las Enfermedades Prevalentes de la I</w:t>
             </w:r>
             <w:r>
               <w:rPr>
@@ -660,12 +660,12 @@
         <w:tblW w:w="9962" w:type="dxa"/>
         <w:tblInd w:w="0" w:type="dxa"/>
         <w:tblBorders>
-          <w:top w:val="single" w:color="000000" w:sz="4" w:space="0"/>
-          <w:left w:val="single" w:color="000000" w:sz="4" w:space="0"/>
-          <w:bottom w:val="single" w:color="000000" w:sz="4" w:space="0"/>
-          <w:right w:val="single" w:color="000000" w:sz="4" w:space="0"/>
-          <w:insideH w:val="single" w:color="000000" w:sz="4" w:space="0"/>
-          <w:insideV w:val="single" w:color="000000" w:sz="4" w:space="0"/>
+          <w:top w:val="single" w:sz="4" w:space="0" w:color="000000"/>
+          <w:left w:val="single" w:sz="4" w:space="0" w:color="000000"/>
+          <w:bottom w:val="single" w:sz="4" w:space="0" w:color="000000"/>
+          <w:right w:val="single" w:sz="4" w:space="0" w:color="000000"/>
+          <w:insideH w:val="single" w:sz="4" w:space="0" w:color="000000"/>
+          <w:insideV w:val="single" w:sz="4" w:space="0" w:color="000000"/>
         </w:tblBorders>
         <w:tblLayout w:type="fixed"/>
         <w:tblLook w:val="0400" w:firstRow="0" w:lastRow="0" w:firstColumn="0" w:lastColumn="0" w:noHBand="0" w:noVBand="1"/>
@@ -1025,7 +1025,13 @@
         <w:rPr>
           <w:bCs/>
         </w:rPr>
-        <w:t>Marco normativo de la promoción de la salud en c</w:t>
+        <w:t xml:space="preserve">Marco normativo </w:t>
+      </w:r>
+      <w:r>
+        <w:rPr>
+          <w:bCs/>
+        </w:rPr>
+        <w:t>de la promoción de la salud en C</w:t>
       </w:r>
       <w:r>
         <w:rPr>
@@ -1095,7 +1101,7 @@
         <w:rPr>
           <w:bCs/>
         </w:rPr>
-        <w:t xml:space="preserve"> Estrategia de atención integrada a las enfermedades prevalentes de la i</w:t>
+        <w:t xml:space="preserve"> Estrategia de Atención Integrada a las Enfermedades Prevalentes de la I</w:t>
       </w:r>
       <w:r>
         <w:rPr>
@@ -1129,8 +1135,10 @@
         <w:rPr>
           <w:bCs/>
         </w:rPr>
-        <w:t xml:space="preserve"> de la estrategia de entornos s</w:t>
-      </w:r>
+        <w:t xml:space="preserve"> de la Estrategia de Entornos S</w:t>
+      </w:r>
+      <w:bookmarkStart w:id="0" w:name="_GoBack"/>
+      <w:bookmarkEnd w:id="0"/>
       <w:r>
         <w:rPr>
           <w:bCs/>
@@ -1312,19 +1320,19 @@
         </w:rPr>
         <w:t xml:space="preserve">La promoción de la salud es un proceso fundamental que busca fortalecer las capacidades de </w:t>
       </w:r>
-      <w:commentRangeStart w:id="0"/>
+      <w:commentRangeStart w:id="1"/>
       <w:r>
         <w:rPr>
           <w:bCs/>
         </w:rPr>
         <w:t>las</w:t>
       </w:r>
-      <w:commentRangeEnd w:id="0"/>
+      <w:commentRangeEnd w:id="1"/>
       <w:r>
         <w:rPr>
           <w:rStyle w:val="Refdecomentario"/>
         </w:rPr>
-        <w:commentReference w:id="0"/>
+        <w:commentReference w:id="1"/>
       </w:r>
       <w:r>
         <w:rPr>
@@ -1582,7 +1590,7 @@
         <w:t>Así, se establece un equilibrio entre las capacidades y las oportunidades, avanzando hacia un desarrollo humano sostenible, definido como "la ampliación de las oportunidades y capacidades de las personas a través de la formación de capital social, para suplir de forma equitativa las necesidades presentes sin comprometer las de las generaciones futuras".</w:t>
       </w:r>
     </w:p>
-    <w:commentRangeStart w:id="1"/>
+    <w:commentRangeStart w:id="2"/>
     <w:p>
       <w:pPr>
         <w:spacing w:line="360" w:lineRule="auto"/>
@@ -1655,22 +1663,22 @@
           </mc:Choice>
           <mc:Fallback>
             <w:pict>
-              <v:roundrect id="Rectángulo redondeado 14" style="position:absolute;margin-left:10.3pt;margin-top:13.4pt;width:513.5pt;height:95pt;z-index:-251643904;visibility:visible;mso-wrap-style:square;mso-wrap-distance-left:9pt;mso-wrap-distance-top:0;mso-wrap-distance-right:9pt;mso-wrap-distance-bottom:0;mso-position-horizontal:absolute;mso-position-horizontal-relative:text;mso-position-vertical:absolute;mso-position-vertical-relative:text;v-text-anchor:middle" o:spid="_x0000_s1026" fillcolor="#4f81bd [3204]" strokecolor="#4579b8 [3044]" arcsize="10923f" w14:anchorId="4FB4FCB9" o:gfxdata="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">
-                <v:fill type="gradient" color2="#a7bfde [1620]" angle="180" focus="100%" rotate="t">
+              <v:roundrect w14:anchorId="4FB4FCB9" id="Rectángulo redondeado 14" o:spid="_x0000_s1026" style="position:absolute;margin-left:10.3pt;margin-top:13.4pt;width:513.5pt;height:95pt;z-index:-251643904;visibility:visible;mso-wrap-style:square;mso-wrap-distance-left:9pt;mso-wrap-distance-top:0;mso-wrap-distance-right:9pt;mso-wrap-distance-bottom:0;mso-position-horizontal:absolute;mso-position-horizontal-relative:text;mso-position-vertical:absolute;mso-position-vertical-relative:text;v-text-anchor:middle" arcsize="10923f" o:gfxdata="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" fillcolor="#4f81bd [3204]" strokecolor="#4579b8 [3044]">
+                <v:fill color2="#a7bfde [1620]" rotate="t" angle="180" focus="100%" type="gradient">
                   <o:fill v:ext="view" type="gradientUnscaled"/>
                 </v:fill>
-                <v:shadow on="t" color="black" opacity="22937f" offset="0,.63889mm" origin=",.5"/>
+                <v:shadow on="t" color="black" opacity="22937f" origin=",.5" offset="0,.63889mm"/>
               </v:roundrect>
             </w:pict>
           </mc:Fallback>
         </mc:AlternateContent>
       </w:r>
-      <w:commentRangeEnd w:id="1"/>
+      <w:commentRangeEnd w:id="2"/>
       <w:r>
         <w:rPr>
           <w:rStyle w:val="Refdecomentario"/>
         </w:rPr>
-        <w:commentReference w:id="1"/>
+        <w:commentReference w:id="2"/>
       </w:r>
     </w:p>
     <w:p>
@@ -2708,7 +2716,7 @@
         <w:t>olítica de 1991 reconoce los derechos humanos como pilar fundamental, destacando en el Artículo 5:</w:t>
       </w:r>
     </w:p>
-    <w:commentRangeStart w:id="2"/>
+    <w:commentRangeStart w:id="3"/>
     <w:p>
       <w:pPr>
         <w:spacing w:line="360" w:lineRule="auto"/>
@@ -2780,22 +2788,22 @@
           </mc:Choice>
           <mc:Fallback>
             <w:pict>
-              <v:roundrect id="Rectángulo redondeado 18" style="position:absolute;margin-left:-5.2pt;margin-top:7.65pt;width:531.5pt;height:54.5pt;z-index:-251642880;visibility:visible;mso-wrap-style:square;mso-wrap-distance-left:9pt;mso-wrap-distance-top:0;mso-wrap-distance-right:9pt;mso-wrap-distance-bottom:0;mso-position-horizontal:absolute;mso-position-horizontal-relative:text;mso-position-vertical:absolute;mso-position-vertical-relative:text;v-text-anchor:middle" o:spid="_x0000_s1026" fillcolor="#4f81bd [3204]" strokecolor="#4579b8 [3044]" arcsize="10923f" w14:anchorId="59E01807" o:gfxdata="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">
-                <v:fill type="gradient" color2="#a7bfde [1620]" angle="180" focus="100%" rotate="t">
+              <v:roundrect w14:anchorId="59E01807" id="Rectángulo redondeado 18" o:spid="_x0000_s1026" style="position:absolute;margin-left:-5.2pt;margin-top:7.65pt;width:531.5pt;height:54.5pt;z-index:-251642880;visibility:visible;mso-wrap-style:square;mso-wrap-distance-left:9pt;mso-wrap-distance-top:0;mso-wrap-distance-right:9pt;mso-wrap-distance-bottom:0;mso-position-horizontal:absolute;mso-position-horizontal-relative:text;mso-position-vertical:absolute;mso-position-vertical-relative:text;v-text-anchor:middle" arcsize="10923f" o:gfxdata="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" fillcolor="#4f81bd [3204]" strokecolor="#4579b8 [3044]">
+                <v:fill color2="#a7bfde [1620]" rotate="t" angle="180" focus="100%" type="gradient">
                   <o:fill v:ext="view" type="gradientUnscaled"/>
                 </v:fill>
-                <v:shadow on="t" color="black" opacity="22937f" offset="0,.63889mm" origin=",.5"/>
+                <v:shadow on="t" color="black" opacity="22937f" origin=",.5" offset="0,.63889mm"/>
               </v:roundrect>
             </w:pict>
           </mc:Fallback>
         </mc:AlternateContent>
       </w:r>
-      <w:commentRangeEnd w:id="2"/>
+      <w:commentRangeEnd w:id="3"/>
       <w:r>
         <w:rPr>
           <w:rStyle w:val="Refdecomentario"/>
         </w:rPr>
-        <w:commentReference w:id="2"/>
+        <w:commentReference w:id="3"/>
       </w:r>
     </w:p>
     <w:p>
@@ -2965,7 +2973,19 @@
         <w:rPr>
           <w:bCs/>
         </w:rPr>
-        <w:t>De acuerdo con la organización mundial de la s</w:t>
+        <w:t>De acuerdo con la Organización M</w:t>
+      </w:r>
+      <w:r>
+        <w:rPr>
+          <w:bCs/>
+        </w:rPr>
+        <w:t>undial de la</w:t>
+      </w:r>
+      <w:r>
+        <w:rPr>
+          <w:bCs/>
+        </w:rPr>
+        <w:t xml:space="preserve"> S</w:t>
       </w:r>
       <w:r>
         <w:rPr>
@@ -3064,11 +3084,11 @@
           </mc:Choice>
           <mc:Fallback>
             <w:pict>
-              <v:roundrect id="Rectángulo redondeado 20" style="position:absolute;margin-left:-5.2pt;margin-top:10.5pt;width:531.5pt;height:57pt;z-index:-251641856;visibility:visible;mso-wrap-style:square;mso-wrap-distance-left:9pt;mso-wrap-distance-top:0;mso-wrap-distance-right:9pt;mso-wrap-distance-bottom:0;mso-position-horizontal:absolute;mso-position-horizontal-relative:text;mso-position-vertical:absolute;mso-position-vertical-relative:text;v-text-anchor:middle" o:spid="_x0000_s1026" fillcolor="#4f81bd [3204]" strokecolor="#4579b8 [3044]" arcsize="10923f" w14:anchorId="1F62EAA8" o:gfxdata="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">
-                <v:fill type="gradient" color2="#a7bfde [1620]" angle="180" focus="100%" rotate="t">
+              <v:roundrect w14:anchorId="1F62EAA8" id="Rectángulo redondeado 20" o:spid="_x0000_s1026" style="position:absolute;margin-left:-5.2pt;margin-top:10.5pt;width:531.5pt;height:57pt;z-index:-251641856;visibility:visible;mso-wrap-style:square;mso-wrap-distance-left:9pt;mso-wrap-distance-top:0;mso-wrap-distance-right:9pt;mso-wrap-distance-bottom:0;mso-position-horizontal:absolute;mso-position-horizontal-relative:text;mso-position-vertical:absolute;mso-position-vertical-relative:text;v-text-anchor:middle" arcsize="10923f" o:gfxdata="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" fillcolor="#4f81bd [3204]" strokecolor="#4579b8 [3044]">
+                <v:fill color2="#a7bfde [1620]" rotate="t" angle="180" focus="100%" type="gradient">
                   <o:fill v:ext="view" type="gradientUnscaled"/>
                 </v:fill>
-                <v:shadow on="t" color="black" opacity="22937f" offset="0,.63889mm" origin=",.5"/>
+                <v:shadow on="t" color="black" opacity="22937f" origin=",.5" offset="0,.63889mm"/>
               </v:roundrect>
             </w:pict>
           </mc:Fallback>
@@ -3089,19 +3109,19 @@
         </w:rPr>
         <w:t xml:space="preserve">"El conjunto de factores personales, sociales, económicos y ambientales que determinan el </w:t>
       </w:r>
-      <w:commentRangeStart w:id="3"/>
+      <w:commentRangeStart w:id="4"/>
       <w:r>
         <w:rPr>
           <w:bCs/>
         </w:rPr>
         <w:t>estado</w:t>
       </w:r>
-      <w:commentRangeEnd w:id="3"/>
+      <w:commentRangeEnd w:id="4"/>
       <w:r>
         <w:rPr>
           <w:rStyle w:val="Refdecomentario"/>
         </w:rPr>
-        <w:commentReference w:id="3"/>
+        <w:commentReference w:id="4"/>
       </w:r>
       <w:r>
         <w:rPr>
@@ -4539,18 +4559,18 @@
         <w:spacing w:line="360" w:lineRule="auto"/>
         <w:jc w:val="both"/>
         <w:rPr>
-          <w:b w:val="1"/>
-          <w:bCs w:val="1"/>
+          <w:b/>
+          <w:bCs/>
           <w:u w:val="single"/>
         </w:rPr>
       </w:pPr>
       <w:r>
         <w:rPr>
-          <w:b w:val="1"/>
-          <w:bCs w:val="1"/>
+          <w:b/>
+          <w:bCs/>
           <w:u w:val="single"/>
         </w:rPr>
-        <w:t>Importancia de los ODM para el desarrollo humano</w:t>
+        <w:t>Entre los principales retos actuales se destacan:</w:t>
       </w:r>
     </w:p>
     <w:p>
@@ -4825,33 +4845,37 @@
         </w:rPr>
       </w:pPr>
       <w:r>
-        <w:rPr/>
+        <w:rPr>
+          <w:bCs/>
+        </w:rPr>
         <w:t>Sistema de protección social y e</w:t>
       </w:r>
       <w:r>
-        <w:rPr/>
+        <w:rPr>
+          <w:bCs/>
+        </w:rPr>
         <w:t>nfoq</w:t>
       </w:r>
       <w:r>
-        <w:rPr/>
+        <w:rPr>
+          <w:bCs/>
+        </w:rPr>
         <w:t xml:space="preserve">ue del manejo social del riesgo, </w:t>
       </w:r>
       <w:r>
-        <w:rPr/>
+        <w:rPr>
+          <w:bCs/>
+        </w:rPr>
         <w:t>La Ley 789 de 2002, lo define</w:t>
       </w:r>
       <w:r>
-        <w:rPr/>
+        <w:rPr>
+          <w:bCs/>
+        </w:rPr>
         <w:t xml:space="preserve"> como:</w:t>
       </w:r>
     </w:p>
-    <w:commentRangeStart w:id="4"/>
-    <w:p>
-      <w:pPr>
-        <w:spacing w:line="360" w:lineRule="auto"/>
-        <w:jc w:val="both"/>
-      </w:pPr>
-    </w:p>
+    <w:commentRangeStart w:id="5"/>
     <w:p>
       <w:pPr>
         <w:spacing w:line="360" w:lineRule="auto"/>
@@ -4923,22 +4947,22 @@
           </mc:Choice>
           <mc:Fallback>
             <w:pict>
-              <v:roundrect id="Rectángulo redondeado 21" style="position:absolute;margin-left:-6.2pt;margin-top:11.25pt;width:536.5pt;height:66.5pt;z-index:-251640832;visibility:visible;mso-wrap-style:square;mso-wrap-distance-left:9pt;mso-wrap-distance-top:0;mso-wrap-distance-right:9pt;mso-wrap-distance-bottom:0;mso-position-horizontal:absolute;mso-position-horizontal-relative:text;mso-position-vertical:absolute;mso-position-vertical-relative:text;v-text-anchor:middle" o:spid="_x0000_s1026" fillcolor="#4f81bd [3204]" strokecolor="#4579b8 [3044]" arcsize="10923f" w14:anchorId="6305701F" o:gfxdata="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">
-                <v:fill type="gradient" color2="#a7bfde [1620]" angle="180" focus="100%" rotate="t">
+              <v:roundrect w14:anchorId="6305701F" id="Rectángulo redondeado 21" o:spid="_x0000_s1026" style="position:absolute;margin-left:-6.2pt;margin-top:11.25pt;width:536.5pt;height:66.5pt;z-index:-251640832;visibility:visible;mso-wrap-style:square;mso-wrap-distance-left:9pt;mso-wrap-distance-top:0;mso-wrap-distance-right:9pt;mso-wrap-distance-bottom:0;mso-position-horizontal:absolute;mso-position-horizontal-relative:text;mso-position-vertical:absolute;mso-position-vertical-relative:text;v-text-anchor:middle" arcsize="10923f" o:gfxdata="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" fillcolor="#4f81bd [3204]" strokecolor="#4579b8 [3044]">
+                <v:fill color2="#a7bfde [1620]" rotate="t" angle="180" focus="100%" type="gradient">
                   <o:fill v:ext="view" type="gradientUnscaled"/>
                 </v:fill>
-                <v:shadow on="t" color="black" opacity="22937f" offset="0,.63889mm" origin=",.5"/>
+                <v:shadow on="t" color="black" opacity="22937f" origin=",.5" offset="0,.63889mm"/>
               </v:roundrect>
             </w:pict>
           </mc:Fallback>
         </mc:AlternateContent>
       </w:r>
-      <w:commentRangeEnd w:id="4"/>
+      <w:commentRangeEnd w:id="5"/>
       <w:r>
         <w:rPr>
           <w:rStyle w:val="Refdecomentario"/>
         </w:rPr>
-        <w:commentReference w:id="4"/>
+        <w:commentReference w:id="5"/>
       </w:r>
     </w:p>
     <w:p>
@@ -6130,7 +6154,13 @@
         <w:rPr>
           <w:bCs/>
         </w:rPr>
-        <w:t>De acuerdo con la organización panamericana de la salud (OPS) y la o</w:t>
+        <w:t xml:space="preserve">De </w:t>
+      </w:r>
+      <w:r>
+        <w:rPr>
+          <w:bCs/>
+        </w:rPr>
+        <w:t>acuerdo con la Organización Panamericana de la Salud (OPS) y la O</w:t>
       </w:r>
       <w:r>
         <w:rPr>
@@ -6142,7 +6172,7 @@
         <w:rPr>
           <w:bCs/>
         </w:rPr>
-        <w:t>ganización mundial de la s</w:t>
+        <w:t>ganización Mundial de la S</w:t>
       </w:r>
       <w:r>
         <w:rPr>
@@ -6909,7 +6939,7 @@
         <w:rPr>
           <w:bCs/>
         </w:rPr>
-        <w:t>mos contribuye al logro de los objetivos de desarrollo s</w:t>
+        <w:t>mos contribuye al logro de los Objetivos de Desarrollo S</w:t>
       </w:r>
       <w:r>
         <w:rPr>
@@ -7199,7 +7229,14 @@
           <w:b/>
           <w:bCs/>
         </w:rPr>
-        <w:t>Ley 1751 de 2015 (ley e</w:t>
+        <w:t>Ley 1751 de 2015 (L</w:t>
+      </w:r>
+      <w:r>
+        <w:rPr>
+          <w:b/>
+          <w:bCs/>
+        </w:rPr>
+        <w:t>ey e</w:t>
       </w:r>
       <w:r>
         <w:rPr>
@@ -7439,7 +7476,14 @@
           <w:b/>
           <w:bCs/>
         </w:rPr>
-        <w:t>Ley 1804 de 2016 (ley de cero a s</w:t>
+        <w:t>Ley 1804 de 2016 (L</w:t>
+      </w:r>
+      <w:r>
+        <w:rPr>
+          <w:b/>
+          <w:bCs/>
+        </w:rPr>
+        <w:t>ey de cero a s</w:t>
       </w:r>
       <w:r>
         <w:rPr>
@@ -7572,7 +7616,7 @@
           <w:b/>
           <w:bCs/>
         </w:rPr>
-        <w:t>mbiental (l</w:t>
+        <w:t>mbiental (L</w:t>
       </w:r>
       <w:r>
         <w:rPr>
@@ -8017,7 +8061,7 @@
               <w:rPr>
                 <w:bCs/>
               </w:rPr>
-              <w:t>Crea el sistema general de seguridad social en s</w:t>
+              <w:t>Crea el Sistema General de Seguridad Social en S</w:t>
             </w:r>
             <w:r>
               <w:rPr>
@@ -8025,19 +8069,19 @@
               </w:rPr>
               <w:t xml:space="preserve">alud (SGSSS), garantizando el acceso de la población </w:t>
             </w:r>
-            <w:commentRangeStart w:id="5"/>
+            <w:commentRangeStart w:id="6"/>
             <w:r>
               <w:rPr>
                 <w:bCs/>
               </w:rPr>
               <w:t>colombiana</w:t>
             </w:r>
-            <w:commentRangeEnd w:id="5"/>
+            <w:commentRangeEnd w:id="6"/>
             <w:r>
               <w:rPr>
                 <w:rStyle w:val="Refdecomentario"/>
               </w:rPr>
-              <w:commentReference w:id="5"/>
+              <w:commentReference w:id="6"/>
             </w:r>
             <w:r>
               <w:rPr>
@@ -8143,20 +8187,44 @@
               <w:rPr>
                 <w:bCs/>
               </w:rPr>
-              <w:t xml:space="preserve">Establece las normas, guías y protocolos de atención para las entidades promotoras de salud (EPS) </w:t>
+              <w:t>Establece las normas, guías y p</w:t>
             </w:r>
             <w:r>
               <w:rPr>
                 <w:bCs/>
               </w:rPr>
-              <w:t xml:space="preserve">y las instituciones </w:t>
+              <w:t>rotocolos de atención para las Entidades Promotoras de S</w:t>
             </w:r>
             <w:r>
               <w:rPr>
                 <w:bCs/>
               </w:rPr>
+              <w:t xml:space="preserve">alud (EPS) </w:t>
+            </w:r>
+            <w:r>
+              <w:rPr>
+                <w:bCs/>
+              </w:rPr>
+              <w:t>y las I</w:t>
+            </w:r>
+            <w:r>
+              <w:rPr>
+                <w:bCs/>
+              </w:rPr>
+              <w:t xml:space="preserve">nstituciones </w:t>
+            </w:r>
+            <w:r>
+              <w:rPr>
+                <w:bCs/>
+              </w:rPr>
               <w:lastRenderedPageBreak/>
-              <w:t>prestadoras de servicios de salud</w:t>
+              <w:t>Prestadoras de Servicios de S</w:t>
+            </w:r>
+            <w:r>
+              <w:rPr>
+                <w:bCs/>
+              </w:rPr>
+              <w:t>alud</w:t>
             </w:r>
             <w:r>
               <w:rPr>
@@ -8216,7 +8284,19 @@
               <w:rPr>
                 <w:bCs/>
               </w:rPr>
-              <w:t>Define metas, actividades e indicadores de cumplimiento obligatorio dentro del plan de atención básica (PAB), para asegurar la cobertura y calidad de las intervenciones en salud pública.</w:t>
+              <w:t>Define metas, actividades e indicadores de cumpl</w:t>
+            </w:r>
+            <w:r>
+              <w:rPr>
+                <w:bCs/>
+              </w:rPr>
+              <w:t>imiento obligatorio dentro del Plan de Atención B</w:t>
+            </w:r>
+            <w:r>
+              <w:rPr>
+                <w:bCs/>
+              </w:rPr>
+              <w:t>ásica (PAB), para asegurar la cobertura y calidad de las intervenciones en salud pública.</w:t>
             </w:r>
           </w:p>
         </w:tc>
@@ -8584,7 +8664,7 @@
               <w:rPr>
                 <w:bCs/>
               </w:rPr>
-              <w:t>, seguimiento y evaluación del plan de salud pública t</w:t>
+              <w:t>, seguimiento y evaluación del Plan de Salud Pública T</w:t>
             </w:r>
             <w:r>
               <w:rPr>
@@ -8607,7 +8687,7 @@
               <w:rPr>
                 <w:bCs/>
               </w:rPr>
-              <w:t>Regula las acciones de los planes de salud pública de Intervenciones c</w:t>
+              <w:t>Regula las acciones de los Planes de Salud Pública de Intervenciones C</w:t>
             </w:r>
             <w:r>
               <w:rPr>
@@ -9349,7 +9429,7 @@
           <w:bCs/>
         </w:rPr>
       </w:pPr>
-      <w:commentRangeStart w:id="6"/>
+      <w:commentRangeStart w:id="7"/>
       <w:r>
         <w:rPr>
           <w:bCs/>
@@ -9399,12 +9479,12 @@
           </wp:inline>
         </w:drawing>
       </w:r>
-      <w:commentRangeEnd w:id="6"/>
+      <w:commentRangeEnd w:id="7"/>
       <w:r>
         <w:rPr>
           <w:rStyle w:val="Refdecomentario"/>
         </w:rPr>
-        <w:commentReference w:id="6"/>
+        <w:commentReference w:id="7"/>
       </w:r>
     </w:p>
     <w:p>
@@ -9809,19 +9889,19 @@
               </w:rPr>
               <w:t>Creencias en salud (</w:t>
             </w:r>
-            <w:commentRangeStart w:id="7"/>
+            <w:commentRangeStart w:id="8"/>
             <w:r>
               <w:rPr>
                 <w:bCs/>
               </w:rPr>
               <w:t>cogniciones</w:t>
             </w:r>
-            <w:commentRangeEnd w:id="7"/>
+            <w:commentRangeEnd w:id="8"/>
             <w:r>
               <w:rPr>
                 <w:rStyle w:val="Refdecomentario"/>
               </w:rPr>
-              <w:commentReference w:id="7"/>
+              <w:commentReference w:id="8"/>
             </w:r>
             <w:r>
               <w:rPr>
@@ -10247,31 +10327,56 @@
           <w:b/>
           <w:bCs/>
         </w:rPr>
-        <w:t xml:space="preserve"> 4. Estrategia de atención integrada a las enfermedades prevalentes de la infancia (AIEPI)</w:t>
-      </w:r>
-    </w:p>
-    <w:p>
-      <w:pPr>
-        <w:spacing w:line="360" w:lineRule="auto"/>
-        <w:jc w:val="both"/>
-        <w:rPr>
-          <w:bCs/>
-        </w:rPr>
-      </w:pPr>
-    </w:p>
-    <w:p>
-      <w:pPr>
-        <w:spacing w:line="360" w:lineRule="auto"/>
-        <w:jc w:val="both"/>
-        <w:rPr>
-          <w:bCs/>
-        </w:rPr>
-      </w:pPr>
-      <w:r>
-        <w:rPr>
-          <w:bCs/>
-        </w:rPr>
-        <w:t xml:space="preserve">La estrategia de atención integrada a las enfermedades prevalentes de la infancia (AIEPI) es una iniciativa desarrollada por la organización panamericana de la salud (OPS) y la organización mundial de la salud (OMS) con el objetivo de reducir la morbilidad y mortalidad en </w:t>
+        <w:t xml:space="preserve"> 4. Estrategia de Atención Integrada a las Enfermedades Prevalentes de la I</w:t>
+      </w:r>
+      <w:r>
+        <w:rPr>
+          <w:b/>
+          <w:bCs/>
+        </w:rPr>
+        <w:t>nfancia (AIEPI)</w:t>
+      </w:r>
+    </w:p>
+    <w:p>
+      <w:pPr>
+        <w:spacing w:line="360" w:lineRule="auto"/>
+        <w:jc w:val="both"/>
+        <w:rPr>
+          <w:bCs/>
+        </w:rPr>
+      </w:pPr>
+    </w:p>
+    <w:p>
+      <w:pPr>
+        <w:spacing w:line="360" w:lineRule="auto"/>
+        <w:jc w:val="both"/>
+        <w:rPr>
+          <w:bCs/>
+        </w:rPr>
+      </w:pPr>
+      <w:r>
+        <w:rPr>
+          <w:bCs/>
+        </w:rPr>
+        <w:t>La Estrategia de Atención Integrada a las Enfermedades Prevalentes de la I</w:t>
+      </w:r>
+      <w:r>
+        <w:rPr>
+          <w:bCs/>
+        </w:rPr>
+        <w:t>nfancia (AIEPI) es una inic</w:t>
+      </w:r>
+      <w:r>
+        <w:rPr>
+          <w:bCs/>
+        </w:rPr>
+        <w:t>iativa desarrollada por la Organización Panamericana de la Salud (OPS) y la Organización Mundial de la S</w:t>
+      </w:r>
+      <w:r>
+        <w:rPr>
+          <w:bCs/>
+        </w:rPr>
+        <w:t xml:space="preserve">alud (OMS) con el objetivo de reducir la morbilidad y mortalidad en </w:t>
       </w:r>
       <w:r>
         <w:rPr>
@@ -10402,11 +10507,11 @@
           </mc:Choice>
           <mc:Fallback>
             <w:pict>
-              <v:roundrect id="Rectángulo redondeado 25" style="position:absolute;margin-left:-8.15pt;margin-top:10.95pt;width:529.95pt;height:55.25pt;z-index:-251639808;visibility:visible;mso-wrap-style:square;mso-wrap-distance-left:9pt;mso-wrap-distance-top:0;mso-wrap-distance-right:9pt;mso-wrap-distance-bottom:0;mso-position-horizontal:absolute;mso-position-horizontal-relative:text;mso-position-vertical:absolute;mso-position-vertical-relative:text;v-text-anchor:middle" o:spid="_x0000_s1026" fillcolor="#4f81bd [3204]" strokecolor="#4579b8 [3044]" arcsize="10923f" w14:anchorId="2F378494" o:gfxdata="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">
-                <v:fill type="gradient" color2="#a7bfde [1620]" angle="180" focus="100%" rotate="t">
+              <v:roundrect w14:anchorId="2F378494" id="Rectángulo redondeado 25" o:spid="_x0000_s1026" style="position:absolute;margin-left:-8.15pt;margin-top:10.95pt;width:529.95pt;height:55.25pt;z-index:-251639808;visibility:visible;mso-wrap-style:square;mso-wrap-distance-left:9pt;mso-wrap-distance-top:0;mso-wrap-distance-right:9pt;mso-wrap-distance-bottom:0;mso-position-horizontal:absolute;mso-position-horizontal-relative:text;mso-position-vertical:absolute;mso-position-vertical-relative:text;v-text-anchor:middle" arcsize="10923f" o:gfxdata="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" fillcolor="#4f81bd [3204]" strokecolor="#4579b8 [3044]">
+                <v:fill color2="#a7bfde [1620]" rotate="t" angle="180" focus="100%" type="gradient">
                   <o:fill v:ext="view" type="gradientUnscaled"/>
                 </v:fill>
-                <v:shadow on="t" color="black" opacity="22937f" offset="0,.63889mm" origin=",.5"/>
+                <v:shadow on="t" color="black" opacity="22937f" origin=",.5" offset="0,.63889mm"/>
               </v:roundrect>
             </w:pict>
           </mc:Fallback>
@@ -10439,19 +10544,19 @@
         </w:rPr>
         <w:t xml:space="preserve">siguiente </w:t>
       </w:r>
-      <w:commentRangeStart w:id="8"/>
+      <w:commentRangeStart w:id="9"/>
       <w:r>
         <w:rPr>
           <w:bCs/>
         </w:rPr>
         <w:t>video</w:t>
       </w:r>
-      <w:commentRangeEnd w:id="8"/>
+      <w:commentRangeEnd w:id="9"/>
       <w:r>
         <w:rPr>
           <w:rStyle w:val="Refdecomentario"/>
         </w:rPr>
-        <w:commentReference w:id="8"/>
+        <w:commentReference w:id="9"/>
       </w:r>
       <w:r>
         <w:rPr>
@@ -10462,7 +10567,7 @@
       <w:r>
         <w:t xml:space="preserve"> </w:t>
       </w:r>
-      <w:hyperlink w:history="1" r:id="rId14">
+      <w:hyperlink r:id="rId14" w:history="1">
         <w:r>
           <w:rPr>
             <w:rStyle w:val="Hipervnculo"/>
@@ -11449,7 +11554,21 @@
           <w:b/>
           <w:bCs/>
         </w:rPr>
-        <w:t>5. Integración de la estrategia de entornos saludables (EES) y la estrategia AIEPI</w:t>
+        <w:t>5. Integraci</w:t>
+      </w:r>
+      <w:r>
+        <w:rPr>
+          <w:b/>
+          <w:bCs/>
+        </w:rPr>
+        <w:t>ón de la Estrategia de Entornos Saludables (EES) y la e</w:t>
+      </w:r>
+      <w:r>
+        <w:rPr>
+          <w:b/>
+          <w:bCs/>
+        </w:rPr>
+        <w:t>strategia AIEPI</w:t>
       </w:r>
     </w:p>
     <w:p>
@@ -11480,7 +11599,13 @@
         <w:rPr>
           <w:bCs/>
         </w:rPr>
-        <w:t xml:space="preserve">estrategia de entornos saludables </w:t>
+        <w:t>Estrategia de Entornos S</w:t>
+      </w:r>
+      <w:r>
+        <w:rPr>
+          <w:bCs/>
+        </w:rPr>
+        <w:t xml:space="preserve">aludables </w:t>
       </w:r>
       <w:r>
         <w:rPr>
@@ -12731,7 +12856,7 @@
       <w:r>
         <w:t xml:space="preserve"> </w:t>
       </w:r>
-      <w:commentRangeStart w:id="9"/>
+      <w:commentRangeStart w:id="10"/>
       <w:r>
         <w:rPr>
           <w:bCs/>
@@ -12775,45 +12900,45 @@
         </w:rPr>
         <w:fldChar w:fldCharType="end"/>
       </w:r>
-      <w:commentRangeEnd w:id="9"/>
+      <w:commentRangeEnd w:id="10"/>
       <w:r>
         <w:rPr>
           <w:rStyle w:val="Refdecomentario"/>
         </w:rPr>
-        <w:commentReference w:id="9"/>
-      </w:r>
-    </w:p>
-    <w:p>
-      <w:pPr>
-        <w:spacing w:line="360" w:lineRule="auto"/>
-        <w:jc w:val="both"/>
-        <w:rPr>
-          <w:bCs/>
-        </w:rPr>
-      </w:pPr>
-    </w:p>
-    <w:p>
-      <w:pPr>
-        <w:spacing w:line="360" w:lineRule="auto"/>
-        <w:jc w:val="both"/>
-        <w:rPr>
-          <w:bCs/>
-        </w:rPr>
-      </w:pPr>
-    </w:p>
-    <w:p>
-      <w:pPr>
-        <w:spacing w:line="360" w:lineRule="auto"/>
-        <w:jc w:val="both"/>
-        <w:rPr>
-          <w:bCs/>
-        </w:rPr>
-      </w:pPr>
-      <w:r>
-        <w:rPr>
-          <w:bCs/>
-        </w:rPr>
-        <w:t>La estrategia de a</w:t>
+        <w:commentReference w:id="10"/>
+      </w:r>
+    </w:p>
+    <w:p>
+      <w:pPr>
+        <w:spacing w:line="360" w:lineRule="auto"/>
+        <w:jc w:val="both"/>
+        <w:rPr>
+          <w:bCs/>
+        </w:rPr>
+      </w:pPr>
+    </w:p>
+    <w:p>
+      <w:pPr>
+        <w:spacing w:line="360" w:lineRule="auto"/>
+        <w:jc w:val="both"/>
+        <w:rPr>
+          <w:bCs/>
+        </w:rPr>
+      </w:pPr>
+    </w:p>
+    <w:p>
+      <w:pPr>
+        <w:spacing w:line="360" w:lineRule="auto"/>
+        <w:jc w:val="both"/>
+        <w:rPr>
+          <w:bCs/>
+        </w:rPr>
+      </w:pPr>
+      <w:r>
+        <w:rPr>
+          <w:bCs/>
+        </w:rPr>
+        <w:t>La Estrategia de A</w:t>
       </w:r>
       <w:r>
         <w:rPr>
@@ -12825,7 +12950,19 @@
         <w:rPr>
           <w:bCs/>
         </w:rPr>
-        <w:t>ención integrada a las enfermedades prevalentes de la i</w:t>
+        <w:t>ención Integrada a las Enfermedades P</w:t>
+      </w:r>
+      <w:r>
+        <w:rPr>
+          <w:bCs/>
+        </w:rPr>
+        <w:t>revale</w:t>
+      </w:r>
+      <w:r>
+        <w:rPr>
+          <w:bCs/>
+        </w:rPr>
+        <w:t>ntes de la I</w:t>
       </w:r>
       <w:r>
         <w:rPr>
@@ -12873,7 +13010,7 @@
         <w:rPr>
           <w:bCs/>
         </w:rPr>
-        <w:t xml:space="preserve"> de AIEPI con estrategias como entornos s</w:t>
+        <w:t xml:space="preserve"> de AIEPI con Estrategias como Entornos S</w:t>
       </w:r>
       <w:r>
         <w:rPr>
@@ -12950,7 +13087,7 @@
         <w:pStyle w:val="Normal0"/>
       </w:pPr>
       <w:r>
-        <w:t>La integración de la estrategia de entornos s</w:t>
+        <w:t>La integración de la Estrategia de Entornos S</w:t>
       </w:r>
       <w:r>
         <w:t>aludables (EES) y AIEPI en la gestión local fortalece la promoción de la salud y el desarrollo sostenible med</w:t>
@@ -12978,19 +13115,19 @@
           <w:b/>
         </w:rPr>
       </w:pPr>
-      <w:commentRangeStart w:id="10"/>
-      <w:r>
-        <w:rPr>
-          <w:b/>
+      <w:r>
+        <w:rPr>
           <w:noProof/>
+          <w:sz w:val="16"/>
+          <w:szCs w:val="16"/>
           <w:lang w:eastAsia="es-CO"/>
         </w:rPr>
         <w:lastRenderedPageBreak/>
         <w:drawing>
-          <wp:inline distT="0" distB="0" distL="0" distR="0" wp14:anchorId="5D54EA61" wp14:editId="1AAE2EEE">
-            <wp:extent cx="6332220" cy="2875280"/>
-            <wp:effectExtent l="0" t="0" r="0" b="1270"/>
-            <wp:docPr id="1" name="Imagen 1"/>
+          <wp:inline distT="0" distB="0" distL="0" distR="0" wp14:anchorId="544E7EA3" wp14:editId="6E593451">
+            <wp:extent cx="6332220" cy="2999740"/>
+            <wp:effectExtent l="0" t="0" r="0" b="0"/>
+            <wp:docPr id="2" name="Imagen 2"/>
             <wp:cNvGraphicFramePr>
               <a:graphicFrameLocks xmlns:a="http://schemas.openxmlformats.org/drawingml/2006/main" noChangeAspect="1"/>
             </wp:cNvGraphicFramePr>
@@ -12998,7 +13135,7 @@
               <a:graphicData uri="http://schemas.openxmlformats.org/drawingml/2006/picture">
                 <pic:pic xmlns:pic="http://schemas.openxmlformats.org/drawingml/2006/picture">
                   <pic:nvPicPr>
-                    <pic:cNvPr id="1" name="C0C3D8E.tmp"/>
+                    <pic:cNvPr id="2" name="4B4EAB1.tmp"/>
                     <pic:cNvPicPr/>
                   </pic:nvPicPr>
                   <pic:blipFill>
@@ -13016,7 +13153,7 @@
                   <pic:spPr>
                     <a:xfrm>
                       <a:off x="0" y="0"/>
-                      <a:ext cx="6332220" cy="2875280"/>
+                      <a:ext cx="6332220" cy="2999740"/>
                     </a:xfrm>
                     <a:prstGeom prst="rect">
                       <a:avLst/>
@@ -13028,15 +13165,12 @@
           </wp:inline>
         </w:drawing>
       </w:r>
-      <w:commentRangeEnd w:id="10"/>
       <w:r>
         <w:rPr>
           <w:rStyle w:val="Refdecomentario"/>
         </w:rPr>
-        <w:commentReference w:id="10"/>
-      </w:r>
-      <w:bookmarkStart w:name="_GoBack" w:id="11"/>
-      <w:bookmarkEnd w:id="11"/>
+        <w:commentReference w:id="11"/>
+      </w:r>
     </w:p>
     <w:p>
       <w:pPr>
@@ -13227,12 +13361,12 @@
         <w:tblW w:w="10072" w:type="dxa"/>
         <w:tblInd w:w="0" w:type="dxa"/>
         <w:tblBorders>
-          <w:top w:val="single" w:color="000000" w:sz="4" w:space="0"/>
-          <w:left w:val="single" w:color="000000" w:sz="4" w:space="0"/>
-          <w:bottom w:val="single" w:color="000000" w:sz="4" w:space="0"/>
-          <w:right w:val="single" w:color="000000" w:sz="4" w:space="0"/>
-          <w:insideH w:val="single" w:color="000000" w:sz="4" w:space="0"/>
-          <w:insideV w:val="single" w:color="000000" w:sz="4" w:space="0"/>
+          <w:top w:val="single" w:sz="4" w:space="0" w:color="000000"/>
+          <w:left w:val="single" w:sz="4" w:space="0" w:color="000000"/>
+          <w:bottom w:val="single" w:sz="4" w:space="0" w:color="000000"/>
+          <w:right w:val="single" w:sz="4" w:space="0" w:color="000000"/>
+          <w:insideH w:val="single" w:sz="4" w:space="0" w:color="000000"/>
+          <w:insideV w:val="single" w:sz="4" w:space="0" w:color="000000"/>
         </w:tblBorders>
         <w:tblLayout w:type="fixed"/>
         <w:tblLook w:val="0400" w:firstRow="0" w:lastRow="0" w:firstColumn="0" w:lastColumn="0" w:noHBand="0" w:noVBand="1"/>
@@ -13433,35 +13567,14 @@
                 <w:sz w:val="22"/>
                 <w:szCs w:val="22"/>
               </w:rPr>
-              <w:t>Lineamientos nacionales para la aplicaci</w:t>
+              <w:t>Directrices nacionales que favorecen el desarrollo de las estrategias</w:t>
             </w:r>
             <w:r>
               <w:rPr>
                 <w:sz w:val="22"/>
                 <w:szCs w:val="22"/>
               </w:rPr>
-              <w:t>ón y el desarrollo de las EES. M</w:t>
-            </w:r>
-            <w:r>
-              <w:rPr>
-                <w:sz w:val="22"/>
-                <w:szCs w:val="22"/>
-              </w:rPr>
-              <w:t>inisterio d</w:t>
-            </w:r>
-            <w:r>
-              <w:rPr>
-                <w:sz w:val="22"/>
-                <w:szCs w:val="22"/>
-              </w:rPr>
-              <w:t>e salud y protección social de C</w:t>
-            </w:r>
-            <w:r>
-              <w:rPr>
-                <w:sz w:val="22"/>
-                <w:szCs w:val="22"/>
-              </w:rPr>
-              <w:t>olombia.</w:t>
+              <w:t>.</w:t>
             </w:r>
           </w:p>
         </w:tc>
@@ -13551,7 +13664,7 @@
                 <w:szCs w:val="22"/>
               </w:rPr>
             </w:pPr>
-            <w:hyperlink w:history="1" r:id="rId17">
+            <w:hyperlink r:id="rId17" w:history="1">
               <w:r>
                 <w:rPr>
                   <w:rStyle w:val="Hipervnculo"/>
@@ -13601,7 +13714,7 @@
                 <w:sz w:val="22"/>
                 <w:szCs w:val="22"/>
               </w:rPr>
-              <w:t>18 prácticas claves en AIEPI</w:t>
+              <w:t>Promoción de la salud, determinantes sociales y su relación con el desarrollo humano</w:t>
             </w:r>
             <w:r>
               <w:rPr>
@@ -13692,7 +13805,7 @@
                 <w:szCs w:val="22"/>
               </w:rPr>
             </w:pPr>
-            <w:hyperlink w:history="1" r:id="rId18">
+            <w:hyperlink r:id="rId18" w:history="1">
               <w:r>
                 <w:rPr>
                   <w:rStyle w:val="Hipervnculo"/>
@@ -13737,10 +13850,19 @@
             </w:pPr>
             <w:r>
               <w:rPr>
+                <w:bCs/>
                 <w:sz w:val="22"/>
                 <w:szCs w:val="22"/>
               </w:rPr>
-              <w:t>Determinantes sociodemográficos de aplicación de prácticas clave AIEPI para prevenir enfermedades.</w:t>
+              <w:t>Estrategia de atención integrada a las enfermedades prevalentes de la infancia (AIEPI)</w:t>
+            </w:r>
+            <w:r>
+              <w:rPr>
+                <w:bCs/>
+                <w:sz w:val="22"/>
+                <w:szCs w:val="22"/>
+              </w:rPr>
+              <w:t>.</w:t>
             </w:r>
           </w:p>
         </w:tc>
@@ -13809,7 +13931,7 @@
             </w:tcMar>
           </w:tcPr>
           <w:p>
-            <w:hyperlink w:history="1" r:id="rId19">
+            <w:hyperlink r:id="rId19" w:history="1">
               <w:r>
                 <w:rPr>
                   <w:rStyle w:val="Hipervnculo"/>
@@ -13847,7 +13969,7 @@
               <w:pStyle w:val="Normal0"/>
             </w:pPr>
             <w:r>
-              <w:t>Niñez protegida con estrategia AIEPI</w:t>
+              <w:t>Modelo de promoción de la salud</w:t>
             </w:r>
             <w:r>
               <w:t>.</w:t>
@@ -13953,7 +14075,6 @@
           <w:sz w:val="22"/>
           <w:szCs w:val="22"/>
         </w:rPr>
-        <w:lastRenderedPageBreak/>
         <w:t xml:space="preserve">GLOSARIO: </w:t>
       </w:r>
     </w:p>
@@ -13978,12 +14099,12 @@
       <w:tblPr>
         <w:tblW w:w="10260" w:type="dxa"/>
         <w:tblBorders>
-          <w:top w:val="single" w:color="auto" w:sz="4" w:space="0"/>
-          <w:left w:val="single" w:color="auto" w:sz="4" w:space="0"/>
-          <w:bottom w:val="single" w:color="auto" w:sz="4" w:space="0"/>
-          <w:right w:val="single" w:color="auto" w:sz="4" w:space="0"/>
-          <w:insideH w:val="single" w:color="auto" w:sz="4" w:space="0"/>
-          <w:insideV w:val="single" w:color="auto" w:sz="4" w:space="0"/>
+          <w:top w:val="single" w:sz="4" w:space="0" w:color="auto"/>
+          <w:left w:val="single" w:sz="4" w:space="0" w:color="auto"/>
+          <w:bottom w:val="single" w:sz="4" w:space="0" w:color="auto"/>
+          <w:right w:val="single" w:sz="4" w:space="0" w:color="auto"/>
+          <w:insideH w:val="single" w:sz="4" w:space="0" w:color="auto"/>
+          <w:insideV w:val="single" w:sz="4" w:space="0" w:color="auto"/>
         </w:tblBorders>
         <w:tblCellMar>
           <w:left w:w="70" w:type="dxa"/>
@@ -14879,15 +15000,10 @@
               </w:rPr>
             </w:pPr>
             <w:r>
-              <w:rPr>
-                <w:rFonts w:eastAsia="Times New Roman"/>
-                <w:color w:val="000000"/>
-                <w:lang w:eastAsia="es-CO"/>
-              </w:rPr>
-              <w:t xml:space="preserve"> </w:t>
+              <w:t>E</w:t>
             </w:r>
             <w:r>
-              <w:t>atención integral a la infancia.</w:t>
+              <w:t>strategia que mejora la atención y prevención de enfermedades en niños menores de cinco años, ayudando a reducir su enfermedad y mortalidad.</w:t>
             </w:r>
           </w:p>
         </w:tc>
@@ -15086,6 +15202,26 @@
     </w:p>
     <w:p>
       <w:pPr>
+        <w:pStyle w:val="Normal0"/>
+      </w:pPr>
+    </w:p>
+    <w:p>
+      <w:pPr>
+        <w:pStyle w:val="Normal0"/>
+      </w:pPr>
+    </w:p>
+    <w:p>
+      <w:pPr>
+        <w:pStyle w:val="Normal0"/>
+      </w:pPr>
+    </w:p>
+    <w:p>
+      <w:pPr>
+        <w:pStyle w:val="Normal0"/>
+      </w:pPr>
+    </w:p>
+    <w:p>
+      <w:pPr>
         <w:pStyle w:val="Ttulo1"/>
         <w:numPr>
           <w:ilvl w:val="0"/>
@@ -15105,6 +15241,7 @@
           <w:sz w:val="22"/>
           <w:szCs w:val="22"/>
         </w:rPr>
+        <w:lastRenderedPageBreak/>
         <w:t xml:space="preserve">REFERENCIAS BIBLIOGRÁFICAS: </w:t>
       </w:r>
     </w:p>
@@ -15139,7 +15276,6 @@
         <w:pStyle w:val="Normal0"/>
       </w:pPr>
       <w:r>
-        <w:lastRenderedPageBreak/>
         <w:t>Ministerio de la protección social, ministerio de educación nacional &amp; ministerio de ambiente, vivienda y desarrollo territorial. (2006). Lineamientos nacionales para la aplicación y el desarrollo de las estrategias de entornos saludables: escuela saludable y vivienda saludable. Bogotá, Colombia. ISBN 978-958-97582-5-0</w:t>
       </w:r>
       <w:r>
@@ -15150,7 +15286,7 @@
       <w:pPr>
         <w:pStyle w:val="Normal0"/>
       </w:pPr>
-      <w:hyperlink w:history="1" r:id="rId20">
+      <w:hyperlink r:id="rId20" w:history="1">
         <w:r>
           <w:rPr>
             <w:rStyle w:val="Hipervnculo"/>
@@ -15171,7 +15307,7 @@
       <w:r>
         <w:t xml:space="preserve">Constitución Política de Colombia. (1991). Artículo 49 – Atención en salud y saneamiento ambiental. Constitución Política de Colombia. Recuperado de </w:t>
       </w:r>
-      <w:hyperlink w:history="1" r:id="rId21">
+      <w:hyperlink r:id="rId21" w:history="1">
         <w:r>
           <w:rPr>
             <w:rStyle w:val="Hipervnculo"/>
@@ -15198,7 +15334,7 @@
       <w:r>
         <w:t xml:space="preserve">alud, 15(1), 128-143. Recuperado de </w:t>
       </w:r>
-      <w:hyperlink w:history="1" r:id="rId22">
+      <w:hyperlink r:id="rId22" w:history="1">
         <w:r>
           <w:rPr>
             <w:rStyle w:val="Hipervnculo"/>
@@ -15266,12 +15402,12 @@
         <w:tblW w:w="9967" w:type="dxa"/>
         <w:tblInd w:w="0" w:type="dxa"/>
         <w:tblBorders>
-          <w:top w:val="single" w:color="000000" w:sz="4" w:space="0"/>
-          <w:left w:val="single" w:color="000000" w:sz="4" w:space="0"/>
-          <w:bottom w:val="single" w:color="000000" w:sz="4" w:space="0"/>
-          <w:right w:val="single" w:color="000000" w:sz="4" w:space="0"/>
-          <w:insideH w:val="single" w:color="000000" w:sz="4" w:space="0"/>
-          <w:insideV w:val="single" w:color="000000" w:sz="4" w:space="0"/>
+          <w:top w:val="single" w:sz="4" w:space="0" w:color="000000"/>
+          <w:left w:val="single" w:sz="4" w:space="0" w:color="000000"/>
+          <w:bottom w:val="single" w:sz="4" w:space="0" w:color="000000"/>
+          <w:right w:val="single" w:sz="4" w:space="0" w:color="000000"/>
+          <w:insideH w:val="single" w:sz="4" w:space="0" w:color="000000"/>
+          <w:insideV w:val="single" w:sz="4" w:space="0" w:color="000000"/>
         </w:tblBorders>
         <w:tblLayout w:type="fixed"/>
         <w:tblLook w:val="0400" w:firstRow="0" w:lastRow="0" w:firstColumn="0" w:lastColumn="0" w:noHBand="0" w:noVBand="1"/>
@@ -15597,6 +15733,7 @@
         <w:pStyle w:val="Normal0"/>
       </w:pPr>
       <w:r>
+        <w:lastRenderedPageBreak/>
         <w:t xml:space="preserve"> </w:t>
       </w:r>
     </w:p>
@@ -15604,12 +15741,12 @@
       <w:tblPr>
         <w:tblW w:w="9967" w:type="dxa"/>
         <w:tblBorders>
-          <w:top w:val="single" w:color="000000" w:sz="4" w:space="0"/>
-          <w:left w:val="single" w:color="000000" w:sz="4" w:space="0"/>
-          <w:bottom w:val="single" w:color="000000" w:sz="4" w:space="0"/>
-          <w:right w:val="single" w:color="000000" w:sz="4" w:space="0"/>
-          <w:insideH w:val="single" w:color="000000" w:sz="4" w:space="0"/>
-          <w:insideV w:val="single" w:color="000000" w:sz="4" w:space="0"/>
+          <w:top w:val="single" w:sz="4" w:space="0" w:color="000000"/>
+          <w:left w:val="single" w:sz="4" w:space="0" w:color="000000"/>
+          <w:bottom w:val="single" w:sz="4" w:space="0" w:color="000000"/>
+          <w:right w:val="single" w:sz="4" w:space="0" w:color="000000"/>
+          <w:insideH w:val="single" w:sz="4" w:space="0" w:color="000000"/>
+          <w:insideV w:val="single" w:sz="4" w:space="0" w:color="000000"/>
         </w:tblBorders>
         <w:shd w:val="clear" w:color="auto" w:fill="DAEEF3" w:themeFill="accent5" w:themeFillTint="33"/>
         <w:tblLayout w:type="fixed"/>
@@ -15906,7 +16043,7 @@
     <w:sectPr>
       <w:headerReference w:type="default" r:id="rId23"/>
       <w:footerReference w:type="default" r:id="rId24"/>
-      <w:pgSz w:w="12240" w:h="15840" w:orient="portrait"/>
+      <w:pgSz w:w="12240" w:h="15840"/>
       <w:pgMar w:top="1701" w:right="1134" w:bottom="1134" w:left="1134" w:header="720" w:footer="0" w:gutter="0"/>
       <w:pgNumType w:start="1"/>
       <w:cols w:space="720"/>
@@ -15917,7 +16054,7 @@
 
 <file path=word/comments.xml><?xml version="1.0" encoding="utf-8"?>
 <w:comments xmlns:wpc="http://schemas.microsoft.com/office/word/2010/wordprocessingCanvas" xmlns:mc="http://schemas.openxmlformats.org/markup-compatibility/2006" xmlns:o="urn:schemas-microsoft-com:office:office" xmlns:r="http://schemas.openxmlformats.org/officeDocument/2006/relationships" xmlns:m="http://schemas.openxmlformats.org/officeDocument/2006/math" xmlns:v="urn:schemas-microsoft-com:vml" xmlns:wp14="http://schemas.microsoft.com/office/word/2010/wordprocessingDrawing" xmlns:wp="http://schemas.openxmlformats.org/drawingml/2006/wordprocessingDrawing" xmlns:w10="urn:schemas-microsoft-com:office:word" xmlns:w="http://schemas.openxmlformats.org/wordprocessingml/2006/main" xmlns:w14="http://schemas.microsoft.com/office/word/2010/wordml" xmlns:w15="http://schemas.microsoft.com/office/word/2012/wordml" xmlns:wpg="http://schemas.microsoft.com/office/word/2010/wordprocessingGroup" xmlns:wpi="http://schemas.microsoft.com/office/word/2010/wordprocessingInk" xmlns:wne="http://schemas.microsoft.com/office/word/2006/wordml" xmlns:wps="http://schemas.microsoft.com/office/word/2010/wordprocessingShape" mc:Ignorable="w14 w15 wp14">
-  <w:comment w:initials="L" w:author="LauraPGM" w:date="2025-03-18T16:31:00Z" w:id="0">
+  <w:comment w:id="1" w:author="LauraPGM" w:date="2025-03-18T16:31:00Z" w:initials="L">
     <w:p>
       <w:r>
         <w:rPr>
@@ -15928,7 +16065,7 @@
       <w:r>
         <w:t xml:space="preserve">Guion del video de introducción se encuentra realizado en el siguiente enlace: </w:t>
       </w:r>
-      <w:hyperlink w:history="1" r:id="rId1">
+      <w:hyperlink r:id="rId1" w:history="1">
         <w:r>
           <w:rPr>
             <w:rStyle w:val="Hipervnculo"/>
@@ -15943,7 +16080,7 @@
       </w:pPr>
     </w:p>
   </w:comment>
-  <w:comment w:initials="L" w:author="LauraPGM" w:date="2025-03-18T10:33:00Z" w:id="1">
+  <w:comment w:id="2" w:author="LauraPGM" w:date="2025-03-18T10:33:00Z" w:initials="L">
     <w:p>
       <w:pPr>
         <w:pStyle w:val="Textocomentario"/>
@@ -15959,7 +16096,7 @@
       </w:r>
     </w:p>
   </w:comment>
-  <w:comment w:initials="L" w:author="LauraPGM" w:date="2025-03-18T10:35:00Z" w:id="2">
+  <w:comment w:id="3" w:author="LauraPGM" w:date="2025-03-18T10:35:00Z" w:initials="L">
     <w:p>
       <w:pPr>
         <w:pStyle w:val="Textocomentario"/>
@@ -15981,7 +16118,7 @@
       </w:r>
     </w:p>
   </w:comment>
-  <w:comment w:initials="L" w:author="LauraPGM" w:date="2025-03-18T10:35:00Z" w:id="3">
+  <w:comment w:id="4" w:author="LauraPGM" w:date="2025-03-18T10:35:00Z" w:initials="L">
     <w:p>
       <w:pPr>
         <w:pStyle w:val="Textocomentario"/>
@@ -16008,7 +16145,7 @@
       </w:pPr>
     </w:p>
   </w:comment>
-  <w:comment w:initials="L" w:author="LauraPGM" w:date="2025-03-18T10:36:00Z" w:id="4">
+  <w:comment w:id="5" w:author="LauraPGM" w:date="2025-03-18T10:36:00Z" w:initials="L">
     <w:p>
       <w:pPr>
         <w:pStyle w:val="Textocomentario"/>
@@ -16035,7 +16172,7 @@
       </w:pPr>
     </w:p>
   </w:comment>
-  <w:comment w:initials="L" w:author="LauraPGM" w:date="2025-04-03T09:36:00Z" w:id="5">
+  <w:comment w:id="6" w:author="LauraPGM" w:date="2025-04-03T09:36:00Z" w:initials="L">
     <w:p>
       <w:pPr>
         <w:pStyle w:val="Textocomentario"/>
@@ -16047,14 +16184,11 @@
         <w:annotationRef/>
       </w:r>
       <w:r>
-        <w:t xml:space="preserve">Texto alternativo: </w:t>
-      </w:r>
-      <w:r>
-        <w:t>Tabla que muestra el marco normativo para la promoción de la salud en Colombia, incluyendo leyes, resoluciones, decretos y circulares emitidas entre 1993 y 2008. Establece directrices para el sistema de seguridad social en salud (SGSSS), protocolos de atención, estrategias de salud pública, planes nacionales, enfoques intersectoriales, y regulación de planes territoriales y colectivos de salud.</w:t>
+        <w:t>Texto alternativo: Tabla que muestra el marco normativo para la promoción de la salud en Colombia, incluyendo leyes, resoluciones, decretos y circulares emitidas entre 1993 y 2008. Establece directrices para el sistema de seguridad social en salud (SGSSS), protocolos de atención, estrategias de salud pública, planes nacionales, enfoques intersectoriales, y regulación de planes territoriales y colectivos de salud.</w:t>
       </w:r>
     </w:p>
   </w:comment>
-  <w:comment w:initials="L" w:author="LauraPGM" w:date="2025-03-18T16:34:00Z" w:id="6">
+  <w:comment w:id="7" w:author="LauraPGM" w:date="2025-03-18T16:34:00Z" w:initials="L">
     <w:p>
       <w:pPr>
         <w:pStyle w:val="Textocomentario"/>
@@ -16138,7 +16272,7 @@
       </w:r>
     </w:p>
   </w:comment>
-  <w:comment w:initials="L" w:author="LauraPGM" w:date="2025-04-03T09:38:00Z" w:id="7">
+  <w:comment w:id="8" w:author="LauraPGM" w:date="2025-04-03T09:38:00Z" w:initials="L">
     <w:p>
       <w:pPr>
         <w:pStyle w:val="Textocomentario"/>
@@ -16150,14 +16284,11 @@
         <w:annotationRef/>
       </w:r>
       <w:r>
-        <w:t xml:space="preserve">Texto alternativo: </w:t>
-      </w:r>
-      <w:r>
-        <w:t>Tabla que describe factores que influyen en la conducta promotora de salud según Pender. Incluye características individuales (experiencias previas y factores personales), creencias en salud (percepción de beneficios, barreras, autoeficacia, afectos, influencias interpersonales y situacionales) y resultado conductual (compromiso hacia la acción saludable).</w:t>
+        <w:t>Texto alternativo: Tabla que describe factores que influyen en la conducta promotora de salud según Pender. Incluye características individuales (experiencias previas y factores personales), creencias en salud (percepción de beneficios, barreras, autoeficacia, afectos, influencias interpersonales y situacionales) y resultado conductual (compromiso hacia la acción saludable).</w:t>
       </w:r>
     </w:p>
   </w:comment>
-  <w:comment w:initials="L" w:author="LauraPGM" w:date="2025-03-18T16:23:00Z" w:id="8">
+  <w:comment w:id="9" w:author="LauraPGM" w:date="2025-03-18T16:23:00Z" w:initials="L">
     <w:p>
       <w:pPr>
         <w:pStyle w:val="Textocomentario"/>
@@ -16171,7 +16302,7 @@
       <w:r>
         <w:t xml:space="preserve">Video: </w:t>
       </w:r>
-      <w:hyperlink w:history="1" r:id="rId2">
+      <w:hyperlink r:id="rId2" w:history="1">
         <w:r>
           <w:rPr>
             <w:rStyle w:val="Hipervnculo"/>
@@ -16195,7 +16326,7 @@
       </w:pPr>
     </w:p>
   </w:comment>
-  <w:comment w:initials="L" w:author="LauraPGM" w:date="2025-03-18T16:30:00Z" w:id="9">
+  <w:comment w:id="10" w:author="LauraPGM" w:date="2025-03-18T16:30:00Z" w:initials="L">
     <w:p>
       <w:pPr>
         <w:spacing w:line="360" w:lineRule="auto"/>
@@ -16213,7 +16344,7 @@
       <w:r>
         <w:t xml:space="preserve">Video: </w:t>
       </w:r>
-      <w:hyperlink w:history="1" r:id="rId3">
+      <w:hyperlink r:id="rId3" w:history="1">
         <w:r>
           <w:rPr>
             <w:rStyle w:val="Hipervnculo"/>
@@ -16243,7 +16374,7 @@
       </w:r>
     </w:p>
   </w:comment>
-  <w:comment w:initials="L" w:author="LauraPGM" w:date="2025-04-03T09:39:00Z" w:id="10">
+  <w:comment w:id="11" w:author="LauraPGM" w:date="2025-04-03T09:39:00Z" w:initials="L">
     <w:p>
       <w:pPr>
         <w:pStyle w:val="Textocomentario"/>
@@ -16255,10 +16386,7 @@
         <w:annotationRef/>
       </w:r>
       <w:r>
-        <w:t xml:space="preserve">Texto alternativo: </w:t>
-      </w:r>
-      <w:r>
-        <w:t>Diagrama sobre la integración EES-AIEPI en gestión local, abordando desarrollo humano, políticas saludables, educación, estrategia AIEPI e integración comunitaria.</w:t>
+        <w:t>Texto alternativo: Diagrama sobre la integración EES-AIEPI en gestión local, abordando desarrollo humano, políticas saludables, educación, estrategia AIEPI e integración comunitaria.</w:t>
       </w:r>
     </w:p>
   </w:comment>
@@ -16340,7 +16468,7 @@
       <w:ind w:left="-2" w:hanging="2"/>
       <w:jc w:val="right"/>
       <w:rPr>
-        <w:rFonts w:ascii="Times New Roman" w:hAnsi="Times New Roman" w:eastAsia="Times New Roman" w:cs="Times New Roman"/>
+        <w:rFonts w:ascii="Times New Roman" w:eastAsia="Times New Roman" w:hAnsi="Times New Roman" w:cs="Times New Roman"/>
         <w:sz w:val="24"/>
         <w:szCs w:val="24"/>
       </w:rPr>
@@ -16351,7 +16479,7 @@
       <w:pStyle w:val="Normal0"/>
       <w:spacing w:line="240" w:lineRule="auto"/>
       <w:rPr>
-        <w:rFonts w:ascii="Times New Roman" w:hAnsi="Times New Roman" w:eastAsia="Times New Roman" w:cs="Times New Roman"/>
+        <w:rFonts w:ascii="Times New Roman" w:eastAsia="Times New Roman" w:hAnsi="Times New Roman" w:cs="Times New Roman"/>
         <w:sz w:val="24"/>
         <w:szCs w:val="24"/>
       </w:rPr>
@@ -16436,7 +16564,7 @@
 </file>
 
 <file path=word/header1.xml><?xml version="1.0" encoding="utf-8"?>
-<w:hdr xmlns:wpc="http://schemas.microsoft.com/office/word/2010/wordprocessingCanvas" xmlns:mc="http://schemas.openxmlformats.org/markup-compatibility/2006" xmlns:o="urn:schemas-microsoft-com:office:office" xmlns:r="http://schemas.openxmlformats.org/officeDocument/2006/relationships" xmlns:m="http://schemas.openxmlformats.org/officeDocument/2006/math" xmlns:v="urn:schemas-microsoft-com:vml" xmlns:wp14="http://schemas.microsoft.com/office/word/2010/wordprocessingDrawing" xmlns:wp="http://schemas.openxmlformats.org/drawingml/2006/wordprocessingDrawing" xmlns:w10="urn:schemas-microsoft-com:office:word" xmlns:w="http://schemas.openxmlformats.org/wordprocessingml/2006/main" xmlns:w14="http://schemas.microsoft.com/office/word/2010/wordml" xmlns:w15="http://schemas.microsoft.com/office/word/2012/wordml" xmlns:wpg="http://schemas.microsoft.com/office/word/2010/wordprocessingGroup" xmlns:wpi="http://schemas.microsoft.com/office/word/2010/wordprocessingInk" xmlns:wne="http://schemas.microsoft.com/office/word/2006/wordml" xmlns:wps="http://schemas.microsoft.com/office/word/2010/wordprocessingShape" xmlns:a="http://schemas.openxmlformats.org/drawingml/2006/main" xmlns:pic="http://schemas.openxmlformats.org/drawingml/2006/picture" xmlns:a14="http://schemas.microsoft.com/office/drawing/2010/main" mc:Ignorable="w14 w15 wp14">
+<w:hdr xmlns:wpc="http://schemas.microsoft.com/office/word/2010/wordprocessingCanvas" xmlns:mc="http://schemas.openxmlformats.org/markup-compatibility/2006" xmlns:o="urn:schemas-microsoft-com:office:office" xmlns:r="http://schemas.openxmlformats.org/officeDocument/2006/relationships" xmlns:m="http://schemas.openxmlformats.org/officeDocument/2006/math" xmlns:v="urn:schemas-microsoft-com:vml" xmlns:wp14="http://schemas.microsoft.com/office/word/2010/wordprocessingDrawing" xmlns:wp="http://schemas.openxmlformats.org/drawingml/2006/wordprocessingDrawing" xmlns:w10="urn:schemas-microsoft-com:office:word" xmlns:w="http://schemas.openxmlformats.org/wordprocessingml/2006/main" xmlns:w14="http://schemas.microsoft.com/office/word/2010/wordml" xmlns:w15="http://schemas.microsoft.com/office/word/2012/wordml" xmlns:wpg="http://schemas.microsoft.com/office/word/2010/wordprocessingGroup" xmlns:wpi="http://schemas.microsoft.com/office/word/2010/wordprocessingInk" xmlns:wne="http://schemas.microsoft.com/office/word/2006/wordml" xmlns:wps="http://schemas.microsoft.com/office/word/2010/wordprocessingShape" mc:Ignorable="w14 w15 wp14">
   <w:p>
     <w:pPr>
       <w:pStyle w:val="Normal0"/>
@@ -16543,7 +16671,7 @@
         <w:ind w:left="720" w:hanging="360"/>
       </w:pPr>
       <w:rPr>
-        <w:rFonts w:hint="default" w:ascii="Times New Roman" w:hAnsi="Times New Roman" w:eastAsia="Arial" w:cs="Times New Roman"/>
+        <w:rFonts w:ascii="Times New Roman" w:eastAsia="Arial" w:hAnsi="Times New Roman" w:cs="Times New Roman" w:hint="default"/>
       </w:rPr>
     </w:lvl>
     <w:lvl w:ilvl="1" w:tplc="240A0003" w:tentative="1">
@@ -16555,7 +16683,7 @@
         <w:ind w:left="1440" w:hanging="360"/>
       </w:pPr>
       <w:rPr>
-        <w:rFonts w:hint="default" w:ascii="Courier New" w:hAnsi="Courier New" w:cs="Courier New"/>
+        <w:rFonts w:ascii="Courier New" w:hAnsi="Courier New" w:cs="Courier New" w:hint="default"/>
       </w:rPr>
     </w:lvl>
     <w:lvl w:ilvl="2" w:tplc="240A0005" w:tentative="1">
@@ -16567,7 +16695,7 @@
         <w:ind w:left="2160" w:hanging="360"/>
       </w:pPr>
       <w:rPr>
-        <w:rFonts w:hint="default" w:ascii="Wingdings" w:hAnsi="Wingdings"/>
+        <w:rFonts w:ascii="Wingdings" w:hAnsi="Wingdings" w:hint="default"/>
       </w:rPr>
     </w:lvl>
     <w:lvl w:ilvl="3" w:tplc="240A0001" w:tentative="1">
@@ -16579,7 +16707,7 @@
         <w:ind w:left="2880" w:hanging="360"/>
       </w:pPr>
       <w:rPr>
-        <w:rFonts w:hint="default" w:ascii="Symbol" w:hAnsi="Symbol"/>
+        <w:rFonts w:ascii="Symbol" w:hAnsi="Symbol" w:hint="default"/>
       </w:rPr>
     </w:lvl>
     <w:lvl w:ilvl="4" w:tplc="240A0003" w:tentative="1">
@@ -16591,7 +16719,7 @@
         <w:ind w:left="3600" w:hanging="360"/>
       </w:pPr>
       <w:rPr>
-        <w:rFonts w:hint="default" w:ascii="Courier New" w:hAnsi="Courier New" w:cs="Courier New"/>
+        <w:rFonts w:ascii="Courier New" w:hAnsi="Courier New" w:cs="Courier New" w:hint="default"/>
       </w:rPr>
     </w:lvl>
     <w:lvl w:ilvl="5" w:tplc="240A0005" w:tentative="1">
@@ -16603,7 +16731,7 @@
         <w:ind w:left="4320" w:hanging="360"/>
       </w:pPr>
       <w:rPr>
-        <w:rFonts w:hint="default" w:ascii="Wingdings" w:hAnsi="Wingdings"/>
+        <w:rFonts w:ascii="Wingdings" w:hAnsi="Wingdings" w:hint="default"/>
       </w:rPr>
     </w:lvl>
     <w:lvl w:ilvl="6" w:tplc="240A0001" w:tentative="1">
@@ -16615,7 +16743,7 @@
         <w:ind w:left="5040" w:hanging="360"/>
       </w:pPr>
       <w:rPr>
-        <w:rFonts w:hint="default" w:ascii="Symbol" w:hAnsi="Symbol"/>
+        <w:rFonts w:ascii="Symbol" w:hAnsi="Symbol" w:hint="default"/>
       </w:rPr>
     </w:lvl>
     <w:lvl w:ilvl="7" w:tplc="240A0003" w:tentative="1">
@@ -16627,7 +16755,7 @@
         <w:ind w:left="5760" w:hanging="360"/>
       </w:pPr>
       <w:rPr>
-        <w:rFonts w:hint="default" w:ascii="Courier New" w:hAnsi="Courier New" w:cs="Courier New"/>
+        <w:rFonts w:ascii="Courier New" w:hAnsi="Courier New" w:cs="Courier New" w:hint="default"/>
       </w:rPr>
     </w:lvl>
     <w:lvl w:ilvl="8" w:tplc="240A0005" w:tentative="1">
@@ -16639,7 +16767,7 @@
         <w:ind w:left="6480" w:hanging="360"/>
       </w:pPr>
       <w:rPr>
-        <w:rFonts w:hint="default" w:ascii="Wingdings" w:hAnsi="Wingdings"/>
+        <w:rFonts w:ascii="Wingdings" w:hAnsi="Wingdings" w:hint="default"/>
       </w:rPr>
     </w:lvl>
   </w:abstractNum>
@@ -16656,7 +16784,7 @@
         <w:ind w:left="720" w:hanging="360"/>
       </w:pPr>
       <w:rPr>
-        <w:rFonts w:hint="default" w:ascii="Symbol" w:hAnsi="Symbol"/>
+        <w:rFonts w:ascii="Symbol" w:hAnsi="Symbol" w:hint="default"/>
       </w:rPr>
     </w:lvl>
     <w:lvl w:ilvl="1" w:tplc="240A0003" w:tentative="1">
@@ -16668,7 +16796,7 @@
         <w:ind w:left="1440" w:hanging="360"/>
       </w:pPr>
       <w:rPr>
-        <w:rFonts w:hint="default" w:ascii="Courier New" w:hAnsi="Courier New" w:cs="Courier New"/>
+        <w:rFonts w:ascii="Courier New" w:hAnsi="Courier New" w:cs="Courier New" w:hint="default"/>
       </w:rPr>
     </w:lvl>
     <w:lvl w:ilvl="2" w:tplc="240A0005" w:tentative="1">
@@ -16680,7 +16808,7 @@
         <w:ind w:left="2160" w:hanging="360"/>
       </w:pPr>
       <w:rPr>
-        <w:rFonts w:hint="default" w:ascii="Wingdings" w:hAnsi="Wingdings"/>
+        <w:rFonts w:ascii="Wingdings" w:hAnsi="Wingdings" w:hint="default"/>
       </w:rPr>
     </w:lvl>
     <w:lvl w:ilvl="3" w:tplc="240A0001" w:tentative="1">
@@ -16692,7 +16820,7 @@
         <w:ind w:left="2880" w:hanging="360"/>
       </w:pPr>
       <w:rPr>
-        <w:rFonts w:hint="default" w:ascii="Symbol" w:hAnsi="Symbol"/>
+        <w:rFonts w:ascii="Symbol" w:hAnsi="Symbol" w:hint="default"/>
       </w:rPr>
     </w:lvl>
     <w:lvl w:ilvl="4" w:tplc="240A0003" w:tentative="1">
@@ -16704,7 +16832,7 @@
         <w:ind w:left="3600" w:hanging="360"/>
       </w:pPr>
       <w:rPr>
-        <w:rFonts w:hint="default" w:ascii="Courier New" w:hAnsi="Courier New" w:cs="Courier New"/>
+        <w:rFonts w:ascii="Courier New" w:hAnsi="Courier New" w:cs="Courier New" w:hint="default"/>
       </w:rPr>
     </w:lvl>
     <w:lvl w:ilvl="5" w:tplc="240A0005" w:tentative="1">
@@ -16716,7 +16844,7 @@
         <w:ind w:left="4320" w:hanging="360"/>
       </w:pPr>
       <w:rPr>
-        <w:rFonts w:hint="default" w:ascii="Wingdings" w:hAnsi="Wingdings"/>
+        <w:rFonts w:ascii="Wingdings" w:hAnsi="Wingdings" w:hint="default"/>
       </w:rPr>
     </w:lvl>
     <w:lvl w:ilvl="6" w:tplc="240A0001" w:tentative="1">
@@ -16728,7 +16856,7 @@
         <w:ind w:left="5040" w:hanging="360"/>
       </w:pPr>
       <w:rPr>
-        <w:rFonts w:hint="default" w:ascii="Symbol" w:hAnsi="Symbol"/>
+        <w:rFonts w:ascii="Symbol" w:hAnsi="Symbol" w:hint="default"/>
       </w:rPr>
     </w:lvl>
     <w:lvl w:ilvl="7" w:tplc="240A0003" w:tentative="1">
@@ -16740,7 +16868,7 @@
         <w:ind w:left="5760" w:hanging="360"/>
       </w:pPr>
       <w:rPr>
-        <w:rFonts w:hint="default" w:ascii="Courier New" w:hAnsi="Courier New" w:cs="Courier New"/>
+        <w:rFonts w:ascii="Courier New" w:hAnsi="Courier New" w:cs="Courier New" w:hint="default"/>
       </w:rPr>
     </w:lvl>
     <w:lvl w:ilvl="8" w:tplc="240A0005" w:tentative="1">
@@ -16752,7 +16880,7 @@
         <w:ind w:left="6480" w:hanging="360"/>
       </w:pPr>
       <w:rPr>
-        <w:rFonts w:hint="default" w:ascii="Wingdings" w:hAnsi="Wingdings"/>
+        <w:rFonts w:ascii="Wingdings" w:hAnsi="Wingdings" w:hint="default"/>
       </w:rPr>
     </w:lvl>
   </w:abstractNum>
@@ -16769,7 +16897,7 @@
         <w:ind w:left="720" w:hanging="360"/>
       </w:pPr>
       <w:rPr>
-        <w:rFonts w:hint="default" w:ascii="Times New Roman" w:hAnsi="Times New Roman" w:eastAsia="Arial" w:cs="Times New Roman"/>
+        <w:rFonts w:ascii="Times New Roman" w:eastAsia="Arial" w:hAnsi="Times New Roman" w:cs="Times New Roman" w:hint="default"/>
       </w:rPr>
     </w:lvl>
     <w:lvl w:ilvl="1" w:tplc="240A0003" w:tentative="1">
@@ -16781,7 +16909,7 @@
         <w:ind w:left="1440" w:hanging="360"/>
       </w:pPr>
       <w:rPr>
-        <w:rFonts w:hint="default" w:ascii="Courier New" w:hAnsi="Courier New" w:cs="Courier New"/>
+        <w:rFonts w:ascii="Courier New" w:hAnsi="Courier New" w:cs="Courier New" w:hint="default"/>
       </w:rPr>
     </w:lvl>
     <w:lvl w:ilvl="2" w:tplc="240A0005" w:tentative="1">
@@ -16793,7 +16921,7 @@
         <w:ind w:left="2160" w:hanging="360"/>
       </w:pPr>
       <w:rPr>
-        <w:rFonts w:hint="default" w:ascii="Wingdings" w:hAnsi="Wingdings"/>
+        <w:rFonts w:ascii="Wingdings" w:hAnsi="Wingdings" w:hint="default"/>
       </w:rPr>
     </w:lvl>
     <w:lvl w:ilvl="3" w:tplc="240A0001" w:tentative="1">
@@ -16805,7 +16933,7 @@
         <w:ind w:left="2880" w:hanging="360"/>
       </w:pPr>
       <w:rPr>
-        <w:rFonts w:hint="default" w:ascii="Symbol" w:hAnsi="Symbol"/>
+        <w:rFonts w:ascii="Symbol" w:hAnsi="Symbol" w:hint="default"/>
       </w:rPr>
     </w:lvl>
     <w:lvl w:ilvl="4" w:tplc="240A0003" w:tentative="1">
@@ -16817,7 +16945,7 @@
         <w:ind w:left="3600" w:hanging="360"/>
       </w:pPr>
       <w:rPr>
-        <w:rFonts w:hint="default" w:ascii="Courier New" w:hAnsi="Courier New" w:cs="Courier New"/>
+        <w:rFonts w:ascii="Courier New" w:hAnsi="Courier New" w:cs="Courier New" w:hint="default"/>
       </w:rPr>
     </w:lvl>
     <w:lvl w:ilvl="5" w:tplc="240A0005" w:tentative="1">
@@ -16829,7 +16957,7 @@
         <w:ind w:left="4320" w:hanging="360"/>
       </w:pPr>
       <w:rPr>
-        <w:rFonts w:hint="default" w:ascii="Wingdings" w:hAnsi="Wingdings"/>
+        <w:rFonts w:ascii="Wingdings" w:hAnsi="Wingdings" w:hint="default"/>
       </w:rPr>
     </w:lvl>
     <w:lvl w:ilvl="6" w:tplc="240A0001" w:tentative="1">
@@ -16841,7 +16969,7 @@
         <w:ind w:left="5040" w:hanging="360"/>
       </w:pPr>
       <w:rPr>
-        <w:rFonts w:hint="default" w:ascii="Symbol" w:hAnsi="Symbol"/>
+        <w:rFonts w:ascii="Symbol" w:hAnsi="Symbol" w:hint="default"/>
       </w:rPr>
     </w:lvl>
     <w:lvl w:ilvl="7" w:tplc="240A0003" w:tentative="1">
@@ -16853,7 +16981,7 @@
         <w:ind w:left="5760" w:hanging="360"/>
       </w:pPr>
       <w:rPr>
-        <w:rFonts w:hint="default" w:ascii="Courier New" w:hAnsi="Courier New" w:cs="Courier New"/>
+        <w:rFonts w:ascii="Courier New" w:hAnsi="Courier New" w:cs="Courier New" w:hint="default"/>
       </w:rPr>
     </w:lvl>
     <w:lvl w:ilvl="8" w:tplc="240A0005" w:tentative="1">
@@ -16865,7 +16993,7 @@
         <w:ind w:left="6480" w:hanging="360"/>
       </w:pPr>
       <w:rPr>
-        <w:rFonts w:hint="default" w:ascii="Wingdings" w:hAnsi="Wingdings"/>
+        <w:rFonts w:ascii="Wingdings" w:hAnsi="Wingdings" w:hint="default"/>
       </w:rPr>
     </w:lvl>
   </w:abstractNum>
@@ -16882,7 +17010,7 @@
         <w:ind w:left="720" w:hanging="360"/>
       </w:pPr>
       <w:rPr>
-        <w:rFonts w:hint="default" w:ascii="Times New Roman" w:hAnsi="Times New Roman" w:eastAsia="Arial" w:cs="Times New Roman"/>
+        <w:rFonts w:ascii="Times New Roman" w:eastAsia="Arial" w:hAnsi="Times New Roman" w:cs="Times New Roman" w:hint="default"/>
       </w:rPr>
     </w:lvl>
     <w:lvl w:ilvl="1" w:tplc="240A0003" w:tentative="1">
@@ -16894,7 +17022,7 @@
         <w:ind w:left="1440" w:hanging="360"/>
       </w:pPr>
       <w:rPr>
-        <w:rFonts w:hint="default" w:ascii="Courier New" w:hAnsi="Courier New" w:cs="Courier New"/>
+        <w:rFonts w:ascii="Courier New" w:hAnsi="Courier New" w:cs="Courier New" w:hint="default"/>
       </w:rPr>
     </w:lvl>
     <w:lvl w:ilvl="2" w:tplc="240A0005" w:tentative="1">
@@ -16906,7 +17034,7 @@
         <w:ind w:left="2160" w:hanging="360"/>
       </w:pPr>
       <w:rPr>
-        <w:rFonts w:hint="default" w:ascii="Wingdings" w:hAnsi="Wingdings"/>
+        <w:rFonts w:ascii="Wingdings" w:hAnsi="Wingdings" w:hint="default"/>
       </w:rPr>
     </w:lvl>
     <w:lvl w:ilvl="3" w:tplc="240A0001" w:tentative="1">
@@ -16918,7 +17046,7 @@
         <w:ind w:left="2880" w:hanging="360"/>
       </w:pPr>
       <w:rPr>
-        <w:rFonts w:hint="default" w:ascii="Symbol" w:hAnsi="Symbol"/>
+        <w:rFonts w:ascii="Symbol" w:hAnsi="Symbol" w:hint="default"/>
       </w:rPr>
     </w:lvl>
     <w:lvl w:ilvl="4" w:tplc="240A0003" w:tentative="1">
@@ -16930,7 +17058,7 @@
         <w:ind w:left="3600" w:hanging="360"/>
       </w:pPr>
       <w:rPr>
-        <w:rFonts w:hint="default" w:ascii="Courier New" w:hAnsi="Courier New" w:cs="Courier New"/>
+        <w:rFonts w:ascii="Courier New" w:hAnsi="Courier New" w:cs="Courier New" w:hint="default"/>
       </w:rPr>
     </w:lvl>
     <w:lvl w:ilvl="5" w:tplc="240A0005" w:tentative="1">
@@ -16942,7 +17070,7 @@
         <w:ind w:left="4320" w:hanging="360"/>
       </w:pPr>
       <w:rPr>
-        <w:rFonts w:hint="default" w:ascii="Wingdings" w:hAnsi="Wingdings"/>
+        <w:rFonts w:ascii="Wingdings" w:hAnsi="Wingdings" w:hint="default"/>
       </w:rPr>
     </w:lvl>
     <w:lvl w:ilvl="6" w:tplc="240A0001" w:tentative="1">
@@ -16954,7 +17082,7 @@
         <w:ind w:left="5040" w:hanging="360"/>
       </w:pPr>
       <w:rPr>
-        <w:rFonts w:hint="default" w:ascii="Symbol" w:hAnsi="Symbol"/>
+        <w:rFonts w:ascii="Symbol" w:hAnsi="Symbol" w:hint="default"/>
       </w:rPr>
     </w:lvl>
     <w:lvl w:ilvl="7" w:tplc="240A0003" w:tentative="1">
@@ -16966,7 +17094,7 @@
         <w:ind w:left="5760" w:hanging="360"/>
       </w:pPr>
       <w:rPr>
-        <w:rFonts w:hint="default" w:ascii="Courier New" w:hAnsi="Courier New" w:cs="Courier New"/>
+        <w:rFonts w:ascii="Courier New" w:hAnsi="Courier New" w:cs="Courier New" w:hint="default"/>
       </w:rPr>
     </w:lvl>
     <w:lvl w:ilvl="8" w:tplc="240A0005" w:tentative="1">
@@ -16978,7 +17106,7 @@
         <w:ind w:left="6480" w:hanging="360"/>
       </w:pPr>
       <w:rPr>
-        <w:rFonts w:hint="default" w:ascii="Wingdings" w:hAnsi="Wingdings"/>
+        <w:rFonts w:ascii="Wingdings" w:hAnsi="Wingdings" w:hint="default"/>
       </w:rPr>
     </w:lvl>
   </w:abstractNum>
@@ -16995,7 +17123,7 @@
         <w:ind w:left="720" w:hanging="360"/>
       </w:pPr>
       <w:rPr>
-        <w:rFonts w:hint="default" w:ascii="Times New Roman" w:hAnsi="Times New Roman" w:eastAsia="Arial" w:cs="Times New Roman"/>
+        <w:rFonts w:ascii="Times New Roman" w:eastAsia="Arial" w:hAnsi="Times New Roman" w:cs="Times New Roman" w:hint="default"/>
       </w:rPr>
     </w:lvl>
     <w:lvl w:ilvl="1" w:tplc="240A0003" w:tentative="1">
@@ -17007,7 +17135,7 @@
         <w:ind w:left="1440" w:hanging="360"/>
       </w:pPr>
       <w:rPr>
-        <w:rFonts w:hint="default" w:ascii="Courier New" w:hAnsi="Courier New" w:cs="Courier New"/>
+        <w:rFonts w:ascii="Courier New" w:hAnsi="Courier New" w:cs="Courier New" w:hint="default"/>
       </w:rPr>
     </w:lvl>
     <w:lvl w:ilvl="2" w:tplc="240A0005" w:tentative="1">
@@ -17019,7 +17147,7 @@
         <w:ind w:left="2160" w:hanging="360"/>
       </w:pPr>
       <w:rPr>
-        <w:rFonts w:hint="default" w:ascii="Wingdings" w:hAnsi="Wingdings"/>
+        <w:rFonts w:ascii="Wingdings" w:hAnsi="Wingdings" w:hint="default"/>
       </w:rPr>
     </w:lvl>
     <w:lvl w:ilvl="3" w:tplc="240A0001" w:tentative="1">
@@ -17031,7 +17159,7 @@
         <w:ind w:left="2880" w:hanging="360"/>
       </w:pPr>
       <w:rPr>
-        <w:rFonts w:hint="default" w:ascii="Symbol" w:hAnsi="Symbol"/>
+        <w:rFonts w:ascii="Symbol" w:hAnsi="Symbol" w:hint="default"/>
       </w:rPr>
     </w:lvl>
     <w:lvl w:ilvl="4" w:tplc="240A0003" w:tentative="1">
@@ -17043,7 +17171,7 @@
         <w:ind w:left="3600" w:hanging="360"/>
       </w:pPr>
       <w:rPr>
-        <w:rFonts w:hint="default" w:ascii="Courier New" w:hAnsi="Courier New" w:cs="Courier New"/>
+        <w:rFonts w:ascii="Courier New" w:hAnsi="Courier New" w:cs="Courier New" w:hint="default"/>
       </w:rPr>
     </w:lvl>
     <w:lvl w:ilvl="5" w:tplc="240A0005" w:tentative="1">
@@ -17055,7 +17183,7 @@
         <w:ind w:left="4320" w:hanging="360"/>
       </w:pPr>
       <w:rPr>
-        <w:rFonts w:hint="default" w:ascii="Wingdings" w:hAnsi="Wingdings"/>
+        <w:rFonts w:ascii="Wingdings" w:hAnsi="Wingdings" w:hint="default"/>
       </w:rPr>
     </w:lvl>
     <w:lvl w:ilvl="6" w:tplc="240A0001" w:tentative="1">
@@ -17067,7 +17195,7 @@
         <w:ind w:left="5040" w:hanging="360"/>
       </w:pPr>
       <w:rPr>
-        <w:rFonts w:hint="default" w:ascii="Symbol" w:hAnsi="Symbol"/>
+        <w:rFonts w:ascii="Symbol" w:hAnsi="Symbol" w:hint="default"/>
       </w:rPr>
     </w:lvl>
     <w:lvl w:ilvl="7" w:tplc="240A0003" w:tentative="1">
@@ -17079,7 +17207,7 @@
         <w:ind w:left="5760" w:hanging="360"/>
       </w:pPr>
       <w:rPr>
-        <w:rFonts w:hint="default" w:ascii="Courier New" w:hAnsi="Courier New" w:cs="Courier New"/>
+        <w:rFonts w:ascii="Courier New" w:hAnsi="Courier New" w:cs="Courier New" w:hint="default"/>
       </w:rPr>
     </w:lvl>
     <w:lvl w:ilvl="8" w:tplc="240A0005" w:tentative="1">
@@ -17091,7 +17219,7 @@
         <w:ind w:left="6480" w:hanging="360"/>
       </w:pPr>
       <w:rPr>
-        <w:rFonts w:hint="default" w:ascii="Wingdings" w:hAnsi="Wingdings"/>
+        <w:rFonts w:ascii="Wingdings" w:hAnsi="Wingdings" w:hint="default"/>
       </w:rPr>
     </w:lvl>
   </w:abstractNum>
@@ -17108,7 +17236,7 @@
         <w:ind w:left="720" w:hanging="360"/>
       </w:pPr>
       <w:rPr>
-        <w:rFonts w:hint="default" w:ascii="Symbol" w:hAnsi="Symbol"/>
+        <w:rFonts w:ascii="Symbol" w:hAnsi="Symbol" w:hint="default"/>
       </w:rPr>
     </w:lvl>
     <w:lvl w:ilvl="1" w:tplc="240A0003" w:tentative="1">
@@ -17120,7 +17248,7 @@
         <w:ind w:left="1440" w:hanging="360"/>
       </w:pPr>
       <w:rPr>
-        <w:rFonts w:hint="default" w:ascii="Courier New" w:hAnsi="Courier New" w:cs="Courier New"/>
+        <w:rFonts w:ascii="Courier New" w:hAnsi="Courier New" w:cs="Courier New" w:hint="default"/>
       </w:rPr>
     </w:lvl>
     <w:lvl w:ilvl="2" w:tplc="240A0005" w:tentative="1">
@@ -17132,7 +17260,7 @@
         <w:ind w:left="2160" w:hanging="360"/>
       </w:pPr>
       <w:rPr>
-        <w:rFonts w:hint="default" w:ascii="Wingdings" w:hAnsi="Wingdings"/>
+        <w:rFonts w:ascii="Wingdings" w:hAnsi="Wingdings" w:hint="default"/>
       </w:rPr>
     </w:lvl>
     <w:lvl w:ilvl="3" w:tplc="240A0001" w:tentative="1">
@@ -17144,7 +17272,7 @@
         <w:ind w:left="2880" w:hanging="360"/>
       </w:pPr>
       <w:rPr>
-        <w:rFonts w:hint="default" w:ascii="Symbol" w:hAnsi="Symbol"/>
+        <w:rFonts w:ascii="Symbol" w:hAnsi="Symbol" w:hint="default"/>
       </w:rPr>
     </w:lvl>
     <w:lvl w:ilvl="4" w:tplc="240A0003" w:tentative="1">
@@ -17156,7 +17284,7 @@
         <w:ind w:left="3600" w:hanging="360"/>
       </w:pPr>
       <w:rPr>
-        <w:rFonts w:hint="default" w:ascii="Courier New" w:hAnsi="Courier New" w:cs="Courier New"/>
+        <w:rFonts w:ascii="Courier New" w:hAnsi="Courier New" w:cs="Courier New" w:hint="default"/>
       </w:rPr>
     </w:lvl>
     <w:lvl w:ilvl="5" w:tplc="240A0005" w:tentative="1">
@@ -17168,7 +17296,7 @@
         <w:ind w:left="4320" w:hanging="360"/>
       </w:pPr>
       <w:rPr>
-        <w:rFonts w:hint="default" w:ascii="Wingdings" w:hAnsi="Wingdings"/>
+        <w:rFonts w:ascii="Wingdings" w:hAnsi="Wingdings" w:hint="default"/>
       </w:rPr>
     </w:lvl>
     <w:lvl w:ilvl="6" w:tplc="240A0001" w:tentative="1">
@@ -17180,7 +17308,7 @@
         <w:ind w:left="5040" w:hanging="360"/>
       </w:pPr>
       <w:rPr>
-        <w:rFonts w:hint="default" w:ascii="Symbol" w:hAnsi="Symbol"/>
+        <w:rFonts w:ascii="Symbol" w:hAnsi="Symbol" w:hint="default"/>
       </w:rPr>
     </w:lvl>
     <w:lvl w:ilvl="7" w:tplc="240A0003" w:tentative="1">
@@ -17192,7 +17320,7 @@
         <w:ind w:left="5760" w:hanging="360"/>
       </w:pPr>
       <w:rPr>
-        <w:rFonts w:hint="default" w:ascii="Courier New" w:hAnsi="Courier New" w:cs="Courier New"/>
+        <w:rFonts w:ascii="Courier New" w:hAnsi="Courier New" w:cs="Courier New" w:hint="default"/>
       </w:rPr>
     </w:lvl>
     <w:lvl w:ilvl="8" w:tplc="240A0005" w:tentative="1">
@@ -17204,7 +17332,7 @@
         <w:ind w:left="6480" w:hanging="360"/>
       </w:pPr>
       <w:rPr>
-        <w:rFonts w:hint="default" w:ascii="Wingdings" w:hAnsi="Wingdings"/>
+        <w:rFonts w:ascii="Wingdings" w:hAnsi="Wingdings" w:hint="default"/>
       </w:rPr>
     </w:lvl>
   </w:abstractNum>
@@ -17221,7 +17349,7 @@
         <w:ind w:left="720" w:hanging="360"/>
       </w:pPr>
       <w:rPr>
-        <w:rFonts w:hint="default" w:ascii="Times New Roman" w:hAnsi="Times New Roman" w:eastAsia="Arial" w:cs="Times New Roman"/>
+        <w:rFonts w:ascii="Times New Roman" w:eastAsia="Arial" w:hAnsi="Times New Roman" w:cs="Times New Roman" w:hint="default"/>
       </w:rPr>
     </w:lvl>
     <w:lvl w:ilvl="1" w:tplc="240A0003" w:tentative="1">
@@ -17233,7 +17361,7 @@
         <w:ind w:left="1440" w:hanging="360"/>
       </w:pPr>
       <w:rPr>
-        <w:rFonts w:hint="default" w:ascii="Courier New" w:hAnsi="Courier New" w:cs="Courier New"/>
+        <w:rFonts w:ascii="Courier New" w:hAnsi="Courier New" w:cs="Courier New" w:hint="default"/>
       </w:rPr>
     </w:lvl>
     <w:lvl w:ilvl="2" w:tplc="240A0005" w:tentative="1">
@@ -17245,7 +17373,7 @@
         <w:ind w:left="2160" w:hanging="360"/>
       </w:pPr>
       <w:rPr>
-        <w:rFonts w:hint="default" w:ascii="Wingdings" w:hAnsi="Wingdings"/>
+        <w:rFonts w:ascii="Wingdings" w:hAnsi="Wingdings" w:hint="default"/>
       </w:rPr>
     </w:lvl>
     <w:lvl w:ilvl="3" w:tplc="240A0001" w:tentative="1">
@@ -17257,7 +17385,7 @@
         <w:ind w:left="2880" w:hanging="360"/>
       </w:pPr>
       <w:rPr>
-        <w:rFonts w:hint="default" w:ascii="Symbol" w:hAnsi="Symbol"/>
+        <w:rFonts w:ascii="Symbol" w:hAnsi="Symbol" w:hint="default"/>
       </w:rPr>
     </w:lvl>
     <w:lvl w:ilvl="4" w:tplc="240A0003" w:tentative="1">
@@ -17269,7 +17397,7 @@
         <w:ind w:left="3600" w:hanging="360"/>
       </w:pPr>
       <w:rPr>
-        <w:rFonts w:hint="default" w:ascii="Courier New" w:hAnsi="Courier New" w:cs="Courier New"/>
+        <w:rFonts w:ascii="Courier New" w:hAnsi="Courier New" w:cs="Courier New" w:hint="default"/>
       </w:rPr>
     </w:lvl>
     <w:lvl w:ilvl="5" w:tplc="240A0005" w:tentative="1">
@@ -17281,7 +17409,7 @@
         <w:ind w:left="4320" w:hanging="360"/>
       </w:pPr>
       <w:rPr>
-        <w:rFonts w:hint="default" w:ascii="Wingdings" w:hAnsi="Wingdings"/>
+        <w:rFonts w:ascii="Wingdings" w:hAnsi="Wingdings" w:hint="default"/>
       </w:rPr>
     </w:lvl>
     <w:lvl w:ilvl="6" w:tplc="240A0001" w:tentative="1">
@@ -17293,7 +17421,7 @@
         <w:ind w:left="5040" w:hanging="360"/>
       </w:pPr>
       <w:rPr>
-        <w:rFonts w:hint="default" w:ascii="Symbol" w:hAnsi="Symbol"/>
+        <w:rFonts w:ascii="Symbol" w:hAnsi="Symbol" w:hint="default"/>
       </w:rPr>
     </w:lvl>
     <w:lvl w:ilvl="7" w:tplc="240A0003" w:tentative="1">
@@ -17305,7 +17433,7 @@
         <w:ind w:left="5760" w:hanging="360"/>
       </w:pPr>
       <w:rPr>
-        <w:rFonts w:hint="default" w:ascii="Courier New" w:hAnsi="Courier New" w:cs="Courier New"/>
+        <w:rFonts w:ascii="Courier New" w:hAnsi="Courier New" w:cs="Courier New" w:hint="default"/>
       </w:rPr>
     </w:lvl>
     <w:lvl w:ilvl="8" w:tplc="240A0005" w:tentative="1">
@@ -17317,7 +17445,7 @@
         <w:ind w:left="6480" w:hanging="360"/>
       </w:pPr>
       <w:rPr>
-        <w:rFonts w:hint="default" w:ascii="Wingdings" w:hAnsi="Wingdings"/>
+        <w:rFonts w:ascii="Wingdings" w:hAnsi="Wingdings" w:hint="default"/>
       </w:rPr>
     </w:lvl>
   </w:abstractNum>
@@ -17334,7 +17462,7 @@
         <w:ind w:left="720" w:hanging="360"/>
       </w:pPr>
       <w:rPr>
-        <w:rFonts w:hint="default" w:ascii="Times New Roman" w:hAnsi="Times New Roman" w:eastAsia="Arial" w:cs="Times New Roman"/>
+        <w:rFonts w:ascii="Times New Roman" w:eastAsia="Arial" w:hAnsi="Times New Roman" w:cs="Times New Roman" w:hint="default"/>
       </w:rPr>
     </w:lvl>
     <w:lvl w:ilvl="1" w:tplc="240A0003" w:tentative="1">
@@ -17346,7 +17474,7 @@
         <w:ind w:left="1440" w:hanging="360"/>
       </w:pPr>
       <w:rPr>
-        <w:rFonts w:hint="default" w:ascii="Courier New" w:hAnsi="Courier New" w:cs="Courier New"/>
+        <w:rFonts w:ascii="Courier New" w:hAnsi="Courier New" w:cs="Courier New" w:hint="default"/>
       </w:rPr>
     </w:lvl>
     <w:lvl w:ilvl="2" w:tplc="240A0005" w:tentative="1">
@@ -17358,7 +17486,7 @@
         <w:ind w:left="2160" w:hanging="360"/>
       </w:pPr>
       <w:rPr>
-        <w:rFonts w:hint="default" w:ascii="Wingdings" w:hAnsi="Wingdings"/>
+        <w:rFonts w:ascii="Wingdings" w:hAnsi="Wingdings" w:hint="default"/>
       </w:rPr>
     </w:lvl>
     <w:lvl w:ilvl="3" w:tplc="240A0001" w:tentative="1">
@@ -17370,7 +17498,7 @@
         <w:ind w:left="2880" w:hanging="360"/>
       </w:pPr>
       <w:rPr>
-        <w:rFonts w:hint="default" w:ascii="Symbol" w:hAnsi="Symbol"/>
+        <w:rFonts w:ascii="Symbol" w:hAnsi="Symbol" w:hint="default"/>
       </w:rPr>
     </w:lvl>
     <w:lvl w:ilvl="4" w:tplc="240A0003" w:tentative="1">
@@ -17382,7 +17510,7 @@
         <w:ind w:left="3600" w:hanging="360"/>
       </w:pPr>
       <w:rPr>
-        <w:rFonts w:hint="default" w:ascii="Courier New" w:hAnsi="Courier New" w:cs="Courier New"/>
+        <w:rFonts w:ascii="Courier New" w:hAnsi="Courier New" w:cs="Courier New" w:hint="default"/>
       </w:rPr>
     </w:lvl>
     <w:lvl w:ilvl="5" w:tplc="240A0005" w:tentative="1">
@@ -17394,7 +17522,7 @@
         <w:ind w:left="4320" w:hanging="360"/>
       </w:pPr>
       <w:rPr>
-        <w:rFonts w:hint="default" w:ascii="Wingdings" w:hAnsi="Wingdings"/>
+        <w:rFonts w:ascii="Wingdings" w:hAnsi="Wingdings" w:hint="default"/>
       </w:rPr>
     </w:lvl>
     <w:lvl w:ilvl="6" w:tplc="240A0001" w:tentative="1">
@@ -17406,7 +17534,7 @@
         <w:ind w:left="5040" w:hanging="360"/>
       </w:pPr>
       <w:rPr>
-        <w:rFonts w:hint="default" w:ascii="Symbol" w:hAnsi="Symbol"/>
+        <w:rFonts w:ascii="Symbol" w:hAnsi="Symbol" w:hint="default"/>
       </w:rPr>
     </w:lvl>
     <w:lvl w:ilvl="7" w:tplc="240A0003" w:tentative="1">
@@ -17418,7 +17546,7 @@
         <w:ind w:left="5760" w:hanging="360"/>
       </w:pPr>
       <w:rPr>
-        <w:rFonts w:hint="default" w:ascii="Courier New" w:hAnsi="Courier New" w:cs="Courier New"/>
+        <w:rFonts w:ascii="Courier New" w:hAnsi="Courier New" w:cs="Courier New" w:hint="default"/>
       </w:rPr>
     </w:lvl>
     <w:lvl w:ilvl="8" w:tplc="240A0005" w:tentative="1">
@@ -17430,7 +17558,7 @@
         <w:ind w:left="6480" w:hanging="360"/>
       </w:pPr>
       <w:rPr>
-        <w:rFonts w:hint="default" w:ascii="Wingdings" w:hAnsi="Wingdings"/>
+        <w:rFonts w:ascii="Wingdings" w:hAnsi="Wingdings" w:hint="default"/>
       </w:rPr>
     </w:lvl>
   </w:abstractNum>
@@ -17447,7 +17575,7 @@
         <w:ind w:left="720" w:hanging="360"/>
       </w:pPr>
       <w:rPr>
-        <w:rFonts w:hint="default" w:ascii="Times New Roman" w:hAnsi="Times New Roman" w:eastAsia="Arial" w:cs="Times New Roman"/>
+        <w:rFonts w:ascii="Times New Roman" w:eastAsia="Arial" w:hAnsi="Times New Roman" w:cs="Times New Roman" w:hint="default"/>
       </w:rPr>
     </w:lvl>
     <w:lvl w:ilvl="1" w:tplc="240A0003" w:tentative="1">
@@ -17459,7 +17587,7 @@
         <w:ind w:left="1440" w:hanging="360"/>
       </w:pPr>
       <w:rPr>
-        <w:rFonts w:hint="default" w:ascii="Courier New" w:hAnsi="Courier New" w:cs="Courier New"/>
+        <w:rFonts w:ascii="Courier New" w:hAnsi="Courier New" w:cs="Courier New" w:hint="default"/>
       </w:rPr>
     </w:lvl>
     <w:lvl w:ilvl="2" w:tplc="240A0005" w:tentative="1">
@@ -17471,7 +17599,7 @@
         <w:ind w:left="2160" w:hanging="360"/>
       </w:pPr>
       <w:rPr>
-        <w:rFonts w:hint="default" w:ascii="Wingdings" w:hAnsi="Wingdings"/>
+        <w:rFonts w:ascii="Wingdings" w:hAnsi="Wingdings" w:hint="default"/>
       </w:rPr>
     </w:lvl>
     <w:lvl w:ilvl="3" w:tplc="240A0001" w:tentative="1">
@@ -17483,7 +17611,7 @@
         <w:ind w:left="2880" w:hanging="360"/>
       </w:pPr>
       <w:rPr>
-        <w:rFonts w:hint="default" w:ascii="Symbol" w:hAnsi="Symbol"/>
+        <w:rFonts w:ascii="Symbol" w:hAnsi="Symbol" w:hint="default"/>
       </w:rPr>
     </w:lvl>
     <w:lvl w:ilvl="4" w:tplc="240A0003" w:tentative="1">
@@ -17495,7 +17623,7 @@
         <w:ind w:left="3600" w:hanging="360"/>
       </w:pPr>
       <w:rPr>
-        <w:rFonts w:hint="default" w:ascii="Courier New" w:hAnsi="Courier New" w:cs="Courier New"/>
+        <w:rFonts w:ascii="Courier New" w:hAnsi="Courier New" w:cs="Courier New" w:hint="default"/>
       </w:rPr>
     </w:lvl>
     <w:lvl w:ilvl="5" w:tplc="240A0005" w:tentative="1">
@@ -17507,7 +17635,7 @@
         <w:ind w:left="4320" w:hanging="360"/>
       </w:pPr>
       <w:rPr>
-        <w:rFonts w:hint="default" w:ascii="Wingdings" w:hAnsi="Wingdings"/>
+        <w:rFonts w:ascii="Wingdings" w:hAnsi="Wingdings" w:hint="default"/>
       </w:rPr>
     </w:lvl>
     <w:lvl w:ilvl="6" w:tplc="240A0001" w:tentative="1">
@@ -17519,7 +17647,7 @@
         <w:ind w:left="5040" w:hanging="360"/>
       </w:pPr>
       <w:rPr>
-        <w:rFonts w:hint="default" w:ascii="Symbol" w:hAnsi="Symbol"/>
+        <w:rFonts w:ascii="Symbol" w:hAnsi="Symbol" w:hint="default"/>
       </w:rPr>
     </w:lvl>
     <w:lvl w:ilvl="7" w:tplc="240A0003" w:tentative="1">
@@ -17531,7 +17659,7 @@
         <w:ind w:left="5760" w:hanging="360"/>
       </w:pPr>
       <w:rPr>
-        <w:rFonts w:hint="default" w:ascii="Courier New" w:hAnsi="Courier New" w:cs="Courier New"/>
+        <w:rFonts w:ascii="Courier New" w:hAnsi="Courier New" w:cs="Courier New" w:hint="default"/>
       </w:rPr>
     </w:lvl>
     <w:lvl w:ilvl="8" w:tplc="240A0005" w:tentative="1">
@@ -17543,7 +17671,7 @@
         <w:ind w:left="6480" w:hanging="360"/>
       </w:pPr>
       <w:rPr>
-        <w:rFonts w:hint="default" w:ascii="Wingdings" w:hAnsi="Wingdings"/>
+        <w:rFonts w:ascii="Wingdings" w:hAnsi="Wingdings" w:hint="default"/>
       </w:rPr>
     </w:lvl>
   </w:abstractNum>
@@ -17560,7 +17688,7 @@
         <w:ind w:left="720" w:hanging="360"/>
       </w:pPr>
       <w:rPr>
-        <w:rFonts w:hint="default" w:ascii="Times New Roman" w:hAnsi="Times New Roman" w:eastAsia="Arial" w:cs="Times New Roman"/>
+        <w:rFonts w:ascii="Times New Roman" w:eastAsia="Arial" w:hAnsi="Times New Roman" w:cs="Times New Roman" w:hint="default"/>
       </w:rPr>
     </w:lvl>
     <w:lvl w:ilvl="1" w:tplc="240A0003" w:tentative="1">
@@ -17572,7 +17700,7 @@
         <w:ind w:left="1440" w:hanging="360"/>
       </w:pPr>
       <w:rPr>
-        <w:rFonts w:hint="default" w:ascii="Courier New" w:hAnsi="Courier New" w:cs="Courier New"/>
+        <w:rFonts w:ascii="Courier New" w:hAnsi="Courier New" w:cs="Courier New" w:hint="default"/>
       </w:rPr>
     </w:lvl>
     <w:lvl w:ilvl="2" w:tplc="240A0005" w:tentative="1">
@@ -17584,7 +17712,7 @@
         <w:ind w:left="2160" w:hanging="360"/>
       </w:pPr>
       <w:rPr>
-        <w:rFonts w:hint="default" w:ascii="Wingdings" w:hAnsi="Wingdings"/>
+        <w:rFonts w:ascii="Wingdings" w:hAnsi="Wingdings" w:hint="default"/>
       </w:rPr>
     </w:lvl>
     <w:lvl w:ilvl="3" w:tplc="240A0001" w:tentative="1">
@@ -17596,7 +17724,7 @@
         <w:ind w:left="2880" w:hanging="360"/>
       </w:pPr>
       <w:rPr>
-        <w:rFonts w:hint="default" w:ascii="Symbol" w:hAnsi="Symbol"/>
+        <w:rFonts w:ascii="Symbol" w:hAnsi="Symbol" w:hint="default"/>
       </w:rPr>
     </w:lvl>
     <w:lvl w:ilvl="4" w:tplc="240A0003" w:tentative="1">
@@ -17608,7 +17736,7 @@
         <w:ind w:left="3600" w:hanging="360"/>
       </w:pPr>
       <w:rPr>
-        <w:rFonts w:hint="default" w:ascii="Courier New" w:hAnsi="Courier New" w:cs="Courier New"/>
+        <w:rFonts w:ascii="Courier New" w:hAnsi="Courier New" w:cs="Courier New" w:hint="default"/>
       </w:rPr>
     </w:lvl>
     <w:lvl w:ilvl="5" w:tplc="240A0005" w:tentative="1">
@@ -17620,7 +17748,7 @@
         <w:ind w:left="4320" w:hanging="360"/>
       </w:pPr>
       <w:rPr>
-        <w:rFonts w:hint="default" w:ascii="Wingdings" w:hAnsi="Wingdings"/>
+        <w:rFonts w:ascii="Wingdings" w:hAnsi="Wingdings" w:hint="default"/>
       </w:rPr>
     </w:lvl>
     <w:lvl w:ilvl="6" w:tplc="240A0001" w:tentative="1">
@@ -17632,7 +17760,7 @@
         <w:ind w:left="5040" w:hanging="360"/>
       </w:pPr>
       <w:rPr>
-        <w:rFonts w:hint="default" w:ascii="Symbol" w:hAnsi="Symbol"/>
+        <w:rFonts w:ascii="Symbol" w:hAnsi="Symbol" w:hint="default"/>
       </w:rPr>
     </w:lvl>
     <w:lvl w:ilvl="7" w:tplc="240A0003" w:tentative="1">
@@ -17644,7 +17772,7 @@
         <w:ind w:left="5760" w:hanging="360"/>
       </w:pPr>
       <w:rPr>
-        <w:rFonts w:hint="default" w:ascii="Courier New" w:hAnsi="Courier New" w:cs="Courier New"/>
+        <w:rFonts w:ascii="Courier New" w:hAnsi="Courier New" w:cs="Courier New" w:hint="default"/>
       </w:rPr>
     </w:lvl>
     <w:lvl w:ilvl="8" w:tplc="240A0005" w:tentative="1">
@@ -17656,7 +17784,7 @@
         <w:ind w:left="6480" w:hanging="360"/>
       </w:pPr>
       <w:rPr>
-        <w:rFonts w:hint="default" w:ascii="Wingdings" w:hAnsi="Wingdings"/>
+        <w:rFonts w:ascii="Wingdings" w:hAnsi="Wingdings" w:hint="default"/>
       </w:rPr>
     </w:lvl>
   </w:abstractNum>
@@ -17673,7 +17801,7 @@
         <w:ind w:left="720" w:hanging="360"/>
       </w:pPr>
       <w:rPr>
-        <w:rFonts w:hint="default" w:ascii="Times New Roman" w:hAnsi="Times New Roman" w:eastAsia="Arial" w:cs="Times New Roman"/>
+        <w:rFonts w:ascii="Times New Roman" w:eastAsia="Arial" w:hAnsi="Times New Roman" w:cs="Times New Roman" w:hint="default"/>
       </w:rPr>
     </w:lvl>
     <w:lvl w:ilvl="1" w:tplc="240A0003" w:tentative="1">
@@ -17685,7 +17813,7 @@
         <w:ind w:left="1440" w:hanging="360"/>
       </w:pPr>
       <w:rPr>
-        <w:rFonts w:hint="default" w:ascii="Courier New" w:hAnsi="Courier New" w:cs="Courier New"/>
+        <w:rFonts w:ascii="Courier New" w:hAnsi="Courier New" w:cs="Courier New" w:hint="default"/>
       </w:rPr>
     </w:lvl>
     <w:lvl w:ilvl="2" w:tplc="240A0005" w:tentative="1">
@@ -17697,7 +17825,7 @@
         <w:ind w:left="2160" w:hanging="360"/>
       </w:pPr>
       <w:rPr>
-        <w:rFonts w:hint="default" w:ascii="Wingdings" w:hAnsi="Wingdings"/>
+        <w:rFonts w:ascii="Wingdings" w:hAnsi="Wingdings" w:hint="default"/>
       </w:rPr>
     </w:lvl>
     <w:lvl w:ilvl="3" w:tplc="240A0001" w:tentative="1">
@@ -17709,7 +17837,7 @@
         <w:ind w:left="2880" w:hanging="360"/>
       </w:pPr>
       <w:rPr>
-        <w:rFonts w:hint="default" w:ascii="Symbol" w:hAnsi="Symbol"/>
+        <w:rFonts w:ascii="Symbol" w:hAnsi="Symbol" w:hint="default"/>
       </w:rPr>
     </w:lvl>
     <w:lvl w:ilvl="4" w:tplc="240A0003" w:tentative="1">
@@ -17721,7 +17849,7 @@
         <w:ind w:left="3600" w:hanging="360"/>
       </w:pPr>
       <w:rPr>
-        <w:rFonts w:hint="default" w:ascii="Courier New" w:hAnsi="Courier New" w:cs="Courier New"/>
+        <w:rFonts w:ascii="Courier New" w:hAnsi="Courier New" w:cs="Courier New" w:hint="default"/>
       </w:rPr>
     </w:lvl>
     <w:lvl w:ilvl="5" w:tplc="240A0005" w:tentative="1">
@@ -17733,7 +17861,7 @@
         <w:ind w:left="4320" w:hanging="360"/>
       </w:pPr>
       <w:rPr>
-        <w:rFonts w:hint="default" w:ascii="Wingdings" w:hAnsi="Wingdings"/>
+        <w:rFonts w:ascii="Wingdings" w:hAnsi="Wingdings" w:hint="default"/>
       </w:rPr>
     </w:lvl>
     <w:lvl w:ilvl="6" w:tplc="240A0001" w:tentative="1">
@@ -17745,7 +17873,7 @@
         <w:ind w:left="5040" w:hanging="360"/>
       </w:pPr>
       <w:rPr>
-        <w:rFonts w:hint="default" w:ascii="Symbol" w:hAnsi="Symbol"/>
+        <w:rFonts w:ascii="Symbol" w:hAnsi="Symbol" w:hint="default"/>
       </w:rPr>
     </w:lvl>
     <w:lvl w:ilvl="7" w:tplc="240A0003" w:tentative="1">
@@ -17757,7 +17885,7 @@
         <w:ind w:left="5760" w:hanging="360"/>
       </w:pPr>
       <w:rPr>
-        <w:rFonts w:hint="default" w:ascii="Courier New" w:hAnsi="Courier New" w:cs="Courier New"/>
+        <w:rFonts w:ascii="Courier New" w:hAnsi="Courier New" w:cs="Courier New" w:hint="default"/>
       </w:rPr>
     </w:lvl>
     <w:lvl w:ilvl="8" w:tplc="240A0005" w:tentative="1">
@@ -17769,7 +17897,7 @@
         <w:ind w:left="6480" w:hanging="360"/>
       </w:pPr>
       <w:rPr>
-        <w:rFonts w:hint="default" w:ascii="Wingdings" w:hAnsi="Wingdings"/>
+        <w:rFonts w:ascii="Wingdings" w:hAnsi="Wingdings" w:hint="default"/>
       </w:rPr>
     </w:lvl>
   </w:abstractNum>
@@ -17786,7 +17914,7 @@
         <w:ind w:left="720" w:hanging="360"/>
       </w:pPr>
       <w:rPr>
-        <w:rFonts w:hint="default" w:ascii="Times New Roman" w:hAnsi="Times New Roman" w:eastAsia="Arial" w:cs="Times New Roman"/>
+        <w:rFonts w:ascii="Times New Roman" w:eastAsia="Arial" w:hAnsi="Times New Roman" w:cs="Times New Roman" w:hint="default"/>
       </w:rPr>
     </w:lvl>
     <w:lvl w:ilvl="1" w:tplc="240A0003" w:tentative="1">
@@ -17798,7 +17926,7 @@
         <w:ind w:left="1440" w:hanging="360"/>
       </w:pPr>
       <w:rPr>
-        <w:rFonts w:hint="default" w:ascii="Courier New" w:hAnsi="Courier New" w:cs="Courier New"/>
+        <w:rFonts w:ascii="Courier New" w:hAnsi="Courier New" w:cs="Courier New" w:hint="default"/>
       </w:rPr>
     </w:lvl>
     <w:lvl w:ilvl="2" w:tplc="240A0005" w:tentative="1">
@@ -17810,7 +17938,7 @@
         <w:ind w:left="2160" w:hanging="360"/>
       </w:pPr>
       <w:rPr>
-        <w:rFonts w:hint="default" w:ascii="Wingdings" w:hAnsi="Wingdings"/>
+        <w:rFonts w:ascii="Wingdings" w:hAnsi="Wingdings" w:hint="default"/>
       </w:rPr>
     </w:lvl>
     <w:lvl w:ilvl="3" w:tplc="240A0001" w:tentative="1">
@@ -17822,7 +17950,7 @@
         <w:ind w:left="2880" w:hanging="360"/>
       </w:pPr>
       <w:rPr>
-        <w:rFonts w:hint="default" w:ascii="Symbol" w:hAnsi="Symbol"/>
+        <w:rFonts w:ascii="Symbol" w:hAnsi="Symbol" w:hint="default"/>
       </w:rPr>
     </w:lvl>
     <w:lvl w:ilvl="4" w:tplc="240A0003" w:tentative="1">
@@ -17834,7 +17962,7 @@
         <w:ind w:left="3600" w:hanging="360"/>
       </w:pPr>
       <w:rPr>
-        <w:rFonts w:hint="default" w:ascii="Courier New" w:hAnsi="Courier New" w:cs="Courier New"/>
+        <w:rFonts w:ascii="Courier New" w:hAnsi="Courier New" w:cs="Courier New" w:hint="default"/>
       </w:rPr>
     </w:lvl>
     <w:lvl w:ilvl="5" w:tplc="240A0005" w:tentative="1">
@@ -17846,7 +17974,7 @@
         <w:ind w:left="4320" w:hanging="360"/>
       </w:pPr>
       <w:rPr>
-        <w:rFonts w:hint="default" w:ascii="Wingdings" w:hAnsi="Wingdings"/>
+        <w:rFonts w:ascii="Wingdings" w:hAnsi="Wingdings" w:hint="default"/>
       </w:rPr>
     </w:lvl>
     <w:lvl w:ilvl="6" w:tplc="240A0001" w:tentative="1">
@@ -17858,7 +17986,7 @@
         <w:ind w:left="5040" w:hanging="360"/>
       </w:pPr>
       <w:rPr>
-        <w:rFonts w:hint="default" w:ascii="Symbol" w:hAnsi="Symbol"/>
+        <w:rFonts w:ascii="Symbol" w:hAnsi="Symbol" w:hint="default"/>
       </w:rPr>
     </w:lvl>
     <w:lvl w:ilvl="7" w:tplc="240A0003" w:tentative="1">
@@ -17870,7 +17998,7 @@
         <w:ind w:left="5760" w:hanging="360"/>
       </w:pPr>
       <w:rPr>
-        <w:rFonts w:hint="default" w:ascii="Courier New" w:hAnsi="Courier New" w:cs="Courier New"/>
+        <w:rFonts w:ascii="Courier New" w:hAnsi="Courier New" w:cs="Courier New" w:hint="default"/>
       </w:rPr>
     </w:lvl>
     <w:lvl w:ilvl="8" w:tplc="240A0005" w:tentative="1">
@@ -17882,7 +18010,7 @@
         <w:ind w:left="6480" w:hanging="360"/>
       </w:pPr>
       <w:rPr>
-        <w:rFonts w:hint="default" w:ascii="Wingdings" w:hAnsi="Wingdings"/>
+        <w:rFonts w:ascii="Wingdings" w:hAnsi="Wingdings" w:hint="default"/>
       </w:rPr>
     </w:lvl>
   </w:abstractNum>
@@ -17988,7 +18116,7 @@
         <w:ind w:left="720" w:hanging="360"/>
       </w:pPr>
       <w:rPr>
-        <w:rFonts w:hint="default" w:ascii="Times New Roman" w:hAnsi="Times New Roman" w:eastAsia="Arial" w:cs="Times New Roman"/>
+        <w:rFonts w:ascii="Times New Roman" w:eastAsia="Arial" w:hAnsi="Times New Roman" w:cs="Times New Roman" w:hint="default"/>
       </w:rPr>
     </w:lvl>
     <w:lvl w:ilvl="1" w:tplc="240A0003" w:tentative="1">
@@ -18000,7 +18128,7 @@
         <w:ind w:left="1440" w:hanging="360"/>
       </w:pPr>
       <w:rPr>
-        <w:rFonts w:hint="default" w:ascii="Courier New" w:hAnsi="Courier New" w:cs="Courier New"/>
+        <w:rFonts w:ascii="Courier New" w:hAnsi="Courier New" w:cs="Courier New" w:hint="default"/>
       </w:rPr>
     </w:lvl>
     <w:lvl w:ilvl="2" w:tplc="240A0005" w:tentative="1">
@@ -18012,7 +18140,7 @@
         <w:ind w:left="2160" w:hanging="360"/>
       </w:pPr>
       <w:rPr>
-        <w:rFonts w:hint="default" w:ascii="Wingdings" w:hAnsi="Wingdings"/>
+        <w:rFonts w:ascii="Wingdings" w:hAnsi="Wingdings" w:hint="default"/>
       </w:rPr>
     </w:lvl>
     <w:lvl w:ilvl="3" w:tplc="240A0001" w:tentative="1">
@@ -18024,7 +18152,7 @@
         <w:ind w:left="2880" w:hanging="360"/>
       </w:pPr>
       <w:rPr>
-        <w:rFonts w:hint="default" w:ascii="Symbol" w:hAnsi="Symbol"/>
+        <w:rFonts w:ascii="Symbol" w:hAnsi="Symbol" w:hint="default"/>
       </w:rPr>
     </w:lvl>
     <w:lvl w:ilvl="4" w:tplc="240A0003" w:tentative="1">
@@ -18036,7 +18164,7 @@
         <w:ind w:left="3600" w:hanging="360"/>
       </w:pPr>
       <w:rPr>
-        <w:rFonts w:hint="default" w:ascii="Courier New" w:hAnsi="Courier New" w:cs="Courier New"/>
+        <w:rFonts w:ascii="Courier New" w:hAnsi="Courier New" w:cs="Courier New" w:hint="default"/>
       </w:rPr>
     </w:lvl>
     <w:lvl w:ilvl="5" w:tplc="240A0005" w:tentative="1">
@@ -18048,7 +18176,7 @@
         <w:ind w:left="4320" w:hanging="360"/>
       </w:pPr>
       <w:rPr>
-        <w:rFonts w:hint="default" w:ascii="Wingdings" w:hAnsi="Wingdings"/>
+        <w:rFonts w:ascii="Wingdings" w:hAnsi="Wingdings" w:hint="default"/>
       </w:rPr>
     </w:lvl>
     <w:lvl w:ilvl="6" w:tplc="240A0001" w:tentative="1">
@@ -18060,7 +18188,7 @@
         <w:ind w:left="5040" w:hanging="360"/>
       </w:pPr>
       <w:rPr>
-        <w:rFonts w:hint="default" w:ascii="Symbol" w:hAnsi="Symbol"/>
+        <w:rFonts w:ascii="Symbol" w:hAnsi="Symbol" w:hint="default"/>
       </w:rPr>
     </w:lvl>
     <w:lvl w:ilvl="7" w:tplc="240A0003" w:tentative="1">
@@ -18072,7 +18200,7 @@
         <w:ind w:left="5760" w:hanging="360"/>
       </w:pPr>
       <w:rPr>
-        <w:rFonts w:hint="default" w:ascii="Courier New" w:hAnsi="Courier New" w:cs="Courier New"/>
+        <w:rFonts w:ascii="Courier New" w:hAnsi="Courier New" w:cs="Courier New" w:hint="default"/>
       </w:rPr>
     </w:lvl>
     <w:lvl w:ilvl="8" w:tplc="240A0005" w:tentative="1">
@@ -18084,7 +18212,7 @@
         <w:ind w:left="6480" w:hanging="360"/>
       </w:pPr>
       <w:rPr>
-        <w:rFonts w:hint="default" w:ascii="Wingdings" w:hAnsi="Wingdings"/>
+        <w:rFonts w:ascii="Wingdings" w:hAnsi="Wingdings" w:hint="default"/>
       </w:rPr>
     </w:lvl>
   </w:abstractNum>
@@ -18101,7 +18229,7 @@
         <w:ind w:left="720" w:hanging="360"/>
       </w:pPr>
       <w:rPr>
-        <w:rFonts w:hint="default" w:ascii="Times New Roman" w:hAnsi="Times New Roman" w:eastAsia="Arial" w:cs="Times New Roman"/>
+        <w:rFonts w:ascii="Times New Roman" w:eastAsia="Arial" w:hAnsi="Times New Roman" w:cs="Times New Roman" w:hint="default"/>
       </w:rPr>
     </w:lvl>
     <w:lvl w:ilvl="1" w:tplc="240A0003" w:tentative="1">
@@ -18113,7 +18241,7 @@
         <w:ind w:left="1440" w:hanging="360"/>
       </w:pPr>
       <w:rPr>
-        <w:rFonts w:hint="default" w:ascii="Courier New" w:hAnsi="Courier New" w:cs="Courier New"/>
+        <w:rFonts w:ascii="Courier New" w:hAnsi="Courier New" w:cs="Courier New" w:hint="default"/>
       </w:rPr>
     </w:lvl>
     <w:lvl w:ilvl="2" w:tplc="240A0005" w:tentative="1">
@@ -18125,7 +18253,7 @@
         <w:ind w:left="2160" w:hanging="360"/>
       </w:pPr>
       <w:rPr>
-        <w:rFonts w:hint="default" w:ascii="Wingdings" w:hAnsi="Wingdings"/>
+        <w:rFonts w:ascii="Wingdings" w:hAnsi="Wingdings" w:hint="default"/>
       </w:rPr>
     </w:lvl>
     <w:lvl w:ilvl="3" w:tplc="240A0001" w:tentative="1">
@@ -18137,7 +18265,7 @@
         <w:ind w:left="2880" w:hanging="360"/>
       </w:pPr>
       <w:rPr>
-        <w:rFonts w:hint="default" w:ascii="Symbol" w:hAnsi="Symbol"/>
+        <w:rFonts w:ascii="Symbol" w:hAnsi="Symbol" w:hint="default"/>
       </w:rPr>
     </w:lvl>
     <w:lvl w:ilvl="4" w:tplc="240A0003" w:tentative="1">
@@ -18149,7 +18277,7 @@
         <w:ind w:left="3600" w:hanging="360"/>
       </w:pPr>
       <w:rPr>
-        <w:rFonts w:hint="default" w:ascii="Courier New" w:hAnsi="Courier New" w:cs="Courier New"/>
+        <w:rFonts w:ascii="Courier New" w:hAnsi="Courier New" w:cs="Courier New" w:hint="default"/>
       </w:rPr>
     </w:lvl>
     <w:lvl w:ilvl="5" w:tplc="240A0005" w:tentative="1">
@@ -18161,7 +18289,7 @@
         <w:ind w:left="4320" w:hanging="360"/>
       </w:pPr>
       <w:rPr>
-        <w:rFonts w:hint="default" w:ascii="Wingdings" w:hAnsi="Wingdings"/>
+        <w:rFonts w:ascii="Wingdings" w:hAnsi="Wingdings" w:hint="default"/>
       </w:rPr>
     </w:lvl>
     <w:lvl w:ilvl="6" w:tplc="240A0001" w:tentative="1">
@@ -18173,7 +18301,7 @@
         <w:ind w:left="5040" w:hanging="360"/>
       </w:pPr>
       <w:rPr>
-        <w:rFonts w:hint="default" w:ascii="Symbol" w:hAnsi="Symbol"/>
+        <w:rFonts w:ascii="Symbol" w:hAnsi="Symbol" w:hint="default"/>
       </w:rPr>
     </w:lvl>
     <w:lvl w:ilvl="7" w:tplc="240A0003" w:tentative="1">
@@ -18185,7 +18313,7 @@
         <w:ind w:left="5760" w:hanging="360"/>
       </w:pPr>
       <w:rPr>
-        <w:rFonts w:hint="default" w:ascii="Courier New" w:hAnsi="Courier New" w:cs="Courier New"/>
+        <w:rFonts w:ascii="Courier New" w:hAnsi="Courier New" w:cs="Courier New" w:hint="default"/>
       </w:rPr>
     </w:lvl>
     <w:lvl w:ilvl="8" w:tplc="240A0005" w:tentative="1">
@@ -18197,7 +18325,7 @@
         <w:ind w:left="6480" w:hanging="360"/>
       </w:pPr>
       <w:rPr>
-        <w:rFonts w:hint="default" w:ascii="Wingdings" w:hAnsi="Wingdings"/>
+        <w:rFonts w:ascii="Wingdings" w:hAnsi="Wingdings" w:hint="default"/>
       </w:rPr>
     </w:lvl>
   </w:abstractNum>
@@ -18214,7 +18342,7 @@
         <w:ind w:left="787" w:hanging="360"/>
       </w:pPr>
       <w:rPr>
-        <w:rFonts w:hint="default" w:ascii="Symbol" w:hAnsi="Symbol"/>
+        <w:rFonts w:ascii="Symbol" w:hAnsi="Symbol" w:hint="default"/>
       </w:rPr>
     </w:lvl>
     <w:lvl w:ilvl="1" w:tplc="240A0003" w:tentative="1">
@@ -18226,7 +18354,7 @@
         <w:ind w:left="1507" w:hanging="360"/>
       </w:pPr>
       <w:rPr>
-        <w:rFonts w:hint="default" w:ascii="Courier New" w:hAnsi="Courier New" w:cs="Courier New"/>
+        <w:rFonts w:ascii="Courier New" w:hAnsi="Courier New" w:cs="Courier New" w:hint="default"/>
       </w:rPr>
     </w:lvl>
     <w:lvl w:ilvl="2" w:tplc="240A0005" w:tentative="1">
@@ -18238,7 +18366,7 @@
         <w:ind w:left="2227" w:hanging="360"/>
       </w:pPr>
       <w:rPr>
-        <w:rFonts w:hint="default" w:ascii="Wingdings" w:hAnsi="Wingdings"/>
+        <w:rFonts w:ascii="Wingdings" w:hAnsi="Wingdings" w:hint="default"/>
       </w:rPr>
     </w:lvl>
     <w:lvl w:ilvl="3" w:tplc="240A0001" w:tentative="1">
@@ -18250,7 +18378,7 @@
         <w:ind w:left="2947" w:hanging="360"/>
       </w:pPr>
       <w:rPr>
-        <w:rFonts w:hint="default" w:ascii="Symbol" w:hAnsi="Symbol"/>
+        <w:rFonts w:ascii="Symbol" w:hAnsi="Symbol" w:hint="default"/>
       </w:rPr>
     </w:lvl>
     <w:lvl w:ilvl="4" w:tplc="240A0003" w:tentative="1">
@@ -18262,7 +18390,7 @@
         <w:ind w:left="3667" w:hanging="360"/>
       </w:pPr>
       <w:rPr>
-        <w:rFonts w:hint="default" w:ascii="Courier New" w:hAnsi="Courier New" w:cs="Courier New"/>
+        <w:rFonts w:ascii="Courier New" w:hAnsi="Courier New" w:cs="Courier New" w:hint="default"/>
       </w:rPr>
     </w:lvl>
     <w:lvl w:ilvl="5" w:tplc="240A0005" w:tentative="1">
@@ -18274,7 +18402,7 @@
         <w:ind w:left="4387" w:hanging="360"/>
       </w:pPr>
       <w:rPr>
-        <w:rFonts w:hint="default" w:ascii="Wingdings" w:hAnsi="Wingdings"/>
+        <w:rFonts w:ascii="Wingdings" w:hAnsi="Wingdings" w:hint="default"/>
       </w:rPr>
     </w:lvl>
     <w:lvl w:ilvl="6" w:tplc="240A0001" w:tentative="1">
@@ -18286,7 +18414,7 @@
         <w:ind w:left="5107" w:hanging="360"/>
       </w:pPr>
       <w:rPr>
-        <w:rFonts w:hint="default" w:ascii="Symbol" w:hAnsi="Symbol"/>
+        <w:rFonts w:ascii="Symbol" w:hAnsi="Symbol" w:hint="default"/>
       </w:rPr>
     </w:lvl>
     <w:lvl w:ilvl="7" w:tplc="240A0003" w:tentative="1">
@@ -18298,7 +18426,7 @@
         <w:ind w:left="5827" w:hanging="360"/>
       </w:pPr>
       <w:rPr>
-        <w:rFonts w:hint="default" w:ascii="Courier New" w:hAnsi="Courier New" w:cs="Courier New"/>
+        <w:rFonts w:ascii="Courier New" w:hAnsi="Courier New" w:cs="Courier New" w:hint="default"/>
       </w:rPr>
     </w:lvl>
     <w:lvl w:ilvl="8" w:tplc="240A0005" w:tentative="1">
@@ -18310,7 +18438,7 @@
         <w:ind w:left="6547" w:hanging="360"/>
       </w:pPr>
       <w:rPr>
-        <w:rFonts w:hint="default" w:ascii="Wingdings" w:hAnsi="Wingdings"/>
+        <w:rFonts w:ascii="Wingdings" w:hAnsi="Wingdings" w:hint="default"/>
       </w:rPr>
     </w:lvl>
   </w:abstractNum>
@@ -18336,7 +18464,7 @@
         <w:ind w:left="2160" w:hanging="360"/>
       </w:pPr>
       <w:rPr>
-        <w:rFonts w:hint="default" w:ascii="SymbolMT" w:hAnsi="SymbolMT" w:eastAsia="Times New Roman" w:cs="Times New Roman"/>
+        <w:rFonts w:ascii="SymbolMT" w:eastAsia="Times New Roman" w:hAnsi="SymbolMT" w:cs="Times New Roman" w:hint="default"/>
       </w:rPr>
     </w:lvl>
     <w:lvl w:ilvl="2" w:tplc="240A001B" w:tentative="1">
@@ -18416,7 +18544,7 @@
         <w:ind w:left="720" w:hanging="360"/>
       </w:pPr>
       <w:rPr>
-        <w:rFonts w:hint="default" w:ascii="Times New Roman" w:hAnsi="Times New Roman" w:eastAsia="Arial" w:cs="Times New Roman"/>
+        <w:rFonts w:ascii="Times New Roman" w:eastAsia="Arial" w:hAnsi="Times New Roman" w:cs="Times New Roman" w:hint="default"/>
       </w:rPr>
     </w:lvl>
     <w:lvl w:ilvl="1" w:tplc="240A0003" w:tentative="1">
@@ -18428,7 +18556,7 @@
         <w:ind w:left="1440" w:hanging="360"/>
       </w:pPr>
       <w:rPr>
-        <w:rFonts w:hint="default" w:ascii="Courier New" w:hAnsi="Courier New" w:cs="Courier New"/>
+        <w:rFonts w:ascii="Courier New" w:hAnsi="Courier New" w:cs="Courier New" w:hint="default"/>
       </w:rPr>
     </w:lvl>
     <w:lvl w:ilvl="2" w:tplc="240A0005" w:tentative="1">
@@ -18440,7 +18568,7 @@
         <w:ind w:left="2160" w:hanging="360"/>
       </w:pPr>
       <w:rPr>
-        <w:rFonts w:hint="default" w:ascii="Wingdings" w:hAnsi="Wingdings"/>
+        <w:rFonts w:ascii="Wingdings" w:hAnsi="Wingdings" w:hint="default"/>
       </w:rPr>
     </w:lvl>
     <w:lvl w:ilvl="3" w:tplc="240A0001" w:tentative="1">
@@ -18452,7 +18580,7 @@
         <w:ind w:left="2880" w:hanging="360"/>
       </w:pPr>
       <w:rPr>
-        <w:rFonts w:hint="default" w:ascii="Symbol" w:hAnsi="Symbol"/>
+        <w:rFonts w:ascii="Symbol" w:hAnsi="Symbol" w:hint="default"/>
       </w:rPr>
     </w:lvl>
     <w:lvl w:ilvl="4" w:tplc="240A0003" w:tentative="1">
@@ -18464,7 +18592,7 @@
         <w:ind w:left="3600" w:hanging="360"/>
       </w:pPr>
       <w:rPr>
-        <w:rFonts w:hint="default" w:ascii="Courier New" w:hAnsi="Courier New" w:cs="Courier New"/>
+        <w:rFonts w:ascii="Courier New" w:hAnsi="Courier New" w:cs="Courier New" w:hint="default"/>
       </w:rPr>
     </w:lvl>
     <w:lvl w:ilvl="5" w:tplc="240A0005" w:tentative="1">
@@ -18476,7 +18604,7 @@
         <w:ind w:left="4320" w:hanging="360"/>
       </w:pPr>
       <w:rPr>
-        <w:rFonts w:hint="default" w:ascii="Wingdings" w:hAnsi="Wingdings"/>
+        <w:rFonts w:ascii="Wingdings" w:hAnsi="Wingdings" w:hint="default"/>
       </w:rPr>
     </w:lvl>
     <w:lvl w:ilvl="6" w:tplc="240A0001" w:tentative="1">
@@ -18488,7 +18616,7 @@
         <w:ind w:left="5040" w:hanging="360"/>
       </w:pPr>
       <w:rPr>
-        <w:rFonts w:hint="default" w:ascii="Symbol" w:hAnsi="Symbol"/>
+        <w:rFonts w:ascii="Symbol" w:hAnsi="Symbol" w:hint="default"/>
       </w:rPr>
     </w:lvl>
     <w:lvl w:ilvl="7" w:tplc="240A0003" w:tentative="1">
@@ -18500,7 +18628,7 @@
         <w:ind w:left="5760" w:hanging="360"/>
       </w:pPr>
       <w:rPr>
-        <w:rFonts w:hint="default" w:ascii="Courier New" w:hAnsi="Courier New" w:cs="Courier New"/>
+        <w:rFonts w:ascii="Courier New" w:hAnsi="Courier New" w:cs="Courier New" w:hint="default"/>
       </w:rPr>
     </w:lvl>
     <w:lvl w:ilvl="8" w:tplc="240A0005" w:tentative="1">
@@ -18512,7 +18640,7 @@
         <w:ind w:left="6480" w:hanging="360"/>
       </w:pPr>
       <w:rPr>
-        <w:rFonts w:hint="default" w:ascii="Wingdings" w:hAnsi="Wingdings"/>
+        <w:rFonts w:ascii="Wingdings" w:hAnsi="Wingdings" w:hint="default"/>
       </w:rPr>
     </w:lvl>
   </w:abstractNum>
@@ -18529,7 +18657,7 @@
         <w:ind w:left="720" w:hanging="360"/>
       </w:pPr>
       <w:rPr>
-        <w:rFonts w:hint="default" w:ascii="Symbol" w:hAnsi="Symbol"/>
+        <w:rFonts w:ascii="Symbol" w:hAnsi="Symbol" w:hint="default"/>
       </w:rPr>
     </w:lvl>
     <w:lvl w:ilvl="1" w:tplc="240A0003" w:tentative="1">
@@ -18541,7 +18669,7 @@
         <w:ind w:left="1440" w:hanging="360"/>
       </w:pPr>
       <w:rPr>
-        <w:rFonts w:hint="default" w:ascii="Courier New" w:hAnsi="Courier New" w:cs="Courier New"/>
+        <w:rFonts w:ascii="Courier New" w:hAnsi="Courier New" w:cs="Courier New" w:hint="default"/>
       </w:rPr>
     </w:lvl>
     <w:lvl w:ilvl="2" w:tplc="240A0005" w:tentative="1">
@@ -18553,7 +18681,7 @@
         <w:ind w:left="2160" w:hanging="360"/>
       </w:pPr>
       <w:rPr>
-        <w:rFonts w:hint="default" w:ascii="Wingdings" w:hAnsi="Wingdings"/>
+        <w:rFonts w:ascii="Wingdings" w:hAnsi="Wingdings" w:hint="default"/>
       </w:rPr>
     </w:lvl>
     <w:lvl w:ilvl="3" w:tplc="240A0001" w:tentative="1">
@@ -18565,7 +18693,7 @@
         <w:ind w:left="2880" w:hanging="360"/>
       </w:pPr>
       <w:rPr>
-        <w:rFonts w:hint="default" w:ascii="Symbol" w:hAnsi="Symbol"/>
+        <w:rFonts w:ascii="Symbol" w:hAnsi="Symbol" w:hint="default"/>
       </w:rPr>
     </w:lvl>
     <w:lvl w:ilvl="4" w:tplc="240A0003" w:tentative="1">
@@ -18577,7 +18705,7 @@
         <w:ind w:left="3600" w:hanging="360"/>
       </w:pPr>
       <w:rPr>
-        <w:rFonts w:hint="default" w:ascii="Courier New" w:hAnsi="Courier New" w:cs="Courier New"/>
+        <w:rFonts w:ascii="Courier New" w:hAnsi="Courier New" w:cs="Courier New" w:hint="default"/>
       </w:rPr>
     </w:lvl>
     <w:lvl w:ilvl="5" w:tplc="240A0005" w:tentative="1">
@@ -18589,7 +18717,7 @@
         <w:ind w:left="4320" w:hanging="360"/>
       </w:pPr>
       <w:rPr>
-        <w:rFonts w:hint="default" w:ascii="Wingdings" w:hAnsi="Wingdings"/>
+        <w:rFonts w:ascii="Wingdings" w:hAnsi="Wingdings" w:hint="default"/>
       </w:rPr>
     </w:lvl>
     <w:lvl w:ilvl="6" w:tplc="240A0001" w:tentative="1">
@@ -18601,7 +18729,7 @@
         <w:ind w:left="5040" w:hanging="360"/>
       </w:pPr>
       <w:rPr>
-        <w:rFonts w:hint="default" w:ascii="Symbol" w:hAnsi="Symbol"/>
+        <w:rFonts w:ascii="Symbol" w:hAnsi="Symbol" w:hint="default"/>
       </w:rPr>
     </w:lvl>
     <w:lvl w:ilvl="7" w:tplc="240A0003" w:tentative="1">
@@ -18613,7 +18741,7 @@
         <w:ind w:left="5760" w:hanging="360"/>
       </w:pPr>
       <w:rPr>
-        <w:rFonts w:hint="default" w:ascii="Courier New" w:hAnsi="Courier New" w:cs="Courier New"/>
+        <w:rFonts w:ascii="Courier New" w:hAnsi="Courier New" w:cs="Courier New" w:hint="default"/>
       </w:rPr>
     </w:lvl>
     <w:lvl w:ilvl="8" w:tplc="240A0005" w:tentative="1">
@@ -18625,7 +18753,7 @@
         <w:ind w:left="6480" w:hanging="360"/>
       </w:pPr>
       <w:rPr>
-        <w:rFonts w:hint="default" w:ascii="Wingdings" w:hAnsi="Wingdings"/>
+        <w:rFonts w:ascii="Wingdings" w:hAnsi="Wingdings" w:hint="default"/>
       </w:rPr>
     </w:lvl>
   </w:abstractNum>
@@ -18642,7 +18770,7 @@
         <w:ind w:left="720" w:hanging="360"/>
       </w:pPr>
       <w:rPr>
-        <w:rFonts w:hint="default" w:ascii="Times New Roman" w:hAnsi="Times New Roman" w:eastAsia="Arial" w:cs="Times New Roman"/>
+        <w:rFonts w:ascii="Times New Roman" w:eastAsia="Arial" w:hAnsi="Times New Roman" w:cs="Times New Roman" w:hint="default"/>
       </w:rPr>
     </w:lvl>
     <w:lvl w:ilvl="1" w:tplc="240A0003" w:tentative="1">
@@ -18654,7 +18782,7 @@
         <w:ind w:left="1440" w:hanging="360"/>
       </w:pPr>
       <w:rPr>
-        <w:rFonts w:hint="default" w:ascii="Courier New" w:hAnsi="Courier New" w:cs="Courier New"/>
+        <w:rFonts w:ascii="Courier New" w:hAnsi="Courier New" w:cs="Courier New" w:hint="default"/>
       </w:rPr>
     </w:lvl>
     <w:lvl w:ilvl="2" w:tplc="240A0005" w:tentative="1">
@@ -18666,7 +18794,7 @@
         <w:ind w:left="2160" w:hanging="360"/>
       </w:pPr>
       <w:rPr>
-        <w:rFonts w:hint="default" w:ascii="Wingdings" w:hAnsi="Wingdings"/>
+        <w:rFonts w:ascii="Wingdings" w:hAnsi="Wingdings" w:hint="default"/>
       </w:rPr>
     </w:lvl>
     <w:lvl w:ilvl="3" w:tplc="240A0001" w:tentative="1">
@@ -18678,7 +18806,7 @@
         <w:ind w:left="2880" w:hanging="360"/>
       </w:pPr>
       <w:rPr>
-        <w:rFonts w:hint="default" w:ascii="Symbol" w:hAnsi="Symbol"/>
+        <w:rFonts w:ascii="Symbol" w:hAnsi="Symbol" w:hint="default"/>
       </w:rPr>
     </w:lvl>
     <w:lvl w:ilvl="4" w:tplc="240A0003" w:tentative="1">
@@ -18690,7 +18818,7 @@
         <w:ind w:left="3600" w:hanging="360"/>
       </w:pPr>
       <w:rPr>
-        <w:rFonts w:hint="default" w:ascii="Courier New" w:hAnsi="Courier New" w:cs="Courier New"/>
+        <w:rFonts w:ascii="Courier New" w:hAnsi="Courier New" w:cs="Courier New" w:hint="default"/>
       </w:rPr>
     </w:lvl>
     <w:lvl w:ilvl="5" w:tplc="240A0005" w:tentative="1">
@@ -18702,7 +18830,7 @@
         <w:ind w:left="4320" w:hanging="360"/>
       </w:pPr>
       <w:rPr>
-        <w:rFonts w:hint="default" w:ascii="Wingdings" w:hAnsi="Wingdings"/>
+        <w:rFonts w:ascii="Wingdings" w:hAnsi="Wingdings" w:hint="default"/>
       </w:rPr>
     </w:lvl>
     <w:lvl w:ilvl="6" w:tplc="240A0001" w:tentative="1">
@@ -18714,7 +18842,7 @@
         <w:ind w:left="5040" w:hanging="360"/>
       </w:pPr>
       <w:rPr>
-        <w:rFonts w:hint="default" w:ascii="Symbol" w:hAnsi="Symbol"/>
+        <w:rFonts w:ascii="Symbol" w:hAnsi="Symbol" w:hint="default"/>
       </w:rPr>
     </w:lvl>
     <w:lvl w:ilvl="7" w:tplc="240A0003" w:tentative="1">
@@ -18726,7 +18854,7 @@
         <w:ind w:left="5760" w:hanging="360"/>
       </w:pPr>
       <w:rPr>
-        <w:rFonts w:hint="default" w:ascii="Courier New" w:hAnsi="Courier New" w:cs="Courier New"/>
+        <w:rFonts w:ascii="Courier New" w:hAnsi="Courier New" w:cs="Courier New" w:hint="default"/>
       </w:rPr>
     </w:lvl>
     <w:lvl w:ilvl="8" w:tplc="240A0005" w:tentative="1">
@@ -18738,7 +18866,7 @@
         <w:ind w:left="6480" w:hanging="360"/>
       </w:pPr>
       <w:rPr>
-        <w:rFonts w:hint="default" w:ascii="Wingdings" w:hAnsi="Wingdings"/>
+        <w:rFonts w:ascii="Wingdings" w:hAnsi="Wingdings" w:hint="default"/>
       </w:rPr>
     </w:lvl>
   </w:abstractNum>
@@ -18755,7 +18883,7 @@
         <w:ind w:left="720" w:hanging="360"/>
       </w:pPr>
       <w:rPr>
-        <w:rFonts w:hint="default" w:ascii="Symbol" w:hAnsi="Symbol"/>
+        <w:rFonts w:ascii="Symbol" w:hAnsi="Symbol" w:hint="default"/>
       </w:rPr>
     </w:lvl>
     <w:lvl w:ilvl="1" w:tplc="240A0003" w:tentative="1">
@@ -18767,7 +18895,7 @@
         <w:ind w:left="1440" w:hanging="360"/>
       </w:pPr>
       <w:rPr>
-        <w:rFonts w:hint="default" w:ascii="Courier New" w:hAnsi="Courier New" w:cs="Courier New"/>
+        <w:rFonts w:ascii="Courier New" w:hAnsi="Courier New" w:cs="Courier New" w:hint="default"/>
       </w:rPr>
     </w:lvl>
     <w:lvl w:ilvl="2" w:tplc="240A0005" w:tentative="1">
@@ -18779,7 +18907,7 @@
         <w:ind w:left="2160" w:hanging="360"/>
       </w:pPr>
       <w:rPr>
-        <w:rFonts w:hint="default" w:ascii="Wingdings" w:hAnsi="Wingdings"/>
+        <w:rFonts w:ascii="Wingdings" w:hAnsi="Wingdings" w:hint="default"/>
       </w:rPr>
     </w:lvl>
     <w:lvl w:ilvl="3" w:tplc="240A0001" w:tentative="1">
@@ -18791,7 +18919,7 @@
         <w:ind w:left="2880" w:hanging="360"/>
       </w:pPr>
       <w:rPr>
-        <w:rFonts w:hint="default" w:ascii="Symbol" w:hAnsi="Symbol"/>
+        <w:rFonts w:ascii="Symbol" w:hAnsi="Symbol" w:hint="default"/>
       </w:rPr>
     </w:lvl>
     <w:lvl w:ilvl="4" w:tplc="240A0003" w:tentative="1">
@@ -18803,7 +18931,7 @@
         <w:ind w:left="3600" w:hanging="360"/>
       </w:pPr>
       <w:rPr>
-        <w:rFonts w:hint="default" w:ascii="Courier New" w:hAnsi="Courier New" w:cs="Courier New"/>
+        <w:rFonts w:ascii="Courier New" w:hAnsi="Courier New" w:cs="Courier New" w:hint="default"/>
       </w:rPr>
     </w:lvl>
     <w:lvl w:ilvl="5" w:tplc="240A0005" w:tentative="1">
@@ -18815,7 +18943,7 @@
         <w:ind w:left="4320" w:hanging="360"/>
       </w:pPr>
       <w:rPr>
-        <w:rFonts w:hint="default" w:ascii="Wingdings" w:hAnsi="Wingdings"/>
+        <w:rFonts w:ascii="Wingdings" w:hAnsi="Wingdings" w:hint="default"/>
       </w:rPr>
     </w:lvl>
     <w:lvl w:ilvl="6" w:tplc="240A0001" w:tentative="1">
@@ -18827,7 +18955,7 @@
         <w:ind w:left="5040" w:hanging="360"/>
       </w:pPr>
       <w:rPr>
-        <w:rFonts w:hint="default" w:ascii="Symbol" w:hAnsi="Symbol"/>
+        <w:rFonts w:ascii="Symbol" w:hAnsi="Symbol" w:hint="default"/>
       </w:rPr>
     </w:lvl>
     <w:lvl w:ilvl="7" w:tplc="240A0003" w:tentative="1">
@@ -18839,7 +18967,7 @@
         <w:ind w:left="5760" w:hanging="360"/>
       </w:pPr>
       <w:rPr>
-        <w:rFonts w:hint="default" w:ascii="Courier New" w:hAnsi="Courier New" w:cs="Courier New"/>
+        <w:rFonts w:ascii="Courier New" w:hAnsi="Courier New" w:cs="Courier New" w:hint="default"/>
       </w:rPr>
     </w:lvl>
     <w:lvl w:ilvl="8" w:tplc="240A0005" w:tentative="1">
@@ -18851,7 +18979,7 @@
         <w:ind w:left="6480" w:hanging="360"/>
       </w:pPr>
       <w:rPr>
-        <w:rFonts w:hint="default" w:ascii="Wingdings" w:hAnsi="Wingdings"/>
+        <w:rFonts w:ascii="Wingdings" w:hAnsi="Wingdings" w:hint="default"/>
       </w:rPr>
     </w:lvl>
   </w:abstractNum>
@@ -18868,7 +18996,7 @@
         <w:ind w:left="720" w:hanging="360"/>
       </w:pPr>
       <w:rPr>
-        <w:rFonts w:hint="default" w:ascii="Symbol" w:hAnsi="Symbol"/>
+        <w:rFonts w:ascii="Symbol" w:hAnsi="Symbol" w:hint="default"/>
       </w:rPr>
     </w:lvl>
     <w:lvl w:ilvl="1" w:tplc="240A0003" w:tentative="1">
@@ -18880,7 +19008,7 @@
         <w:ind w:left="1440" w:hanging="360"/>
       </w:pPr>
       <w:rPr>
-        <w:rFonts w:hint="default" w:ascii="Courier New" w:hAnsi="Courier New" w:cs="Courier New"/>
+        <w:rFonts w:ascii="Courier New" w:hAnsi="Courier New" w:cs="Courier New" w:hint="default"/>
       </w:rPr>
     </w:lvl>
     <w:lvl w:ilvl="2" w:tplc="240A0005" w:tentative="1">
@@ -18892,7 +19020,7 @@
         <w:ind w:left="2160" w:hanging="360"/>
       </w:pPr>
       <w:rPr>
-        <w:rFonts w:hint="default" w:ascii="Wingdings" w:hAnsi="Wingdings"/>
+        <w:rFonts w:ascii="Wingdings" w:hAnsi="Wingdings" w:hint="default"/>
       </w:rPr>
     </w:lvl>
     <w:lvl w:ilvl="3" w:tplc="240A0001" w:tentative="1">
@@ -18904,7 +19032,7 @@
         <w:ind w:left="2880" w:hanging="360"/>
       </w:pPr>
       <w:rPr>
-        <w:rFonts w:hint="default" w:ascii="Symbol" w:hAnsi="Symbol"/>
+        <w:rFonts w:ascii="Symbol" w:hAnsi="Symbol" w:hint="default"/>
       </w:rPr>
     </w:lvl>
     <w:lvl w:ilvl="4" w:tplc="240A0003" w:tentative="1">
@@ -18916,7 +19044,7 @@
         <w:ind w:left="3600" w:hanging="360"/>
       </w:pPr>
       <w:rPr>
-        <w:rFonts w:hint="default" w:ascii="Courier New" w:hAnsi="Courier New" w:cs="Courier New"/>
+        <w:rFonts w:ascii="Courier New" w:hAnsi="Courier New" w:cs="Courier New" w:hint="default"/>
       </w:rPr>
     </w:lvl>
     <w:lvl w:ilvl="5" w:tplc="240A0005" w:tentative="1">
@@ -18928,7 +19056,7 @@
         <w:ind w:left="4320" w:hanging="360"/>
       </w:pPr>
       <w:rPr>
-        <w:rFonts w:hint="default" w:ascii="Wingdings" w:hAnsi="Wingdings"/>
+        <w:rFonts w:ascii="Wingdings" w:hAnsi="Wingdings" w:hint="default"/>
       </w:rPr>
     </w:lvl>
     <w:lvl w:ilvl="6" w:tplc="240A0001" w:tentative="1">
@@ -18940,7 +19068,7 @@
         <w:ind w:left="5040" w:hanging="360"/>
       </w:pPr>
       <w:rPr>
-        <w:rFonts w:hint="default" w:ascii="Symbol" w:hAnsi="Symbol"/>
+        <w:rFonts w:ascii="Symbol" w:hAnsi="Symbol" w:hint="default"/>
       </w:rPr>
     </w:lvl>
     <w:lvl w:ilvl="7" w:tplc="240A0003" w:tentative="1">
@@ -18952,7 +19080,7 @@
         <w:ind w:left="5760" w:hanging="360"/>
       </w:pPr>
       <w:rPr>
-        <w:rFonts w:hint="default" w:ascii="Courier New" w:hAnsi="Courier New" w:cs="Courier New"/>
+        <w:rFonts w:ascii="Courier New" w:hAnsi="Courier New" w:cs="Courier New" w:hint="default"/>
       </w:rPr>
     </w:lvl>
     <w:lvl w:ilvl="8" w:tplc="240A0005" w:tentative="1">
@@ -18964,7 +19092,7 @@
         <w:ind w:left="6480" w:hanging="360"/>
       </w:pPr>
       <w:rPr>
-        <w:rFonts w:hint="default" w:ascii="Wingdings" w:hAnsi="Wingdings"/>
+        <w:rFonts w:ascii="Wingdings" w:hAnsi="Wingdings" w:hint="default"/>
       </w:rPr>
     </w:lvl>
   </w:abstractNum>
@@ -18981,7 +19109,7 @@
         <w:ind w:left="720" w:hanging="360"/>
       </w:pPr>
       <w:rPr>
-        <w:rFonts w:hint="default" w:ascii="Symbol" w:hAnsi="Symbol"/>
+        <w:rFonts w:ascii="Symbol" w:hAnsi="Symbol" w:hint="default"/>
       </w:rPr>
     </w:lvl>
     <w:lvl w:ilvl="1" w:tplc="240A0003" w:tentative="1">
@@ -18993,7 +19121,7 @@
         <w:ind w:left="1440" w:hanging="360"/>
       </w:pPr>
       <w:rPr>
-        <w:rFonts w:hint="default" w:ascii="Courier New" w:hAnsi="Courier New" w:cs="Courier New"/>
+        <w:rFonts w:ascii="Courier New" w:hAnsi="Courier New" w:cs="Courier New" w:hint="default"/>
       </w:rPr>
     </w:lvl>
     <w:lvl w:ilvl="2" w:tplc="240A0005" w:tentative="1">
@@ -19005,7 +19133,7 @@
         <w:ind w:left="2160" w:hanging="360"/>
       </w:pPr>
       <w:rPr>
-        <w:rFonts w:hint="default" w:ascii="Wingdings" w:hAnsi="Wingdings"/>
+        <w:rFonts w:ascii="Wingdings" w:hAnsi="Wingdings" w:hint="default"/>
       </w:rPr>
     </w:lvl>
     <w:lvl w:ilvl="3" w:tplc="240A0001" w:tentative="1">
@@ -19017,7 +19145,7 @@
         <w:ind w:left="2880" w:hanging="360"/>
       </w:pPr>
       <w:rPr>
-        <w:rFonts w:hint="default" w:ascii="Symbol" w:hAnsi="Symbol"/>
+        <w:rFonts w:ascii="Symbol" w:hAnsi="Symbol" w:hint="default"/>
       </w:rPr>
     </w:lvl>
     <w:lvl w:ilvl="4" w:tplc="240A0003" w:tentative="1">
@@ -19029,7 +19157,7 @@
         <w:ind w:left="3600" w:hanging="360"/>
       </w:pPr>
       <w:rPr>
-        <w:rFonts w:hint="default" w:ascii="Courier New" w:hAnsi="Courier New" w:cs="Courier New"/>
+        <w:rFonts w:ascii="Courier New" w:hAnsi="Courier New" w:cs="Courier New" w:hint="default"/>
       </w:rPr>
     </w:lvl>
     <w:lvl w:ilvl="5" w:tplc="240A0005" w:tentative="1">
@@ -19041,7 +19169,7 @@
         <w:ind w:left="4320" w:hanging="360"/>
       </w:pPr>
       <w:rPr>
-        <w:rFonts w:hint="default" w:ascii="Wingdings" w:hAnsi="Wingdings"/>
+        <w:rFonts w:ascii="Wingdings" w:hAnsi="Wingdings" w:hint="default"/>
       </w:rPr>
     </w:lvl>
     <w:lvl w:ilvl="6" w:tplc="240A0001" w:tentative="1">
@@ -19053,7 +19181,7 @@
         <w:ind w:left="5040" w:hanging="360"/>
       </w:pPr>
       <w:rPr>
-        <w:rFonts w:hint="default" w:ascii="Symbol" w:hAnsi="Symbol"/>
+        <w:rFonts w:ascii="Symbol" w:hAnsi="Symbol" w:hint="default"/>
       </w:rPr>
     </w:lvl>
     <w:lvl w:ilvl="7" w:tplc="240A0003" w:tentative="1">
@@ -19065,7 +19193,7 @@
         <w:ind w:left="5760" w:hanging="360"/>
       </w:pPr>
       <w:rPr>
-        <w:rFonts w:hint="default" w:ascii="Courier New" w:hAnsi="Courier New" w:cs="Courier New"/>
+        <w:rFonts w:ascii="Courier New" w:hAnsi="Courier New" w:cs="Courier New" w:hint="default"/>
       </w:rPr>
     </w:lvl>
     <w:lvl w:ilvl="8" w:tplc="240A0005" w:tentative="1">
@@ -19077,7 +19205,7 @@
         <w:ind w:left="6480" w:hanging="360"/>
       </w:pPr>
       <w:rPr>
-        <w:rFonts w:hint="default" w:ascii="Wingdings" w:hAnsi="Wingdings"/>
+        <w:rFonts w:ascii="Wingdings" w:hAnsi="Wingdings" w:hint="default"/>
       </w:rPr>
     </w:lvl>
   </w:abstractNum>
@@ -19094,7 +19222,7 @@
         <w:ind w:left="720" w:hanging="360"/>
       </w:pPr>
       <w:rPr>
-        <w:rFonts w:hint="default" w:ascii="Times New Roman" w:hAnsi="Times New Roman" w:eastAsia="Arial" w:cs="Times New Roman"/>
+        <w:rFonts w:ascii="Times New Roman" w:eastAsia="Arial" w:hAnsi="Times New Roman" w:cs="Times New Roman" w:hint="default"/>
       </w:rPr>
     </w:lvl>
     <w:lvl w:ilvl="1" w:tplc="240A0003" w:tentative="1">
@@ -19106,7 +19234,7 @@
         <w:ind w:left="1440" w:hanging="360"/>
       </w:pPr>
       <w:rPr>
-        <w:rFonts w:hint="default" w:ascii="Courier New" w:hAnsi="Courier New" w:cs="Courier New"/>
+        <w:rFonts w:ascii="Courier New" w:hAnsi="Courier New" w:cs="Courier New" w:hint="default"/>
       </w:rPr>
     </w:lvl>
     <w:lvl w:ilvl="2" w:tplc="240A0005" w:tentative="1">
@@ -19118,7 +19246,7 @@
         <w:ind w:left="2160" w:hanging="360"/>
       </w:pPr>
       <w:rPr>
-        <w:rFonts w:hint="default" w:ascii="Wingdings" w:hAnsi="Wingdings"/>
+        <w:rFonts w:ascii="Wingdings" w:hAnsi="Wingdings" w:hint="default"/>
       </w:rPr>
     </w:lvl>
     <w:lvl w:ilvl="3" w:tplc="240A0001" w:tentative="1">
@@ -19130,7 +19258,7 @@
         <w:ind w:left="2880" w:hanging="360"/>
       </w:pPr>
       <w:rPr>
-        <w:rFonts w:hint="default" w:ascii="Symbol" w:hAnsi="Symbol"/>
+        <w:rFonts w:ascii="Symbol" w:hAnsi="Symbol" w:hint="default"/>
       </w:rPr>
     </w:lvl>
     <w:lvl w:ilvl="4" w:tplc="240A0003" w:tentative="1">
@@ -19142,7 +19270,7 @@
         <w:ind w:left="3600" w:hanging="360"/>
       </w:pPr>
       <w:rPr>
-        <w:rFonts w:hint="default" w:ascii="Courier New" w:hAnsi="Courier New" w:cs="Courier New"/>
+        <w:rFonts w:ascii="Courier New" w:hAnsi="Courier New" w:cs="Courier New" w:hint="default"/>
       </w:rPr>
     </w:lvl>
     <w:lvl w:ilvl="5" w:tplc="240A0005" w:tentative="1">
@@ -19154,7 +19282,7 @@
         <w:ind w:left="4320" w:hanging="360"/>
       </w:pPr>
       <w:rPr>
-        <w:rFonts w:hint="default" w:ascii="Wingdings" w:hAnsi="Wingdings"/>
+        <w:rFonts w:ascii="Wingdings" w:hAnsi="Wingdings" w:hint="default"/>
       </w:rPr>
     </w:lvl>
     <w:lvl w:ilvl="6" w:tplc="240A0001" w:tentative="1">
@@ -19166,7 +19294,7 @@
         <w:ind w:left="5040" w:hanging="360"/>
       </w:pPr>
       <w:rPr>
-        <w:rFonts w:hint="default" w:ascii="Symbol" w:hAnsi="Symbol"/>
+        <w:rFonts w:ascii="Symbol" w:hAnsi="Symbol" w:hint="default"/>
       </w:rPr>
     </w:lvl>
     <w:lvl w:ilvl="7" w:tplc="240A0003" w:tentative="1">
@@ -19178,7 +19306,7 @@
         <w:ind w:left="5760" w:hanging="360"/>
       </w:pPr>
       <w:rPr>
-        <w:rFonts w:hint="default" w:ascii="Courier New" w:hAnsi="Courier New" w:cs="Courier New"/>
+        <w:rFonts w:ascii="Courier New" w:hAnsi="Courier New" w:cs="Courier New" w:hint="default"/>
       </w:rPr>
     </w:lvl>
     <w:lvl w:ilvl="8" w:tplc="240A0005" w:tentative="1">
@@ -19190,7 +19318,7 @@
         <w:ind w:left="6480" w:hanging="360"/>
       </w:pPr>
       <w:rPr>
-        <w:rFonts w:hint="default" w:ascii="Wingdings" w:hAnsi="Wingdings"/>
+        <w:rFonts w:ascii="Wingdings" w:hAnsi="Wingdings" w:hint="default"/>
       </w:rPr>
     </w:lvl>
   </w:abstractNum>
@@ -19207,7 +19335,7 @@
         <w:ind w:left="720" w:hanging="360"/>
       </w:pPr>
       <w:rPr>
-        <w:rFonts w:hint="default" w:ascii="Symbol" w:hAnsi="Symbol"/>
+        <w:rFonts w:ascii="Symbol" w:hAnsi="Symbol" w:hint="default"/>
       </w:rPr>
     </w:lvl>
     <w:lvl w:ilvl="1" w:tplc="240A0003" w:tentative="1">
@@ -19219,7 +19347,7 @@
         <w:ind w:left="1440" w:hanging="360"/>
       </w:pPr>
       <w:rPr>
-        <w:rFonts w:hint="default" w:ascii="Courier New" w:hAnsi="Courier New" w:cs="Courier New"/>
+        <w:rFonts w:ascii="Courier New" w:hAnsi="Courier New" w:cs="Courier New" w:hint="default"/>
       </w:rPr>
     </w:lvl>
     <w:lvl w:ilvl="2" w:tplc="240A0005" w:tentative="1">
@@ -19231,7 +19359,7 @@
         <w:ind w:left="2160" w:hanging="360"/>
       </w:pPr>
       <w:rPr>
-        <w:rFonts w:hint="default" w:ascii="Wingdings" w:hAnsi="Wingdings"/>
+        <w:rFonts w:ascii="Wingdings" w:hAnsi="Wingdings" w:hint="default"/>
       </w:rPr>
     </w:lvl>
     <w:lvl w:ilvl="3" w:tplc="240A0001" w:tentative="1">
@@ -19243,7 +19371,7 @@
         <w:ind w:left="2880" w:hanging="360"/>
       </w:pPr>
       <w:rPr>
-        <w:rFonts w:hint="default" w:ascii="Symbol" w:hAnsi="Symbol"/>
+        <w:rFonts w:ascii="Symbol" w:hAnsi="Symbol" w:hint="default"/>
       </w:rPr>
     </w:lvl>
     <w:lvl w:ilvl="4" w:tplc="240A0003" w:tentative="1">
@@ -19255,7 +19383,7 @@
         <w:ind w:left="3600" w:hanging="360"/>
       </w:pPr>
       <w:rPr>
-        <w:rFonts w:hint="default" w:ascii="Courier New" w:hAnsi="Courier New" w:cs="Courier New"/>
+        <w:rFonts w:ascii="Courier New" w:hAnsi="Courier New" w:cs="Courier New" w:hint="default"/>
       </w:rPr>
     </w:lvl>
     <w:lvl w:ilvl="5" w:tplc="240A0005" w:tentative="1">
@@ -19267,7 +19395,7 @@
         <w:ind w:left="4320" w:hanging="360"/>
       </w:pPr>
       <w:rPr>
-        <w:rFonts w:hint="default" w:ascii="Wingdings" w:hAnsi="Wingdings"/>
+        <w:rFonts w:ascii="Wingdings" w:hAnsi="Wingdings" w:hint="default"/>
       </w:rPr>
     </w:lvl>
     <w:lvl w:ilvl="6" w:tplc="240A0001" w:tentative="1">
@@ -19279,7 +19407,7 @@
         <w:ind w:left="5040" w:hanging="360"/>
       </w:pPr>
       <w:rPr>
-        <w:rFonts w:hint="default" w:ascii="Symbol" w:hAnsi="Symbol"/>
+        <w:rFonts w:ascii="Symbol" w:hAnsi="Symbol" w:hint="default"/>
       </w:rPr>
     </w:lvl>
     <w:lvl w:ilvl="7" w:tplc="240A0003" w:tentative="1">
@@ -19291,7 +19419,7 @@
         <w:ind w:left="5760" w:hanging="360"/>
       </w:pPr>
       <w:rPr>
-        <w:rFonts w:hint="default" w:ascii="Courier New" w:hAnsi="Courier New" w:cs="Courier New"/>
+        <w:rFonts w:ascii="Courier New" w:hAnsi="Courier New" w:cs="Courier New" w:hint="default"/>
       </w:rPr>
     </w:lvl>
     <w:lvl w:ilvl="8" w:tplc="240A0005" w:tentative="1">
@@ -19303,7 +19431,7 @@
         <w:ind w:left="6480" w:hanging="360"/>
       </w:pPr>
       <w:rPr>
-        <w:rFonts w:hint="default" w:ascii="Wingdings" w:hAnsi="Wingdings"/>
+        <w:rFonts w:ascii="Wingdings" w:hAnsi="Wingdings" w:hint="default"/>
       </w:rPr>
     </w:lvl>
   </w:abstractNum>
@@ -19320,7 +19448,7 @@
         <w:ind w:left="720" w:hanging="360"/>
       </w:pPr>
       <w:rPr>
-        <w:rFonts w:hint="default" w:ascii="Symbol" w:hAnsi="Symbol"/>
+        <w:rFonts w:ascii="Symbol" w:hAnsi="Symbol" w:hint="default"/>
       </w:rPr>
     </w:lvl>
     <w:lvl w:ilvl="1" w:tplc="240A0003" w:tentative="1">
@@ -19332,7 +19460,7 @@
         <w:ind w:left="1440" w:hanging="360"/>
       </w:pPr>
       <w:rPr>
-        <w:rFonts w:hint="default" w:ascii="Courier New" w:hAnsi="Courier New" w:cs="Courier New"/>
+        <w:rFonts w:ascii="Courier New" w:hAnsi="Courier New" w:cs="Courier New" w:hint="default"/>
       </w:rPr>
     </w:lvl>
     <w:lvl w:ilvl="2" w:tplc="240A0005" w:tentative="1">
@@ -19344,7 +19472,7 @@
         <w:ind w:left="2160" w:hanging="360"/>
       </w:pPr>
       <w:rPr>
-        <w:rFonts w:hint="default" w:ascii="Wingdings" w:hAnsi="Wingdings"/>
+        <w:rFonts w:ascii="Wingdings" w:hAnsi="Wingdings" w:hint="default"/>
       </w:rPr>
     </w:lvl>
     <w:lvl w:ilvl="3" w:tplc="240A0001" w:tentative="1">
@@ -19356,7 +19484,7 @@
         <w:ind w:left="2880" w:hanging="360"/>
       </w:pPr>
       <w:rPr>
-        <w:rFonts w:hint="default" w:ascii="Symbol" w:hAnsi="Symbol"/>
+        <w:rFonts w:ascii="Symbol" w:hAnsi="Symbol" w:hint="default"/>
       </w:rPr>
     </w:lvl>
     <w:lvl w:ilvl="4" w:tplc="240A0003" w:tentative="1">
@@ -19368,7 +19496,7 @@
         <w:ind w:left="3600" w:hanging="360"/>
       </w:pPr>
       <w:rPr>
-        <w:rFonts w:hint="default" w:ascii="Courier New" w:hAnsi="Courier New" w:cs="Courier New"/>
+        <w:rFonts w:ascii="Courier New" w:hAnsi="Courier New" w:cs="Courier New" w:hint="default"/>
       </w:rPr>
     </w:lvl>
     <w:lvl w:ilvl="5" w:tplc="240A0005" w:tentative="1">
@@ -19380,7 +19508,7 @@
         <w:ind w:left="4320" w:hanging="360"/>
       </w:pPr>
       <w:rPr>
-        <w:rFonts w:hint="default" w:ascii="Wingdings" w:hAnsi="Wingdings"/>
+        <w:rFonts w:ascii="Wingdings" w:hAnsi="Wingdings" w:hint="default"/>
       </w:rPr>
     </w:lvl>
     <w:lvl w:ilvl="6" w:tplc="240A0001" w:tentative="1">
@@ -19392,7 +19520,7 @@
         <w:ind w:left="5040" w:hanging="360"/>
       </w:pPr>
       <w:rPr>
-        <w:rFonts w:hint="default" w:ascii="Symbol" w:hAnsi="Symbol"/>
+        <w:rFonts w:ascii="Symbol" w:hAnsi="Symbol" w:hint="default"/>
       </w:rPr>
     </w:lvl>
     <w:lvl w:ilvl="7" w:tplc="240A0003" w:tentative="1">
@@ -19404,7 +19532,7 @@
         <w:ind w:left="5760" w:hanging="360"/>
       </w:pPr>
       <w:rPr>
-        <w:rFonts w:hint="default" w:ascii="Courier New" w:hAnsi="Courier New" w:cs="Courier New"/>
+        <w:rFonts w:ascii="Courier New" w:hAnsi="Courier New" w:cs="Courier New" w:hint="default"/>
       </w:rPr>
     </w:lvl>
     <w:lvl w:ilvl="8" w:tplc="240A0005" w:tentative="1">
@@ -19416,7 +19544,7 @@
         <w:ind w:left="6480" w:hanging="360"/>
       </w:pPr>
       <w:rPr>
-        <w:rFonts w:hint="default" w:ascii="Wingdings" w:hAnsi="Wingdings"/>
+        <w:rFonts w:ascii="Wingdings" w:hAnsi="Wingdings" w:hint="default"/>
       </w:rPr>
     </w:lvl>
   </w:abstractNum>
@@ -19433,7 +19561,7 @@
         <w:ind w:left="720" w:hanging="360"/>
       </w:pPr>
       <w:rPr>
-        <w:rFonts w:hint="default" w:ascii="Symbol" w:hAnsi="Symbol"/>
+        <w:rFonts w:ascii="Symbol" w:hAnsi="Symbol" w:hint="default"/>
       </w:rPr>
     </w:lvl>
     <w:lvl w:ilvl="1" w:tplc="240A0003" w:tentative="1">
@@ -19445,7 +19573,7 @@
         <w:ind w:left="1440" w:hanging="360"/>
       </w:pPr>
       <w:rPr>
-        <w:rFonts w:hint="default" w:ascii="Courier New" w:hAnsi="Courier New" w:cs="Courier New"/>
+        <w:rFonts w:ascii="Courier New" w:hAnsi="Courier New" w:cs="Courier New" w:hint="default"/>
       </w:rPr>
     </w:lvl>
     <w:lvl w:ilvl="2" w:tplc="240A0005" w:tentative="1">
@@ -19457,7 +19585,7 @@
         <w:ind w:left="2160" w:hanging="360"/>
       </w:pPr>
       <w:rPr>
-        <w:rFonts w:hint="default" w:ascii="Wingdings" w:hAnsi="Wingdings"/>
+        <w:rFonts w:ascii="Wingdings" w:hAnsi="Wingdings" w:hint="default"/>
       </w:rPr>
     </w:lvl>
     <w:lvl w:ilvl="3" w:tplc="240A0001" w:tentative="1">
@@ -19469,7 +19597,7 @@
         <w:ind w:left="2880" w:hanging="360"/>
       </w:pPr>
       <w:rPr>
-        <w:rFonts w:hint="default" w:ascii="Symbol" w:hAnsi="Symbol"/>
+        <w:rFonts w:ascii="Symbol" w:hAnsi="Symbol" w:hint="default"/>
       </w:rPr>
     </w:lvl>
     <w:lvl w:ilvl="4" w:tplc="240A0003" w:tentative="1">
@@ -19481,7 +19609,7 @@
         <w:ind w:left="3600" w:hanging="360"/>
       </w:pPr>
       <w:rPr>
-        <w:rFonts w:hint="default" w:ascii="Courier New" w:hAnsi="Courier New" w:cs="Courier New"/>
+        <w:rFonts w:ascii="Courier New" w:hAnsi="Courier New" w:cs="Courier New" w:hint="default"/>
       </w:rPr>
     </w:lvl>
     <w:lvl w:ilvl="5" w:tplc="240A0005" w:tentative="1">
@@ -19493,7 +19621,7 @@
         <w:ind w:left="4320" w:hanging="360"/>
       </w:pPr>
       <w:rPr>
-        <w:rFonts w:hint="default" w:ascii="Wingdings" w:hAnsi="Wingdings"/>
+        <w:rFonts w:ascii="Wingdings" w:hAnsi="Wingdings" w:hint="default"/>
       </w:rPr>
     </w:lvl>
     <w:lvl w:ilvl="6" w:tplc="240A0001" w:tentative="1">
@@ -19505,7 +19633,7 @@
         <w:ind w:left="5040" w:hanging="360"/>
       </w:pPr>
       <w:rPr>
-        <w:rFonts w:hint="default" w:ascii="Symbol" w:hAnsi="Symbol"/>
+        <w:rFonts w:ascii="Symbol" w:hAnsi="Symbol" w:hint="default"/>
       </w:rPr>
     </w:lvl>
     <w:lvl w:ilvl="7" w:tplc="240A0003" w:tentative="1">
@@ -19517,7 +19645,7 @@
         <w:ind w:left="5760" w:hanging="360"/>
       </w:pPr>
       <w:rPr>
-        <w:rFonts w:hint="default" w:ascii="Courier New" w:hAnsi="Courier New" w:cs="Courier New"/>
+        <w:rFonts w:ascii="Courier New" w:hAnsi="Courier New" w:cs="Courier New" w:hint="default"/>
       </w:rPr>
     </w:lvl>
     <w:lvl w:ilvl="8" w:tplc="240A0005" w:tentative="1">
@@ -19529,7 +19657,7 @@
         <w:ind w:left="6480" w:hanging="360"/>
       </w:pPr>
       <w:rPr>
-        <w:rFonts w:hint="default" w:ascii="Wingdings" w:hAnsi="Wingdings"/>
+        <w:rFonts w:ascii="Wingdings" w:hAnsi="Wingdings" w:hint="default"/>
       </w:rPr>
     </w:lvl>
   </w:abstractNum>
@@ -19546,7 +19674,7 @@
         <w:ind w:left="720" w:hanging="360"/>
       </w:pPr>
       <w:rPr>
-        <w:rFonts w:hint="default" w:ascii="Times New Roman" w:hAnsi="Times New Roman" w:eastAsia="Arial" w:cs="Times New Roman"/>
+        <w:rFonts w:ascii="Times New Roman" w:eastAsia="Arial" w:hAnsi="Times New Roman" w:cs="Times New Roman" w:hint="default"/>
       </w:rPr>
     </w:lvl>
     <w:lvl w:ilvl="1" w:tplc="240A0003" w:tentative="1">
@@ -19558,7 +19686,7 @@
         <w:ind w:left="1440" w:hanging="360"/>
       </w:pPr>
       <w:rPr>
-        <w:rFonts w:hint="default" w:ascii="Courier New" w:hAnsi="Courier New" w:cs="Courier New"/>
+        <w:rFonts w:ascii="Courier New" w:hAnsi="Courier New" w:cs="Courier New" w:hint="default"/>
       </w:rPr>
     </w:lvl>
     <w:lvl w:ilvl="2" w:tplc="240A0005" w:tentative="1">
@@ -19570,7 +19698,7 @@
         <w:ind w:left="2160" w:hanging="360"/>
       </w:pPr>
       <w:rPr>
-        <w:rFonts w:hint="default" w:ascii="Wingdings" w:hAnsi="Wingdings"/>
+        <w:rFonts w:ascii="Wingdings" w:hAnsi="Wingdings" w:hint="default"/>
       </w:rPr>
     </w:lvl>
     <w:lvl w:ilvl="3" w:tplc="240A0001" w:tentative="1">
@@ -19582,7 +19710,7 @@
         <w:ind w:left="2880" w:hanging="360"/>
       </w:pPr>
       <w:rPr>
-        <w:rFonts w:hint="default" w:ascii="Symbol" w:hAnsi="Symbol"/>
+        <w:rFonts w:ascii="Symbol" w:hAnsi="Symbol" w:hint="default"/>
       </w:rPr>
     </w:lvl>
     <w:lvl w:ilvl="4" w:tplc="240A0003" w:tentative="1">
@@ -19594,7 +19722,7 @@
         <w:ind w:left="3600" w:hanging="360"/>
       </w:pPr>
       <w:rPr>
-        <w:rFonts w:hint="default" w:ascii="Courier New" w:hAnsi="Courier New" w:cs="Courier New"/>
+        <w:rFonts w:ascii="Courier New" w:hAnsi="Courier New" w:cs="Courier New" w:hint="default"/>
       </w:rPr>
     </w:lvl>
     <w:lvl w:ilvl="5" w:tplc="240A0005" w:tentative="1">
@@ -19606,7 +19734,7 @@
         <w:ind w:left="4320" w:hanging="360"/>
       </w:pPr>
       <w:rPr>
-        <w:rFonts w:hint="default" w:ascii="Wingdings" w:hAnsi="Wingdings"/>
+        <w:rFonts w:ascii="Wingdings" w:hAnsi="Wingdings" w:hint="default"/>
       </w:rPr>
     </w:lvl>
     <w:lvl w:ilvl="6" w:tplc="240A0001" w:tentative="1">
@@ -19618,7 +19746,7 @@
         <w:ind w:left="5040" w:hanging="360"/>
       </w:pPr>
       <w:rPr>
-        <w:rFonts w:hint="default" w:ascii="Symbol" w:hAnsi="Symbol"/>
+        <w:rFonts w:ascii="Symbol" w:hAnsi="Symbol" w:hint="default"/>
       </w:rPr>
     </w:lvl>
     <w:lvl w:ilvl="7" w:tplc="240A0003" w:tentative="1">
@@ -19630,7 +19758,7 @@
         <w:ind w:left="5760" w:hanging="360"/>
       </w:pPr>
       <w:rPr>
-        <w:rFonts w:hint="default" w:ascii="Courier New" w:hAnsi="Courier New" w:cs="Courier New"/>
+        <w:rFonts w:ascii="Courier New" w:hAnsi="Courier New" w:cs="Courier New" w:hint="default"/>
       </w:rPr>
     </w:lvl>
     <w:lvl w:ilvl="8" w:tplc="240A0005" w:tentative="1">
@@ -19642,7 +19770,7 @@
         <w:ind w:left="6480" w:hanging="360"/>
       </w:pPr>
       <w:rPr>
-        <w:rFonts w:hint="default" w:ascii="Wingdings" w:hAnsi="Wingdings"/>
+        <w:rFonts w:ascii="Wingdings" w:hAnsi="Wingdings" w:hint="default"/>
       </w:rPr>
     </w:lvl>
   </w:abstractNum>
@@ -19659,7 +19787,7 @@
         <w:ind w:left="720" w:hanging="360"/>
       </w:pPr>
       <w:rPr>
-        <w:rFonts w:hint="default" w:ascii="Times New Roman" w:hAnsi="Times New Roman" w:eastAsia="Arial" w:cs="Times New Roman"/>
+        <w:rFonts w:ascii="Times New Roman" w:eastAsia="Arial" w:hAnsi="Times New Roman" w:cs="Times New Roman" w:hint="default"/>
       </w:rPr>
     </w:lvl>
     <w:lvl w:ilvl="1" w:tplc="240A0003" w:tentative="1">
@@ -19671,7 +19799,7 @@
         <w:ind w:left="1440" w:hanging="360"/>
       </w:pPr>
       <w:rPr>
-        <w:rFonts w:hint="default" w:ascii="Courier New" w:hAnsi="Courier New" w:cs="Courier New"/>
+        <w:rFonts w:ascii="Courier New" w:hAnsi="Courier New" w:cs="Courier New" w:hint="default"/>
       </w:rPr>
     </w:lvl>
     <w:lvl w:ilvl="2" w:tplc="240A0005" w:tentative="1">
@@ -19683,7 +19811,7 @@
         <w:ind w:left="2160" w:hanging="360"/>
       </w:pPr>
       <w:rPr>
-        <w:rFonts w:hint="default" w:ascii="Wingdings" w:hAnsi="Wingdings"/>
+        <w:rFonts w:ascii="Wingdings" w:hAnsi="Wingdings" w:hint="default"/>
       </w:rPr>
     </w:lvl>
     <w:lvl w:ilvl="3" w:tplc="240A0001" w:tentative="1">
@@ -19695,7 +19823,7 @@
         <w:ind w:left="2880" w:hanging="360"/>
       </w:pPr>
       <w:rPr>
-        <w:rFonts w:hint="default" w:ascii="Symbol" w:hAnsi="Symbol"/>
+        <w:rFonts w:ascii="Symbol" w:hAnsi="Symbol" w:hint="default"/>
       </w:rPr>
     </w:lvl>
     <w:lvl w:ilvl="4" w:tplc="240A0003" w:tentative="1">
@@ -19707,7 +19835,7 @@
         <w:ind w:left="3600" w:hanging="360"/>
       </w:pPr>
       <w:rPr>
-        <w:rFonts w:hint="default" w:ascii="Courier New" w:hAnsi="Courier New" w:cs="Courier New"/>
+        <w:rFonts w:ascii="Courier New" w:hAnsi="Courier New" w:cs="Courier New" w:hint="default"/>
       </w:rPr>
     </w:lvl>
     <w:lvl w:ilvl="5" w:tplc="240A0005" w:tentative="1">
@@ -19719,7 +19847,7 @@
         <w:ind w:left="4320" w:hanging="360"/>
       </w:pPr>
       <w:rPr>
-        <w:rFonts w:hint="default" w:ascii="Wingdings" w:hAnsi="Wingdings"/>
+        <w:rFonts w:ascii="Wingdings" w:hAnsi="Wingdings" w:hint="default"/>
       </w:rPr>
     </w:lvl>
     <w:lvl w:ilvl="6" w:tplc="240A0001" w:tentative="1">
@@ -19731,7 +19859,7 @@
         <w:ind w:left="5040" w:hanging="360"/>
       </w:pPr>
       <w:rPr>
-        <w:rFonts w:hint="default" w:ascii="Symbol" w:hAnsi="Symbol"/>
+        <w:rFonts w:ascii="Symbol" w:hAnsi="Symbol" w:hint="default"/>
       </w:rPr>
     </w:lvl>
     <w:lvl w:ilvl="7" w:tplc="240A0003" w:tentative="1">
@@ -19743,7 +19871,7 @@
         <w:ind w:left="5760" w:hanging="360"/>
       </w:pPr>
       <w:rPr>
-        <w:rFonts w:hint="default" w:ascii="Courier New" w:hAnsi="Courier New" w:cs="Courier New"/>
+        <w:rFonts w:ascii="Courier New" w:hAnsi="Courier New" w:cs="Courier New" w:hint="default"/>
       </w:rPr>
     </w:lvl>
     <w:lvl w:ilvl="8" w:tplc="240A0005" w:tentative="1">
@@ -19755,7 +19883,7 @@
         <w:ind w:left="6480" w:hanging="360"/>
       </w:pPr>
       <w:rPr>
-        <w:rFonts w:hint="default" w:ascii="Wingdings" w:hAnsi="Wingdings"/>
+        <w:rFonts w:ascii="Wingdings" w:hAnsi="Wingdings" w:hint="default"/>
       </w:rPr>
     </w:lvl>
   </w:abstractNum>
@@ -19772,7 +19900,7 @@
         <w:ind w:left="720" w:hanging="360"/>
       </w:pPr>
       <w:rPr>
-        <w:rFonts w:hint="default" w:ascii="Times New Roman" w:hAnsi="Times New Roman" w:eastAsia="Arial" w:cs="Times New Roman"/>
+        <w:rFonts w:ascii="Times New Roman" w:eastAsia="Arial" w:hAnsi="Times New Roman" w:cs="Times New Roman" w:hint="default"/>
       </w:rPr>
     </w:lvl>
     <w:lvl w:ilvl="1" w:tplc="240A0003" w:tentative="1">
@@ -19784,7 +19912,7 @@
         <w:ind w:left="1440" w:hanging="360"/>
       </w:pPr>
       <w:rPr>
-        <w:rFonts w:hint="default" w:ascii="Courier New" w:hAnsi="Courier New" w:cs="Courier New"/>
+        <w:rFonts w:ascii="Courier New" w:hAnsi="Courier New" w:cs="Courier New" w:hint="default"/>
       </w:rPr>
     </w:lvl>
     <w:lvl w:ilvl="2" w:tplc="240A0005" w:tentative="1">
@@ -19796,7 +19924,7 @@
         <w:ind w:left="2160" w:hanging="360"/>
       </w:pPr>
       <w:rPr>
-        <w:rFonts w:hint="default" w:ascii="Wingdings" w:hAnsi="Wingdings"/>
+        <w:rFonts w:ascii="Wingdings" w:hAnsi="Wingdings" w:hint="default"/>
       </w:rPr>
     </w:lvl>
     <w:lvl w:ilvl="3" w:tplc="240A0001" w:tentative="1">
@@ -19808,7 +19936,7 @@
         <w:ind w:left="2880" w:hanging="360"/>
       </w:pPr>
       <w:rPr>
-        <w:rFonts w:hint="default" w:ascii="Symbol" w:hAnsi="Symbol"/>
+        <w:rFonts w:ascii="Symbol" w:hAnsi="Symbol" w:hint="default"/>
       </w:rPr>
     </w:lvl>
     <w:lvl w:ilvl="4" w:tplc="240A0003" w:tentative="1">
@@ -19820,7 +19948,7 @@
         <w:ind w:left="3600" w:hanging="360"/>
       </w:pPr>
       <w:rPr>
-        <w:rFonts w:hint="default" w:ascii="Courier New" w:hAnsi="Courier New" w:cs="Courier New"/>
+        <w:rFonts w:ascii="Courier New" w:hAnsi="Courier New" w:cs="Courier New" w:hint="default"/>
       </w:rPr>
     </w:lvl>
     <w:lvl w:ilvl="5" w:tplc="240A0005" w:tentative="1">
@@ -19832,7 +19960,7 @@
         <w:ind w:left="4320" w:hanging="360"/>
       </w:pPr>
       <w:rPr>
-        <w:rFonts w:hint="default" w:ascii="Wingdings" w:hAnsi="Wingdings"/>
+        <w:rFonts w:ascii="Wingdings" w:hAnsi="Wingdings" w:hint="default"/>
       </w:rPr>
     </w:lvl>
     <w:lvl w:ilvl="6" w:tplc="240A0001" w:tentative="1">
@@ -19844,7 +19972,7 @@
         <w:ind w:left="5040" w:hanging="360"/>
       </w:pPr>
       <w:rPr>
-        <w:rFonts w:hint="default" w:ascii="Symbol" w:hAnsi="Symbol"/>
+        <w:rFonts w:ascii="Symbol" w:hAnsi="Symbol" w:hint="default"/>
       </w:rPr>
     </w:lvl>
     <w:lvl w:ilvl="7" w:tplc="240A0003" w:tentative="1">
@@ -19856,7 +19984,7 @@
         <w:ind w:left="5760" w:hanging="360"/>
       </w:pPr>
       <w:rPr>
-        <w:rFonts w:hint="default" w:ascii="Courier New" w:hAnsi="Courier New" w:cs="Courier New"/>
+        <w:rFonts w:ascii="Courier New" w:hAnsi="Courier New" w:cs="Courier New" w:hint="default"/>
       </w:rPr>
     </w:lvl>
     <w:lvl w:ilvl="8" w:tplc="240A0005" w:tentative="1">
@@ -19868,7 +19996,7 @@
         <w:ind w:left="6480" w:hanging="360"/>
       </w:pPr>
       <w:rPr>
-        <w:rFonts w:hint="default" w:ascii="Wingdings" w:hAnsi="Wingdings"/>
+        <w:rFonts w:ascii="Wingdings" w:hAnsi="Wingdings" w:hint="default"/>
       </w:rPr>
     </w:lvl>
   </w:abstractNum>
@@ -19885,7 +20013,7 @@
         <w:ind w:left="720" w:hanging="360"/>
       </w:pPr>
       <w:rPr>
-        <w:rFonts w:hint="default" w:ascii="Times New Roman" w:hAnsi="Times New Roman" w:eastAsia="Arial" w:cs="Times New Roman"/>
+        <w:rFonts w:ascii="Times New Roman" w:eastAsia="Arial" w:hAnsi="Times New Roman" w:cs="Times New Roman" w:hint="default"/>
       </w:rPr>
     </w:lvl>
     <w:lvl w:ilvl="1" w:tplc="240A0003" w:tentative="1">
@@ -19897,7 +20025,7 @@
         <w:ind w:left="1440" w:hanging="360"/>
       </w:pPr>
       <w:rPr>
-        <w:rFonts w:hint="default" w:ascii="Courier New" w:hAnsi="Courier New" w:cs="Courier New"/>
+        <w:rFonts w:ascii="Courier New" w:hAnsi="Courier New" w:cs="Courier New" w:hint="default"/>
       </w:rPr>
     </w:lvl>
     <w:lvl w:ilvl="2" w:tplc="240A0005" w:tentative="1">
@@ -19909,7 +20037,7 @@
         <w:ind w:left="2160" w:hanging="360"/>
       </w:pPr>
       <w:rPr>
-        <w:rFonts w:hint="default" w:ascii="Wingdings" w:hAnsi="Wingdings"/>
+        <w:rFonts w:ascii="Wingdings" w:hAnsi="Wingdings" w:hint="default"/>
       </w:rPr>
     </w:lvl>
     <w:lvl w:ilvl="3" w:tplc="240A0001" w:tentative="1">
@@ -19921,7 +20049,7 @@
         <w:ind w:left="2880" w:hanging="360"/>
       </w:pPr>
       <w:rPr>
-        <w:rFonts w:hint="default" w:ascii="Symbol" w:hAnsi="Symbol"/>
+        <w:rFonts w:ascii="Symbol" w:hAnsi="Symbol" w:hint="default"/>
       </w:rPr>
     </w:lvl>
     <w:lvl w:ilvl="4" w:tplc="240A0003" w:tentative="1">
@@ -19933,7 +20061,7 @@
         <w:ind w:left="3600" w:hanging="360"/>
       </w:pPr>
       <w:rPr>
-        <w:rFonts w:hint="default" w:ascii="Courier New" w:hAnsi="Courier New" w:cs="Courier New"/>
+        <w:rFonts w:ascii="Courier New" w:hAnsi="Courier New" w:cs="Courier New" w:hint="default"/>
       </w:rPr>
     </w:lvl>
     <w:lvl w:ilvl="5" w:tplc="240A0005" w:tentative="1">
@@ -19945,7 +20073,7 @@
         <w:ind w:left="4320" w:hanging="360"/>
       </w:pPr>
       <w:rPr>
-        <w:rFonts w:hint="default" w:ascii="Wingdings" w:hAnsi="Wingdings"/>
+        <w:rFonts w:ascii="Wingdings" w:hAnsi="Wingdings" w:hint="default"/>
       </w:rPr>
     </w:lvl>
     <w:lvl w:ilvl="6" w:tplc="240A0001" w:tentative="1">
@@ -19957,7 +20085,7 @@
         <w:ind w:left="5040" w:hanging="360"/>
       </w:pPr>
       <w:rPr>
-        <w:rFonts w:hint="default" w:ascii="Symbol" w:hAnsi="Symbol"/>
+        <w:rFonts w:ascii="Symbol" w:hAnsi="Symbol" w:hint="default"/>
       </w:rPr>
     </w:lvl>
     <w:lvl w:ilvl="7" w:tplc="240A0003" w:tentative="1">
@@ -19969,7 +20097,7 @@
         <w:ind w:left="5760" w:hanging="360"/>
       </w:pPr>
       <w:rPr>
-        <w:rFonts w:hint="default" w:ascii="Courier New" w:hAnsi="Courier New" w:cs="Courier New"/>
+        <w:rFonts w:ascii="Courier New" w:hAnsi="Courier New" w:cs="Courier New" w:hint="default"/>
       </w:rPr>
     </w:lvl>
     <w:lvl w:ilvl="8" w:tplc="240A0005" w:tentative="1">
@@ -19981,7 +20109,7 @@
         <w:ind w:left="6480" w:hanging="360"/>
       </w:pPr>
       <w:rPr>
-        <w:rFonts w:hint="default" w:ascii="Wingdings" w:hAnsi="Wingdings"/>
+        <w:rFonts w:ascii="Wingdings" w:hAnsi="Wingdings" w:hint="default"/>
       </w:rPr>
     </w:lvl>
   </w:abstractNum>
@@ -19998,7 +20126,7 @@
         <w:ind w:left="720" w:hanging="360"/>
       </w:pPr>
       <w:rPr>
-        <w:rFonts w:hint="default" w:ascii="Times New Roman" w:hAnsi="Times New Roman" w:eastAsia="Arial" w:cs="Times New Roman"/>
+        <w:rFonts w:ascii="Times New Roman" w:eastAsia="Arial" w:hAnsi="Times New Roman" w:cs="Times New Roman" w:hint="default"/>
       </w:rPr>
     </w:lvl>
     <w:lvl w:ilvl="1" w:tplc="240A0003" w:tentative="1">
@@ -20010,7 +20138,7 @@
         <w:ind w:left="1440" w:hanging="360"/>
       </w:pPr>
       <w:rPr>
-        <w:rFonts w:hint="default" w:ascii="Courier New" w:hAnsi="Courier New" w:cs="Courier New"/>
+        <w:rFonts w:ascii="Courier New" w:hAnsi="Courier New" w:cs="Courier New" w:hint="default"/>
       </w:rPr>
     </w:lvl>
     <w:lvl w:ilvl="2" w:tplc="240A0005" w:tentative="1">
@@ -20022,7 +20150,7 @@
         <w:ind w:left="2160" w:hanging="360"/>
       </w:pPr>
       <w:rPr>
-        <w:rFonts w:hint="default" w:ascii="Wingdings" w:hAnsi="Wingdings"/>
+        <w:rFonts w:ascii="Wingdings" w:hAnsi="Wingdings" w:hint="default"/>
       </w:rPr>
     </w:lvl>
     <w:lvl w:ilvl="3" w:tplc="240A0001" w:tentative="1">
@@ -20034,7 +20162,7 @@
         <w:ind w:left="2880" w:hanging="360"/>
       </w:pPr>
       <w:rPr>
-        <w:rFonts w:hint="default" w:ascii="Symbol" w:hAnsi="Symbol"/>
+        <w:rFonts w:ascii="Symbol" w:hAnsi="Symbol" w:hint="default"/>
       </w:rPr>
     </w:lvl>
     <w:lvl w:ilvl="4" w:tplc="240A0003" w:tentative="1">
@@ -20046,7 +20174,7 @@
         <w:ind w:left="3600" w:hanging="360"/>
       </w:pPr>
       <w:rPr>
-        <w:rFonts w:hint="default" w:ascii="Courier New" w:hAnsi="Courier New" w:cs="Courier New"/>
+        <w:rFonts w:ascii="Courier New" w:hAnsi="Courier New" w:cs="Courier New" w:hint="default"/>
       </w:rPr>
     </w:lvl>
     <w:lvl w:ilvl="5" w:tplc="240A0005" w:tentative="1">
@@ -20058,7 +20186,7 @@
         <w:ind w:left="4320" w:hanging="360"/>
       </w:pPr>
       <w:rPr>
-        <w:rFonts w:hint="default" w:ascii="Wingdings" w:hAnsi="Wingdings"/>
+        <w:rFonts w:ascii="Wingdings" w:hAnsi="Wingdings" w:hint="default"/>
       </w:rPr>
     </w:lvl>
     <w:lvl w:ilvl="6" w:tplc="240A0001" w:tentative="1">
@@ -20070,7 +20198,7 @@
         <w:ind w:left="5040" w:hanging="360"/>
       </w:pPr>
       <w:rPr>
-        <w:rFonts w:hint="default" w:ascii="Symbol" w:hAnsi="Symbol"/>
+        <w:rFonts w:ascii="Symbol" w:hAnsi="Symbol" w:hint="default"/>
       </w:rPr>
     </w:lvl>
     <w:lvl w:ilvl="7" w:tplc="240A0003" w:tentative="1">
@@ -20082,7 +20210,7 @@
         <w:ind w:left="5760" w:hanging="360"/>
       </w:pPr>
       <w:rPr>
-        <w:rFonts w:hint="default" w:ascii="Courier New" w:hAnsi="Courier New" w:cs="Courier New"/>
+        <w:rFonts w:ascii="Courier New" w:hAnsi="Courier New" w:cs="Courier New" w:hint="default"/>
       </w:rPr>
     </w:lvl>
     <w:lvl w:ilvl="8" w:tplc="240A0005" w:tentative="1">
@@ -20094,7 +20222,7 @@
         <w:ind w:left="6480" w:hanging="360"/>
       </w:pPr>
       <w:rPr>
-        <w:rFonts w:hint="default" w:ascii="Wingdings" w:hAnsi="Wingdings"/>
+        <w:rFonts w:ascii="Wingdings" w:hAnsi="Wingdings" w:hint="default"/>
       </w:rPr>
     </w:lvl>
   </w:abstractNum>
@@ -20111,7 +20239,7 @@
         <w:ind w:left="720" w:hanging="360"/>
       </w:pPr>
       <w:rPr>
-        <w:rFonts w:hint="default" w:ascii="Symbol" w:hAnsi="Symbol"/>
+        <w:rFonts w:ascii="Symbol" w:hAnsi="Symbol" w:hint="default"/>
       </w:rPr>
     </w:lvl>
     <w:lvl w:ilvl="1" w:tplc="240A0003" w:tentative="1">
@@ -20123,7 +20251,7 @@
         <w:ind w:left="1440" w:hanging="360"/>
       </w:pPr>
       <w:rPr>
-        <w:rFonts w:hint="default" w:ascii="Courier New" w:hAnsi="Courier New" w:cs="Courier New"/>
+        <w:rFonts w:ascii="Courier New" w:hAnsi="Courier New" w:cs="Courier New" w:hint="default"/>
       </w:rPr>
     </w:lvl>
     <w:lvl w:ilvl="2" w:tplc="240A0005" w:tentative="1">
@@ -20135,7 +20263,7 @@
         <w:ind w:left="2160" w:hanging="360"/>
       </w:pPr>
       <w:rPr>
-        <w:rFonts w:hint="default" w:ascii="Wingdings" w:hAnsi="Wingdings"/>
+        <w:rFonts w:ascii="Wingdings" w:hAnsi="Wingdings" w:hint="default"/>
       </w:rPr>
     </w:lvl>
     <w:lvl w:ilvl="3" w:tplc="240A0001" w:tentative="1">
@@ -20147,7 +20275,7 @@
         <w:ind w:left="2880" w:hanging="360"/>
       </w:pPr>
       <w:rPr>
-        <w:rFonts w:hint="default" w:ascii="Symbol" w:hAnsi="Symbol"/>
+        <w:rFonts w:ascii="Symbol" w:hAnsi="Symbol" w:hint="default"/>
       </w:rPr>
     </w:lvl>
     <w:lvl w:ilvl="4" w:tplc="240A0003" w:tentative="1">
@@ -20159,7 +20287,7 @@
         <w:ind w:left="3600" w:hanging="360"/>
       </w:pPr>
       <w:rPr>
-        <w:rFonts w:hint="default" w:ascii="Courier New" w:hAnsi="Courier New" w:cs="Courier New"/>
+        <w:rFonts w:ascii="Courier New" w:hAnsi="Courier New" w:cs="Courier New" w:hint="default"/>
       </w:rPr>
     </w:lvl>
     <w:lvl w:ilvl="5" w:tplc="240A0005" w:tentative="1">
@@ -20171,7 +20299,7 @@
         <w:ind w:left="4320" w:hanging="360"/>
       </w:pPr>
       <w:rPr>
-        <w:rFonts w:hint="default" w:ascii="Wingdings" w:hAnsi="Wingdings"/>
+        <w:rFonts w:ascii="Wingdings" w:hAnsi="Wingdings" w:hint="default"/>
       </w:rPr>
     </w:lvl>
     <w:lvl w:ilvl="6" w:tplc="240A0001" w:tentative="1">
@@ -20183,7 +20311,7 @@
         <w:ind w:left="5040" w:hanging="360"/>
       </w:pPr>
       <w:rPr>
-        <w:rFonts w:hint="default" w:ascii="Symbol" w:hAnsi="Symbol"/>
+        <w:rFonts w:ascii="Symbol" w:hAnsi="Symbol" w:hint="default"/>
       </w:rPr>
     </w:lvl>
     <w:lvl w:ilvl="7" w:tplc="240A0003" w:tentative="1">
@@ -20195,7 +20323,7 @@
         <w:ind w:left="5760" w:hanging="360"/>
       </w:pPr>
       <w:rPr>
-        <w:rFonts w:hint="default" w:ascii="Courier New" w:hAnsi="Courier New" w:cs="Courier New"/>
+        <w:rFonts w:ascii="Courier New" w:hAnsi="Courier New" w:cs="Courier New" w:hint="default"/>
       </w:rPr>
     </w:lvl>
     <w:lvl w:ilvl="8" w:tplc="240A0005" w:tentative="1">
@@ -20207,7 +20335,7 @@
         <w:ind w:left="6480" w:hanging="360"/>
       </w:pPr>
       <w:rPr>
-        <w:rFonts w:hint="default" w:ascii="Wingdings" w:hAnsi="Wingdings"/>
+        <w:rFonts w:ascii="Wingdings" w:hAnsi="Wingdings" w:hint="default"/>
       </w:rPr>
     </w:lvl>
   </w:abstractNum>
@@ -20224,7 +20352,7 @@
         <w:ind w:left="720" w:hanging="360"/>
       </w:pPr>
       <w:rPr>
-        <w:rFonts w:hint="default" w:ascii="Times New Roman" w:hAnsi="Times New Roman" w:eastAsia="Arial" w:cs="Times New Roman"/>
+        <w:rFonts w:ascii="Times New Roman" w:eastAsia="Arial" w:hAnsi="Times New Roman" w:cs="Times New Roman" w:hint="default"/>
       </w:rPr>
     </w:lvl>
     <w:lvl w:ilvl="1" w:tplc="240A0003" w:tentative="1">
@@ -20236,7 +20364,7 @@
         <w:ind w:left="1440" w:hanging="360"/>
       </w:pPr>
       <w:rPr>
-        <w:rFonts w:hint="default" w:ascii="Courier New" w:hAnsi="Courier New" w:cs="Courier New"/>
+        <w:rFonts w:ascii="Courier New" w:hAnsi="Courier New" w:cs="Courier New" w:hint="default"/>
       </w:rPr>
     </w:lvl>
     <w:lvl w:ilvl="2" w:tplc="240A0005" w:tentative="1">
@@ -20248,7 +20376,7 @@
         <w:ind w:left="2160" w:hanging="360"/>
       </w:pPr>
       <w:rPr>
-        <w:rFonts w:hint="default" w:ascii="Wingdings" w:hAnsi="Wingdings"/>
+        <w:rFonts w:ascii="Wingdings" w:hAnsi="Wingdings" w:hint="default"/>
       </w:rPr>
     </w:lvl>
     <w:lvl w:ilvl="3" w:tplc="240A0001" w:tentative="1">
@@ -20260,7 +20388,7 @@
         <w:ind w:left="2880" w:hanging="360"/>
       </w:pPr>
       <w:rPr>
-        <w:rFonts w:hint="default" w:ascii="Symbol" w:hAnsi="Symbol"/>
+        <w:rFonts w:ascii="Symbol" w:hAnsi="Symbol" w:hint="default"/>
       </w:rPr>
     </w:lvl>
     <w:lvl w:ilvl="4" w:tplc="240A0003" w:tentative="1">
@@ -20272,7 +20400,7 @@
         <w:ind w:left="3600" w:hanging="360"/>
       </w:pPr>
       <w:rPr>
-        <w:rFonts w:hint="default" w:ascii="Courier New" w:hAnsi="Courier New" w:cs="Courier New"/>
+        <w:rFonts w:ascii="Courier New" w:hAnsi="Courier New" w:cs="Courier New" w:hint="default"/>
       </w:rPr>
     </w:lvl>
     <w:lvl w:ilvl="5" w:tplc="240A0005" w:tentative="1">
@@ -20284,7 +20412,7 @@
         <w:ind w:left="4320" w:hanging="360"/>
       </w:pPr>
       <w:rPr>
-        <w:rFonts w:hint="default" w:ascii="Wingdings" w:hAnsi="Wingdings"/>
+        <w:rFonts w:ascii="Wingdings" w:hAnsi="Wingdings" w:hint="default"/>
       </w:rPr>
     </w:lvl>
     <w:lvl w:ilvl="6" w:tplc="240A0001" w:tentative="1">
@@ -20296,7 +20424,7 @@
         <w:ind w:left="5040" w:hanging="360"/>
       </w:pPr>
       <w:rPr>
-        <w:rFonts w:hint="default" w:ascii="Symbol" w:hAnsi="Symbol"/>
+        <w:rFonts w:ascii="Symbol" w:hAnsi="Symbol" w:hint="default"/>
       </w:rPr>
     </w:lvl>
     <w:lvl w:ilvl="7" w:tplc="240A0003" w:tentative="1">
@@ -20308,7 +20436,7 @@
         <w:ind w:left="5760" w:hanging="360"/>
       </w:pPr>
       <w:rPr>
-        <w:rFonts w:hint="default" w:ascii="Courier New" w:hAnsi="Courier New" w:cs="Courier New"/>
+        <w:rFonts w:ascii="Courier New" w:hAnsi="Courier New" w:cs="Courier New" w:hint="default"/>
       </w:rPr>
     </w:lvl>
     <w:lvl w:ilvl="8" w:tplc="240A0005" w:tentative="1">
@@ -20320,7 +20448,7 @@
         <w:ind w:left="6480" w:hanging="360"/>
       </w:pPr>
       <w:rPr>
-        <w:rFonts w:hint="default" w:ascii="Wingdings" w:hAnsi="Wingdings"/>
+        <w:rFonts w:ascii="Wingdings" w:hAnsi="Wingdings" w:hint="default"/>
       </w:rPr>
     </w:lvl>
   </w:abstractNum>
@@ -20423,7 +20551,7 @@
         <w:ind w:left="720" w:hanging="360"/>
       </w:pPr>
       <w:rPr>
-        <w:rFonts w:hint="default" w:ascii="Symbol" w:hAnsi="Symbol"/>
+        <w:rFonts w:ascii="Symbol" w:hAnsi="Symbol" w:hint="default"/>
       </w:rPr>
     </w:lvl>
     <w:lvl w:ilvl="1" w:tplc="240A0003" w:tentative="1">
@@ -20435,7 +20563,7 @@
         <w:ind w:left="1440" w:hanging="360"/>
       </w:pPr>
       <w:rPr>
-        <w:rFonts w:hint="default" w:ascii="Courier New" w:hAnsi="Courier New" w:cs="Courier New"/>
+        <w:rFonts w:ascii="Courier New" w:hAnsi="Courier New" w:cs="Courier New" w:hint="default"/>
       </w:rPr>
     </w:lvl>
     <w:lvl w:ilvl="2" w:tplc="240A0005" w:tentative="1">
@@ -20447,7 +20575,7 @@
         <w:ind w:left="2160" w:hanging="360"/>
       </w:pPr>
       <w:rPr>
-        <w:rFonts w:hint="default" w:ascii="Wingdings" w:hAnsi="Wingdings"/>
+        <w:rFonts w:ascii="Wingdings" w:hAnsi="Wingdings" w:hint="default"/>
       </w:rPr>
     </w:lvl>
     <w:lvl w:ilvl="3" w:tplc="240A0001" w:tentative="1">
@@ -20459,7 +20587,7 @@
         <w:ind w:left="2880" w:hanging="360"/>
       </w:pPr>
       <w:rPr>
-        <w:rFonts w:hint="default" w:ascii="Symbol" w:hAnsi="Symbol"/>
+        <w:rFonts w:ascii="Symbol" w:hAnsi="Symbol" w:hint="default"/>
       </w:rPr>
     </w:lvl>
     <w:lvl w:ilvl="4" w:tplc="240A0003" w:tentative="1">
@@ -20471,7 +20599,7 @@
         <w:ind w:left="3600" w:hanging="360"/>
       </w:pPr>
       <w:rPr>
-        <w:rFonts w:hint="default" w:ascii="Courier New" w:hAnsi="Courier New" w:cs="Courier New"/>
+        <w:rFonts w:ascii="Courier New" w:hAnsi="Courier New" w:cs="Courier New" w:hint="default"/>
       </w:rPr>
     </w:lvl>
     <w:lvl w:ilvl="5" w:tplc="240A0005" w:tentative="1">
@@ -20483,7 +20611,7 @@
         <w:ind w:left="4320" w:hanging="360"/>
       </w:pPr>
       <w:rPr>
-        <w:rFonts w:hint="default" w:ascii="Wingdings" w:hAnsi="Wingdings"/>
+        <w:rFonts w:ascii="Wingdings" w:hAnsi="Wingdings" w:hint="default"/>
       </w:rPr>
     </w:lvl>
     <w:lvl w:ilvl="6" w:tplc="240A0001" w:tentative="1">
@@ -20495,7 +20623,7 @@
         <w:ind w:left="5040" w:hanging="360"/>
       </w:pPr>
       <w:rPr>
-        <w:rFonts w:hint="default" w:ascii="Symbol" w:hAnsi="Symbol"/>
+        <w:rFonts w:ascii="Symbol" w:hAnsi="Symbol" w:hint="default"/>
       </w:rPr>
     </w:lvl>
     <w:lvl w:ilvl="7" w:tplc="240A0003" w:tentative="1">
@@ -20507,7 +20635,7 @@
         <w:ind w:left="5760" w:hanging="360"/>
       </w:pPr>
       <w:rPr>
-        <w:rFonts w:hint="default" w:ascii="Courier New" w:hAnsi="Courier New" w:cs="Courier New"/>
+        <w:rFonts w:ascii="Courier New" w:hAnsi="Courier New" w:cs="Courier New" w:hint="default"/>
       </w:rPr>
     </w:lvl>
     <w:lvl w:ilvl="8" w:tplc="240A0005" w:tentative="1">
@@ -20519,7 +20647,7 @@
         <w:ind w:left="6480" w:hanging="360"/>
       </w:pPr>
       <w:rPr>
-        <w:rFonts w:hint="default" w:ascii="Wingdings" w:hAnsi="Wingdings"/>
+        <w:rFonts w:ascii="Wingdings" w:hAnsi="Wingdings" w:hint="default"/>
       </w:rPr>
     </w:lvl>
   </w:abstractNum>
@@ -20536,7 +20664,7 @@
         <w:ind w:left="720" w:hanging="360"/>
       </w:pPr>
       <w:rPr>
-        <w:rFonts w:hint="default" w:ascii="Symbol" w:hAnsi="Symbol"/>
+        <w:rFonts w:ascii="Symbol" w:hAnsi="Symbol" w:hint="default"/>
       </w:rPr>
     </w:lvl>
     <w:lvl w:ilvl="1" w:tplc="240A0003" w:tentative="1">
@@ -20548,7 +20676,7 @@
         <w:ind w:left="1440" w:hanging="360"/>
       </w:pPr>
       <w:rPr>
-        <w:rFonts w:hint="default" w:ascii="Courier New" w:hAnsi="Courier New" w:cs="Courier New"/>
+        <w:rFonts w:ascii="Courier New" w:hAnsi="Courier New" w:cs="Courier New" w:hint="default"/>
       </w:rPr>
     </w:lvl>
     <w:lvl w:ilvl="2" w:tplc="240A0005" w:tentative="1">
@@ -20560,7 +20688,7 @@
         <w:ind w:left="2160" w:hanging="360"/>
       </w:pPr>
       <w:rPr>
-        <w:rFonts w:hint="default" w:ascii="Wingdings" w:hAnsi="Wingdings"/>
+        <w:rFonts w:ascii="Wingdings" w:hAnsi="Wingdings" w:hint="default"/>
       </w:rPr>
     </w:lvl>
     <w:lvl w:ilvl="3" w:tplc="240A0001" w:tentative="1">
@@ -20572,7 +20700,7 @@
         <w:ind w:left="2880" w:hanging="360"/>
       </w:pPr>
       <w:rPr>
-        <w:rFonts w:hint="default" w:ascii="Symbol" w:hAnsi="Symbol"/>
+        <w:rFonts w:ascii="Symbol" w:hAnsi="Symbol" w:hint="default"/>
       </w:rPr>
     </w:lvl>
     <w:lvl w:ilvl="4" w:tplc="240A0003" w:tentative="1">
@@ -20584,7 +20712,7 @@
         <w:ind w:left="3600" w:hanging="360"/>
       </w:pPr>
       <w:rPr>
-        <w:rFonts w:hint="default" w:ascii="Courier New" w:hAnsi="Courier New" w:cs="Courier New"/>
+        <w:rFonts w:ascii="Courier New" w:hAnsi="Courier New" w:cs="Courier New" w:hint="default"/>
       </w:rPr>
     </w:lvl>
     <w:lvl w:ilvl="5" w:tplc="240A0005" w:tentative="1">
@@ -20596,7 +20724,7 @@
         <w:ind w:left="4320" w:hanging="360"/>
       </w:pPr>
       <w:rPr>
-        <w:rFonts w:hint="default" w:ascii="Wingdings" w:hAnsi="Wingdings"/>
+        <w:rFonts w:ascii="Wingdings" w:hAnsi="Wingdings" w:hint="default"/>
       </w:rPr>
     </w:lvl>
     <w:lvl w:ilvl="6" w:tplc="240A0001" w:tentative="1">
@@ -20608,7 +20736,7 @@
         <w:ind w:left="5040" w:hanging="360"/>
       </w:pPr>
       <w:rPr>
-        <w:rFonts w:hint="default" w:ascii="Symbol" w:hAnsi="Symbol"/>
+        <w:rFonts w:ascii="Symbol" w:hAnsi="Symbol" w:hint="default"/>
       </w:rPr>
     </w:lvl>
     <w:lvl w:ilvl="7" w:tplc="240A0003" w:tentative="1">
@@ -20620,7 +20748,7 @@
         <w:ind w:left="5760" w:hanging="360"/>
       </w:pPr>
       <w:rPr>
-        <w:rFonts w:hint="default" w:ascii="Courier New" w:hAnsi="Courier New" w:cs="Courier New"/>
+        <w:rFonts w:ascii="Courier New" w:hAnsi="Courier New" w:cs="Courier New" w:hint="default"/>
       </w:rPr>
     </w:lvl>
     <w:lvl w:ilvl="8" w:tplc="240A0005" w:tentative="1">
@@ -20632,7 +20760,7 @@
         <w:ind w:left="6480" w:hanging="360"/>
       </w:pPr>
       <w:rPr>
-        <w:rFonts w:hint="default" w:ascii="Wingdings" w:hAnsi="Wingdings"/>
+        <w:rFonts w:ascii="Wingdings" w:hAnsi="Wingdings" w:hint="default"/>
       </w:rPr>
     </w:lvl>
   </w:abstractNum>
@@ -20649,7 +20777,7 @@
         <w:ind w:left="720" w:hanging="360"/>
       </w:pPr>
       <w:rPr>
-        <w:rFonts w:hint="default" w:ascii="Times New Roman" w:hAnsi="Times New Roman" w:eastAsia="Arial" w:cs="Times New Roman"/>
+        <w:rFonts w:ascii="Times New Roman" w:eastAsia="Arial" w:hAnsi="Times New Roman" w:cs="Times New Roman" w:hint="default"/>
       </w:rPr>
     </w:lvl>
     <w:lvl w:ilvl="1" w:tplc="240A0003" w:tentative="1">
@@ -20661,7 +20789,7 @@
         <w:ind w:left="1440" w:hanging="360"/>
       </w:pPr>
       <w:rPr>
-        <w:rFonts w:hint="default" w:ascii="Courier New" w:hAnsi="Courier New" w:cs="Courier New"/>
+        <w:rFonts w:ascii="Courier New" w:hAnsi="Courier New" w:cs="Courier New" w:hint="default"/>
       </w:rPr>
     </w:lvl>
     <w:lvl w:ilvl="2" w:tplc="240A0005" w:tentative="1">
@@ -20673,7 +20801,7 @@
         <w:ind w:left="2160" w:hanging="360"/>
       </w:pPr>
       <w:rPr>
-        <w:rFonts w:hint="default" w:ascii="Wingdings" w:hAnsi="Wingdings"/>
+        <w:rFonts w:ascii="Wingdings" w:hAnsi="Wingdings" w:hint="default"/>
       </w:rPr>
     </w:lvl>
     <w:lvl w:ilvl="3" w:tplc="240A0001" w:tentative="1">
@@ -20685,7 +20813,7 @@
         <w:ind w:left="2880" w:hanging="360"/>
       </w:pPr>
       <w:rPr>
-        <w:rFonts w:hint="default" w:ascii="Symbol" w:hAnsi="Symbol"/>
+        <w:rFonts w:ascii="Symbol" w:hAnsi="Symbol" w:hint="default"/>
       </w:rPr>
     </w:lvl>
     <w:lvl w:ilvl="4" w:tplc="240A0003" w:tentative="1">
@@ -20697,7 +20825,7 @@
         <w:ind w:left="3600" w:hanging="360"/>
       </w:pPr>
       <w:rPr>
-        <w:rFonts w:hint="default" w:ascii="Courier New" w:hAnsi="Courier New" w:cs="Courier New"/>
+        <w:rFonts w:ascii="Courier New" w:hAnsi="Courier New" w:cs="Courier New" w:hint="default"/>
       </w:rPr>
     </w:lvl>
     <w:lvl w:ilvl="5" w:tplc="240A0005" w:tentative="1">
@@ -20709,7 +20837,7 @@
         <w:ind w:left="4320" w:hanging="360"/>
       </w:pPr>
       <w:rPr>
-        <w:rFonts w:hint="default" w:ascii="Wingdings" w:hAnsi="Wingdings"/>
+        <w:rFonts w:ascii="Wingdings" w:hAnsi="Wingdings" w:hint="default"/>
       </w:rPr>
     </w:lvl>
     <w:lvl w:ilvl="6" w:tplc="240A0001" w:tentative="1">
@@ -20721,7 +20849,7 @@
         <w:ind w:left="5040" w:hanging="360"/>
       </w:pPr>
       <w:rPr>
-        <w:rFonts w:hint="default" w:ascii="Symbol" w:hAnsi="Symbol"/>
+        <w:rFonts w:ascii="Symbol" w:hAnsi="Symbol" w:hint="default"/>
       </w:rPr>
     </w:lvl>
     <w:lvl w:ilvl="7" w:tplc="240A0003" w:tentative="1">
@@ -20733,7 +20861,7 @@
         <w:ind w:left="5760" w:hanging="360"/>
       </w:pPr>
       <w:rPr>
-        <w:rFonts w:hint="default" w:ascii="Courier New" w:hAnsi="Courier New" w:cs="Courier New"/>
+        <w:rFonts w:ascii="Courier New" w:hAnsi="Courier New" w:cs="Courier New" w:hint="default"/>
       </w:rPr>
     </w:lvl>
     <w:lvl w:ilvl="8" w:tplc="240A0005" w:tentative="1">
@@ -20745,7 +20873,7 @@
         <w:ind w:left="6480" w:hanging="360"/>
       </w:pPr>
       <w:rPr>
-        <w:rFonts w:hint="default" w:ascii="Wingdings" w:hAnsi="Wingdings"/>
+        <w:rFonts w:ascii="Wingdings" w:hAnsi="Wingdings" w:hint="default"/>
       </w:rPr>
     </w:lvl>
   </w:abstractNum>
@@ -20851,7 +20979,7 @@
         <w:ind w:left="720" w:hanging="360"/>
       </w:pPr>
       <w:rPr>
-        <w:rFonts w:hint="default" w:ascii="Symbol" w:hAnsi="Symbol"/>
+        <w:rFonts w:ascii="Symbol" w:hAnsi="Symbol" w:hint="default"/>
       </w:rPr>
     </w:lvl>
     <w:lvl w:ilvl="1" w:tplc="240A0003" w:tentative="1">
@@ -20863,7 +20991,7 @@
         <w:ind w:left="1440" w:hanging="360"/>
       </w:pPr>
       <w:rPr>
-        <w:rFonts w:hint="default" w:ascii="Courier New" w:hAnsi="Courier New" w:cs="Courier New"/>
+        <w:rFonts w:ascii="Courier New" w:hAnsi="Courier New" w:cs="Courier New" w:hint="default"/>
       </w:rPr>
     </w:lvl>
     <w:lvl w:ilvl="2" w:tplc="240A0005" w:tentative="1">
@@ -20875,7 +21003,7 @@
         <w:ind w:left="2160" w:hanging="360"/>
       </w:pPr>
       <w:rPr>
-        <w:rFonts w:hint="default" w:ascii="Wingdings" w:hAnsi="Wingdings"/>
+        <w:rFonts w:ascii="Wingdings" w:hAnsi="Wingdings" w:hint="default"/>
       </w:rPr>
     </w:lvl>
     <w:lvl w:ilvl="3" w:tplc="240A0001" w:tentative="1">
@@ -20887,7 +21015,7 @@
         <w:ind w:left="2880" w:hanging="360"/>
       </w:pPr>
       <w:rPr>
-        <w:rFonts w:hint="default" w:ascii="Symbol" w:hAnsi="Symbol"/>
+        <w:rFonts w:ascii="Symbol" w:hAnsi="Symbol" w:hint="default"/>
       </w:rPr>
     </w:lvl>
     <w:lvl w:ilvl="4" w:tplc="240A0003" w:tentative="1">
@@ -20899,7 +21027,7 @@
         <w:ind w:left="3600" w:hanging="360"/>
       </w:pPr>
       <w:rPr>
-        <w:rFonts w:hint="default" w:ascii="Courier New" w:hAnsi="Courier New" w:cs="Courier New"/>
+        <w:rFonts w:ascii="Courier New" w:hAnsi="Courier New" w:cs="Courier New" w:hint="default"/>
       </w:rPr>
     </w:lvl>
     <w:lvl w:ilvl="5" w:tplc="240A0005" w:tentative="1">
@@ -20911,7 +21039,7 @@
         <w:ind w:left="4320" w:hanging="360"/>
       </w:pPr>
       <w:rPr>
-        <w:rFonts w:hint="default" w:ascii="Wingdings" w:hAnsi="Wingdings"/>
+        <w:rFonts w:ascii="Wingdings" w:hAnsi="Wingdings" w:hint="default"/>
       </w:rPr>
     </w:lvl>
     <w:lvl w:ilvl="6" w:tplc="240A0001" w:tentative="1">
@@ -20923,7 +21051,7 @@
         <w:ind w:left="5040" w:hanging="360"/>
       </w:pPr>
       <w:rPr>
-        <w:rFonts w:hint="default" w:ascii="Symbol" w:hAnsi="Symbol"/>
+        <w:rFonts w:ascii="Symbol" w:hAnsi="Symbol" w:hint="default"/>
       </w:rPr>
     </w:lvl>
     <w:lvl w:ilvl="7" w:tplc="240A0003" w:tentative="1">
@@ -20935,7 +21063,7 @@
         <w:ind w:left="5760" w:hanging="360"/>
       </w:pPr>
       <w:rPr>
-        <w:rFonts w:hint="default" w:ascii="Courier New" w:hAnsi="Courier New" w:cs="Courier New"/>
+        <w:rFonts w:ascii="Courier New" w:hAnsi="Courier New" w:cs="Courier New" w:hint="default"/>
       </w:rPr>
     </w:lvl>
     <w:lvl w:ilvl="8" w:tplc="240A0005" w:tentative="1">
@@ -20947,7 +21075,7 @@
         <w:ind w:left="6480" w:hanging="360"/>
       </w:pPr>
       <w:rPr>
-        <w:rFonts w:hint="default" w:ascii="Wingdings" w:hAnsi="Wingdings"/>
+        <w:rFonts w:ascii="Wingdings" w:hAnsi="Wingdings" w:hint="default"/>
       </w:rPr>
     </w:lvl>
   </w:abstractNum>
@@ -20964,7 +21092,7 @@
         <w:ind w:left="720" w:hanging="360"/>
       </w:pPr>
       <w:rPr>
-        <w:rFonts w:hint="default" w:ascii="Times New Roman" w:hAnsi="Times New Roman" w:eastAsia="Arial" w:cs="Times New Roman"/>
+        <w:rFonts w:ascii="Times New Roman" w:eastAsia="Arial" w:hAnsi="Times New Roman" w:cs="Times New Roman" w:hint="default"/>
       </w:rPr>
     </w:lvl>
     <w:lvl w:ilvl="1" w:tplc="240A0003" w:tentative="1">
@@ -20976,7 +21104,7 @@
         <w:ind w:left="1440" w:hanging="360"/>
       </w:pPr>
       <w:rPr>
-        <w:rFonts w:hint="default" w:ascii="Courier New" w:hAnsi="Courier New" w:cs="Courier New"/>
+        <w:rFonts w:ascii="Courier New" w:hAnsi="Courier New" w:cs="Courier New" w:hint="default"/>
       </w:rPr>
     </w:lvl>
     <w:lvl w:ilvl="2" w:tplc="240A0005" w:tentative="1">
@@ -20988,7 +21116,7 @@
         <w:ind w:left="2160" w:hanging="360"/>
       </w:pPr>
       <w:rPr>
-        <w:rFonts w:hint="default" w:ascii="Wingdings" w:hAnsi="Wingdings"/>
+        <w:rFonts w:ascii="Wingdings" w:hAnsi="Wingdings" w:hint="default"/>
       </w:rPr>
     </w:lvl>
     <w:lvl w:ilvl="3" w:tplc="240A0001" w:tentative="1">
@@ -21000,7 +21128,7 @@
         <w:ind w:left="2880" w:hanging="360"/>
       </w:pPr>
       <w:rPr>
-        <w:rFonts w:hint="default" w:ascii="Symbol" w:hAnsi="Symbol"/>
+        <w:rFonts w:ascii="Symbol" w:hAnsi="Symbol" w:hint="default"/>
       </w:rPr>
     </w:lvl>
     <w:lvl w:ilvl="4" w:tplc="240A0003" w:tentative="1">
@@ -21012,7 +21140,7 @@
         <w:ind w:left="3600" w:hanging="360"/>
       </w:pPr>
       <w:rPr>
-        <w:rFonts w:hint="default" w:ascii="Courier New" w:hAnsi="Courier New" w:cs="Courier New"/>
+        <w:rFonts w:ascii="Courier New" w:hAnsi="Courier New" w:cs="Courier New" w:hint="default"/>
       </w:rPr>
     </w:lvl>
     <w:lvl w:ilvl="5" w:tplc="240A0005" w:tentative="1">
@@ -21024,7 +21152,7 @@
         <w:ind w:left="4320" w:hanging="360"/>
       </w:pPr>
       <w:rPr>
-        <w:rFonts w:hint="default" w:ascii="Wingdings" w:hAnsi="Wingdings"/>
+        <w:rFonts w:ascii="Wingdings" w:hAnsi="Wingdings" w:hint="default"/>
       </w:rPr>
     </w:lvl>
     <w:lvl w:ilvl="6" w:tplc="240A0001" w:tentative="1">
@@ -21036,7 +21164,7 @@
         <w:ind w:left="5040" w:hanging="360"/>
       </w:pPr>
       <w:rPr>
-        <w:rFonts w:hint="default" w:ascii="Symbol" w:hAnsi="Symbol"/>
+        <w:rFonts w:ascii="Symbol" w:hAnsi="Symbol" w:hint="default"/>
       </w:rPr>
     </w:lvl>
     <w:lvl w:ilvl="7" w:tplc="240A0003" w:tentative="1">
@@ -21048,7 +21176,7 @@
         <w:ind w:left="5760" w:hanging="360"/>
       </w:pPr>
       <w:rPr>
-        <w:rFonts w:hint="default" w:ascii="Courier New" w:hAnsi="Courier New" w:cs="Courier New"/>
+        <w:rFonts w:ascii="Courier New" w:hAnsi="Courier New" w:cs="Courier New" w:hint="default"/>
       </w:rPr>
     </w:lvl>
     <w:lvl w:ilvl="8" w:tplc="240A0005" w:tentative="1">
@@ -21060,7 +21188,7 @@
         <w:ind w:left="6480" w:hanging="360"/>
       </w:pPr>
       <w:rPr>
-        <w:rFonts w:hint="default" w:ascii="Wingdings" w:hAnsi="Wingdings"/>
+        <w:rFonts w:ascii="Wingdings" w:hAnsi="Wingdings" w:hint="default"/>
       </w:rPr>
     </w:lvl>
   </w:abstractNum>
@@ -21077,7 +21205,7 @@
         <w:ind w:left="720" w:hanging="360"/>
       </w:pPr>
       <w:rPr>
-        <w:rFonts w:hint="default" w:ascii="Times New Roman" w:hAnsi="Times New Roman" w:eastAsia="Arial" w:cs="Times New Roman"/>
+        <w:rFonts w:ascii="Times New Roman" w:eastAsia="Arial" w:hAnsi="Times New Roman" w:cs="Times New Roman" w:hint="default"/>
       </w:rPr>
     </w:lvl>
     <w:lvl w:ilvl="1" w:tplc="240A0003" w:tentative="1">
@@ -21089,7 +21217,7 @@
         <w:ind w:left="1440" w:hanging="360"/>
       </w:pPr>
       <w:rPr>
-        <w:rFonts w:hint="default" w:ascii="Courier New" w:hAnsi="Courier New" w:cs="Courier New"/>
+        <w:rFonts w:ascii="Courier New" w:hAnsi="Courier New" w:cs="Courier New" w:hint="default"/>
       </w:rPr>
     </w:lvl>
     <w:lvl w:ilvl="2" w:tplc="240A0005" w:tentative="1">
@@ -21101,7 +21229,7 @@
         <w:ind w:left="2160" w:hanging="360"/>
       </w:pPr>
       <w:rPr>
-        <w:rFonts w:hint="default" w:ascii="Wingdings" w:hAnsi="Wingdings"/>
+        <w:rFonts w:ascii="Wingdings" w:hAnsi="Wingdings" w:hint="default"/>
       </w:rPr>
     </w:lvl>
     <w:lvl w:ilvl="3" w:tplc="240A0001" w:tentative="1">
@@ -21113,7 +21241,7 @@
         <w:ind w:left="2880" w:hanging="360"/>
       </w:pPr>
       <w:rPr>
-        <w:rFonts w:hint="default" w:ascii="Symbol" w:hAnsi="Symbol"/>
+        <w:rFonts w:ascii="Symbol" w:hAnsi="Symbol" w:hint="default"/>
       </w:rPr>
     </w:lvl>
     <w:lvl w:ilvl="4" w:tplc="240A0003" w:tentative="1">
@@ -21125,7 +21253,7 @@
         <w:ind w:left="3600" w:hanging="360"/>
       </w:pPr>
       <w:rPr>
-        <w:rFonts w:hint="default" w:ascii="Courier New" w:hAnsi="Courier New" w:cs="Courier New"/>
+        <w:rFonts w:ascii="Courier New" w:hAnsi="Courier New" w:cs="Courier New" w:hint="default"/>
       </w:rPr>
     </w:lvl>
     <w:lvl w:ilvl="5" w:tplc="240A0005" w:tentative="1">
@@ -21137,7 +21265,7 @@
         <w:ind w:left="4320" w:hanging="360"/>
       </w:pPr>
       <w:rPr>
-        <w:rFonts w:hint="default" w:ascii="Wingdings" w:hAnsi="Wingdings"/>
+        <w:rFonts w:ascii="Wingdings" w:hAnsi="Wingdings" w:hint="default"/>
       </w:rPr>
     </w:lvl>
     <w:lvl w:ilvl="6" w:tplc="240A0001" w:tentative="1">
@@ -21149,7 +21277,7 @@
         <w:ind w:left="5040" w:hanging="360"/>
       </w:pPr>
       <w:rPr>
-        <w:rFonts w:hint="default" w:ascii="Symbol" w:hAnsi="Symbol"/>
+        <w:rFonts w:ascii="Symbol" w:hAnsi="Symbol" w:hint="default"/>
       </w:rPr>
     </w:lvl>
     <w:lvl w:ilvl="7" w:tplc="240A0003" w:tentative="1">
@@ -21161,7 +21289,7 @@
         <w:ind w:left="5760" w:hanging="360"/>
       </w:pPr>
       <w:rPr>
-        <w:rFonts w:hint="default" w:ascii="Courier New" w:hAnsi="Courier New" w:cs="Courier New"/>
+        <w:rFonts w:ascii="Courier New" w:hAnsi="Courier New" w:cs="Courier New" w:hint="default"/>
       </w:rPr>
     </w:lvl>
     <w:lvl w:ilvl="8" w:tplc="240A0005" w:tentative="1">
@@ -21173,7 +21301,7 @@
         <w:ind w:left="6480" w:hanging="360"/>
       </w:pPr>
       <w:rPr>
-        <w:rFonts w:hint="default" w:ascii="Wingdings" w:hAnsi="Wingdings"/>
+        <w:rFonts w:ascii="Wingdings" w:hAnsi="Wingdings" w:hint="default"/>
       </w:rPr>
     </w:lvl>
   </w:abstractNum>
@@ -21190,7 +21318,7 @@
         <w:ind w:left="720" w:hanging="360"/>
       </w:pPr>
       <w:rPr>
-        <w:rFonts w:hint="default" w:ascii="Symbol" w:hAnsi="Symbol"/>
+        <w:rFonts w:ascii="Symbol" w:hAnsi="Symbol" w:hint="default"/>
       </w:rPr>
     </w:lvl>
     <w:lvl w:ilvl="1" w:tplc="240A0003" w:tentative="1">
@@ -21202,7 +21330,7 @@
         <w:ind w:left="1440" w:hanging="360"/>
       </w:pPr>
       <w:rPr>
-        <w:rFonts w:hint="default" w:ascii="Courier New" w:hAnsi="Courier New" w:cs="Courier New"/>
+        <w:rFonts w:ascii="Courier New" w:hAnsi="Courier New" w:cs="Courier New" w:hint="default"/>
       </w:rPr>
     </w:lvl>
     <w:lvl w:ilvl="2" w:tplc="240A0005" w:tentative="1">
@@ -21214,7 +21342,7 @@
         <w:ind w:left="2160" w:hanging="360"/>
       </w:pPr>
       <w:rPr>
-        <w:rFonts w:hint="default" w:ascii="Wingdings" w:hAnsi="Wingdings"/>
+        <w:rFonts w:ascii="Wingdings" w:hAnsi="Wingdings" w:hint="default"/>
       </w:rPr>
     </w:lvl>
     <w:lvl w:ilvl="3" w:tplc="240A0001" w:tentative="1">
@@ -21226,7 +21354,7 @@
         <w:ind w:left="2880" w:hanging="360"/>
       </w:pPr>
       <w:rPr>
-        <w:rFonts w:hint="default" w:ascii="Symbol" w:hAnsi="Symbol"/>
+        <w:rFonts w:ascii="Symbol" w:hAnsi="Symbol" w:hint="default"/>
       </w:rPr>
     </w:lvl>
     <w:lvl w:ilvl="4" w:tplc="240A0003" w:tentative="1">
@@ -21238,7 +21366,7 @@
         <w:ind w:left="3600" w:hanging="360"/>
       </w:pPr>
       <w:rPr>
-        <w:rFonts w:hint="default" w:ascii="Courier New" w:hAnsi="Courier New" w:cs="Courier New"/>
+        <w:rFonts w:ascii="Courier New" w:hAnsi="Courier New" w:cs="Courier New" w:hint="default"/>
       </w:rPr>
     </w:lvl>
     <w:lvl w:ilvl="5" w:tplc="240A0005" w:tentative="1">
@@ -21250,7 +21378,7 @@
         <w:ind w:left="4320" w:hanging="360"/>
       </w:pPr>
       <w:rPr>
-        <w:rFonts w:hint="default" w:ascii="Wingdings" w:hAnsi="Wingdings"/>
+        <w:rFonts w:ascii="Wingdings" w:hAnsi="Wingdings" w:hint="default"/>
       </w:rPr>
     </w:lvl>
     <w:lvl w:ilvl="6" w:tplc="240A0001" w:tentative="1">
@@ -21262,7 +21390,7 @@
         <w:ind w:left="5040" w:hanging="360"/>
       </w:pPr>
       <w:rPr>
-        <w:rFonts w:hint="default" w:ascii="Symbol" w:hAnsi="Symbol"/>
+        <w:rFonts w:ascii="Symbol" w:hAnsi="Symbol" w:hint="default"/>
       </w:rPr>
     </w:lvl>
     <w:lvl w:ilvl="7" w:tplc="240A0003" w:tentative="1">
@@ -21274,7 +21402,7 @@
         <w:ind w:left="5760" w:hanging="360"/>
       </w:pPr>
       <w:rPr>
-        <w:rFonts w:hint="default" w:ascii="Courier New" w:hAnsi="Courier New" w:cs="Courier New"/>
+        <w:rFonts w:ascii="Courier New" w:hAnsi="Courier New" w:cs="Courier New" w:hint="default"/>
       </w:rPr>
     </w:lvl>
     <w:lvl w:ilvl="8" w:tplc="240A0005" w:tentative="1">
@@ -21286,7 +21414,7 @@
         <w:ind w:left="6480" w:hanging="360"/>
       </w:pPr>
       <w:rPr>
-        <w:rFonts w:hint="default" w:ascii="Wingdings" w:hAnsi="Wingdings"/>
+        <w:rFonts w:ascii="Wingdings" w:hAnsi="Wingdings" w:hint="default"/>
       </w:rPr>
     </w:lvl>
   </w:abstractNum>
@@ -21303,7 +21431,7 @@
         <w:ind w:left="720" w:hanging="360"/>
       </w:pPr>
       <w:rPr>
-        <w:rFonts w:hint="default" w:ascii="Times New Roman" w:hAnsi="Times New Roman" w:eastAsia="Arial" w:cs="Times New Roman"/>
+        <w:rFonts w:ascii="Times New Roman" w:eastAsia="Arial" w:hAnsi="Times New Roman" w:cs="Times New Roman" w:hint="default"/>
       </w:rPr>
     </w:lvl>
     <w:lvl w:ilvl="1" w:tplc="240A0003" w:tentative="1">
@@ -21315,7 +21443,7 @@
         <w:ind w:left="1440" w:hanging="360"/>
       </w:pPr>
       <w:rPr>
-        <w:rFonts w:hint="default" w:ascii="Courier New" w:hAnsi="Courier New" w:cs="Courier New"/>
+        <w:rFonts w:ascii="Courier New" w:hAnsi="Courier New" w:cs="Courier New" w:hint="default"/>
       </w:rPr>
     </w:lvl>
     <w:lvl w:ilvl="2" w:tplc="240A0005" w:tentative="1">
@@ -21327,7 +21455,7 @@
         <w:ind w:left="2160" w:hanging="360"/>
       </w:pPr>
       <w:rPr>
-        <w:rFonts w:hint="default" w:ascii="Wingdings" w:hAnsi="Wingdings"/>
+        <w:rFonts w:ascii="Wingdings" w:hAnsi="Wingdings" w:hint="default"/>
       </w:rPr>
     </w:lvl>
     <w:lvl w:ilvl="3" w:tplc="240A0001" w:tentative="1">
@@ -21339,7 +21467,7 @@
         <w:ind w:left="2880" w:hanging="360"/>
       </w:pPr>
       <w:rPr>
-        <w:rFonts w:hint="default" w:ascii="Symbol" w:hAnsi="Symbol"/>
+        <w:rFonts w:ascii="Symbol" w:hAnsi="Symbol" w:hint="default"/>
       </w:rPr>
     </w:lvl>
     <w:lvl w:ilvl="4" w:tplc="240A0003" w:tentative="1">
@@ -21351,7 +21479,7 @@
         <w:ind w:left="3600" w:hanging="360"/>
       </w:pPr>
       <w:rPr>
-        <w:rFonts w:hint="default" w:ascii="Courier New" w:hAnsi="Courier New" w:cs="Courier New"/>
+        <w:rFonts w:ascii="Courier New" w:hAnsi="Courier New" w:cs="Courier New" w:hint="default"/>
       </w:rPr>
     </w:lvl>
     <w:lvl w:ilvl="5" w:tplc="240A0005" w:tentative="1">
@@ -21363,7 +21491,7 @@
         <w:ind w:left="4320" w:hanging="360"/>
       </w:pPr>
       <w:rPr>
-        <w:rFonts w:hint="default" w:ascii="Wingdings" w:hAnsi="Wingdings"/>
+        <w:rFonts w:ascii="Wingdings" w:hAnsi="Wingdings" w:hint="default"/>
       </w:rPr>
     </w:lvl>
     <w:lvl w:ilvl="6" w:tplc="240A0001" w:tentative="1">
@@ -21375,7 +21503,7 @@
         <w:ind w:left="5040" w:hanging="360"/>
       </w:pPr>
       <w:rPr>
-        <w:rFonts w:hint="default" w:ascii="Symbol" w:hAnsi="Symbol"/>
+        <w:rFonts w:ascii="Symbol" w:hAnsi="Symbol" w:hint="default"/>
       </w:rPr>
     </w:lvl>
     <w:lvl w:ilvl="7" w:tplc="240A0003" w:tentative="1">
@@ -21387,7 +21515,7 @@
         <w:ind w:left="5760" w:hanging="360"/>
       </w:pPr>
       <w:rPr>
-        <w:rFonts w:hint="default" w:ascii="Courier New" w:hAnsi="Courier New" w:cs="Courier New"/>
+        <w:rFonts w:ascii="Courier New" w:hAnsi="Courier New" w:cs="Courier New" w:hint="default"/>
       </w:rPr>
     </w:lvl>
     <w:lvl w:ilvl="8" w:tplc="240A0005" w:tentative="1">
@@ -21399,7 +21527,7 @@
         <w:ind w:left="6480" w:hanging="360"/>
       </w:pPr>
       <w:rPr>
-        <w:rFonts w:hint="default" w:ascii="Wingdings" w:hAnsi="Wingdings"/>
+        <w:rFonts w:ascii="Wingdings" w:hAnsi="Wingdings" w:hint="default"/>
       </w:rPr>
     </w:lvl>
   </w:abstractNum>
@@ -21416,7 +21544,7 @@
         <w:ind w:left="720" w:hanging="360"/>
       </w:pPr>
       <w:rPr>
-        <w:rFonts w:hint="default" w:ascii="Symbol" w:hAnsi="Symbol"/>
+        <w:rFonts w:ascii="Symbol" w:hAnsi="Symbol" w:hint="default"/>
       </w:rPr>
     </w:lvl>
     <w:lvl w:ilvl="1" w:tplc="240A0003" w:tentative="1">
@@ -21428,7 +21556,7 @@
         <w:ind w:left="1440" w:hanging="360"/>
       </w:pPr>
       <w:rPr>
-        <w:rFonts w:hint="default" w:ascii="Courier New" w:hAnsi="Courier New" w:cs="Courier New"/>
+        <w:rFonts w:ascii="Courier New" w:hAnsi="Courier New" w:cs="Courier New" w:hint="default"/>
       </w:rPr>
     </w:lvl>
     <w:lvl w:ilvl="2" w:tplc="240A0005" w:tentative="1">
@@ -21440,7 +21568,7 @@
         <w:ind w:left="2160" w:hanging="360"/>
       </w:pPr>
       <w:rPr>
-        <w:rFonts w:hint="default" w:ascii="Wingdings" w:hAnsi="Wingdings"/>
+        <w:rFonts w:ascii="Wingdings" w:hAnsi="Wingdings" w:hint="default"/>
       </w:rPr>
     </w:lvl>
     <w:lvl w:ilvl="3" w:tplc="240A0001" w:tentative="1">
@@ -21452,7 +21580,7 @@
         <w:ind w:left="2880" w:hanging="360"/>
       </w:pPr>
       <w:rPr>
-        <w:rFonts w:hint="default" w:ascii="Symbol" w:hAnsi="Symbol"/>
+        <w:rFonts w:ascii="Symbol" w:hAnsi="Symbol" w:hint="default"/>
       </w:rPr>
     </w:lvl>
     <w:lvl w:ilvl="4" w:tplc="240A0003" w:tentative="1">
@@ -21464,7 +21592,7 @@
         <w:ind w:left="3600" w:hanging="360"/>
       </w:pPr>
       <w:rPr>
-        <w:rFonts w:hint="default" w:ascii="Courier New" w:hAnsi="Courier New" w:cs="Courier New"/>
+        <w:rFonts w:ascii="Courier New" w:hAnsi="Courier New" w:cs="Courier New" w:hint="default"/>
       </w:rPr>
     </w:lvl>
     <w:lvl w:ilvl="5" w:tplc="240A0005" w:tentative="1">
@@ -21476,7 +21604,7 @@
         <w:ind w:left="4320" w:hanging="360"/>
       </w:pPr>
       <w:rPr>
-        <w:rFonts w:hint="default" w:ascii="Wingdings" w:hAnsi="Wingdings"/>
+        <w:rFonts w:ascii="Wingdings" w:hAnsi="Wingdings" w:hint="default"/>
       </w:rPr>
     </w:lvl>
     <w:lvl w:ilvl="6" w:tplc="240A0001" w:tentative="1">
@@ -21488,7 +21616,7 @@
         <w:ind w:left="5040" w:hanging="360"/>
       </w:pPr>
       <w:rPr>
-        <w:rFonts w:hint="default" w:ascii="Symbol" w:hAnsi="Symbol"/>
+        <w:rFonts w:ascii="Symbol" w:hAnsi="Symbol" w:hint="default"/>
       </w:rPr>
     </w:lvl>
     <w:lvl w:ilvl="7" w:tplc="240A0003" w:tentative="1">
@@ -21500,7 +21628,7 @@
         <w:ind w:left="5760" w:hanging="360"/>
       </w:pPr>
       <w:rPr>
-        <w:rFonts w:hint="default" w:ascii="Courier New" w:hAnsi="Courier New" w:cs="Courier New"/>
+        <w:rFonts w:ascii="Courier New" w:hAnsi="Courier New" w:cs="Courier New" w:hint="default"/>
       </w:rPr>
     </w:lvl>
     <w:lvl w:ilvl="8" w:tplc="240A0005" w:tentative="1">
@@ -21512,7 +21640,7 @@
         <w:ind w:left="6480" w:hanging="360"/>
       </w:pPr>
       <w:rPr>
-        <w:rFonts w:hint="default" w:ascii="Wingdings" w:hAnsi="Wingdings"/>
+        <w:rFonts w:ascii="Wingdings" w:hAnsi="Wingdings" w:hint="default"/>
       </w:rPr>
     </w:lvl>
   </w:abstractNum>
@@ -21529,7 +21657,7 @@
         <w:ind w:left="1080" w:hanging="360"/>
       </w:pPr>
       <w:rPr>
-        <w:rFonts w:hint="default" w:ascii="Times New Roman" w:hAnsi="Times New Roman" w:eastAsia="Arial" w:cs="Times New Roman"/>
+        <w:rFonts w:ascii="Times New Roman" w:eastAsia="Arial" w:hAnsi="Times New Roman" w:cs="Times New Roman" w:hint="default"/>
       </w:rPr>
     </w:lvl>
     <w:lvl w:ilvl="1" w:tplc="240A0003" w:tentative="1">
@@ -21541,7 +21669,7 @@
         <w:ind w:left="1800" w:hanging="360"/>
       </w:pPr>
       <w:rPr>
-        <w:rFonts w:hint="default" w:ascii="Courier New" w:hAnsi="Courier New" w:cs="Courier New"/>
+        <w:rFonts w:ascii="Courier New" w:hAnsi="Courier New" w:cs="Courier New" w:hint="default"/>
       </w:rPr>
     </w:lvl>
     <w:lvl w:ilvl="2" w:tplc="240A0005" w:tentative="1">
@@ -21553,7 +21681,7 @@
         <w:ind w:left="2520" w:hanging="360"/>
       </w:pPr>
       <w:rPr>
-        <w:rFonts w:hint="default" w:ascii="Wingdings" w:hAnsi="Wingdings"/>
+        <w:rFonts w:ascii="Wingdings" w:hAnsi="Wingdings" w:hint="default"/>
       </w:rPr>
     </w:lvl>
     <w:lvl w:ilvl="3" w:tplc="240A0001" w:tentative="1">
@@ -21565,7 +21693,7 @@
         <w:ind w:left="3240" w:hanging="360"/>
       </w:pPr>
       <w:rPr>
-        <w:rFonts w:hint="default" w:ascii="Symbol" w:hAnsi="Symbol"/>
+        <w:rFonts w:ascii="Symbol" w:hAnsi="Symbol" w:hint="default"/>
       </w:rPr>
     </w:lvl>
     <w:lvl w:ilvl="4" w:tplc="240A0003" w:tentative="1">
@@ -21577,7 +21705,7 @@
         <w:ind w:left="3960" w:hanging="360"/>
       </w:pPr>
       <w:rPr>
-        <w:rFonts w:hint="default" w:ascii="Courier New" w:hAnsi="Courier New" w:cs="Courier New"/>
+        <w:rFonts w:ascii="Courier New" w:hAnsi="Courier New" w:cs="Courier New" w:hint="default"/>
       </w:rPr>
     </w:lvl>
     <w:lvl w:ilvl="5" w:tplc="240A0005" w:tentative="1">
@@ -21589,7 +21717,7 @@
         <w:ind w:left="4680" w:hanging="360"/>
       </w:pPr>
       <w:rPr>
-        <w:rFonts w:hint="default" w:ascii="Wingdings" w:hAnsi="Wingdings"/>
+        <w:rFonts w:ascii="Wingdings" w:hAnsi="Wingdings" w:hint="default"/>
       </w:rPr>
     </w:lvl>
     <w:lvl w:ilvl="6" w:tplc="240A0001" w:tentative="1">
@@ -21601,7 +21729,7 @@
         <w:ind w:left="5400" w:hanging="360"/>
       </w:pPr>
       <w:rPr>
-        <w:rFonts w:hint="default" w:ascii="Symbol" w:hAnsi="Symbol"/>
+        <w:rFonts w:ascii="Symbol" w:hAnsi="Symbol" w:hint="default"/>
       </w:rPr>
     </w:lvl>
     <w:lvl w:ilvl="7" w:tplc="240A0003" w:tentative="1">
@@ -21613,7 +21741,7 @@
         <w:ind w:left="6120" w:hanging="360"/>
       </w:pPr>
       <w:rPr>
-        <w:rFonts w:hint="default" w:ascii="Courier New" w:hAnsi="Courier New" w:cs="Courier New"/>
+        <w:rFonts w:ascii="Courier New" w:hAnsi="Courier New" w:cs="Courier New" w:hint="default"/>
       </w:rPr>
     </w:lvl>
     <w:lvl w:ilvl="8" w:tplc="240A0005" w:tentative="1">
@@ -21625,7 +21753,7 @@
         <w:ind w:left="6840" w:hanging="360"/>
       </w:pPr>
       <w:rPr>
-        <w:rFonts w:hint="default" w:ascii="Wingdings" w:hAnsi="Wingdings"/>
+        <w:rFonts w:ascii="Wingdings" w:hAnsi="Wingdings" w:hint="default"/>
       </w:rPr>
     </w:lvl>
   </w:abstractNum>
@@ -21642,7 +21770,7 @@
         <w:ind w:left="720" w:hanging="360"/>
       </w:pPr>
       <w:rPr>
-        <w:rFonts w:hint="default" w:ascii="Symbol" w:hAnsi="Symbol"/>
+        <w:rFonts w:ascii="Symbol" w:hAnsi="Symbol" w:hint="default"/>
       </w:rPr>
     </w:lvl>
     <w:lvl w:ilvl="1" w:tplc="240A0003" w:tentative="1">
@@ -21654,7 +21782,7 @@
         <w:ind w:left="1440" w:hanging="360"/>
       </w:pPr>
       <w:rPr>
-        <w:rFonts w:hint="default" w:ascii="Courier New" w:hAnsi="Courier New" w:cs="Courier New"/>
+        <w:rFonts w:ascii="Courier New" w:hAnsi="Courier New" w:cs="Courier New" w:hint="default"/>
       </w:rPr>
     </w:lvl>
     <w:lvl w:ilvl="2" w:tplc="240A0005" w:tentative="1">
@@ -21666,7 +21794,7 @@
         <w:ind w:left="2160" w:hanging="360"/>
       </w:pPr>
       <w:rPr>
-        <w:rFonts w:hint="default" w:ascii="Wingdings" w:hAnsi="Wingdings"/>
+        <w:rFonts w:ascii="Wingdings" w:hAnsi="Wingdings" w:hint="default"/>
       </w:rPr>
     </w:lvl>
     <w:lvl w:ilvl="3" w:tplc="240A0001" w:tentative="1">
@@ -21678,7 +21806,7 @@
         <w:ind w:left="2880" w:hanging="360"/>
       </w:pPr>
       <w:rPr>
-        <w:rFonts w:hint="default" w:ascii="Symbol" w:hAnsi="Symbol"/>
+        <w:rFonts w:ascii="Symbol" w:hAnsi="Symbol" w:hint="default"/>
       </w:rPr>
     </w:lvl>
     <w:lvl w:ilvl="4" w:tplc="240A0003" w:tentative="1">
@@ -21690,7 +21818,7 @@
         <w:ind w:left="3600" w:hanging="360"/>
       </w:pPr>
       <w:rPr>
-        <w:rFonts w:hint="default" w:ascii="Courier New" w:hAnsi="Courier New" w:cs="Courier New"/>
+        <w:rFonts w:ascii="Courier New" w:hAnsi="Courier New" w:cs="Courier New" w:hint="default"/>
       </w:rPr>
     </w:lvl>
     <w:lvl w:ilvl="5" w:tplc="240A0005" w:tentative="1">
@@ -21702,7 +21830,7 @@
         <w:ind w:left="4320" w:hanging="360"/>
       </w:pPr>
       <w:rPr>
-        <w:rFonts w:hint="default" w:ascii="Wingdings" w:hAnsi="Wingdings"/>
+        <w:rFonts w:ascii="Wingdings" w:hAnsi="Wingdings" w:hint="default"/>
       </w:rPr>
     </w:lvl>
     <w:lvl w:ilvl="6" w:tplc="240A0001" w:tentative="1">
@@ -21714,7 +21842,7 @@
         <w:ind w:left="5040" w:hanging="360"/>
       </w:pPr>
       <w:rPr>
-        <w:rFonts w:hint="default" w:ascii="Symbol" w:hAnsi="Symbol"/>
+        <w:rFonts w:ascii="Symbol" w:hAnsi="Symbol" w:hint="default"/>
       </w:rPr>
     </w:lvl>
     <w:lvl w:ilvl="7" w:tplc="240A0003" w:tentative="1">
@@ -21726,7 +21854,7 @@
         <w:ind w:left="5760" w:hanging="360"/>
       </w:pPr>
       <w:rPr>
-        <w:rFonts w:hint="default" w:ascii="Courier New" w:hAnsi="Courier New" w:cs="Courier New"/>
+        <w:rFonts w:ascii="Courier New" w:hAnsi="Courier New" w:cs="Courier New" w:hint="default"/>
       </w:rPr>
     </w:lvl>
     <w:lvl w:ilvl="8" w:tplc="240A0005" w:tentative="1">
@@ -21738,7 +21866,7 @@
         <w:ind w:left="6480" w:hanging="360"/>
       </w:pPr>
       <w:rPr>
-        <w:rFonts w:hint="default" w:ascii="Wingdings" w:hAnsi="Wingdings"/>
+        <w:rFonts w:ascii="Wingdings" w:hAnsi="Wingdings" w:hint="default"/>
       </w:rPr>
     </w:lvl>
   </w:abstractNum>
@@ -21755,7 +21883,7 @@
         <w:ind w:left="720" w:hanging="360"/>
       </w:pPr>
       <w:rPr>
-        <w:rFonts w:hint="default" w:ascii="Times New Roman" w:hAnsi="Times New Roman" w:eastAsia="Arial" w:cs="Times New Roman"/>
+        <w:rFonts w:ascii="Times New Roman" w:eastAsia="Arial" w:hAnsi="Times New Roman" w:cs="Times New Roman" w:hint="default"/>
       </w:rPr>
     </w:lvl>
     <w:lvl w:ilvl="1" w:tplc="240A0003" w:tentative="1">
@@ -21767,7 +21895,7 @@
         <w:ind w:left="1440" w:hanging="360"/>
       </w:pPr>
       <w:rPr>
-        <w:rFonts w:hint="default" w:ascii="Courier New" w:hAnsi="Courier New" w:cs="Courier New"/>
+        <w:rFonts w:ascii="Courier New" w:hAnsi="Courier New" w:cs="Courier New" w:hint="default"/>
       </w:rPr>
     </w:lvl>
     <w:lvl w:ilvl="2" w:tplc="240A0005" w:tentative="1">
@@ -21779,7 +21907,7 @@
         <w:ind w:left="2160" w:hanging="360"/>
       </w:pPr>
       <w:rPr>
-        <w:rFonts w:hint="default" w:ascii="Wingdings" w:hAnsi="Wingdings"/>
+        <w:rFonts w:ascii="Wingdings" w:hAnsi="Wingdings" w:hint="default"/>
       </w:rPr>
     </w:lvl>
     <w:lvl w:ilvl="3" w:tplc="240A0001" w:tentative="1">
@@ -21791,7 +21919,7 @@
         <w:ind w:left="2880" w:hanging="360"/>
       </w:pPr>
       <w:rPr>
-        <w:rFonts w:hint="default" w:ascii="Symbol" w:hAnsi="Symbol"/>
+        <w:rFonts w:ascii="Symbol" w:hAnsi="Symbol" w:hint="default"/>
       </w:rPr>
     </w:lvl>
     <w:lvl w:ilvl="4" w:tplc="240A0003" w:tentative="1">
@@ -21803,7 +21931,7 @@
         <w:ind w:left="3600" w:hanging="360"/>
       </w:pPr>
       <w:rPr>
-        <w:rFonts w:hint="default" w:ascii="Courier New" w:hAnsi="Courier New" w:cs="Courier New"/>
+        <w:rFonts w:ascii="Courier New" w:hAnsi="Courier New" w:cs="Courier New" w:hint="default"/>
       </w:rPr>
     </w:lvl>
     <w:lvl w:ilvl="5" w:tplc="240A0005" w:tentative="1">
@@ -21815,7 +21943,7 @@
         <w:ind w:left="4320" w:hanging="360"/>
       </w:pPr>
       <w:rPr>
-        <w:rFonts w:hint="default" w:ascii="Wingdings" w:hAnsi="Wingdings"/>
+        <w:rFonts w:ascii="Wingdings" w:hAnsi="Wingdings" w:hint="default"/>
       </w:rPr>
     </w:lvl>
     <w:lvl w:ilvl="6" w:tplc="240A0001" w:tentative="1">
@@ -21827,7 +21955,7 @@
         <w:ind w:left="5040" w:hanging="360"/>
       </w:pPr>
       <w:rPr>
-        <w:rFonts w:hint="default" w:ascii="Symbol" w:hAnsi="Symbol"/>
+        <w:rFonts w:ascii="Symbol" w:hAnsi="Symbol" w:hint="default"/>
       </w:rPr>
     </w:lvl>
     <w:lvl w:ilvl="7" w:tplc="240A0003" w:tentative="1">
@@ -21839,7 +21967,7 @@
         <w:ind w:left="5760" w:hanging="360"/>
       </w:pPr>
       <w:rPr>
-        <w:rFonts w:hint="default" w:ascii="Courier New" w:hAnsi="Courier New" w:cs="Courier New"/>
+        <w:rFonts w:ascii="Courier New" w:hAnsi="Courier New" w:cs="Courier New" w:hint="default"/>
       </w:rPr>
     </w:lvl>
     <w:lvl w:ilvl="8" w:tplc="240A0005" w:tentative="1">
@@ -21851,7 +21979,7 @@
         <w:ind w:left="6480" w:hanging="360"/>
       </w:pPr>
       <w:rPr>
-        <w:rFonts w:hint="default" w:ascii="Wingdings" w:hAnsi="Wingdings"/>
+        <w:rFonts w:ascii="Wingdings" w:hAnsi="Wingdings" w:hint="default"/>
       </w:rPr>
     </w:lvl>
   </w:abstractNum>
@@ -21868,7 +21996,7 @@
         <w:ind w:left="720" w:hanging="360"/>
       </w:pPr>
       <w:rPr>
-        <w:rFonts w:hint="default" w:ascii="Symbol" w:hAnsi="Symbol"/>
+        <w:rFonts w:ascii="Symbol" w:hAnsi="Symbol" w:hint="default"/>
       </w:rPr>
     </w:lvl>
     <w:lvl w:ilvl="1" w:tplc="240A0003" w:tentative="1">
@@ -21880,7 +22008,7 @@
         <w:ind w:left="1440" w:hanging="360"/>
       </w:pPr>
       <w:rPr>
-        <w:rFonts w:hint="default" w:ascii="Courier New" w:hAnsi="Courier New" w:cs="Courier New"/>
+        <w:rFonts w:ascii="Courier New" w:hAnsi="Courier New" w:cs="Courier New" w:hint="default"/>
       </w:rPr>
     </w:lvl>
     <w:lvl w:ilvl="2" w:tplc="240A0005" w:tentative="1">
@@ -21892,7 +22020,7 @@
         <w:ind w:left="2160" w:hanging="360"/>
       </w:pPr>
       <w:rPr>
-        <w:rFonts w:hint="default" w:ascii="Wingdings" w:hAnsi="Wingdings"/>
+        <w:rFonts w:ascii="Wingdings" w:hAnsi="Wingdings" w:hint="default"/>
       </w:rPr>
     </w:lvl>
     <w:lvl w:ilvl="3" w:tplc="240A0001" w:tentative="1">
@@ -21904,7 +22032,7 @@
         <w:ind w:left="2880" w:hanging="360"/>
       </w:pPr>
       <w:rPr>
-        <w:rFonts w:hint="default" w:ascii="Symbol" w:hAnsi="Symbol"/>
+        <w:rFonts w:ascii="Symbol" w:hAnsi="Symbol" w:hint="default"/>
       </w:rPr>
     </w:lvl>
     <w:lvl w:ilvl="4" w:tplc="240A0003" w:tentative="1">
@@ -21916,7 +22044,7 @@
         <w:ind w:left="3600" w:hanging="360"/>
       </w:pPr>
       <w:rPr>
-        <w:rFonts w:hint="default" w:ascii="Courier New" w:hAnsi="Courier New" w:cs="Courier New"/>
+        <w:rFonts w:ascii="Courier New" w:hAnsi="Courier New" w:cs="Courier New" w:hint="default"/>
       </w:rPr>
     </w:lvl>
     <w:lvl w:ilvl="5" w:tplc="240A0005" w:tentative="1">
@@ -21928,7 +22056,7 @@
         <w:ind w:left="4320" w:hanging="360"/>
       </w:pPr>
       <w:rPr>
-        <w:rFonts w:hint="default" w:ascii="Wingdings" w:hAnsi="Wingdings"/>
+        <w:rFonts w:ascii="Wingdings" w:hAnsi="Wingdings" w:hint="default"/>
       </w:rPr>
     </w:lvl>
     <w:lvl w:ilvl="6" w:tplc="240A0001" w:tentative="1">
@@ -21940,7 +22068,7 @@
         <w:ind w:left="5040" w:hanging="360"/>
       </w:pPr>
       <w:rPr>
-        <w:rFonts w:hint="default" w:ascii="Symbol" w:hAnsi="Symbol"/>
+        <w:rFonts w:ascii="Symbol" w:hAnsi="Symbol" w:hint="default"/>
       </w:rPr>
     </w:lvl>
     <w:lvl w:ilvl="7" w:tplc="240A0003" w:tentative="1">
@@ -21952,7 +22080,7 @@
         <w:ind w:left="5760" w:hanging="360"/>
       </w:pPr>
       <w:rPr>
-        <w:rFonts w:hint="default" w:ascii="Courier New" w:hAnsi="Courier New" w:cs="Courier New"/>
+        <w:rFonts w:ascii="Courier New" w:hAnsi="Courier New" w:cs="Courier New" w:hint="default"/>
       </w:rPr>
     </w:lvl>
     <w:lvl w:ilvl="8" w:tplc="240A0005" w:tentative="1">
@@ -21964,7 +22092,7 @@
         <w:ind w:left="6480" w:hanging="360"/>
       </w:pPr>
       <w:rPr>
-        <w:rFonts w:hint="default" w:ascii="Wingdings" w:hAnsi="Wingdings"/>
+        <w:rFonts w:ascii="Wingdings" w:hAnsi="Wingdings" w:hint="default"/>
       </w:rPr>
     </w:lvl>
   </w:abstractNum>
@@ -21981,7 +22109,7 @@
         <w:ind w:left="720" w:hanging="360"/>
       </w:pPr>
       <w:rPr>
-        <w:rFonts w:hint="default" w:ascii="Times New Roman" w:hAnsi="Times New Roman" w:eastAsia="Arial" w:cs="Times New Roman"/>
+        <w:rFonts w:ascii="Times New Roman" w:eastAsia="Arial" w:hAnsi="Times New Roman" w:cs="Times New Roman" w:hint="default"/>
       </w:rPr>
     </w:lvl>
     <w:lvl w:ilvl="1" w:tplc="240A0003" w:tentative="1">
@@ -21993,7 +22121,7 @@
         <w:ind w:left="1440" w:hanging="360"/>
       </w:pPr>
       <w:rPr>
-        <w:rFonts w:hint="default" w:ascii="Courier New" w:hAnsi="Courier New" w:cs="Courier New"/>
+        <w:rFonts w:ascii="Courier New" w:hAnsi="Courier New" w:cs="Courier New" w:hint="default"/>
       </w:rPr>
     </w:lvl>
     <w:lvl w:ilvl="2" w:tplc="240A0005" w:tentative="1">
@@ -22005,7 +22133,7 @@
         <w:ind w:left="2160" w:hanging="360"/>
       </w:pPr>
       <w:rPr>
-        <w:rFonts w:hint="default" w:ascii="Wingdings" w:hAnsi="Wingdings"/>
+        <w:rFonts w:ascii="Wingdings" w:hAnsi="Wingdings" w:hint="default"/>
       </w:rPr>
     </w:lvl>
     <w:lvl w:ilvl="3" w:tplc="240A0001" w:tentative="1">
@@ -22017,7 +22145,7 @@
         <w:ind w:left="2880" w:hanging="360"/>
       </w:pPr>
       <w:rPr>
-        <w:rFonts w:hint="default" w:ascii="Symbol" w:hAnsi="Symbol"/>
+        <w:rFonts w:ascii="Symbol" w:hAnsi="Symbol" w:hint="default"/>
       </w:rPr>
     </w:lvl>
     <w:lvl w:ilvl="4" w:tplc="240A0003" w:tentative="1">
@@ -22029,7 +22157,7 @@
         <w:ind w:left="3600" w:hanging="360"/>
       </w:pPr>
       <w:rPr>
-        <w:rFonts w:hint="default" w:ascii="Courier New" w:hAnsi="Courier New" w:cs="Courier New"/>
+        <w:rFonts w:ascii="Courier New" w:hAnsi="Courier New" w:cs="Courier New" w:hint="default"/>
       </w:rPr>
     </w:lvl>
     <w:lvl w:ilvl="5" w:tplc="240A0005" w:tentative="1">
@@ -22041,7 +22169,7 @@
         <w:ind w:left="4320" w:hanging="360"/>
       </w:pPr>
       <w:rPr>
-        <w:rFonts w:hint="default" w:ascii="Wingdings" w:hAnsi="Wingdings"/>
+        <w:rFonts w:ascii="Wingdings" w:hAnsi="Wingdings" w:hint="default"/>
       </w:rPr>
     </w:lvl>
     <w:lvl w:ilvl="6" w:tplc="240A0001" w:tentative="1">
@@ -22053,7 +22181,7 @@
         <w:ind w:left="5040" w:hanging="360"/>
       </w:pPr>
       <w:rPr>
-        <w:rFonts w:hint="default" w:ascii="Symbol" w:hAnsi="Symbol"/>
+        <w:rFonts w:ascii="Symbol" w:hAnsi="Symbol" w:hint="default"/>
       </w:rPr>
     </w:lvl>
     <w:lvl w:ilvl="7" w:tplc="240A0003" w:tentative="1">
@@ -22065,7 +22193,7 @@
         <w:ind w:left="5760" w:hanging="360"/>
       </w:pPr>
       <w:rPr>
-        <w:rFonts w:hint="default" w:ascii="Courier New" w:hAnsi="Courier New" w:cs="Courier New"/>
+        <w:rFonts w:ascii="Courier New" w:hAnsi="Courier New" w:cs="Courier New" w:hint="default"/>
       </w:rPr>
     </w:lvl>
     <w:lvl w:ilvl="8" w:tplc="240A0005" w:tentative="1">
@@ -22077,7 +22205,7 @@
         <w:ind w:left="6480" w:hanging="360"/>
       </w:pPr>
       <w:rPr>
-        <w:rFonts w:hint="default" w:ascii="Wingdings" w:hAnsi="Wingdings"/>
+        <w:rFonts w:ascii="Wingdings" w:hAnsi="Wingdings" w:hint="default"/>
       </w:rPr>
     </w:lvl>
   </w:abstractNum>
@@ -22094,7 +22222,7 @@
         <w:ind w:left="720" w:hanging="360"/>
       </w:pPr>
       <w:rPr>
-        <w:rFonts w:hint="default" w:ascii="Times New Roman" w:hAnsi="Times New Roman" w:eastAsia="Arial" w:cs="Times New Roman"/>
+        <w:rFonts w:ascii="Times New Roman" w:eastAsia="Arial" w:hAnsi="Times New Roman" w:cs="Times New Roman" w:hint="default"/>
       </w:rPr>
     </w:lvl>
     <w:lvl w:ilvl="1" w:tplc="240A0003" w:tentative="1">
@@ -22106,7 +22234,7 @@
         <w:ind w:left="1440" w:hanging="360"/>
       </w:pPr>
       <w:rPr>
-        <w:rFonts w:hint="default" w:ascii="Courier New" w:hAnsi="Courier New" w:cs="Courier New"/>
+        <w:rFonts w:ascii="Courier New" w:hAnsi="Courier New" w:cs="Courier New" w:hint="default"/>
       </w:rPr>
     </w:lvl>
     <w:lvl w:ilvl="2" w:tplc="240A0005" w:tentative="1">
@@ -22118,7 +22246,7 @@
         <w:ind w:left="2160" w:hanging="360"/>
       </w:pPr>
       <w:rPr>
-        <w:rFonts w:hint="default" w:ascii="Wingdings" w:hAnsi="Wingdings"/>
+        <w:rFonts w:ascii="Wingdings" w:hAnsi="Wingdings" w:hint="default"/>
       </w:rPr>
     </w:lvl>
     <w:lvl w:ilvl="3" w:tplc="240A0001" w:tentative="1">
@@ -22130,7 +22258,7 @@
         <w:ind w:left="2880" w:hanging="360"/>
       </w:pPr>
       <w:rPr>
-        <w:rFonts w:hint="default" w:ascii="Symbol" w:hAnsi="Symbol"/>
+        <w:rFonts w:ascii="Symbol" w:hAnsi="Symbol" w:hint="default"/>
       </w:rPr>
     </w:lvl>
     <w:lvl w:ilvl="4" w:tplc="240A0003" w:tentative="1">
@@ -22142,7 +22270,7 @@
         <w:ind w:left="3600" w:hanging="360"/>
       </w:pPr>
       <w:rPr>
-        <w:rFonts w:hint="default" w:ascii="Courier New" w:hAnsi="Courier New" w:cs="Courier New"/>
+        <w:rFonts w:ascii="Courier New" w:hAnsi="Courier New" w:cs="Courier New" w:hint="default"/>
       </w:rPr>
     </w:lvl>
     <w:lvl w:ilvl="5" w:tplc="240A0005" w:tentative="1">
@@ -22154,7 +22282,7 @@
         <w:ind w:left="4320" w:hanging="360"/>
       </w:pPr>
       <w:rPr>
-        <w:rFonts w:hint="default" w:ascii="Wingdings" w:hAnsi="Wingdings"/>
+        <w:rFonts w:ascii="Wingdings" w:hAnsi="Wingdings" w:hint="default"/>
       </w:rPr>
     </w:lvl>
     <w:lvl w:ilvl="6" w:tplc="240A0001" w:tentative="1">
@@ -22166,7 +22294,7 @@
         <w:ind w:left="5040" w:hanging="360"/>
       </w:pPr>
       <w:rPr>
-        <w:rFonts w:hint="default" w:ascii="Symbol" w:hAnsi="Symbol"/>
+        <w:rFonts w:ascii="Symbol" w:hAnsi="Symbol" w:hint="default"/>
       </w:rPr>
     </w:lvl>
     <w:lvl w:ilvl="7" w:tplc="240A0003" w:tentative="1">
@@ -22178,7 +22306,7 @@
         <w:ind w:left="5760" w:hanging="360"/>
       </w:pPr>
       <w:rPr>
-        <w:rFonts w:hint="default" w:ascii="Courier New" w:hAnsi="Courier New" w:cs="Courier New"/>
+        <w:rFonts w:ascii="Courier New" w:hAnsi="Courier New" w:cs="Courier New" w:hint="default"/>
       </w:rPr>
     </w:lvl>
     <w:lvl w:ilvl="8" w:tplc="240A0005" w:tentative="1">
@@ -22190,7 +22318,7 @@
         <w:ind w:left="6480" w:hanging="360"/>
       </w:pPr>
       <w:rPr>
-        <w:rFonts w:hint="default" w:ascii="Wingdings" w:hAnsi="Wingdings"/>
+        <w:rFonts w:ascii="Wingdings" w:hAnsi="Wingdings" w:hint="default"/>
       </w:rPr>
     </w:lvl>
   </w:abstractNum>
@@ -22207,7 +22335,7 @@
         <w:ind w:left="720" w:hanging="360"/>
       </w:pPr>
       <w:rPr>
-        <w:rFonts w:hint="default" w:ascii="Times New Roman" w:hAnsi="Times New Roman" w:eastAsia="Arial" w:cs="Times New Roman"/>
+        <w:rFonts w:ascii="Times New Roman" w:eastAsia="Arial" w:hAnsi="Times New Roman" w:cs="Times New Roman" w:hint="default"/>
       </w:rPr>
     </w:lvl>
     <w:lvl w:ilvl="1" w:tplc="240A0003" w:tentative="1">
@@ -22219,7 +22347,7 @@
         <w:ind w:left="1440" w:hanging="360"/>
       </w:pPr>
       <w:rPr>
-        <w:rFonts w:hint="default" w:ascii="Courier New" w:hAnsi="Courier New" w:cs="Courier New"/>
+        <w:rFonts w:ascii="Courier New" w:hAnsi="Courier New" w:cs="Courier New" w:hint="default"/>
       </w:rPr>
     </w:lvl>
     <w:lvl w:ilvl="2" w:tplc="240A0005" w:tentative="1">
@@ -22231,7 +22359,7 @@
         <w:ind w:left="2160" w:hanging="360"/>
       </w:pPr>
       <w:rPr>
-        <w:rFonts w:hint="default" w:ascii="Wingdings" w:hAnsi="Wingdings"/>
+        <w:rFonts w:ascii="Wingdings" w:hAnsi="Wingdings" w:hint="default"/>
       </w:rPr>
     </w:lvl>
     <w:lvl w:ilvl="3" w:tplc="240A0001" w:tentative="1">
@@ -22243,7 +22371,7 @@
         <w:ind w:left="2880" w:hanging="360"/>
       </w:pPr>
       <w:rPr>
-        <w:rFonts w:hint="default" w:ascii="Symbol" w:hAnsi="Symbol"/>
+        <w:rFonts w:ascii="Symbol" w:hAnsi="Symbol" w:hint="default"/>
       </w:rPr>
     </w:lvl>
     <w:lvl w:ilvl="4" w:tplc="240A0003" w:tentative="1">
@@ -22255,7 +22383,7 @@
         <w:ind w:left="3600" w:hanging="360"/>
       </w:pPr>
       <w:rPr>
-        <w:rFonts w:hint="default" w:ascii="Courier New" w:hAnsi="Courier New" w:cs="Courier New"/>
+        <w:rFonts w:ascii="Courier New" w:hAnsi="Courier New" w:cs="Courier New" w:hint="default"/>
       </w:rPr>
     </w:lvl>
     <w:lvl w:ilvl="5" w:tplc="240A0005" w:tentative="1">
@@ -22267,7 +22395,7 @@
         <w:ind w:left="4320" w:hanging="360"/>
       </w:pPr>
       <w:rPr>
-        <w:rFonts w:hint="default" w:ascii="Wingdings" w:hAnsi="Wingdings"/>
+        <w:rFonts w:ascii="Wingdings" w:hAnsi="Wingdings" w:hint="default"/>
       </w:rPr>
     </w:lvl>
     <w:lvl w:ilvl="6" w:tplc="240A0001" w:tentative="1">
@@ -22279,7 +22407,7 @@
         <w:ind w:left="5040" w:hanging="360"/>
       </w:pPr>
       <w:rPr>
-        <w:rFonts w:hint="default" w:ascii="Symbol" w:hAnsi="Symbol"/>
+        <w:rFonts w:ascii="Symbol" w:hAnsi="Symbol" w:hint="default"/>
       </w:rPr>
     </w:lvl>
     <w:lvl w:ilvl="7" w:tplc="240A0003" w:tentative="1">
@@ -22291,7 +22419,7 @@
         <w:ind w:left="5760" w:hanging="360"/>
       </w:pPr>
       <w:rPr>
-        <w:rFonts w:hint="default" w:ascii="Courier New" w:hAnsi="Courier New" w:cs="Courier New"/>
+        <w:rFonts w:ascii="Courier New" w:hAnsi="Courier New" w:cs="Courier New" w:hint="default"/>
       </w:rPr>
     </w:lvl>
     <w:lvl w:ilvl="8" w:tplc="240A0005" w:tentative="1">
@@ -22303,7 +22431,7 @@
         <w:ind w:left="6480" w:hanging="360"/>
       </w:pPr>
       <w:rPr>
-        <w:rFonts w:hint="default" w:ascii="Wingdings" w:hAnsi="Wingdings"/>
+        <w:rFonts w:ascii="Wingdings" w:hAnsi="Wingdings" w:hint="default"/>
       </w:rPr>
     </w:lvl>
   </w:abstractNum>
@@ -22320,7 +22448,7 @@
         <w:ind w:left="720" w:hanging="360"/>
       </w:pPr>
       <w:rPr>
-        <w:rFonts w:hint="default" w:ascii="Times New Roman" w:hAnsi="Times New Roman" w:eastAsia="Arial" w:cs="Times New Roman"/>
+        <w:rFonts w:ascii="Times New Roman" w:eastAsia="Arial" w:hAnsi="Times New Roman" w:cs="Times New Roman" w:hint="default"/>
       </w:rPr>
     </w:lvl>
     <w:lvl w:ilvl="1" w:tplc="240A0003" w:tentative="1">
@@ -22332,7 +22460,7 @@
         <w:ind w:left="1440" w:hanging="360"/>
       </w:pPr>
       <w:rPr>
-        <w:rFonts w:hint="default" w:ascii="Courier New" w:hAnsi="Courier New" w:cs="Courier New"/>
+        <w:rFonts w:ascii="Courier New" w:hAnsi="Courier New" w:cs="Courier New" w:hint="default"/>
       </w:rPr>
     </w:lvl>
     <w:lvl w:ilvl="2" w:tplc="240A0005" w:tentative="1">
@@ -22344,7 +22472,7 @@
         <w:ind w:left="2160" w:hanging="360"/>
       </w:pPr>
       <w:rPr>
-        <w:rFonts w:hint="default" w:ascii="Wingdings" w:hAnsi="Wingdings"/>
+        <w:rFonts w:ascii="Wingdings" w:hAnsi="Wingdings" w:hint="default"/>
       </w:rPr>
     </w:lvl>
     <w:lvl w:ilvl="3" w:tplc="240A0001" w:tentative="1">
@@ -22356,7 +22484,7 @@
         <w:ind w:left="2880" w:hanging="360"/>
       </w:pPr>
       <w:rPr>
-        <w:rFonts w:hint="default" w:ascii="Symbol" w:hAnsi="Symbol"/>
+        <w:rFonts w:ascii="Symbol" w:hAnsi="Symbol" w:hint="default"/>
       </w:rPr>
     </w:lvl>
     <w:lvl w:ilvl="4" w:tplc="240A0003" w:tentative="1">
@@ -22368,7 +22496,7 @@
         <w:ind w:left="3600" w:hanging="360"/>
       </w:pPr>
       <w:rPr>
-        <w:rFonts w:hint="default" w:ascii="Courier New" w:hAnsi="Courier New" w:cs="Courier New"/>
+        <w:rFonts w:ascii="Courier New" w:hAnsi="Courier New" w:cs="Courier New" w:hint="default"/>
       </w:rPr>
     </w:lvl>
     <w:lvl w:ilvl="5" w:tplc="240A0005" w:tentative="1">
@@ -22380,7 +22508,7 @@
         <w:ind w:left="4320" w:hanging="360"/>
       </w:pPr>
       <w:rPr>
-        <w:rFonts w:hint="default" w:ascii="Wingdings" w:hAnsi="Wingdings"/>
+        <w:rFonts w:ascii="Wingdings" w:hAnsi="Wingdings" w:hint="default"/>
       </w:rPr>
     </w:lvl>
     <w:lvl w:ilvl="6" w:tplc="240A0001" w:tentative="1">
@@ -22392,7 +22520,7 @@
         <w:ind w:left="5040" w:hanging="360"/>
       </w:pPr>
       <w:rPr>
-        <w:rFonts w:hint="default" w:ascii="Symbol" w:hAnsi="Symbol"/>
+        <w:rFonts w:ascii="Symbol" w:hAnsi="Symbol" w:hint="default"/>
       </w:rPr>
     </w:lvl>
     <w:lvl w:ilvl="7" w:tplc="240A0003" w:tentative="1">
@@ -22404,7 +22532,7 @@
         <w:ind w:left="5760" w:hanging="360"/>
       </w:pPr>
       <w:rPr>
-        <w:rFonts w:hint="default" w:ascii="Courier New" w:hAnsi="Courier New" w:cs="Courier New"/>
+        <w:rFonts w:ascii="Courier New" w:hAnsi="Courier New" w:cs="Courier New" w:hint="default"/>
       </w:rPr>
     </w:lvl>
     <w:lvl w:ilvl="8" w:tplc="240A0005" w:tentative="1">
@@ -22416,7 +22544,7 @@
         <w:ind w:left="6480" w:hanging="360"/>
       </w:pPr>
       <w:rPr>
-        <w:rFonts w:hint="default" w:ascii="Wingdings" w:hAnsi="Wingdings"/>
+        <w:rFonts w:ascii="Wingdings" w:hAnsi="Wingdings" w:hint="default"/>
       </w:rPr>
     </w:lvl>
   </w:abstractNum>
@@ -22433,7 +22561,7 @@
         <w:ind w:left="720" w:hanging="360"/>
       </w:pPr>
       <w:rPr>
-        <w:rFonts w:hint="default" w:ascii="Symbol" w:hAnsi="Symbol"/>
+        <w:rFonts w:ascii="Symbol" w:hAnsi="Symbol" w:hint="default"/>
       </w:rPr>
     </w:lvl>
     <w:lvl w:ilvl="1" w:tplc="240A0003" w:tentative="1">
@@ -22445,7 +22573,7 @@
         <w:ind w:left="1440" w:hanging="360"/>
       </w:pPr>
       <w:rPr>
-        <w:rFonts w:hint="default" w:ascii="Courier New" w:hAnsi="Courier New" w:cs="Courier New"/>
+        <w:rFonts w:ascii="Courier New" w:hAnsi="Courier New" w:cs="Courier New" w:hint="default"/>
       </w:rPr>
     </w:lvl>
     <w:lvl w:ilvl="2" w:tplc="240A0005" w:tentative="1">
@@ -22457,7 +22585,7 @@
         <w:ind w:left="2160" w:hanging="360"/>
       </w:pPr>
       <w:rPr>
-        <w:rFonts w:hint="default" w:ascii="Wingdings" w:hAnsi="Wingdings"/>
+        <w:rFonts w:ascii="Wingdings" w:hAnsi="Wingdings" w:hint="default"/>
       </w:rPr>
     </w:lvl>
     <w:lvl w:ilvl="3" w:tplc="240A0001" w:tentative="1">
@@ -22469,7 +22597,7 @@
         <w:ind w:left="2880" w:hanging="360"/>
       </w:pPr>
       <w:rPr>
-        <w:rFonts w:hint="default" w:ascii="Symbol" w:hAnsi="Symbol"/>
+        <w:rFonts w:ascii="Symbol" w:hAnsi="Symbol" w:hint="default"/>
       </w:rPr>
     </w:lvl>
     <w:lvl w:ilvl="4" w:tplc="240A0003" w:tentative="1">
@@ -22481,7 +22609,7 @@
         <w:ind w:left="3600" w:hanging="360"/>
       </w:pPr>
       <w:rPr>
-        <w:rFonts w:hint="default" w:ascii="Courier New" w:hAnsi="Courier New" w:cs="Courier New"/>
+        <w:rFonts w:ascii="Courier New" w:hAnsi="Courier New" w:cs="Courier New" w:hint="default"/>
       </w:rPr>
     </w:lvl>
     <w:lvl w:ilvl="5" w:tplc="240A0005" w:tentative="1">
@@ -22493,7 +22621,7 @@
         <w:ind w:left="4320" w:hanging="360"/>
       </w:pPr>
       <w:rPr>
-        <w:rFonts w:hint="default" w:ascii="Wingdings" w:hAnsi="Wingdings"/>
+        <w:rFonts w:ascii="Wingdings" w:hAnsi="Wingdings" w:hint="default"/>
       </w:rPr>
     </w:lvl>
     <w:lvl w:ilvl="6" w:tplc="240A0001" w:tentative="1">
@@ -22505,7 +22633,7 @@
         <w:ind w:left="5040" w:hanging="360"/>
       </w:pPr>
       <w:rPr>
-        <w:rFonts w:hint="default" w:ascii="Symbol" w:hAnsi="Symbol"/>
+        <w:rFonts w:ascii="Symbol" w:hAnsi="Symbol" w:hint="default"/>
       </w:rPr>
     </w:lvl>
     <w:lvl w:ilvl="7" w:tplc="240A0003" w:tentative="1">
@@ -22517,7 +22645,7 @@
         <w:ind w:left="5760" w:hanging="360"/>
       </w:pPr>
       <w:rPr>
-        <w:rFonts w:hint="default" w:ascii="Courier New" w:hAnsi="Courier New" w:cs="Courier New"/>
+        <w:rFonts w:ascii="Courier New" w:hAnsi="Courier New" w:cs="Courier New" w:hint="default"/>
       </w:rPr>
     </w:lvl>
     <w:lvl w:ilvl="8" w:tplc="240A0005" w:tentative="1">
@@ -22529,7 +22657,7 @@
         <w:ind w:left="6480" w:hanging="360"/>
       </w:pPr>
       <w:rPr>
-        <w:rFonts w:hint="default" w:ascii="Wingdings" w:hAnsi="Wingdings"/>
+        <w:rFonts w:ascii="Wingdings" w:hAnsi="Wingdings" w:hint="default"/>
       </w:rPr>
     </w:lvl>
   </w:abstractNum>
@@ -22632,7 +22760,7 @@
         <w:ind w:left="720" w:hanging="360"/>
       </w:pPr>
       <w:rPr>
-        <w:rFonts w:hint="default" w:ascii="Times New Roman" w:hAnsi="Times New Roman" w:eastAsia="Arial" w:cs="Times New Roman"/>
+        <w:rFonts w:ascii="Times New Roman" w:eastAsia="Arial" w:hAnsi="Times New Roman" w:cs="Times New Roman" w:hint="default"/>
       </w:rPr>
     </w:lvl>
     <w:lvl w:ilvl="1" w:tplc="240A0003" w:tentative="1">
@@ -22644,7 +22772,7 @@
         <w:ind w:left="1440" w:hanging="360"/>
       </w:pPr>
       <w:rPr>
-        <w:rFonts w:hint="default" w:ascii="Courier New" w:hAnsi="Courier New" w:cs="Courier New"/>
+        <w:rFonts w:ascii="Courier New" w:hAnsi="Courier New" w:cs="Courier New" w:hint="default"/>
       </w:rPr>
     </w:lvl>
     <w:lvl w:ilvl="2" w:tplc="240A0005" w:tentative="1">
@@ -22656,7 +22784,7 @@
         <w:ind w:left="2160" w:hanging="360"/>
       </w:pPr>
       <w:rPr>
-        <w:rFonts w:hint="default" w:ascii="Wingdings" w:hAnsi="Wingdings"/>
+        <w:rFonts w:ascii="Wingdings" w:hAnsi="Wingdings" w:hint="default"/>
       </w:rPr>
     </w:lvl>
     <w:lvl w:ilvl="3" w:tplc="240A0001" w:tentative="1">
@@ -22668,7 +22796,7 @@
         <w:ind w:left="2880" w:hanging="360"/>
       </w:pPr>
       <w:rPr>
-        <w:rFonts w:hint="default" w:ascii="Symbol" w:hAnsi="Symbol"/>
+        <w:rFonts w:ascii="Symbol" w:hAnsi="Symbol" w:hint="default"/>
       </w:rPr>
     </w:lvl>
     <w:lvl w:ilvl="4" w:tplc="240A0003" w:tentative="1">
@@ -22680,7 +22808,7 @@
         <w:ind w:left="3600" w:hanging="360"/>
       </w:pPr>
       <w:rPr>
-        <w:rFonts w:hint="default" w:ascii="Courier New" w:hAnsi="Courier New" w:cs="Courier New"/>
+        <w:rFonts w:ascii="Courier New" w:hAnsi="Courier New" w:cs="Courier New" w:hint="default"/>
       </w:rPr>
     </w:lvl>
     <w:lvl w:ilvl="5" w:tplc="240A0005" w:tentative="1">
@@ -22692,7 +22820,7 @@
         <w:ind w:left="4320" w:hanging="360"/>
       </w:pPr>
       <w:rPr>
-        <w:rFonts w:hint="default" w:ascii="Wingdings" w:hAnsi="Wingdings"/>
+        <w:rFonts w:ascii="Wingdings" w:hAnsi="Wingdings" w:hint="default"/>
       </w:rPr>
     </w:lvl>
     <w:lvl w:ilvl="6" w:tplc="240A0001" w:tentative="1">
@@ -22704,7 +22832,7 @@
         <w:ind w:left="5040" w:hanging="360"/>
       </w:pPr>
       <w:rPr>
-        <w:rFonts w:hint="default" w:ascii="Symbol" w:hAnsi="Symbol"/>
+        <w:rFonts w:ascii="Symbol" w:hAnsi="Symbol" w:hint="default"/>
       </w:rPr>
     </w:lvl>
     <w:lvl w:ilvl="7" w:tplc="240A0003" w:tentative="1">
@@ -22716,7 +22844,7 @@
         <w:ind w:left="5760" w:hanging="360"/>
       </w:pPr>
       <w:rPr>
-        <w:rFonts w:hint="default" w:ascii="Courier New" w:hAnsi="Courier New" w:cs="Courier New"/>
+        <w:rFonts w:ascii="Courier New" w:hAnsi="Courier New" w:cs="Courier New" w:hint="default"/>
       </w:rPr>
     </w:lvl>
     <w:lvl w:ilvl="8" w:tplc="240A0005" w:tentative="1">
@@ -22728,7 +22856,7 @@
         <w:ind w:left="6480" w:hanging="360"/>
       </w:pPr>
       <w:rPr>
-        <w:rFonts w:hint="default" w:ascii="Wingdings" w:hAnsi="Wingdings"/>
+        <w:rFonts w:ascii="Wingdings" w:hAnsi="Wingdings" w:hint="default"/>
       </w:rPr>
     </w:lvl>
   </w:abstractNum>
@@ -22745,7 +22873,7 @@
         <w:ind w:left="720" w:hanging="360"/>
       </w:pPr>
       <w:rPr>
-        <w:rFonts w:hint="default" w:ascii="Times New Roman" w:hAnsi="Times New Roman" w:eastAsia="Arial" w:cs="Times New Roman"/>
+        <w:rFonts w:ascii="Times New Roman" w:eastAsia="Arial" w:hAnsi="Times New Roman" w:cs="Times New Roman" w:hint="default"/>
       </w:rPr>
     </w:lvl>
     <w:lvl w:ilvl="1" w:tplc="240A0003" w:tentative="1">
@@ -22757,7 +22885,7 @@
         <w:ind w:left="1440" w:hanging="360"/>
       </w:pPr>
       <w:rPr>
-        <w:rFonts w:hint="default" w:ascii="Courier New" w:hAnsi="Courier New" w:cs="Courier New"/>
+        <w:rFonts w:ascii="Courier New" w:hAnsi="Courier New" w:cs="Courier New" w:hint="default"/>
       </w:rPr>
     </w:lvl>
     <w:lvl w:ilvl="2" w:tplc="240A0005" w:tentative="1">
@@ -22769,7 +22897,7 @@
         <w:ind w:left="2160" w:hanging="360"/>
       </w:pPr>
       <w:rPr>
-        <w:rFonts w:hint="default" w:ascii="Wingdings" w:hAnsi="Wingdings"/>
+        <w:rFonts w:ascii="Wingdings" w:hAnsi="Wingdings" w:hint="default"/>
       </w:rPr>
     </w:lvl>
     <w:lvl w:ilvl="3" w:tplc="240A0001" w:tentative="1">
@@ -22781,7 +22909,7 @@
         <w:ind w:left="2880" w:hanging="360"/>
       </w:pPr>
       <w:rPr>
-        <w:rFonts w:hint="default" w:ascii="Symbol" w:hAnsi="Symbol"/>
+        <w:rFonts w:ascii="Symbol" w:hAnsi="Symbol" w:hint="default"/>
       </w:rPr>
     </w:lvl>
     <w:lvl w:ilvl="4" w:tplc="240A0003" w:tentative="1">
@@ -22793,7 +22921,7 @@
         <w:ind w:left="3600" w:hanging="360"/>
       </w:pPr>
       <w:rPr>
-        <w:rFonts w:hint="default" w:ascii="Courier New" w:hAnsi="Courier New" w:cs="Courier New"/>
+        <w:rFonts w:ascii="Courier New" w:hAnsi="Courier New" w:cs="Courier New" w:hint="default"/>
       </w:rPr>
     </w:lvl>
     <w:lvl w:ilvl="5" w:tplc="240A0005" w:tentative="1">
@@ -22805,7 +22933,7 @@
         <w:ind w:left="4320" w:hanging="360"/>
       </w:pPr>
       <w:rPr>
-        <w:rFonts w:hint="default" w:ascii="Wingdings" w:hAnsi="Wingdings"/>
+        <w:rFonts w:ascii="Wingdings" w:hAnsi="Wingdings" w:hint="default"/>
       </w:rPr>
     </w:lvl>
     <w:lvl w:ilvl="6" w:tplc="240A0001" w:tentative="1">
@@ -22817,7 +22945,7 @@
         <w:ind w:left="5040" w:hanging="360"/>
       </w:pPr>
       <w:rPr>
-        <w:rFonts w:hint="default" w:ascii="Symbol" w:hAnsi="Symbol"/>
+        <w:rFonts w:ascii="Symbol" w:hAnsi="Symbol" w:hint="default"/>
       </w:rPr>
     </w:lvl>
     <w:lvl w:ilvl="7" w:tplc="240A0003" w:tentative="1">
@@ -22829,7 +22957,7 @@
         <w:ind w:left="5760" w:hanging="360"/>
       </w:pPr>
       <w:rPr>
-        <w:rFonts w:hint="default" w:ascii="Courier New" w:hAnsi="Courier New" w:cs="Courier New"/>
+        <w:rFonts w:ascii="Courier New" w:hAnsi="Courier New" w:cs="Courier New" w:hint="default"/>
       </w:rPr>
     </w:lvl>
     <w:lvl w:ilvl="8" w:tplc="240A0005" w:tentative="1">
@@ -22841,7 +22969,7 @@
         <w:ind w:left="6480" w:hanging="360"/>
       </w:pPr>
       <w:rPr>
-        <w:rFonts w:hint="default" w:ascii="Wingdings" w:hAnsi="Wingdings"/>
+        <w:rFonts w:ascii="Wingdings" w:hAnsi="Wingdings" w:hint="default"/>
       </w:rPr>
     </w:lvl>
   </w:abstractNum>
@@ -22944,7 +23072,7 @@
         <w:ind w:left="720" w:hanging="360"/>
       </w:pPr>
       <w:rPr>
-        <w:rFonts w:hint="default" w:ascii="Symbol" w:hAnsi="Symbol"/>
+        <w:rFonts w:ascii="Symbol" w:hAnsi="Symbol" w:hint="default"/>
       </w:rPr>
     </w:lvl>
     <w:lvl w:ilvl="1" w:tplc="240A0003" w:tentative="1">
@@ -22956,7 +23084,7 @@
         <w:ind w:left="1440" w:hanging="360"/>
       </w:pPr>
       <w:rPr>
-        <w:rFonts w:hint="default" w:ascii="Courier New" w:hAnsi="Courier New" w:cs="Courier New"/>
+        <w:rFonts w:ascii="Courier New" w:hAnsi="Courier New" w:cs="Courier New" w:hint="default"/>
       </w:rPr>
     </w:lvl>
     <w:lvl w:ilvl="2" w:tplc="240A0005" w:tentative="1">
@@ -22968,7 +23096,7 @@
         <w:ind w:left="2160" w:hanging="360"/>
       </w:pPr>
       <w:rPr>
-        <w:rFonts w:hint="default" w:ascii="Wingdings" w:hAnsi="Wingdings"/>
+        <w:rFonts w:ascii="Wingdings" w:hAnsi="Wingdings" w:hint="default"/>
       </w:rPr>
     </w:lvl>
     <w:lvl w:ilvl="3" w:tplc="240A0001" w:tentative="1">
@@ -22980,7 +23108,7 @@
         <w:ind w:left="2880" w:hanging="360"/>
       </w:pPr>
       <w:rPr>
-        <w:rFonts w:hint="default" w:ascii="Symbol" w:hAnsi="Symbol"/>
+        <w:rFonts w:ascii="Symbol" w:hAnsi="Symbol" w:hint="default"/>
       </w:rPr>
     </w:lvl>
     <w:lvl w:ilvl="4" w:tplc="240A0003" w:tentative="1">
@@ -22992,7 +23120,7 @@
         <w:ind w:left="3600" w:hanging="360"/>
       </w:pPr>
       <w:rPr>
-        <w:rFonts w:hint="default" w:ascii="Courier New" w:hAnsi="Courier New" w:cs="Courier New"/>
+        <w:rFonts w:ascii="Courier New" w:hAnsi="Courier New" w:cs="Courier New" w:hint="default"/>
       </w:rPr>
     </w:lvl>
     <w:lvl w:ilvl="5" w:tplc="240A0005" w:tentative="1">
@@ -23004,7 +23132,7 @@
         <w:ind w:left="4320" w:hanging="360"/>
       </w:pPr>
       <w:rPr>
-        <w:rFonts w:hint="default" w:ascii="Wingdings" w:hAnsi="Wingdings"/>
+        <w:rFonts w:ascii="Wingdings" w:hAnsi="Wingdings" w:hint="default"/>
       </w:rPr>
     </w:lvl>
     <w:lvl w:ilvl="6" w:tplc="240A0001" w:tentative="1">
@@ -23016,7 +23144,7 @@
         <w:ind w:left="5040" w:hanging="360"/>
       </w:pPr>
       <w:rPr>
-        <w:rFonts w:hint="default" w:ascii="Symbol" w:hAnsi="Symbol"/>
+        <w:rFonts w:ascii="Symbol" w:hAnsi="Symbol" w:hint="default"/>
       </w:rPr>
     </w:lvl>
     <w:lvl w:ilvl="7" w:tplc="240A0003" w:tentative="1">
@@ -23028,7 +23156,7 @@
         <w:ind w:left="5760" w:hanging="360"/>
       </w:pPr>
       <w:rPr>
-        <w:rFonts w:hint="default" w:ascii="Courier New" w:hAnsi="Courier New" w:cs="Courier New"/>
+        <w:rFonts w:ascii="Courier New" w:hAnsi="Courier New" w:cs="Courier New" w:hint="default"/>
       </w:rPr>
     </w:lvl>
     <w:lvl w:ilvl="8" w:tplc="240A0005" w:tentative="1">
@@ -23040,7 +23168,7 @@
         <w:ind w:left="6480" w:hanging="360"/>
       </w:pPr>
       <w:rPr>
-        <w:rFonts w:hint="default" w:ascii="Wingdings" w:hAnsi="Wingdings"/>
+        <w:rFonts w:ascii="Wingdings" w:hAnsi="Wingdings" w:hint="default"/>
       </w:rPr>
     </w:lvl>
   </w:abstractNum>
@@ -23057,7 +23185,7 @@
         <w:ind w:left="720" w:hanging="360"/>
       </w:pPr>
       <w:rPr>
-        <w:rFonts w:hint="default" w:ascii="Times New Roman" w:hAnsi="Times New Roman" w:eastAsia="Arial" w:cs="Times New Roman"/>
+        <w:rFonts w:ascii="Times New Roman" w:eastAsia="Arial" w:hAnsi="Times New Roman" w:cs="Times New Roman" w:hint="default"/>
       </w:rPr>
     </w:lvl>
     <w:lvl w:ilvl="1" w:tplc="240A0003" w:tentative="1">
@@ -23069,7 +23197,7 @@
         <w:ind w:left="1440" w:hanging="360"/>
       </w:pPr>
       <w:rPr>
-        <w:rFonts w:hint="default" w:ascii="Courier New" w:hAnsi="Courier New" w:cs="Courier New"/>
+        <w:rFonts w:ascii="Courier New" w:hAnsi="Courier New" w:cs="Courier New" w:hint="default"/>
       </w:rPr>
     </w:lvl>
     <w:lvl w:ilvl="2" w:tplc="240A0005" w:tentative="1">
@@ -23081,7 +23209,7 @@
         <w:ind w:left="2160" w:hanging="360"/>
       </w:pPr>
       <w:rPr>
-        <w:rFonts w:hint="default" w:ascii="Wingdings" w:hAnsi="Wingdings"/>
+        <w:rFonts w:ascii="Wingdings" w:hAnsi="Wingdings" w:hint="default"/>
       </w:rPr>
     </w:lvl>
     <w:lvl w:ilvl="3" w:tplc="240A0001" w:tentative="1">
@@ -23093,7 +23221,7 @@
         <w:ind w:left="2880" w:hanging="360"/>
       </w:pPr>
       <w:rPr>
-        <w:rFonts w:hint="default" w:ascii="Symbol" w:hAnsi="Symbol"/>
+        <w:rFonts w:ascii="Symbol" w:hAnsi="Symbol" w:hint="default"/>
       </w:rPr>
     </w:lvl>
     <w:lvl w:ilvl="4" w:tplc="240A0003" w:tentative="1">
@@ -23105,7 +23233,7 @@
         <w:ind w:left="3600" w:hanging="360"/>
       </w:pPr>
       <w:rPr>
-        <w:rFonts w:hint="default" w:ascii="Courier New" w:hAnsi="Courier New" w:cs="Courier New"/>
+        <w:rFonts w:ascii="Courier New" w:hAnsi="Courier New" w:cs="Courier New" w:hint="default"/>
       </w:rPr>
     </w:lvl>
     <w:lvl w:ilvl="5" w:tplc="240A0005" w:tentative="1">
@@ -23117,7 +23245,7 @@
         <w:ind w:left="4320" w:hanging="360"/>
       </w:pPr>
       <w:rPr>
-        <w:rFonts w:hint="default" w:ascii="Wingdings" w:hAnsi="Wingdings"/>
+        <w:rFonts w:ascii="Wingdings" w:hAnsi="Wingdings" w:hint="default"/>
       </w:rPr>
     </w:lvl>
     <w:lvl w:ilvl="6" w:tplc="240A0001" w:tentative="1">
@@ -23129,7 +23257,7 @@
         <w:ind w:left="5040" w:hanging="360"/>
       </w:pPr>
       <w:rPr>
-        <w:rFonts w:hint="default" w:ascii="Symbol" w:hAnsi="Symbol"/>
+        <w:rFonts w:ascii="Symbol" w:hAnsi="Symbol" w:hint="default"/>
       </w:rPr>
     </w:lvl>
     <w:lvl w:ilvl="7" w:tplc="240A0003" w:tentative="1">
@@ -23141,7 +23269,7 @@
         <w:ind w:left="5760" w:hanging="360"/>
       </w:pPr>
       <w:rPr>
-        <w:rFonts w:hint="default" w:ascii="Courier New" w:hAnsi="Courier New" w:cs="Courier New"/>
+        <w:rFonts w:ascii="Courier New" w:hAnsi="Courier New" w:cs="Courier New" w:hint="default"/>
       </w:rPr>
     </w:lvl>
     <w:lvl w:ilvl="8" w:tplc="240A0005" w:tentative="1">
@@ -23153,7 +23281,7 @@
         <w:ind w:left="6480" w:hanging="360"/>
       </w:pPr>
       <w:rPr>
-        <w:rFonts w:hint="default" w:ascii="Wingdings" w:hAnsi="Wingdings"/>
+        <w:rFonts w:ascii="Wingdings" w:hAnsi="Wingdings" w:hint="default"/>
       </w:rPr>
     </w:lvl>
   </w:abstractNum>
@@ -23170,7 +23298,7 @@
         <w:ind w:left="720" w:hanging="360"/>
       </w:pPr>
       <w:rPr>
-        <w:rFonts w:hint="default" w:ascii="Times New Roman" w:hAnsi="Times New Roman" w:eastAsia="Arial" w:cs="Times New Roman"/>
+        <w:rFonts w:ascii="Times New Roman" w:eastAsia="Arial" w:hAnsi="Times New Roman" w:cs="Times New Roman" w:hint="default"/>
       </w:rPr>
     </w:lvl>
     <w:lvl w:ilvl="1" w:tplc="240A0003" w:tentative="1">
@@ -23182,7 +23310,7 @@
         <w:ind w:left="1440" w:hanging="360"/>
       </w:pPr>
       <w:rPr>
-        <w:rFonts w:hint="default" w:ascii="Courier New" w:hAnsi="Courier New" w:cs="Courier New"/>
+        <w:rFonts w:ascii="Courier New" w:hAnsi="Courier New" w:cs="Courier New" w:hint="default"/>
       </w:rPr>
     </w:lvl>
     <w:lvl w:ilvl="2" w:tplc="240A0005" w:tentative="1">
@@ -23194,7 +23322,7 @@
         <w:ind w:left="2160" w:hanging="360"/>
       </w:pPr>
       <w:rPr>
-        <w:rFonts w:hint="default" w:ascii="Wingdings" w:hAnsi="Wingdings"/>
+        <w:rFonts w:ascii="Wingdings" w:hAnsi="Wingdings" w:hint="default"/>
       </w:rPr>
     </w:lvl>
     <w:lvl w:ilvl="3" w:tplc="240A0001" w:tentative="1">
@@ -23206,7 +23334,7 @@
         <w:ind w:left="2880" w:hanging="360"/>
       </w:pPr>
       <w:rPr>
-        <w:rFonts w:hint="default" w:ascii="Symbol" w:hAnsi="Symbol"/>
+        <w:rFonts w:ascii="Symbol" w:hAnsi="Symbol" w:hint="default"/>
       </w:rPr>
     </w:lvl>
     <w:lvl w:ilvl="4" w:tplc="240A0003" w:tentative="1">
@@ -23218,7 +23346,7 @@
         <w:ind w:left="3600" w:hanging="360"/>
       </w:pPr>
       <w:rPr>
-        <w:rFonts w:hint="default" w:ascii="Courier New" w:hAnsi="Courier New" w:cs="Courier New"/>
+        <w:rFonts w:ascii="Courier New" w:hAnsi="Courier New" w:cs="Courier New" w:hint="default"/>
       </w:rPr>
     </w:lvl>
     <w:lvl w:ilvl="5" w:tplc="240A0005" w:tentative="1">
@@ -23230,7 +23358,7 @@
         <w:ind w:left="4320" w:hanging="360"/>
       </w:pPr>
       <w:rPr>
-        <w:rFonts w:hint="default" w:ascii="Wingdings" w:hAnsi="Wingdings"/>
+        <w:rFonts w:ascii="Wingdings" w:hAnsi="Wingdings" w:hint="default"/>
       </w:rPr>
     </w:lvl>
     <w:lvl w:ilvl="6" w:tplc="240A0001" w:tentative="1">
@@ -23242,7 +23370,7 @@
         <w:ind w:left="5040" w:hanging="360"/>
       </w:pPr>
       <w:rPr>
-        <w:rFonts w:hint="default" w:ascii="Symbol" w:hAnsi="Symbol"/>
+        <w:rFonts w:ascii="Symbol" w:hAnsi="Symbol" w:hint="default"/>
       </w:rPr>
     </w:lvl>
     <w:lvl w:ilvl="7" w:tplc="240A0003" w:tentative="1">
@@ -23254,7 +23382,7 @@
         <w:ind w:left="5760" w:hanging="360"/>
       </w:pPr>
       <w:rPr>
-        <w:rFonts w:hint="default" w:ascii="Courier New" w:hAnsi="Courier New" w:cs="Courier New"/>
+        <w:rFonts w:ascii="Courier New" w:hAnsi="Courier New" w:cs="Courier New" w:hint="default"/>
       </w:rPr>
     </w:lvl>
     <w:lvl w:ilvl="8" w:tplc="240A0005" w:tentative="1">
@@ -23266,7 +23394,7 @@
         <w:ind w:left="6480" w:hanging="360"/>
       </w:pPr>
       <w:rPr>
-        <w:rFonts w:hint="default" w:ascii="Wingdings" w:hAnsi="Wingdings"/>
+        <w:rFonts w:ascii="Wingdings" w:hAnsi="Wingdings" w:hint="default"/>
       </w:rPr>
     </w:lvl>
   </w:abstractNum>
@@ -23283,7 +23411,7 @@
         <w:ind w:left="720" w:hanging="360"/>
       </w:pPr>
       <w:rPr>
-        <w:rFonts w:hint="default" w:ascii="Times New Roman" w:hAnsi="Times New Roman" w:eastAsia="Arial" w:cs="Times New Roman"/>
+        <w:rFonts w:ascii="Times New Roman" w:eastAsia="Arial" w:hAnsi="Times New Roman" w:cs="Times New Roman" w:hint="default"/>
       </w:rPr>
     </w:lvl>
     <w:lvl w:ilvl="1" w:tplc="240A0003" w:tentative="1">
@@ -23295,7 +23423,7 @@
         <w:ind w:left="1440" w:hanging="360"/>
       </w:pPr>
       <w:rPr>
-        <w:rFonts w:hint="default" w:ascii="Courier New" w:hAnsi="Courier New" w:cs="Courier New"/>
+        <w:rFonts w:ascii="Courier New" w:hAnsi="Courier New" w:cs="Courier New" w:hint="default"/>
       </w:rPr>
     </w:lvl>
     <w:lvl w:ilvl="2" w:tplc="240A0005" w:tentative="1">
@@ -23307,7 +23435,7 @@
         <w:ind w:left="2160" w:hanging="360"/>
       </w:pPr>
       <w:rPr>
-        <w:rFonts w:hint="default" w:ascii="Wingdings" w:hAnsi="Wingdings"/>
+        <w:rFonts w:ascii="Wingdings" w:hAnsi="Wingdings" w:hint="default"/>
       </w:rPr>
     </w:lvl>
     <w:lvl w:ilvl="3" w:tplc="240A0001" w:tentative="1">
@@ -23319,7 +23447,7 @@
         <w:ind w:left="2880" w:hanging="360"/>
       </w:pPr>
       <w:rPr>
-        <w:rFonts w:hint="default" w:ascii="Symbol" w:hAnsi="Symbol"/>
+        <w:rFonts w:ascii="Symbol" w:hAnsi="Symbol" w:hint="default"/>
       </w:rPr>
     </w:lvl>
     <w:lvl w:ilvl="4" w:tplc="240A0003" w:tentative="1">
@@ -23331,7 +23459,7 @@
         <w:ind w:left="3600" w:hanging="360"/>
       </w:pPr>
       <w:rPr>
-        <w:rFonts w:hint="default" w:ascii="Courier New" w:hAnsi="Courier New" w:cs="Courier New"/>
+        <w:rFonts w:ascii="Courier New" w:hAnsi="Courier New" w:cs="Courier New" w:hint="default"/>
       </w:rPr>
     </w:lvl>
     <w:lvl w:ilvl="5" w:tplc="240A0005" w:tentative="1">
@@ -23343,7 +23471,7 @@
         <w:ind w:left="4320" w:hanging="360"/>
       </w:pPr>
       <w:rPr>
-        <w:rFonts w:hint="default" w:ascii="Wingdings" w:hAnsi="Wingdings"/>
+        <w:rFonts w:ascii="Wingdings" w:hAnsi="Wingdings" w:hint="default"/>
       </w:rPr>
     </w:lvl>
     <w:lvl w:ilvl="6" w:tplc="240A0001" w:tentative="1">
@@ -23355,7 +23483,7 @@
         <w:ind w:left="5040" w:hanging="360"/>
       </w:pPr>
       <w:rPr>
-        <w:rFonts w:hint="default" w:ascii="Symbol" w:hAnsi="Symbol"/>
+        <w:rFonts w:ascii="Symbol" w:hAnsi="Symbol" w:hint="default"/>
       </w:rPr>
     </w:lvl>
     <w:lvl w:ilvl="7" w:tplc="240A0003" w:tentative="1">
@@ -23367,7 +23495,7 @@
         <w:ind w:left="5760" w:hanging="360"/>
       </w:pPr>
       <w:rPr>
-        <w:rFonts w:hint="default" w:ascii="Courier New" w:hAnsi="Courier New" w:cs="Courier New"/>
+        <w:rFonts w:ascii="Courier New" w:hAnsi="Courier New" w:cs="Courier New" w:hint="default"/>
       </w:rPr>
     </w:lvl>
     <w:lvl w:ilvl="8" w:tplc="240A0005" w:tentative="1">
@@ -23379,7 +23507,7 @@
         <w:ind w:left="6480" w:hanging="360"/>
       </w:pPr>
       <w:rPr>
-        <w:rFonts w:hint="default" w:ascii="Wingdings" w:hAnsi="Wingdings"/>
+        <w:rFonts w:ascii="Wingdings" w:hAnsi="Wingdings" w:hint="default"/>
       </w:rPr>
     </w:lvl>
   </w:abstractNum>
@@ -23396,7 +23524,7 @@
         <w:ind w:left="720" w:hanging="360"/>
       </w:pPr>
       <w:rPr>
-        <w:rFonts w:hint="default" w:ascii="Times New Roman" w:hAnsi="Times New Roman" w:eastAsia="Arial" w:cs="Times New Roman"/>
+        <w:rFonts w:ascii="Times New Roman" w:eastAsia="Arial" w:hAnsi="Times New Roman" w:cs="Times New Roman" w:hint="default"/>
       </w:rPr>
     </w:lvl>
     <w:lvl w:ilvl="1" w:tplc="240A0003" w:tentative="1">
@@ -23408,7 +23536,7 @@
         <w:ind w:left="1440" w:hanging="360"/>
       </w:pPr>
       <w:rPr>
-        <w:rFonts w:hint="default" w:ascii="Courier New" w:hAnsi="Courier New" w:cs="Courier New"/>
+        <w:rFonts w:ascii="Courier New" w:hAnsi="Courier New" w:cs="Courier New" w:hint="default"/>
       </w:rPr>
     </w:lvl>
     <w:lvl w:ilvl="2" w:tplc="240A0005" w:tentative="1">
@@ -23420,7 +23548,7 @@
         <w:ind w:left="2160" w:hanging="360"/>
       </w:pPr>
       <w:rPr>
-        <w:rFonts w:hint="default" w:ascii="Wingdings" w:hAnsi="Wingdings"/>
+        <w:rFonts w:ascii="Wingdings" w:hAnsi="Wingdings" w:hint="default"/>
       </w:rPr>
     </w:lvl>
     <w:lvl w:ilvl="3" w:tplc="240A0001" w:tentative="1">
@@ -23432,7 +23560,7 @@
         <w:ind w:left="2880" w:hanging="360"/>
       </w:pPr>
       <w:rPr>
-        <w:rFonts w:hint="default" w:ascii="Symbol" w:hAnsi="Symbol"/>
+        <w:rFonts w:ascii="Symbol" w:hAnsi="Symbol" w:hint="default"/>
       </w:rPr>
     </w:lvl>
     <w:lvl w:ilvl="4" w:tplc="240A0003" w:tentative="1">
@@ -23444,7 +23572,7 @@
         <w:ind w:left="3600" w:hanging="360"/>
       </w:pPr>
       <w:rPr>
-        <w:rFonts w:hint="default" w:ascii="Courier New" w:hAnsi="Courier New" w:cs="Courier New"/>
+        <w:rFonts w:ascii="Courier New" w:hAnsi="Courier New" w:cs="Courier New" w:hint="default"/>
       </w:rPr>
     </w:lvl>
     <w:lvl w:ilvl="5" w:tplc="240A0005" w:tentative="1">
@@ -23456,7 +23584,7 @@
         <w:ind w:left="4320" w:hanging="360"/>
       </w:pPr>
       <w:rPr>
-        <w:rFonts w:hint="default" w:ascii="Wingdings" w:hAnsi="Wingdings"/>
+        <w:rFonts w:ascii="Wingdings" w:hAnsi="Wingdings" w:hint="default"/>
       </w:rPr>
     </w:lvl>
     <w:lvl w:ilvl="6" w:tplc="240A0001" w:tentative="1">
@@ -23468,7 +23596,7 @@
         <w:ind w:left="5040" w:hanging="360"/>
       </w:pPr>
       <w:rPr>
-        <w:rFonts w:hint="default" w:ascii="Symbol" w:hAnsi="Symbol"/>
+        <w:rFonts w:ascii="Symbol" w:hAnsi="Symbol" w:hint="default"/>
       </w:rPr>
     </w:lvl>
     <w:lvl w:ilvl="7" w:tplc="240A0003" w:tentative="1">
@@ -23480,7 +23608,7 @@
         <w:ind w:left="5760" w:hanging="360"/>
       </w:pPr>
       <w:rPr>
-        <w:rFonts w:hint="default" w:ascii="Courier New" w:hAnsi="Courier New" w:cs="Courier New"/>
+        <w:rFonts w:ascii="Courier New" w:hAnsi="Courier New" w:cs="Courier New" w:hint="default"/>
       </w:rPr>
     </w:lvl>
     <w:lvl w:ilvl="8" w:tplc="240A0005" w:tentative="1">
@@ -23492,7 +23620,7 @@
         <w:ind w:left="6480" w:hanging="360"/>
       </w:pPr>
       <w:rPr>
-        <w:rFonts w:hint="default" w:ascii="Wingdings" w:hAnsi="Wingdings"/>
+        <w:rFonts w:ascii="Wingdings" w:hAnsi="Wingdings" w:hint="default"/>
       </w:rPr>
     </w:lvl>
   </w:abstractNum>
@@ -23509,7 +23637,7 @@
         <w:ind w:left="720" w:hanging="360"/>
       </w:pPr>
       <w:rPr>
-        <w:rFonts w:hint="default" w:ascii="Times New Roman" w:hAnsi="Times New Roman" w:eastAsia="Arial" w:cs="Times New Roman"/>
+        <w:rFonts w:ascii="Times New Roman" w:eastAsia="Arial" w:hAnsi="Times New Roman" w:cs="Times New Roman" w:hint="default"/>
       </w:rPr>
     </w:lvl>
     <w:lvl w:ilvl="1" w:tplc="240A0003" w:tentative="1">
@@ -23521,7 +23649,7 @@
         <w:ind w:left="1440" w:hanging="360"/>
       </w:pPr>
       <w:rPr>
-        <w:rFonts w:hint="default" w:ascii="Courier New" w:hAnsi="Courier New" w:cs="Courier New"/>
+        <w:rFonts w:ascii="Courier New" w:hAnsi="Courier New" w:cs="Courier New" w:hint="default"/>
       </w:rPr>
     </w:lvl>
     <w:lvl w:ilvl="2" w:tplc="240A0005" w:tentative="1">
@@ -23533,7 +23661,7 @@
         <w:ind w:left="2160" w:hanging="360"/>
       </w:pPr>
       <w:rPr>
-        <w:rFonts w:hint="default" w:ascii="Wingdings" w:hAnsi="Wingdings"/>
+        <w:rFonts w:ascii="Wingdings" w:hAnsi="Wingdings" w:hint="default"/>
       </w:rPr>
     </w:lvl>
     <w:lvl w:ilvl="3" w:tplc="240A0001" w:tentative="1">
@@ -23545,7 +23673,7 @@
         <w:ind w:left="2880" w:hanging="360"/>
       </w:pPr>
       <w:rPr>
-        <w:rFonts w:hint="default" w:ascii="Symbol" w:hAnsi="Symbol"/>
+        <w:rFonts w:ascii="Symbol" w:hAnsi="Symbol" w:hint="default"/>
       </w:rPr>
     </w:lvl>
     <w:lvl w:ilvl="4" w:tplc="240A0003" w:tentative="1">
@@ -23557,7 +23685,7 @@
         <w:ind w:left="3600" w:hanging="360"/>
       </w:pPr>
       <w:rPr>
-        <w:rFonts w:hint="default" w:ascii="Courier New" w:hAnsi="Courier New" w:cs="Courier New"/>
+        <w:rFonts w:ascii="Courier New" w:hAnsi="Courier New" w:cs="Courier New" w:hint="default"/>
       </w:rPr>
     </w:lvl>
     <w:lvl w:ilvl="5" w:tplc="240A0005" w:tentative="1">
@@ -23569,7 +23697,7 @@
         <w:ind w:left="4320" w:hanging="360"/>
       </w:pPr>
       <w:rPr>
-        <w:rFonts w:hint="default" w:ascii="Wingdings" w:hAnsi="Wingdings"/>
+        <w:rFonts w:ascii="Wingdings" w:hAnsi="Wingdings" w:hint="default"/>
       </w:rPr>
     </w:lvl>
     <w:lvl w:ilvl="6" w:tplc="240A0001" w:tentative="1">
@@ -23581,7 +23709,7 @@
         <w:ind w:left="5040" w:hanging="360"/>
       </w:pPr>
       <w:rPr>
-        <w:rFonts w:hint="default" w:ascii="Symbol" w:hAnsi="Symbol"/>
+        <w:rFonts w:ascii="Symbol" w:hAnsi="Symbol" w:hint="default"/>
       </w:rPr>
     </w:lvl>
     <w:lvl w:ilvl="7" w:tplc="240A0003" w:tentative="1">
@@ -23593,7 +23721,7 @@
         <w:ind w:left="5760" w:hanging="360"/>
       </w:pPr>
       <w:rPr>
-        <w:rFonts w:hint="default" w:ascii="Courier New" w:hAnsi="Courier New" w:cs="Courier New"/>
+        <w:rFonts w:ascii="Courier New" w:hAnsi="Courier New" w:cs="Courier New" w:hint="default"/>
       </w:rPr>
     </w:lvl>
     <w:lvl w:ilvl="8" w:tplc="240A0005" w:tentative="1">
@@ -23605,7 +23733,7 @@
         <w:ind w:left="6480" w:hanging="360"/>
       </w:pPr>
       <w:rPr>
-        <w:rFonts w:hint="default" w:ascii="Wingdings" w:hAnsi="Wingdings"/>
+        <w:rFonts w:ascii="Wingdings" w:hAnsi="Wingdings" w:hint="default"/>
       </w:rPr>
     </w:lvl>
   </w:abstractNum>
@@ -23708,7 +23836,7 @@
         <w:ind w:left="720" w:hanging="360"/>
       </w:pPr>
       <w:rPr>
-        <w:rFonts w:hint="default" w:ascii="Symbol" w:hAnsi="Symbol"/>
+        <w:rFonts w:ascii="Symbol" w:hAnsi="Symbol" w:hint="default"/>
       </w:rPr>
     </w:lvl>
     <w:lvl w:ilvl="1" w:tplc="240A0003" w:tentative="1">
@@ -23720,7 +23848,7 @@
         <w:ind w:left="1440" w:hanging="360"/>
       </w:pPr>
       <w:rPr>
-        <w:rFonts w:hint="default" w:ascii="Courier New" w:hAnsi="Courier New" w:cs="Courier New"/>
+        <w:rFonts w:ascii="Courier New" w:hAnsi="Courier New" w:cs="Courier New" w:hint="default"/>
       </w:rPr>
     </w:lvl>
     <w:lvl w:ilvl="2" w:tplc="240A0005" w:tentative="1">
@@ -23732,7 +23860,7 @@
         <w:ind w:left="2160" w:hanging="360"/>
       </w:pPr>
       <w:rPr>
-        <w:rFonts w:hint="default" w:ascii="Wingdings" w:hAnsi="Wingdings"/>
+        <w:rFonts w:ascii="Wingdings" w:hAnsi="Wingdings" w:hint="default"/>
       </w:rPr>
     </w:lvl>
     <w:lvl w:ilvl="3" w:tplc="240A0001" w:tentative="1">
@@ -23744,7 +23872,7 @@
         <w:ind w:left="2880" w:hanging="360"/>
       </w:pPr>
       <w:rPr>
-        <w:rFonts w:hint="default" w:ascii="Symbol" w:hAnsi="Symbol"/>
+        <w:rFonts w:ascii="Symbol" w:hAnsi="Symbol" w:hint="default"/>
       </w:rPr>
     </w:lvl>
     <w:lvl w:ilvl="4" w:tplc="240A0003" w:tentative="1">
@@ -23756,7 +23884,7 @@
         <w:ind w:left="3600" w:hanging="360"/>
       </w:pPr>
       <w:rPr>
-        <w:rFonts w:hint="default" w:ascii="Courier New" w:hAnsi="Courier New" w:cs="Courier New"/>
+        <w:rFonts w:ascii="Courier New" w:hAnsi="Courier New" w:cs="Courier New" w:hint="default"/>
       </w:rPr>
     </w:lvl>
     <w:lvl w:ilvl="5" w:tplc="240A0005" w:tentative="1">
@@ -23768,7 +23896,7 @@
         <w:ind w:left="4320" w:hanging="360"/>
       </w:pPr>
       <w:rPr>
-        <w:rFonts w:hint="default" w:ascii="Wingdings" w:hAnsi="Wingdings"/>
+        <w:rFonts w:ascii="Wingdings" w:hAnsi="Wingdings" w:hint="default"/>
       </w:rPr>
     </w:lvl>
     <w:lvl w:ilvl="6" w:tplc="240A0001" w:tentative="1">
@@ -23780,7 +23908,7 @@
         <w:ind w:left="5040" w:hanging="360"/>
       </w:pPr>
       <w:rPr>
-        <w:rFonts w:hint="default" w:ascii="Symbol" w:hAnsi="Symbol"/>
+        <w:rFonts w:ascii="Symbol" w:hAnsi="Symbol" w:hint="default"/>
       </w:rPr>
     </w:lvl>
     <w:lvl w:ilvl="7" w:tplc="240A0003" w:tentative="1">
@@ -23792,7 +23920,7 @@
         <w:ind w:left="5760" w:hanging="360"/>
       </w:pPr>
       <w:rPr>
-        <w:rFonts w:hint="default" w:ascii="Courier New" w:hAnsi="Courier New" w:cs="Courier New"/>
+        <w:rFonts w:ascii="Courier New" w:hAnsi="Courier New" w:cs="Courier New" w:hint="default"/>
       </w:rPr>
     </w:lvl>
     <w:lvl w:ilvl="8" w:tplc="240A0005" w:tentative="1">
@@ -23804,7 +23932,7 @@
         <w:ind w:left="6480" w:hanging="360"/>
       </w:pPr>
       <w:rPr>
-        <w:rFonts w:hint="default" w:ascii="Wingdings" w:hAnsi="Wingdings"/>
+        <w:rFonts w:ascii="Wingdings" w:hAnsi="Wingdings" w:hint="default"/>
       </w:rPr>
     </w:lvl>
   </w:abstractNum>
@@ -23821,7 +23949,7 @@
         <w:ind w:left="720" w:hanging="360"/>
       </w:pPr>
       <w:rPr>
-        <w:rFonts w:hint="default" w:ascii="Times New Roman" w:hAnsi="Times New Roman" w:eastAsia="Arial" w:cs="Times New Roman"/>
+        <w:rFonts w:ascii="Times New Roman" w:eastAsia="Arial" w:hAnsi="Times New Roman" w:cs="Times New Roman" w:hint="default"/>
       </w:rPr>
     </w:lvl>
     <w:lvl w:ilvl="1" w:tplc="240A0003" w:tentative="1">
@@ -23833,7 +23961,7 @@
         <w:ind w:left="1440" w:hanging="360"/>
       </w:pPr>
       <w:rPr>
-        <w:rFonts w:hint="default" w:ascii="Courier New" w:hAnsi="Courier New" w:cs="Courier New"/>
+        <w:rFonts w:ascii="Courier New" w:hAnsi="Courier New" w:cs="Courier New" w:hint="default"/>
       </w:rPr>
     </w:lvl>
     <w:lvl w:ilvl="2" w:tplc="240A0005" w:tentative="1">
@@ -23845,7 +23973,7 @@
         <w:ind w:left="2160" w:hanging="360"/>
       </w:pPr>
       <w:rPr>
-        <w:rFonts w:hint="default" w:ascii="Wingdings" w:hAnsi="Wingdings"/>
+        <w:rFonts w:ascii="Wingdings" w:hAnsi="Wingdings" w:hint="default"/>
       </w:rPr>
     </w:lvl>
     <w:lvl w:ilvl="3" w:tplc="240A0001" w:tentative="1">
@@ -23857,7 +23985,7 @@
         <w:ind w:left="2880" w:hanging="360"/>
       </w:pPr>
       <w:rPr>
-        <w:rFonts w:hint="default" w:ascii="Symbol" w:hAnsi="Symbol"/>
+        <w:rFonts w:ascii="Symbol" w:hAnsi="Symbol" w:hint="default"/>
       </w:rPr>
     </w:lvl>
     <w:lvl w:ilvl="4" w:tplc="240A0003" w:tentative="1">
@@ -23869,7 +23997,7 @@
         <w:ind w:left="3600" w:hanging="360"/>
       </w:pPr>
       <w:rPr>
-        <w:rFonts w:hint="default" w:ascii="Courier New" w:hAnsi="Courier New" w:cs="Courier New"/>
+        <w:rFonts w:ascii="Courier New" w:hAnsi="Courier New" w:cs="Courier New" w:hint="default"/>
       </w:rPr>
     </w:lvl>
     <w:lvl w:ilvl="5" w:tplc="240A0005" w:tentative="1">
@@ -23881,7 +24009,7 @@
         <w:ind w:left="4320" w:hanging="360"/>
       </w:pPr>
       <w:rPr>
-        <w:rFonts w:hint="default" w:ascii="Wingdings" w:hAnsi="Wingdings"/>
+        <w:rFonts w:ascii="Wingdings" w:hAnsi="Wingdings" w:hint="default"/>
       </w:rPr>
     </w:lvl>
     <w:lvl w:ilvl="6" w:tplc="240A0001" w:tentative="1">
@@ -23893,7 +24021,7 @@
         <w:ind w:left="5040" w:hanging="360"/>
       </w:pPr>
       <w:rPr>
-        <w:rFonts w:hint="default" w:ascii="Symbol" w:hAnsi="Symbol"/>
+        <w:rFonts w:ascii="Symbol" w:hAnsi="Symbol" w:hint="default"/>
       </w:rPr>
     </w:lvl>
     <w:lvl w:ilvl="7" w:tplc="240A0003" w:tentative="1">
@@ -23905,7 +24033,7 @@
         <w:ind w:left="5760" w:hanging="360"/>
       </w:pPr>
       <w:rPr>
-        <w:rFonts w:hint="default" w:ascii="Courier New" w:hAnsi="Courier New" w:cs="Courier New"/>
+        <w:rFonts w:ascii="Courier New" w:hAnsi="Courier New" w:cs="Courier New" w:hint="default"/>
       </w:rPr>
     </w:lvl>
     <w:lvl w:ilvl="8" w:tplc="240A0005" w:tentative="1">
@@ -23917,7 +24045,7 @@
         <w:ind w:left="6480" w:hanging="360"/>
       </w:pPr>
       <w:rPr>
-        <w:rFonts w:hint="default" w:ascii="Wingdings" w:hAnsi="Wingdings"/>
+        <w:rFonts w:ascii="Wingdings" w:hAnsi="Wingdings" w:hint="default"/>
       </w:rPr>
     </w:lvl>
   </w:abstractNum>
@@ -23934,7 +24062,7 @@
         <w:ind w:left="720" w:hanging="360"/>
       </w:pPr>
       <w:rPr>
-        <w:rFonts w:hint="default" w:ascii="Symbol" w:hAnsi="Symbol"/>
+        <w:rFonts w:ascii="Symbol" w:hAnsi="Symbol" w:hint="default"/>
       </w:rPr>
     </w:lvl>
     <w:lvl w:ilvl="1" w:tplc="240A0003" w:tentative="1">
@@ -23946,7 +24074,7 @@
         <w:ind w:left="1440" w:hanging="360"/>
       </w:pPr>
       <w:rPr>
-        <w:rFonts w:hint="default" w:ascii="Courier New" w:hAnsi="Courier New" w:cs="Courier New"/>
+        <w:rFonts w:ascii="Courier New" w:hAnsi="Courier New" w:cs="Courier New" w:hint="default"/>
       </w:rPr>
     </w:lvl>
     <w:lvl w:ilvl="2" w:tplc="240A0005" w:tentative="1">
@@ -23958,7 +24086,7 @@
         <w:ind w:left="2160" w:hanging="360"/>
       </w:pPr>
       <w:rPr>
-        <w:rFonts w:hint="default" w:ascii="Wingdings" w:hAnsi="Wingdings"/>
+        <w:rFonts w:ascii="Wingdings" w:hAnsi="Wingdings" w:hint="default"/>
       </w:rPr>
     </w:lvl>
     <w:lvl w:ilvl="3" w:tplc="240A0001" w:tentative="1">
@@ -23970,7 +24098,7 @@
         <w:ind w:left="2880" w:hanging="360"/>
       </w:pPr>
       <w:rPr>
-        <w:rFonts w:hint="default" w:ascii="Symbol" w:hAnsi="Symbol"/>
+        <w:rFonts w:ascii="Symbol" w:hAnsi="Symbol" w:hint="default"/>
       </w:rPr>
     </w:lvl>
     <w:lvl w:ilvl="4" w:tplc="240A0003" w:tentative="1">
@@ -23982,7 +24110,7 @@
         <w:ind w:left="3600" w:hanging="360"/>
       </w:pPr>
       <w:rPr>
-        <w:rFonts w:hint="default" w:ascii="Courier New" w:hAnsi="Courier New" w:cs="Courier New"/>
+        <w:rFonts w:ascii="Courier New" w:hAnsi="Courier New" w:cs="Courier New" w:hint="default"/>
       </w:rPr>
     </w:lvl>
     <w:lvl w:ilvl="5" w:tplc="240A0005" w:tentative="1">
@@ -23994,7 +24122,7 @@
         <w:ind w:left="4320" w:hanging="360"/>
       </w:pPr>
       <w:rPr>
-        <w:rFonts w:hint="default" w:ascii="Wingdings" w:hAnsi="Wingdings"/>
+        <w:rFonts w:ascii="Wingdings" w:hAnsi="Wingdings" w:hint="default"/>
       </w:rPr>
     </w:lvl>
     <w:lvl w:ilvl="6" w:tplc="240A0001" w:tentative="1">
@@ -24006,7 +24134,7 @@
         <w:ind w:left="5040" w:hanging="360"/>
       </w:pPr>
       <w:rPr>
-        <w:rFonts w:hint="default" w:ascii="Symbol" w:hAnsi="Symbol"/>
+        <w:rFonts w:ascii="Symbol" w:hAnsi="Symbol" w:hint="default"/>
       </w:rPr>
     </w:lvl>
     <w:lvl w:ilvl="7" w:tplc="240A0003" w:tentative="1">
@@ -24018,7 +24146,7 @@
         <w:ind w:left="5760" w:hanging="360"/>
       </w:pPr>
       <w:rPr>
-        <w:rFonts w:hint="default" w:ascii="Courier New" w:hAnsi="Courier New" w:cs="Courier New"/>
+        <w:rFonts w:ascii="Courier New" w:hAnsi="Courier New" w:cs="Courier New" w:hint="default"/>
       </w:rPr>
     </w:lvl>
     <w:lvl w:ilvl="8" w:tplc="240A0005" w:tentative="1">
@@ -24030,7 +24158,7 @@
         <w:ind w:left="6480" w:hanging="360"/>
       </w:pPr>
       <w:rPr>
-        <w:rFonts w:hint="default" w:ascii="Wingdings" w:hAnsi="Wingdings"/>
+        <w:rFonts w:ascii="Wingdings" w:hAnsi="Wingdings" w:hint="default"/>
       </w:rPr>
     </w:lvl>
   </w:abstractNum>
@@ -24255,7 +24383,7 @@
   <w:docDefaults>
     <w:rPrDefault>
       <w:rPr>
-        <w:rFonts w:ascii="Arial" w:hAnsi="Arial" w:eastAsia="Arial" w:cs="Arial"/>
+        <w:rFonts w:ascii="Arial" w:eastAsia="Arial" w:hAnsi="Arial" w:cs="Arial"/>
         <w:sz w:val="22"/>
         <w:szCs w:val="22"/>
         <w:lang w:val="es-CO" w:eastAsia="ja-JP" w:bidi="ar-SA"/>
@@ -24270,14 +24398,14 @@
   <w:latentStyles w:defLockedState="0" w:defUIPriority="99" w:defSemiHidden="0" w:defUnhideWhenUsed="0" w:defQFormat="0" w:count="371">
     <w:lsdException w:name="Normal" w:uiPriority="0" w:qFormat="1"/>
     <w:lsdException w:name="heading 1" w:uiPriority="9" w:qFormat="1"/>
-    <w:lsdException w:name="heading 2" w:uiPriority="9" w:semiHidden="1" w:unhideWhenUsed="1" w:qFormat="1"/>
-    <w:lsdException w:name="heading 3" w:uiPriority="9" w:semiHidden="1" w:unhideWhenUsed="1" w:qFormat="1"/>
-    <w:lsdException w:name="heading 4" w:uiPriority="9" w:semiHidden="1" w:unhideWhenUsed="1" w:qFormat="1"/>
-    <w:lsdException w:name="heading 5" w:uiPriority="9" w:semiHidden="1" w:unhideWhenUsed="1" w:qFormat="1"/>
-    <w:lsdException w:name="heading 6" w:uiPriority="9" w:semiHidden="1" w:unhideWhenUsed="1" w:qFormat="1"/>
-    <w:lsdException w:name="heading 7" w:uiPriority="9" w:semiHidden="1" w:unhideWhenUsed="1" w:qFormat="1"/>
-    <w:lsdException w:name="heading 8" w:uiPriority="9" w:semiHidden="1" w:unhideWhenUsed="1" w:qFormat="1"/>
-    <w:lsdException w:name="heading 9" w:uiPriority="9" w:semiHidden="1" w:unhideWhenUsed="1" w:qFormat="1"/>
+    <w:lsdException w:name="heading 2" w:semiHidden="1" w:uiPriority="9" w:unhideWhenUsed="1" w:qFormat="1"/>
+    <w:lsdException w:name="heading 3" w:semiHidden="1" w:uiPriority="9" w:unhideWhenUsed="1" w:qFormat="1"/>
+    <w:lsdException w:name="heading 4" w:semiHidden="1" w:uiPriority="9" w:unhideWhenUsed="1" w:qFormat="1"/>
+    <w:lsdException w:name="heading 5" w:semiHidden="1" w:uiPriority="9" w:unhideWhenUsed="1" w:qFormat="1"/>
+    <w:lsdException w:name="heading 6" w:semiHidden="1" w:uiPriority="9" w:unhideWhenUsed="1" w:qFormat="1"/>
+    <w:lsdException w:name="heading 7" w:semiHidden="1" w:uiPriority="9" w:unhideWhenUsed="1" w:qFormat="1"/>
+    <w:lsdException w:name="heading 8" w:semiHidden="1" w:uiPriority="9" w:unhideWhenUsed="1" w:qFormat="1"/>
+    <w:lsdException w:name="heading 9" w:semiHidden="1" w:uiPriority="9" w:unhideWhenUsed="1" w:qFormat="1"/>
     <w:lsdException w:name="index 1" w:semiHidden="1" w:unhideWhenUsed="1"/>
     <w:lsdException w:name="index 2" w:semiHidden="1" w:unhideWhenUsed="1"/>
     <w:lsdException w:name="index 3" w:semiHidden="1" w:unhideWhenUsed="1"/>
@@ -24287,22 +24415,22 @@
     <w:lsdException w:name="index 7" w:semiHidden="1" w:unhideWhenUsed="1"/>
     <w:lsdException w:name="index 8" w:semiHidden="1" w:unhideWhenUsed="1"/>
     <w:lsdException w:name="index 9" w:semiHidden="1" w:unhideWhenUsed="1"/>
-    <w:lsdException w:name="toc 1" w:uiPriority="39" w:semiHidden="1" w:unhideWhenUsed="1"/>
-    <w:lsdException w:name="toc 2" w:uiPriority="39" w:semiHidden="1" w:unhideWhenUsed="1"/>
-    <w:lsdException w:name="toc 3" w:uiPriority="39" w:semiHidden="1" w:unhideWhenUsed="1"/>
-    <w:lsdException w:name="toc 4" w:uiPriority="39" w:semiHidden="1" w:unhideWhenUsed="1"/>
-    <w:lsdException w:name="toc 5" w:uiPriority="39" w:semiHidden="1" w:unhideWhenUsed="1"/>
-    <w:lsdException w:name="toc 6" w:uiPriority="39" w:semiHidden="1" w:unhideWhenUsed="1"/>
-    <w:lsdException w:name="toc 7" w:uiPriority="39" w:semiHidden="1" w:unhideWhenUsed="1"/>
-    <w:lsdException w:name="toc 8" w:uiPriority="39" w:semiHidden="1" w:unhideWhenUsed="1"/>
-    <w:lsdException w:name="toc 9" w:uiPriority="39" w:semiHidden="1" w:unhideWhenUsed="1"/>
+    <w:lsdException w:name="toc 1" w:semiHidden="1" w:uiPriority="39" w:unhideWhenUsed="1"/>
+    <w:lsdException w:name="toc 2" w:semiHidden="1" w:uiPriority="39" w:unhideWhenUsed="1"/>
+    <w:lsdException w:name="toc 3" w:semiHidden="1" w:uiPriority="39" w:unhideWhenUsed="1"/>
+    <w:lsdException w:name="toc 4" w:semiHidden="1" w:uiPriority="39" w:unhideWhenUsed="1"/>
+    <w:lsdException w:name="toc 5" w:semiHidden="1" w:uiPriority="39" w:unhideWhenUsed="1"/>
+    <w:lsdException w:name="toc 6" w:semiHidden="1" w:uiPriority="39" w:unhideWhenUsed="1"/>
+    <w:lsdException w:name="toc 7" w:semiHidden="1" w:uiPriority="39" w:unhideWhenUsed="1"/>
+    <w:lsdException w:name="toc 8" w:semiHidden="1" w:uiPriority="39" w:unhideWhenUsed="1"/>
+    <w:lsdException w:name="toc 9" w:semiHidden="1" w:uiPriority="39" w:unhideWhenUsed="1"/>
     <w:lsdException w:name="Normal Indent" w:semiHidden="1" w:unhideWhenUsed="1"/>
     <w:lsdException w:name="footnote text" w:semiHidden="1" w:unhideWhenUsed="1"/>
     <w:lsdException w:name="annotation text" w:semiHidden="1" w:unhideWhenUsed="1"/>
     <w:lsdException w:name="header" w:semiHidden="1" w:unhideWhenUsed="1"/>
     <w:lsdException w:name="footer" w:semiHidden="1" w:unhideWhenUsed="1"/>
     <w:lsdException w:name="index heading" w:semiHidden="1" w:unhideWhenUsed="1"/>
-    <w:lsdException w:name="caption" w:uiPriority="35" w:semiHidden="1" w:unhideWhenUsed="1" w:qFormat="1"/>
+    <w:lsdException w:name="caption" w:semiHidden="1" w:uiPriority="35" w:unhideWhenUsed="1" w:qFormat="1"/>
     <w:lsdException w:name="table of figures" w:semiHidden="1" w:unhideWhenUsed="1"/>
     <w:lsdException w:name="envelope address" w:semiHidden="1" w:unhideWhenUsed="1"/>
     <w:lsdException w:name="envelope return" w:semiHidden="1" w:unhideWhenUsed="1"/>
@@ -24333,8 +24461,8 @@
     <w:lsdException w:name="Title" w:uiPriority="10" w:qFormat="1"/>
     <w:lsdException w:name="Closing" w:semiHidden="1" w:unhideWhenUsed="1"/>
     <w:lsdException w:name="Signature" w:semiHidden="1" w:unhideWhenUsed="1"/>
-    <w:lsdException w:name="Default Paragraph Font" w:uiPriority="1" w:semiHidden="1" w:unhideWhenUsed="1"/>
-    <w:lsdException w:name="Body Text" w:uiPriority="1" w:semiHidden="1" w:unhideWhenUsed="1" w:qFormat="1"/>
+    <w:lsdException w:name="Default Paragraph Font" w:semiHidden="1" w:uiPriority="1" w:unhideWhenUsed="1"/>
+    <w:lsdException w:name="Body Text" w:semiHidden="1" w:uiPriority="1" w:unhideWhenUsed="1" w:qFormat="1"/>
     <w:lsdException w:name="Body Text Indent" w:semiHidden="1" w:unhideWhenUsed="1"/>
     <w:lsdException w:name="List Continue" w:semiHidden="1" w:unhideWhenUsed="1"/>
     <w:lsdException w:name="List Continue 2" w:semiHidden="1" w:unhideWhenUsed="1"/>
@@ -24533,8 +24661,8 @@
     <w:lsdException w:name="Subtle Reference" w:uiPriority="31" w:qFormat="1"/>
     <w:lsdException w:name="Intense Reference" w:uiPriority="32" w:qFormat="1"/>
     <w:lsdException w:name="Book Title" w:uiPriority="33" w:qFormat="1"/>
-    <w:lsdException w:name="Bibliography" w:uiPriority="37" w:semiHidden="1" w:unhideWhenUsed="1"/>
-    <w:lsdException w:name="TOC Heading" w:uiPriority="39" w:semiHidden="1" w:unhideWhenUsed="1" w:qFormat="1"/>
+    <w:lsdException w:name="Bibliography" w:semiHidden="1" w:uiPriority="37" w:unhideWhenUsed="1"/>
+    <w:lsdException w:name="TOC Heading" w:semiHidden="1" w:uiPriority="39" w:unhideWhenUsed="1" w:qFormat="1"/>
     <w:lsdException w:name="Plain Table 1" w:uiPriority="41"/>
     <w:lsdException w:name="Plain Table 2" w:uiPriority="42"/>
     <w:lsdException w:name="Plain Table 3" w:uiPriority="43"/>
@@ -24640,7 +24768,7 @@
     <w:lsdException w:name="List Table 6 Colorful Accent 6" w:uiPriority="51"/>
     <w:lsdException w:name="List Table 7 Colorful Accent 6" w:uiPriority="52"/>
   </w:latentStyles>
-  <w:style w:type="paragraph" w:styleId="Normal" w:default="1">
+  <w:style w:type="paragraph" w:default="1" w:styleId="Normal">
     <w:name w:val="Normal"/>
     <w:qFormat/>
     <w:rsid w:val="00B004D5"/>
@@ -24757,13 +24885,13 @@
       <w:color w:val="666666"/>
     </w:rPr>
   </w:style>
-  <w:style w:type="character" w:styleId="Fuentedeprrafopredeter" w:default="1">
+  <w:style w:type="character" w:default="1" w:styleId="Fuentedeprrafopredeter">
     <w:name w:val="Default Paragraph Font"/>
     <w:uiPriority w:val="1"/>
     <w:semiHidden/>
     <w:unhideWhenUsed/>
   </w:style>
-  <w:style w:type="table" w:styleId="Tablanormal" w:default="1">
+  <w:style w:type="table" w:default="1" w:styleId="Tablanormal">
     <w:name w:val="Normal Table"/>
     <w:uiPriority w:val="99"/>
     <w:semiHidden/>
@@ -24778,7 +24906,7 @@
       </w:tblCellMar>
     </w:tblPr>
   </w:style>
-  <w:style w:type="numbering" w:styleId="Sinlista" w:default="1">
+  <w:style w:type="numbering" w:default="1" w:styleId="Sinlista">
     <w:name w:val="No List"/>
     <w:uiPriority w:val="99"/>
     <w:semiHidden/>
@@ -24800,11 +24928,11 @@
       <w:szCs w:val="52"/>
     </w:rPr>
   </w:style>
-  <w:style w:type="paragraph" w:styleId="Normal0" w:customStyle="1">
+  <w:style w:type="paragraph" w:customStyle="1" w:styleId="Normal0">
     <w:name w:val="Normal0"/>
     <w:qFormat/>
   </w:style>
-  <w:style w:type="paragraph" w:styleId="heading10" w:customStyle="1">
+  <w:style w:type="paragraph" w:customStyle="1" w:styleId="heading10">
     <w:name w:val="heading 10"/>
     <w:basedOn w:val="Normal0"/>
     <w:next w:val="Normal0"/>
@@ -24821,7 +24949,7 @@
       <w:szCs w:val="40"/>
     </w:rPr>
   </w:style>
-  <w:style w:type="paragraph" w:styleId="heading20" w:customStyle="1">
+  <w:style w:type="paragraph" w:customStyle="1" w:styleId="heading20">
     <w:name w:val="heading 20"/>
     <w:basedOn w:val="Normal0"/>
     <w:next w:val="Normal0"/>
@@ -24840,7 +24968,7 @@
       <w:szCs w:val="32"/>
     </w:rPr>
   </w:style>
-  <w:style w:type="paragraph" w:styleId="heading30" w:customStyle="1">
+  <w:style w:type="paragraph" w:customStyle="1" w:styleId="heading30">
     <w:name w:val="heading 30"/>
     <w:basedOn w:val="Normal0"/>
     <w:next w:val="Normal0"/>
@@ -24860,7 +24988,7 @@
       <w:szCs w:val="28"/>
     </w:rPr>
   </w:style>
-  <w:style w:type="paragraph" w:styleId="heading40" w:customStyle="1">
+  <w:style w:type="paragraph" w:customStyle="1" w:styleId="heading40">
     <w:name w:val="heading 40"/>
     <w:basedOn w:val="Normal0"/>
     <w:next w:val="Normal0"/>
@@ -24880,7 +25008,7 @@
       <w:szCs w:val="24"/>
     </w:rPr>
   </w:style>
-  <w:style w:type="paragraph" w:styleId="heading50" w:customStyle="1">
+  <w:style w:type="paragraph" w:customStyle="1" w:styleId="heading50">
     <w:name w:val="heading 50"/>
     <w:basedOn w:val="Normal0"/>
     <w:next w:val="Normal0"/>
@@ -24898,7 +25026,7 @@
       <w:color w:val="666666"/>
     </w:rPr>
   </w:style>
-  <w:style w:type="paragraph" w:styleId="heading60" w:customStyle="1">
+  <w:style w:type="paragraph" w:customStyle="1" w:styleId="heading60">
     <w:name w:val="heading 60"/>
     <w:basedOn w:val="Normal0"/>
     <w:next w:val="Normal0"/>
@@ -24917,7 +25045,7 @@
       <w:color w:val="666666"/>
     </w:rPr>
   </w:style>
-  <w:style w:type="table" w:styleId="NormalTable0" w:customStyle="1">
+  <w:style w:type="table" w:customStyle="1" w:styleId="NormalTable0">
     <w:name w:val="Normal Table0"/>
     <w:uiPriority w:val="99"/>
     <w:semiHidden/>
@@ -24932,7 +25060,7 @@
       </w:tblCellMar>
     </w:tblPr>
   </w:style>
-  <w:style w:type="table" w:styleId="NormalTable1" w:customStyle="1">
+  <w:style w:type="table" w:customStyle="1" w:styleId="NormalTable1">
     <w:name w:val="Normal Table1"/>
     <w:tblPr>
       <w:tblCellMar>
@@ -24943,7 +25071,7 @@
       </w:tblCellMar>
     </w:tblPr>
   </w:style>
-  <w:style w:type="paragraph" w:styleId="Title0" w:customStyle="1">
+  <w:style w:type="paragraph" w:customStyle="1" w:styleId="Title0">
     <w:name w:val="Title0"/>
     <w:basedOn w:val="Normal0"/>
     <w:next w:val="Normal0"/>
@@ -24959,7 +25087,7 @@
       <w:szCs w:val="52"/>
     </w:rPr>
   </w:style>
-  <w:style w:type="table" w:styleId="TableNormal" w:customStyle="1">
+  <w:style w:type="table" w:customStyle="1" w:styleId="TableNormal">
     <w:name w:val="Table Normal"/>
     <w:uiPriority w:val="2"/>
     <w:qFormat/>
@@ -24989,7 +25117,7 @@
       <w:szCs w:val="30"/>
     </w:rPr>
   </w:style>
-  <w:style w:type="table" w:styleId="32" w:customStyle="1">
+  <w:style w:type="table" w:customStyle="1" w:styleId="32">
     <w:name w:val="32"/>
     <w:basedOn w:val="NormalTable0"/>
     <w:tblPr>
@@ -25003,7 +25131,7 @@
       </w:tblCellMar>
     </w:tblPr>
   </w:style>
-  <w:style w:type="table" w:styleId="31" w:customStyle="1">
+  <w:style w:type="table" w:customStyle="1" w:styleId="31">
     <w:name w:val="31"/>
     <w:basedOn w:val="NormalTable0"/>
     <w:tblPr>
@@ -25017,7 +25145,7 @@
       </w:tblCellMar>
     </w:tblPr>
   </w:style>
-  <w:style w:type="table" w:styleId="30" w:customStyle="1">
+  <w:style w:type="table" w:customStyle="1" w:styleId="30">
     <w:name w:val="30"/>
     <w:basedOn w:val="NormalTable0"/>
     <w:tblPr>
@@ -25041,12 +25169,12 @@
     </w:pPr>
     <w:tblPr>
       <w:tblBorders>
-        <w:top w:val="single" w:color="auto" w:sz="4" w:space="0"/>
-        <w:left w:val="single" w:color="auto" w:sz="4" w:space="0"/>
-        <w:bottom w:val="single" w:color="auto" w:sz="4" w:space="0"/>
-        <w:right w:val="single" w:color="auto" w:sz="4" w:space="0"/>
-        <w:insideH w:val="single" w:color="auto" w:sz="4" w:space="0"/>
-        <w:insideV w:val="single" w:color="auto" w:sz="4" w:space="0"/>
+        <w:top w:val="single" w:sz="4" w:space="0" w:color="auto"/>
+        <w:left w:val="single" w:sz="4" w:space="0" w:color="auto"/>
+        <w:bottom w:val="single" w:sz="4" w:space="0" w:color="auto"/>
+        <w:right w:val="single" w:sz="4" w:space="0" w:color="auto"/>
+        <w:insideH w:val="single" w:sz="4" w:space="0" w:color="auto"/>
+        <w:insideV w:val="single" w:sz="4" w:space="0" w:color="auto"/>
       </w:tblBorders>
     </w:tblPr>
   </w:style>
@@ -25065,7 +25193,7 @@
       <w:spacing w:line="240" w:lineRule="auto"/>
     </w:pPr>
   </w:style>
-  <w:style w:type="character" w:styleId="EncabezadoCar" w:customStyle="1">
+  <w:style w:type="character" w:customStyle="1" w:styleId="EncabezadoCar">
     <w:name w:val="Encabezado Car"/>
     <w:basedOn w:val="Fuentedeprrafopredeter"/>
     <w:link w:val="Encabezado"/>
@@ -25087,7 +25215,7 @@
       <w:spacing w:line="240" w:lineRule="auto"/>
     </w:pPr>
   </w:style>
-  <w:style w:type="character" w:styleId="PiedepginaCar" w:customStyle="1">
+  <w:style w:type="character" w:customStyle="1" w:styleId="PiedepginaCar">
     <w:name w:val="Pie de página Car"/>
     <w:basedOn w:val="Fuentedeprrafopredeter"/>
     <w:link w:val="Piedepgina"/>
@@ -25104,12 +25232,12 @@
       <w:spacing w:before="100" w:beforeAutospacing="1" w:after="100" w:afterAutospacing="1" w:line="240" w:lineRule="auto"/>
     </w:pPr>
     <w:rPr>
-      <w:rFonts w:ascii="Times New Roman" w:hAnsi="Times New Roman" w:eastAsia="Times New Roman" w:cs="Times New Roman"/>
+      <w:rFonts w:ascii="Times New Roman" w:eastAsia="Times New Roman" w:hAnsi="Times New Roman" w:cs="Times New Roman"/>
       <w:sz w:val="24"/>
       <w:szCs w:val="24"/>
     </w:rPr>
   </w:style>
-  <w:style w:type="character" w:styleId="Listavistosa-nfasis1Car" w:customStyle="1">
+  <w:style w:type="character" w:customStyle="1" w:styleId="Listavistosa-nfasis1Car">
     <w:name w:val="Lista vistosa - Énfasis 1 Car"/>
     <w:link w:val="Listavistosa-nfasis1"/>
     <w:uiPriority w:val="34"/>
@@ -25150,7 +25278,7 @@
       <w:tblPr/>
       <w:tcPr>
         <w:tcBorders>
-          <w:bottom w:val="single" w:color="FFFFFF" w:themeColor="background1" w:sz="12" w:space="0"/>
+          <w:bottom w:val="single" w:sz="12" w:space="0" w:color="FFFFFF" w:themeColor="background1"/>
         </w:tcBorders>
         <w:shd w:val="clear" w:color="auto" w:fill="9E3A38" w:themeFill="accent2" w:themeFillShade="CC"/>
       </w:tcPr>
@@ -25159,7 +25287,7 @@
       <w:tblPr/>
       <w:tcPr>
         <w:tcBorders>
-          <w:top w:val="single" w:color="000000" w:themeColor="text1" w:sz="12" w:space="0"/>
+          <w:top w:val="single" w:sz="12" w:space="0" w:color="000000" w:themeColor="text1"/>
         </w:tcBorders>
         <w:shd w:val="clear" w:color="auto" w:fill="FFFFFF" w:themeFill="background1"/>
       </w:tcPr>
@@ -25207,7 +25335,7 @@
       <w:u w:val="single"/>
     </w:rPr>
   </w:style>
-  <w:style w:type="character" w:styleId="Mencinsinresolver1" w:customStyle="1">
+  <w:style w:type="character" w:customStyle="1" w:styleId="Mencinsinresolver1">
     <w:name w:val="Mención sin resolver1"/>
     <w:basedOn w:val="Fuentedeprrafopredeter"/>
     <w:uiPriority w:val="99"/>
@@ -25248,7 +25376,7 @@
       <w:szCs w:val="18"/>
     </w:rPr>
   </w:style>
-  <w:style w:type="character" w:styleId="TextodegloboCar" w:customStyle="1">
+  <w:style w:type="character" w:customStyle="1" w:styleId="TextodegloboCar">
     <w:name w:val="Texto de globo Car"/>
     <w:basedOn w:val="Fuentedeprrafopredeter"/>
     <w:link w:val="Textodeglobo"/>
@@ -25288,7 +25416,7 @@
       <w:szCs w:val="20"/>
     </w:rPr>
   </w:style>
-  <w:style w:type="character" w:styleId="TextocomentarioCar" w:customStyle="1">
+  <w:style w:type="character" w:customStyle="1" w:styleId="TextocomentarioCar">
     <w:name w:val="Texto comentario Car"/>
     <w:basedOn w:val="Fuentedeprrafopredeter"/>
     <w:link w:val="Textocomentario"/>
@@ -25313,7 +25441,7 @@
       <w:bCs/>
     </w:rPr>
   </w:style>
-  <w:style w:type="character" w:styleId="AsuntodelcomentarioCar" w:customStyle="1">
+  <w:style w:type="character" w:customStyle="1" w:styleId="AsuntodelcomentarioCar">
     <w:name w:val="Asunto del comentario Car"/>
     <w:basedOn w:val="TextocomentarioCar"/>
     <w:link w:val="Asuntodelcomentario"/>
@@ -25327,7 +25455,7 @@
       <w:szCs w:val="20"/>
     </w:rPr>
   </w:style>
-  <w:style w:type="table" w:styleId="29" w:customStyle="1">
+  <w:style w:type="table" w:customStyle="1" w:styleId="29">
     <w:name w:val="29"/>
     <w:basedOn w:val="TableNormal"/>
     <w:pPr>
@@ -25350,7 +25478,7 @@
       <w:shd w:val="clear" w:color="auto" w:fill="EDF2F8"/>
     </w:tcPr>
   </w:style>
-  <w:style w:type="table" w:styleId="28" w:customStyle="1">
+  <w:style w:type="table" w:customStyle="1" w:styleId="28">
     <w:name w:val="28"/>
     <w:basedOn w:val="TableNormal"/>
     <w:pPr>
@@ -25373,7 +25501,7 @@
       <w:shd w:val="clear" w:color="auto" w:fill="EDF2F8"/>
     </w:tcPr>
   </w:style>
-  <w:style w:type="table" w:styleId="27" w:customStyle="1">
+  <w:style w:type="table" w:customStyle="1" w:styleId="27">
     <w:name w:val="27"/>
     <w:basedOn w:val="TableNormal"/>
     <w:pPr>
@@ -25396,7 +25524,7 @@
       <w:shd w:val="clear" w:color="auto" w:fill="EDF2F8"/>
     </w:tcPr>
   </w:style>
-  <w:style w:type="table" w:styleId="26" w:customStyle="1">
+  <w:style w:type="table" w:customStyle="1" w:styleId="26">
     <w:name w:val="26"/>
     <w:basedOn w:val="TableNormal"/>
     <w:pPr>
@@ -25419,7 +25547,7 @@
       <w:shd w:val="clear" w:color="auto" w:fill="EDF2F8"/>
     </w:tcPr>
   </w:style>
-  <w:style w:type="table" w:styleId="25" w:customStyle="1">
+  <w:style w:type="table" w:customStyle="1" w:styleId="25">
     <w:name w:val="25"/>
     <w:basedOn w:val="TableNormal"/>
     <w:tblPr>
@@ -25431,7 +25559,7 @@
       </w:tblCellMar>
     </w:tblPr>
   </w:style>
-  <w:style w:type="table" w:styleId="24" w:customStyle="1">
+  <w:style w:type="table" w:customStyle="1" w:styleId="24">
     <w:name w:val="24"/>
     <w:basedOn w:val="TableNormal"/>
     <w:tblPr>
@@ -25445,7 +25573,7 @@
       </w:tblCellMar>
     </w:tblPr>
   </w:style>
-  <w:style w:type="table" w:styleId="23" w:customStyle="1">
+  <w:style w:type="table" w:customStyle="1" w:styleId="23">
     <w:name w:val="23"/>
     <w:basedOn w:val="TableNormal"/>
     <w:tblPr>
@@ -25459,7 +25587,7 @@
       </w:tblCellMar>
     </w:tblPr>
   </w:style>
-  <w:style w:type="table" w:styleId="22" w:customStyle="1">
+  <w:style w:type="table" w:customStyle="1" w:styleId="22">
     <w:name w:val="22"/>
     <w:basedOn w:val="TableNormal"/>
     <w:tblPr>
@@ -25471,7 +25599,7 @@
       </w:tblCellMar>
     </w:tblPr>
   </w:style>
-  <w:style w:type="table" w:styleId="21" w:customStyle="1">
+  <w:style w:type="table" w:customStyle="1" w:styleId="21">
     <w:name w:val="21"/>
     <w:basedOn w:val="TableNormal"/>
     <w:tblPr>
@@ -25483,7 +25611,7 @@
       </w:tblCellMar>
     </w:tblPr>
   </w:style>
-  <w:style w:type="table" w:styleId="20" w:customStyle="1">
+  <w:style w:type="table" w:customStyle="1" w:styleId="20">
     <w:name w:val="20"/>
     <w:basedOn w:val="TableNormal"/>
     <w:pPr>
@@ -25506,7 +25634,7 @@
       <w:shd w:val="clear" w:color="auto" w:fill="EDF2F8"/>
     </w:tcPr>
   </w:style>
-  <w:style w:type="table" w:styleId="19" w:customStyle="1">
+  <w:style w:type="table" w:customStyle="1" w:styleId="19">
     <w:name w:val="19"/>
     <w:basedOn w:val="TableNormal"/>
     <w:pPr>
@@ -25529,7 +25657,7 @@
       <w:shd w:val="clear" w:color="auto" w:fill="EDF2F8"/>
     </w:tcPr>
   </w:style>
-  <w:style w:type="table" w:styleId="18" w:customStyle="1">
+  <w:style w:type="table" w:customStyle="1" w:styleId="18">
     <w:name w:val="18"/>
     <w:basedOn w:val="TableNormal"/>
     <w:pPr>
@@ -25552,7 +25680,7 @@
       <w:shd w:val="clear" w:color="auto" w:fill="EDF2F8"/>
     </w:tcPr>
   </w:style>
-  <w:style w:type="table" w:styleId="17" w:customStyle="1">
+  <w:style w:type="table" w:customStyle="1" w:styleId="17">
     <w:name w:val="17"/>
     <w:basedOn w:val="TableNormal"/>
     <w:pPr>
@@ -25575,7 +25703,7 @@
       <w:shd w:val="clear" w:color="auto" w:fill="EDF2F8"/>
     </w:tcPr>
   </w:style>
-  <w:style w:type="table" w:styleId="16" w:customStyle="1">
+  <w:style w:type="table" w:customStyle="1" w:styleId="16">
     <w:name w:val="16"/>
     <w:basedOn w:val="TableNormal"/>
     <w:pPr>
@@ -25598,7 +25726,7 @@
       <w:shd w:val="clear" w:color="auto" w:fill="EDF2F8"/>
     </w:tcPr>
   </w:style>
-  <w:style w:type="table" w:styleId="15" w:customStyle="1">
+  <w:style w:type="table" w:customStyle="1" w:styleId="15">
     <w:name w:val="15"/>
     <w:basedOn w:val="TableNormal"/>
     <w:pPr>
@@ -25621,7 +25749,7 @@
       <w:shd w:val="clear" w:color="auto" w:fill="EDF2F8"/>
     </w:tcPr>
   </w:style>
-  <w:style w:type="table" w:styleId="14" w:customStyle="1">
+  <w:style w:type="table" w:customStyle="1" w:styleId="14">
     <w:name w:val="14"/>
     <w:basedOn w:val="TableNormal"/>
     <w:pPr>
@@ -25644,7 +25772,7 @@
       <w:shd w:val="clear" w:color="auto" w:fill="EDF2F8"/>
     </w:tcPr>
   </w:style>
-  <w:style w:type="table" w:styleId="13" w:customStyle="1">
+  <w:style w:type="table" w:customStyle="1" w:styleId="13">
     <w:name w:val="13"/>
     <w:basedOn w:val="TableNormal"/>
     <w:pPr>
@@ -25667,7 +25795,7 @@
       <w:shd w:val="clear" w:color="auto" w:fill="EDF2F8"/>
     </w:tcPr>
   </w:style>
-  <w:style w:type="table" w:styleId="12" w:customStyle="1">
+  <w:style w:type="table" w:customStyle="1" w:styleId="12">
     <w:name w:val="12"/>
     <w:basedOn w:val="TableNormal"/>
     <w:pPr>
@@ -25690,7 +25818,7 @@
       <w:shd w:val="clear" w:color="auto" w:fill="EDF2F8"/>
     </w:tcPr>
   </w:style>
-  <w:style w:type="character" w:styleId="Mencinsinresolver2" w:customStyle="1">
+  <w:style w:type="character" w:customStyle="1" w:styleId="Mencinsinresolver2">
     <w:name w:val="Mención sin resolver2"/>
     <w:basedOn w:val="Fuentedeprrafopredeter"/>
     <w:uiPriority w:val="99"/>
@@ -25702,7 +25830,7 @@
       <w:shd w:val="clear" w:color="auto" w:fill="E1DFDD"/>
     </w:rPr>
   </w:style>
-  <w:style w:type="paragraph" w:styleId="Subtitle0" w:customStyle="1">
+  <w:style w:type="paragraph" w:customStyle="1" w:styleId="Subtitle0">
     <w:name w:val="Subtitle0"/>
     <w:basedOn w:val="Normal0"/>
     <w:next w:val="Normal0"/>
@@ -25717,7 +25845,7 @@
       <w:szCs w:val="30"/>
     </w:rPr>
   </w:style>
-  <w:style w:type="table" w:styleId="11" w:customStyle="1">
+  <w:style w:type="table" w:customStyle="1" w:styleId="11">
     <w:name w:val="11"/>
     <w:basedOn w:val="NormalTable1"/>
     <w:pPr>
@@ -25740,7 +25868,7 @@
       <w:shd w:val="clear" w:color="auto" w:fill="EDF2F8"/>
     </w:tcPr>
   </w:style>
-  <w:style w:type="table" w:styleId="10" w:customStyle="1">
+  <w:style w:type="table" w:customStyle="1" w:styleId="10">
     <w:name w:val="10"/>
     <w:basedOn w:val="NormalTable1"/>
     <w:pPr>
@@ -25763,7 +25891,7 @@
       <w:shd w:val="clear" w:color="auto" w:fill="EDF2F8"/>
     </w:tcPr>
   </w:style>
-  <w:style w:type="table" w:styleId="9" w:customStyle="1">
+  <w:style w:type="table" w:customStyle="1" w:styleId="9">
     <w:name w:val="9"/>
     <w:basedOn w:val="NormalTable1"/>
     <w:pPr>
@@ -25786,7 +25914,7 @@
       <w:shd w:val="clear" w:color="auto" w:fill="EDF2F8"/>
     </w:tcPr>
   </w:style>
-  <w:style w:type="table" w:styleId="8" w:customStyle="1">
+  <w:style w:type="table" w:customStyle="1" w:styleId="8">
     <w:name w:val="8"/>
     <w:basedOn w:val="NormalTable1"/>
     <w:pPr>
@@ -25809,7 +25937,7 @@
       <w:shd w:val="clear" w:color="auto" w:fill="EDF2F8"/>
     </w:tcPr>
   </w:style>
-  <w:style w:type="table" w:styleId="7" w:customStyle="1">
+  <w:style w:type="table" w:customStyle="1" w:styleId="7">
     <w:name w:val="7"/>
     <w:basedOn w:val="NormalTable1"/>
     <w:tblPr>
@@ -25823,7 +25951,7 @@
       </w:tblCellMar>
     </w:tblPr>
   </w:style>
-  <w:style w:type="table" w:styleId="6" w:customStyle="1">
+  <w:style w:type="table" w:customStyle="1" w:styleId="6">
     <w:name w:val="6"/>
     <w:basedOn w:val="NormalTable1"/>
     <w:tblPr>
@@ -25837,7 +25965,7 @@
       </w:tblCellMar>
     </w:tblPr>
   </w:style>
-  <w:style w:type="table" w:styleId="5" w:customStyle="1">
+  <w:style w:type="table" w:customStyle="1" w:styleId="5">
     <w:name w:val="5"/>
     <w:basedOn w:val="NormalTable1"/>
     <w:pPr>
@@ -25860,7 +25988,7 @@
       <w:shd w:val="clear" w:color="auto" w:fill="EDF2F8"/>
     </w:tcPr>
   </w:style>
-  <w:style w:type="table" w:styleId="4" w:customStyle="1">
+  <w:style w:type="table" w:customStyle="1" w:styleId="4">
     <w:name w:val="4"/>
     <w:basedOn w:val="NormalTable1"/>
     <w:pPr>
@@ -25883,7 +26011,7 @@
       <w:shd w:val="clear" w:color="auto" w:fill="EDF2F8"/>
     </w:tcPr>
   </w:style>
-  <w:style w:type="table" w:styleId="3" w:customStyle="1">
+  <w:style w:type="table" w:customStyle="1" w:styleId="3">
     <w:name w:val="3"/>
     <w:basedOn w:val="NormalTable1"/>
     <w:pPr>
@@ -25906,7 +26034,7 @@
       <w:shd w:val="clear" w:color="auto" w:fill="EDF2F8"/>
     </w:tcPr>
   </w:style>
-  <w:style w:type="table" w:styleId="2" w:customStyle="1">
+  <w:style w:type="table" w:customStyle="1" w:styleId="2">
     <w:name w:val="2"/>
     <w:basedOn w:val="NormalTable1"/>
     <w:pPr>
@@ -25929,7 +26057,7 @@
       <w:shd w:val="clear" w:color="auto" w:fill="EDF2F8"/>
     </w:tcPr>
   </w:style>
-  <w:style w:type="table" w:styleId="1" w:customStyle="1">
+  <w:style w:type="table" w:customStyle="1" w:styleId="1">
     <w:name w:val="1"/>
     <w:basedOn w:val="NormalTable1"/>
     <w:pPr>
@@ -25952,12 +26080,12 @@
       <w:shd w:val="clear" w:color="auto" w:fill="EDF2F8"/>
     </w:tcPr>
   </w:style>
-  <w:style w:type="character" w:styleId="fontstyle01" w:customStyle="1">
+  <w:style w:type="character" w:customStyle="1" w:styleId="fontstyle01">
     <w:name w:val="fontstyle01"/>
     <w:basedOn w:val="Fuentedeprrafopredeter"/>
     <w:rsid w:val="00D9059F"/>
     <w:rPr>
-      <w:rFonts w:hint="default" w:ascii="Helvetica" w:hAnsi="Helvetica"/>
+      <w:rFonts w:ascii="Helvetica" w:hAnsi="Helvetica" w:hint="default"/>
       <w:b w:val="0"/>
       <w:bCs w:val="0"/>
       <w:i w:val="0"/>
@@ -25989,12 +26117,12 @@
       <w:iCs/>
     </w:rPr>
   </w:style>
-  <w:style w:type="character" w:styleId="fontstyle21" w:customStyle="1">
+  <w:style w:type="character" w:customStyle="1" w:styleId="fontstyle21">
     <w:name w:val="fontstyle21"/>
     <w:basedOn w:val="Fuentedeprrafopredeter"/>
     <w:rsid w:val="00252122"/>
     <w:rPr>
-      <w:rFonts w:hint="default" w:ascii="ArialMT" w:hAnsi="ArialMT"/>
+      <w:rFonts w:ascii="ArialMT" w:hAnsi="ArialMT" w:hint="default"/>
       <w:b w:val="0"/>
       <w:bCs w:val="0"/>
       <w:i w:val="0"/>
@@ -26018,26 +26146,26 @@
       <w:spacing w:line="240" w:lineRule="auto"/>
     </w:pPr>
     <w:rPr>
-      <w:rFonts w:ascii="Arial MT" w:hAnsi="Arial MT" w:eastAsia="Arial MT" w:cs="Arial MT"/>
+      <w:rFonts w:ascii="Arial MT" w:eastAsia="Arial MT" w:hAnsi="Arial MT" w:cs="Arial MT"/>
       <w:sz w:val="24"/>
       <w:szCs w:val="24"/>
       <w:lang w:val="es-ES" w:eastAsia="en-US"/>
     </w:rPr>
   </w:style>
-  <w:style w:type="character" w:styleId="TextoindependienteCar" w:customStyle="1">
+  <w:style w:type="character" w:customStyle="1" w:styleId="TextoindependienteCar">
     <w:name w:val="Texto independiente Car"/>
     <w:basedOn w:val="Fuentedeprrafopredeter"/>
     <w:link w:val="Textoindependiente"/>
     <w:uiPriority w:val="1"/>
     <w:rsid w:val="00D859C0"/>
     <w:rPr>
-      <w:rFonts w:ascii="Arial MT" w:hAnsi="Arial MT" w:eastAsia="Arial MT" w:cs="Arial MT"/>
+      <w:rFonts w:ascii="Arial MT" w:eastAsia="Arial MT" w:hAnsi="Arial MT" w:cs="Arial MT"/>
       <w:sz w:val="24"/>
       <w:szCs w:val="24"/>
       <w:lang w:val="es-ES" w:eastAsia="en-US"/>
     </w:rPr>
   </w:style>
-  <w:style w:type="paragraph" w:styleId="TableParagraph" w:customStyle="1">
+  <w:style w:type="paragraph" w:customStyle="1" w:styleId="TableParagraph">
     <w:name w:val="Table Paragraph"/>
     <w:basedOn w:val="Normal"/>
     <w:uiPriority w:val="1"/>
@@ -26050,11 +26178,11 @@
       <w:spacing w:line="240" w:lineRule="auto"/>
     </w:pPr>
     <w:rPr>
-      <w:rFonts w:ascii="Arial MT" w:hAnsi="Arial MT" w:eastAsia="Arial MT" w:cs="Arial MT"/>
+      <w:rFonts w:ascii="Arial MT" w:eastAsia="Arial MT" w:hAnsi="Arial MT" w:cs="Arial MT"/>
       <w:lang w:val="es-ES" w:eastAsia="en-US"/>
     </w:rPr>
   </w:style>
-  <w:style w:type="character" w:styleId="UnresolvedMention" w:customStyle="1">
+  <w:style w:type="character" w:customStyle="1" w:styleId="UnresolvedMention">
     <w:name w:val="Unresolved Mention"/>
     <w:basedOn w:val="Fuentedeprrafopredeter"/>
     <w:uiPriority w:val="99"/>
@@ -26066,7 +26194,7 @@
       <w:shd w:val="clear" w:color="auto" w:fill="E1DFDD"/>
     </w:rPr>
   </w:style>
-  <w:style w:type="table" w:styleId="TableNormal1" w:customStyle="1">
+  <w:style w:type="table" w:customStyle="1" w:styleId="TableNormal1">
     <w:name w:val="Table Normal1"/>
     <w:uiPriority w:val="2"/>
     <w:semiHidden/>
@@ -26080,7 +26208,7 @@
       <w:spacing w:line="240" w:lineRule="auto"/>
     </w:pPr>
     <w:rPr>
-      <w:rFonts w:asciiTheme="minorHAnsi" w:hAnsiTheme="minorHAnsi" w:eastAsiaTheme="minorHAnsi" w:cstheme="minorBidi"/>
+      <w:rFonts w:asciiTheme="minorHAnsi" w:eastAsiaTheme="minorHAnsi" w:hAnsiTheme="minorHAnsi" w:cstheme="minorBidi"/>
       <w:lang w:val="en-US" w:eastAsia="en-US"/>
     </w:rPr>
     <w:tblPr>
@@ -26093,7 +26221,7 @@
       </w:tblCellMar>
     </w:tblPr>
   </w:style>
-  <w:style w:type="character" w:styleId="overflow-hidden" w:customStyle="1">
+  <w:style w:type="character" w:customStyle="1" w:styleId="overflow-hidden">
     <w:name w:val="overflow-hidden"/>
     <w:basedOn w:val="Fuentedeprrafopredeter"/>
     <w:rsid w:val="00CD2990"/>
@@ -26422,6 +26550,32 @@
 </file>
 
 <file path=customXml/item1.xml><?xml version="1.0" encoding="utf-8"?>
+<?mso-contentType ?>
+<FormTemplates xmlns="http://schemas.microsoft.com/sharepoint/v3/contenttype/forms">
+  <Display>DocumentLibraryForm</Display>
+  <Edit>DocumentLibraryForm</Edit>
+  <New>DocumentLibraryForm</New>
+</FormTemplates>
+</file>
+
+<file path=customXml/item2.xml><?xml version="1.0" encoding="utf-8"?>
+<go:gDocsCustomXmlDataStorage xmlns:go="http://customooxmlschemas.google.com/" xmlns:r="http://schemas.openxmlformats.org/officeDocument/2006/relationships">
+  <go:docsCustomData xmlns:go="http://customooxmlschemas.google.com/" roundtripDataSignature="AMtx7mh3w1sXrKwdjzYCxjbwPkf7wsIk5w==">AMUW2mWhRc/xLonLdtoI8dz4BVu2GREgE7++Eme5Ko+W5/2G+QfXPKxV7NwLPPaJ77IM2LrlHDguxVZnDKcg4iQIvJIe+zJ9DBWjUaWFI+z0k4HbdiCFsJo=</go:docsCustomData>
+</go:gDocsCustomXmlDataStorage>
+</file>
+
+<file path=customXml/item3.xml><?xml version="1.0" encoding="utf-8"?>
+<p:properties xmlns:p="http://schemas.microsoft.com/office/2006/metadata/properties" xmlns:xsi="http://www.w3.org/2001/XMLSchema-instance" xmlns:pc="http://schemas.microsoft.com/office/infopath/2007/PartnerControls">
+  <documentManagement>
+    <TaxCatchAll xmlns="cb45339b-ced9-4d0d-8f64-77573914d53b" xsi:nil="true"/>
+    <lcf76f155ced4ddcb4097134ff3c332f xmlns="43a3ca16-9c26-4813-b83f-4aec9927b43f">
+      <Terms xmlns="http://schemas.microsoft.com/office/infopath/2007/PartnerControls"/>
+    </lcf76f155ced4ddcb4097134ff3c332f>
+  </documentManagement>
+</p:properties>
+</file>
+
+<file path=customXml/item4.xml><?xml version="1.0" encoding="utf-8"?>
 <ct:contentTypeSchema xmlns:ct="http://schemas.microsoft.com/office/2006/metadata/contentType" xmlns:ma="http://schemas.microsoft.com/office/2006/metadata/properties/metaAttributes" ct:_="" ma:_="" ma:contentTypeName="Documento" ma:contentTypeID="0x01010049282E1EDBE9234EA9E6D38F720E265F" ma:contentTypeVersion="15" ma:contentTypeDescription="Crear nuevo documento." ma:contentTypeScope="" ma:versionID="b31c7aa9eaf043a08b87120b3c4916e3">
   <xsd:schema xmlns:xsd="http://www.w3.org/2001/XMLSchema" xmlns:xs="http://www.w3.org/2001/XMLSchema" xmlns:p="http://schemas.microsoft.com/office/2006/metadata/properties" xmlns:ns2="cb45339b-ced9-4d0d-8f64-77573914d53b" xmlns:ns3="43a3ca16-9c26-4813-b83f-4aec9927b43f" targetNamespace="http://schemas.microsoft.com/office/2006/metadata/properties" ma:root="true" ma:fieldsID="3533d065b04d75c457075bc55f1f5315" ns2:_="" ns3:_="">
     <xsd:import namespace="cb45339b-ced9-4d0d-8f64-77573914d53b"/>
@@ -26656,37 +26810,24 @@
 </ct:contentTypeSchema>
 </file>
 
-<file path=customXml/item2.xml><?xml version="1.0" encoding="utf-8"?>
-<p:properties xmlns:p="http://schemas.microsoft.com/office/2006/metadata/properties" xmlns:xsi="http://www.w3.org/2001/XMLSchema-instance" xmlns:pc="http://schemas.microsoft.com/office/infopath/2007/PartnerControls">
-  <documentManagement>
-    <TaxCatchAll xmlns="cb45339b-ced9-4d0d-8f64-77573914d53b" xsi:nil="true"/>
-    <lcf76f155ced4ddcb4097134ff3c332f xmlns="43a3ca16-9c26-4813-b83f-4aec9927b43f">
-      <Terms xmlns="http://schemas.microsoft.com/office/infopath/2007/PartnerControls"/>
-    </lcf76f155ced4ddcb4097134ff3c332f>
-  </documentManagement>
-</p:properties>
-</file>
-
-<file path=customXml/item3.xml><?xml version="1.0" encoding="utf-8"?>
-<go:gDocsCustomXmlDataStorage xmlns:go="http://customooxmlschemas.google.com/" xmlns:r="http://schemas.openxmlformats.org/officeDocument/2006/relationships">
-  <go:docsCustomData xmlns:go="http://customooxmlschemas.google.com/" roundtripDataSignature="AMtx7mh3w1sXrKwdjzYCxjbwPkf7wsIk5w==">AMUW2mWhRc/xLonLdtoI8dz4BVu2GREgE7++Eme5Ko+W5/2G+QfXPKxV7NwLPPaJ77IM2LrlHDguxVZnDKcg4iQIvJIe+zJ9DBWjUaWFI+z0k4HbdiCFsJo=</go:docsCustomData>
-</go:gDocsCustomXmlDataStorage>
-</file>
-
-<file path=customXml/item4.xml><?xml version="1.0" encoding="utf-8"?>
-<?mso-contentType ?>
-<FormTemplates xmlns="http://schemas.microsoft.com/sharepoint/v3/contenttype/forms">
-  <Display>DocumentLibraryForm</Display>
-  <Edit>DocumentLibraryForm</Edit>
-  <New>DocumentLibraryForm</New>
-</FormTemplates>
-</file>
-
 <file path=customXml/itemProps1.xml><?xml version="1.0" encoding="utf-8"?>
-<ds:datastoreItem xmlns:ds="http://schemas.openxmlformats.org/officeDocument/2006/customXml" ds:itemID="{98E2D243-260E-4667-8A97-1324FED97837}"/>
+<ds:datastoreItem xmlns:ds="http://schemas.openxmlformats.org/officeDocument/2006/customXml" ds:itemID="{83102ECF-E44F-4F73-A78F-FE313D1BFB9A}">
+  <ds:schemaRefs>
+    <ds:schemaRef ds:uri="http://schemas.microsoft.com/sharepoint/v3/contenttype/forms"/>
+  </ds:schemaRefs>
+</ds:datastoreItem>
 </file>
 
 <file path=customXml/itemProps2.xml><?xml version="1.0" encoding="utf-8"?>
+<ds:datastoreItem xmlns:ds="http://schemas.openxmlformats.org/officeDocument/2006/customXml" ds:itemID="{11111111-1234-1234-1234-123412341234}">
+  <ds:schemaRefs>
+    <ds:schemaRef ds:uri="http://customooxmlschemas.google.com/"/>
+    <ds:schemaRef ds:uri="http://schemas.openxmlformats.org/officeDocument/2006/relationships"/>
+  </ds:schemaRefs>
+</ds:datastoreItem>
+</file>
+
+<file path=customXml/itemProps3.xml><?xml version="1.0" encoding="utf-8"?>
 <ds:datastoreItem xmlns:ds="http://schemas.openxmlformats.org/officeDocument/2006/customXml" ds:itemID="{9D9B1A75-0210-4935-8179-95DF20A26AD1}">
   <ds:schemaRefs>
     <ds:schemaRef ds:uri="http://schemas.microsoft.com/office/2006/metadata/properties"/>
@@ -26697,19 +26838,6 @@
 </ds:datastoreItem>
 </file>
 
-<file path=customXml/itemProps3.xml><?xml version="1.0" encoding="utf-8"?>
-<ds:datastoreItem xmlns:ds="http://schemas.openxmlformats.org/officeDocument/2006/customXml" ds:itemID="{11111111-1234-1234-1234-123412341234}">
-  <ds:schemaRefs>
-    <ds:schemaRef ds:uri="http://customooxmlschemas.google.com/"/>
-    <ds:schemaRef ds:uri="http://schemas.openxmlformats.org/officeDocument/2006/relationships"/>
-  </ds:schemaRefs>
-</ds:datastoreItem>
-</file>
-
 <file path=customXml/itemProps4.xml><?xml version="1.0" encoding="utf-8"?>
-<ds:datastoreItem xmlns:ds="http://schemas.openxmlformats.org/officeDocument/2006/customXml" ds:itemID="{83102ECF-E44F-4F73-A78F-FE313D1BFB9A}">
-  <ds:schemaRefs>
-    <ds:schemaRef ds:uri="http://schemas.microsoft.com/sharepoint/v3/contenttype/forms"/>
-  </ds:schemaRefs>
-</ds:datastoreItem>
+<ds:datastoreItem xmlns:ds="http://schemas.openxmlformats.org/officeDocument/2006/customXml" ds:itemID="{3D1068F1-66D2-41CC-ADBA-729CD21E93E6}"/>
 </file>
--- a/fuentes/CF3_41730034_DI.docx
+++ b/fuentes/CF3_41730034_DI.docx
@@ -1,6 +1,6 @@
 
 <file path=word/document.xml><?xml version="1.0" encoding="utf-8"?>
-<w:document xmlns:wpc="http://schemas.microsoft.com/office/word/2010/wordprocessingCanvas" xmlns:mc="http://schemas.openxmlformats.org/markup-compatibility/2006" xmlns:o="urn:schemas-microsoft-com:office:office" xmlns:r="http://schemas.openxmlformats.org/officeDocument/2006/relationships" xmlns:m="http://schemas.openxmlformats.org/officeDocument/2006/math" xmlns:v="urn:schemas-microsoft-com:vml" xmlns:wp14="http://schemas.microsoft.com/office/word/2010/wordprocessingDrawing" xmlns:wp="http://schemas.openxmlformats.org/drawingml/2006/wordprocessingDrawing" xmlns:w10="urn:schemas-microsoft-com:office:word" xmlns:w="http://schemas.openxmlformats.org/wordprocessingml/2006/main" xmlns:w14="http://schemas.microsoft.com/office/word/2010/wordml" xmlns:w15="http://schemas.microsoft.com/office/word/2012/wordml" xmlns:wpg="http://schemas.microsoft.com/office/word/2010/wordprocessingGroup" xmlns:wpi="http://schemas.microsoft.com/office/word/2010/wordprocessingInk" xmlns:wne="http://schemas.microsoft.com/office/word/2006/wordml" xmlns:wps="http://schemas.microsoft.com/office/word/2010/wordprocessingShape" mc:Ignorable="w14 w15 wp14">
+<w:document xmlns:wpc="http://schemas.microsoft.com/office/word/2010/wordprocessingCanvas" xmlns:cx="http://schemas.microsoft.com/office/drawing/2014/chartex" xmlns:cx1="http://schemas.microsoft.com/office/drawing/2015/9/8/chartex" xmlns:cx2="http://schemas.microsoft.com/office/drawing/2015/10/21/chartex" xmlns:cx3="http://schemas.microsoft.com/office/drawing/2016/5/9/chartex" xmlns:cx4="http://schemas.microsoft.com/office/drawing/2016/5/10/chartex" xmlns:cx5="http://schemas.microsoft.com/office/drawing/2016/5/11/chartex" xmlns:cx6="http://schemas.microsoft.com/office/drawing/2016/5/12/chartex" xmlns:cx7="http://schemas.microsoft.com/office/drawing/2016/5/13/chartex" xmlns:cx8="http://schemas.microsoft.com/office/drawing/2016/5/14/chartex" xmlns:mc="http://schemas.openxmlformats.org/markup-compatibility/2006" xmlns:aink="http://schemas.microsoft.com/office/drawing/2016/ink" xmlns:am3d="http://schemas.microsoft.com/office/drawing/2017/model3d" xmlns:o="urn:schemas-microsoft-com:office:office" xmlns:oel="http://schemas.microsoft.com/office/2019/extlst" xmlns:r="http://schemas.openxmlformats.org/officeDocument/2006/relationships" xmlns:m="http://schemas.openxmlformats.org/officeDocument/2006/math" xmlns:v="urn:schemas-microsoft-com:vml" xmlns:wp14="http://schemas.microsoft.com/office/word/2010/wordprocessingDrawing" xmlns:wp="http://schemas.openxmlformats.org/drawingml/2006/wordprocessingDrawing" xmlns:w10="urn:schemas-microsoft-com:office:word" xmlns:w="http://schemas.openxmlformats.org/wordprocessingml/2006/main" xmlns:w14="http://schemas.microsoft.com/office/word/2010/wordml" xmlns:w15="http://schemas.microsoft.com/office/word/2012/wordml" xmlns:w16cex="http://schemas.microsoft.com/office/word/2018/wordml/cex" xmlns:w16cid="http://schemas.microsoft.com/office/word/2016/wordml/cid" xmlns:w16="http://schemas.microsoft.com/office/word/2018/wordml" xmlns:w16du="http://schemas.microsoft.com/office/word/2023/wordml/word16du" xmlns:w16sdtdh="http://schemas.microsoft.com/office/word/2020/wordml/sdtdatahash" xmlns:w16sdtfl="http://schemas.microsoft.com/office/word/2024/wordml/sdtformatlock" xmlns:w16se="http://schemas.microsoft.com/office/word/2015/wordml/symex" xmlns:wpg="http://schemas.microsoft.com/office/word/2010/wordprocessingGroup" xmlns:wpi="http://schemas.microsoft.com/office/word/2010/wordprocessingInk" xmlns:wne="http://schemas.microsoft.com/office/word/2006/wordml" xmlns:wps="http://schemas.microsoft.com/office/word/2010/wordprocessingShape" mc:Ignorable="w14 w15 w16se w16cid w16 w16cex w16sdtdh w16sdtfl w16du wp14">
   <w:body>
     <w:p>
       <w:pPr>
@@ -903,7 +903,19 @@
         <w:rPr>
           <w:b/>
         </w:rPr>
-        <w:t xml:space="preserve">1.2. </w:t>
+        <w:t>1.</w:t>
+      </w:r>
+      <w:r>
+        <w:rPr>
+          <w:b/>
+        </w:rPr>
+        <w:t>1</w:t>
+      </w:r>
+      <w:r>
+        <w:rPr>
+          <w:b/>
+        </w:rPr>
+        <w:t xml:space="preserve">. </w:t>
       </w:r>
       <w:r>
         <w:t>Los derechos humanos y su aporte al desarrollo humano</w:t>
@@ -923,7 +935,21 @@
           <w:bCs/>
         </w:rPr>
         <w:lastRenderedPageBreak/>
-        <w:t xml:space="preserve">1.3.  </w:t>
+        <w:t>1.</w:t>
+      </w:r>
+      <w:r>
+        <w:rPr>
+          <w:b/>
+          <w:bCs/>
+        </w:rPr>
+        <w:t>2</w:t>
+      </w:r>
+      <w:r>
+        <w:rPr>
+          <w:b/>
+          <w:bCs/>
+        </w:rPr>
+        <w:t xml:space="preserve">.  </w:t>
       </w:r>
       <w:r>
         <w:rPr>
@@ -1137,8 +1163,6 @@
         </w:rPr>
         <w:t xml:space="preserve"> de la Estrategia de Entornos S</w:t>
       </w:r>
-      <w:bookmarkStart w:id="0" w:name="_GoBack"/>
-      <w:bookmarkEnd w:id="0"/>
       <w:r>
         <w:rPr>
           <w:bCs/>
@@ -1320,19 +1344,19 @@
         </w:rPr>
         <w:t xml:space="preserve">La promoción de la salud es un proceso fundamental que busca fortalecer las capacidades de </w:t>
       </w:r>
-      <w:commentRangeStart w:id="1"/>
+      <w:commentRangeStart w:id="0"/>
       <w:r>
         <w:rPr>
           <w:bCs/>
         </w:rPr>
         <w:t>las</w:t>
       </w:r>
-      <w:commentRangeEnd w:id="1"/>
+      <w:commentRangeEnd w:id="0"/>
       <w:r>
         <w:rPr>
           <w:rStyle w:val="Refdecomentario"/>
         </w:rPr>
-        <w:commentReference w:id="1"/>
+        <w:commentReference w:id="0"/>
       </w:r>
       <w:r>
         <w:rPr>
@@ -1590,7 +1614,7 @@
         <w:t>Así, se establece un equilibrio entre las capacidades y las oportunidades, avanzando hacia un desarrollo humano sostenible, definido como "la ampliación de las oportunidades y capacidades de las personas a través de la formación de capital social, para suplir de forma equitativa las necesidades presentes sin comprometer las de las generaciones futuras".</w:t>
       </w:r>
     </w:p>
-    <w:commentRangeStart w:id="2"/>
+    <w:commentRangeStart w:id="1"/>
     <w:p>
       <w:pPr>
         <w:spacing w:line="360" w:lineRule="auto"/>
@@ -1673,12 +1697,12 @@
           </mc:Fallback>
         </mc:AlternateContent>
       </w:r>
-      <w:commentRangeEnd w:id="2"/>
+      <w:commentRangeEnd w:id="1"/>
       <w:r>
         <w:rPr>
           <w:rStyle w:val="Refdecomentario"/>
         </w:rPr>
-        <w:commentReference w:id="2"/>
+        <w:commentReference w:id="1"/>
       </w:r>
     </w:p>
     <w:p>
@@ -2716,7 +2740,7 @@
         <w:t>olítica de 1991 reconoce los derechos humanos como pilar fundamental, destacando en el Artículo 5:</w:t>
       </w:r>
     </w:p>
-    <w:commentRangeStart w:id="3"/>
+    <w:commentRangeStart w:id="2"/>
     <w:p>
       <w:pPr>
         <w:spacing w:line="360" w:lineRule="auto"/>
@@ -2798,12 +2822,12 @@
           </mc:Fallback>
         </mc:AlternateContent>
       </w:r>
-      <w:commentRangeEnd w:id="3"/>
+      <w:commentRangeEnd w:id="2"/>
       <w:r>
         <w:rPr>
           <w:rStyle w:val="Refdecomentario"/>
         </w:rPr>
-        <w:commentReference w:id="3"/>
+        <w:commentReference w:id="2"/>
       </w:r>
     </w:p>
     <w:p>
@@ -3109,19 +3133,19 @@
         </w:rPr>
         <w:t xml:space="preserve">"El conjunto de factores personales, sociales, económicos y ambientales que determinan el </w:t>
       </w:r>
-      <w:commentRangeStart w:id="4"/>
+      <w:commentRangeStart w:id="3"/>
       <w:r>
         <w:rPr>
           <w:bCs/>
         </w:rPr>
         <w:t>estado</w:t>
       </w:r>
-      <w:commentRangeEnd w:id="4"/>
+      <w:commentRangeEnd w:id="3"/>
       <w:r>
         <w:rPr>
           <w:rStyle w:val="Refdecomentario"/>
         </w:rPr>
-        <w:commentReference w:id="4"/>
+        <w:commentReference w:id="3"/>
       </w:r>
       <w:r>
         <w:rPr>
@@ -4875,7 +4899,7 @@
         <w:t xml:space="preserve"> como:</w:t>
       </w:r>
     </w:p>
-    <w:commentRangeStart w:id="5"/>
+    <w:commentRangeStart w:id="4"/>
     <w:p>
       <w:pPr>
         <w:spacing w:line="360" w:lineRule="auto"/>
@@ -4957,12 +4981,12 @@
           </mc:Fallback>
         </mc:AlternateContent>
       </w:r>
-      <w:commentRangeEnd w:id="5"/>
+      <w:commentRangeEnd w:id="4"/>
       <w:r>
         <w:rPr>
           <w:rStyle w:val="Refdecomentario"/>
         </w:rPr>
-        <w:commentReference w:id="5"/>
+        <w:commentReference w:id="4"/>
       </w:r>
     </w:p>
     <w:p>
@@ -8069,19 +8093,19 @@
               </w:rPr>
               <w:t xml:space="preserve">alud (SGSSS), garantizando el acceso de la población </w:t>
             </w:r>
-            <w:commentRangeStart w:id="6"/>
+            <w:commentRangeStart w:id="5"/>
             <w:r>
               <w:rPr>
                 <w:bCs/>
               </w:rPr>
               <w:t>colombiana</w:t>
             </w:r>
-            <w:commentRangeEnd w:id="6"/>
+            <w:commentRangeEnd w:id="5"/>
             <w:r>
               <w:rPr>
                 <w:rStyle w:val="Refdecomentario"/>
               </w:rPr>
-              <w:commentReference w:id="6"/>
+              <w:commentReference w:id="5"/>
             </w:r>
             <w:r>
               <w:rPr>
@@ -9429,7 +9453,7 @@
           <w:bCs/>
         </w:rPr>
       </w:pPr>
-      <w:commentRangeStart w:id="7"/>
+      <w:commentRangeStart w:id="6"/>
       <w:r>
         <w:rPr>
           <w:bCs/>
@@ -9453,7 +9477,7 @@
                     <pic:cNvPicPr/>
                   </pic:nvPicPr>
                   <pic:blipFill>
-                    <a:blip r:embed="rId13">
+                    <a:blip r:embed="rId14">
                       <a:extLst>
                         <a:ext uri="{28A0092B-C50C-407E-A947-70E740481C1C}">
                           <a14:useLocalDpi xmlns:a14="http://schemas.microsoft.com/office/drawing/2010/main" val="0"/>
@@ -9479,12 +9503,12 @@
           </wp:inline>
         </w:drawing>
       </w:r>
-      <w:commentRangeEnd w:id="7"/>
+      <w:commentRangeEnd w:id="6"/>
       <w:r>
         <w:rPr>
           <w:rStyle w:val="Refdecomentario"/>
         </w:rPr>
-        <w:commentReference w:id="7"/>
+        <w:commentReference w:id="6"/>
       </w:r>
     </w:p>
     <w:p>
@@ -9889,19 +9913,19 @@
               </w:rPr>
               <w:t>Creencias en salud (</w:t>
             </w:r>
-            <w:commentRangeStart w:id="8"/>
+            <w:commentRangeStart w:id="7"/>
             <w:r>
               <w:rPr>
                 <w:bCs/>
               </w:rPr>
               <w:t>cogniciones</w:t>
             </w:r>
-            <w:commentRangeEnd w:id="8"/>
+            <w:commentRangeEnd w:id="7"/>
             <w:r>
               <w:rPr>
                 <w:rStyle w:val="Refdecomentario"/>
               </w:rPr>
-              <w:commentReference w:id="8"/>
+              <w:commentReference w:id="7"/>
             </w:r>
             <w:r>
               <w:rPr>
@@ -10544,19 +10568,19 @@
         </w:rPr>
         <w:t xml:space="preserve">siguiente </w:t>
       </w:r>
-      <w:commentRangeStart w:id="9"/>
+      <w:commentRangeStart w:id="8"/>
       <w:r>
         <w:rPr>
           <w:bCs/>
         </w:rPr>
         <w:t>video</w:t>
       </w:r>
-      <w:commentRangeEnd w:id="9"/>
+      <w:commentRangeEnd w:id="8"/>
       <w:r>
         <w:rPr>
           <w:rStyle w:val="Refdecomentario"/>
         </w:rPr>
-        <w:commentReference w:id="9"/>
+        <w:commentReference w:id="8"/>
       </w:r>
       <w:r>
         <w:rPr>
@@ -10567,7 +10591,7 @@
       <w:r>
         <w:t xml:space="preserve"> </w:t>
       </w:r>
-      <w:hyperlink r:id="rId14" w:history="1">
+      <w:hyperlink r:id="rId15" w:history="1">
         <w:r>
           <w:rPr>
             <w:rStyle w:val="Hipervnculo"/>
@@ -10798,21 +10822,7 @@
         <w:rPr>
           <w:bCs/>
         </w:rPr>
-        <w:t xml:space="preserve">Coordinación entre niveles de atención para la referencia y </w:t>
-      </w:r>
-      <w:proofErr w:type="spellStart"/>
-      <w:r>
-        <w:rPr>
-          <w:bCs/>
-        </w:rPr>
-        <w:t>contrarreferencia</w:t>
-      </w:r>
-      <w:proofErr w:type="spellEnd"/>
-      <w:r>
-        <w:rPr>
-          <w:bCs/>
-        </w:rPr>
-        <w:t xml:space="preserve"> de pacientes.</w:t>
+        <w:t>Coordinación entre niveles de atención para la referencia y contrarreferencia de pacientes.</w:t>
       </w:r>
     </w:p>
     <w:p>
@@ -10917,14 +10927,12 @@
         </w:rPr>
         <w:t xml:space="preserve">Formación y actualización </w:t>
       </w:r>
-      <w:proofErr w:type="spellStart"/>
       <w:r>
         <w:rPr>
           <w:bCs/>
         </w:rPr>
         <w:t>continúa</w:t>
       </w:r>
-      <w:proofErr w:type="spellEnd"/>
       <w:r>
         <w:rPr>
           <w:bCs/>
@@ -12856,7 +12864,7 @@
       <w:r>
         <w:t xml:space="preserve"> </w:t>
       </w:r>
-      <w:commentRangeStart w:id="10"/>
+      <w:commentRangeStart w:id="9"/>
       <w:r>
         <w:rPr>
           <w:bCs/>
@@ -12885,6 +12893,11 @@
         <w:rPr>
           <w:bCs/>
         </w:rPr>
+      </w:r>
+      <w:r>
+        <w:rPr>
+          <w:bCs/>
+        </w:rPr>
         <w:fldChar w:fldCharType="separate"/>
       </w:r>
       <w:r>
@@ -12900,12 +12913,12 @@
         </w:rPr>
         <w:fldChar w:fldCharType="end"/>
       </w:r>
-      <w:commentRangeEnd w:id="10"/>
+      <w:commentRangeEnd w:id="9"/>
       <w:r>
         <w:rPr>
           <w:rStyle w:val="Refdecomentario"/>
         </w:rPr>
-        <w:commentReference w:id="10"/>
+        <w:commentReference w:id="9"/>
       </w:r>
     </w:p>
     <w:p>
@@ -13139,7 +13152,7 @@
                     <pic:cNvPicPr/>
                   </pic:nvPicPr>
                   <pic:blipFill>
-                    <a:blip r:embed="rId15">
+                    <a:blip r:embed="rId16">
                       <a:extLst>
                         <a:ext uri="{28A0092B-C50C-407E-A947-70E740481C1C}">
                           <a14:useLocalDpi xmlns:a14="http://schemas.microsoft.com/office/drawing/2010/main" val="0"/>
@@ -13165,11 +13178,13 @@
           </wp:inline>
         </w:drawing>
       </w:r>
+      <w:commentRangeStart w:id="10"/>
+      <w:commentRangeEnd w:id="10"/>
       <w:r>
         <w:rPr>
           <w:rStyle w:val="Refdecomentario"/>
         </w:rPr>
-        <w:commentReference w:id="11"/>
+        <w:commentReference w:id="10"/>
       </w:r>
     </w:p>
     <w:p>
@@ -13263,7 +13278,7 @@
                     <pic:cNvPicPr/>
                   </pic:nvPicPr>
                   <pic:blipFill>
-                    <a:blip r:embed="rId16">
+                    <a:blip r:embed="rId17">
                       <a:extLst>
                         <a:ext uri="{28A0092B-C50C-407E-A947-70E740481C1C}">
                           <a14:useLocalDpi xmlns:a14="http://schemas.microsoft.com/office/drawing/2010/main" val="0"/>
@@ -13556,7 +13571,6 @@
           <w:p>
             <w:pPr>
               <w:pStyle w:val="Ttulo1"/>
-              <w:outlineLvl w:val="0"/>
               <w:rPr>
                 <w:sz w:val="22"/>
                 <w:szCs w:val="22"/>
@@ -13664,7 +13678,7 @@
                 <w:szCs w:val="22"/>
               </w:rPr>
             </w:pPr>
-            <w:hyperlink r:id="rId17" w:history="1">
+            <w:hyperlink r:id="rId18" w:history="1">
               <w:r>
                 <w:rPr>
                   <w:rStyle w:val="Hipervnculo"/>
@@ -13701,7 +13715,6 @@
           <w:p>
             <w:pPr>
               <w:pStyle w:val="Ttulo1"/>
-              <w:outlineLvl w:val="0"/>
               <w:rPr>
                 <w:bCs/>
                 <w:sz w:val="22"/>
@@ -13805,7 +13818,7 @@
                 <w:szCs w:val="22"/>
               </w:rPr>
             </w:pPr>
-            <w:hyperlink r:id="rId18" w:history="1">
+            <w:hyperlink r:id="rId19" w:history="1">
               <w:r>
                 <w:rPr>
                   <w:rStyle w:val="Hipervnculo"/>
@@ -13931,7 +13944,7 @@
             </w:tcMar>
           </w:tcPr>
           <w:p>
-            <w:hyperlink r:id="rId19" w:history="1">
+            <w:hyperlink r:id="rId20" w:history="1">
               <w:r>
                 <w:rPr>
                   <w:rStyle w:val="Hipervnculo"/>
@@ -15286,7 +15299,7 @@
       <w:pPr>
         <w:pStyle w:val="Normal0"/>
       </w:pPr>
-      <w:hyperlink r:id="rId20" w:history="1">
+      <w:hyperlink r:id="rId21" w:history="1">
         <w:r>
           <w:rPr>
             <w:rStyle w:val="Hipervnculo"/>
@@ -15307,7 +15320,7 @@
       <w:r>
         <w:t xml:space="preserve">Constitución Política de Colombia. (1991). Artículo 49 – Atención en salud y saneamiento ambiental. Constitución Política de Colombia. Recuperado de </w:t>
       </w:r>
-      <w:hyperlink r:id="rId21" w:history="1">
+      <w:hyperlink r:id="rId22" w:history="1">
         <w:r>
           <w:rPr>
             <w:rStyle w:val="Hipervnculo"/>
@@ -15334,7 +15347,7 @@
       <w:r>
         <w:t xml:space="preserve">alud, 15(1), 128-143. Recuperado de </w:t>
       </w:r>
-      <w:hyperlink r:id="rId22" w:history="1">
+      <w:hyperlink r:id="rId23" w:history="1">
         <w:r>
           <w:rPr>
             <w:rStyle w:val="Hipervnculo"/>
@@ -16041,8 +16054,8 @@
       </w:pPr>
     </w:p>
     <w:sectPr>
-      <w:headerReference w:type="default" r:id="rId23"/>
-      <w:footerReference w:type="default" r:id="rId24"/>
+      <w:headerReference w:type="default" r:id="rId24"/>
+      <w:footerReference w:type="default" r:id="rId25"/>
       <w:pgSz w:w="12240" w:h="15840"/>
       <w:pgMar w:top="1701" w:right="1134" w:bottom="1134" w:left="1134" w:header="720" w:footer="0" w:gutter="0"/>
       <w:pgNumType w:start="1"/>
@@ -16053,8 +16066,8 @@
 </file>
 
 <file path=word/comments.xml><?xml version="1.0" encoding="utf-8"?>
-<w:comments xmlns:wpc="http://schemas.microsoft.com/office/word/2010/wordprocessingCanvas" xmlns:mc="http://schemas.openxmlformats.org/markup-compatibility/2006" xmlns:o="urn:schemas-microsoft-com:office:office" xmlns:r="http://schemas.openxmlformats.org/officeDocument/2006/relationships" xmlns:m="http://schemas.openxmlformats.org/officeDocument/2006/math" xmlns:v="urn:schemas-microsoft-com:vml" xmlns:wp14="http://schemas.microsoft.com/office/word/2010/wordprocessingDrawing" xmlns:wp="http://schemas.openxmlformats.org/drawingml/2006/wordprocessingDrawing" xmlns:w10="urn:schemas-microsoft-com:office:word" xmlns:w="http://schemas.openxmlformats.org/wordprocessingml/2006/main" xmlns:w14="http://schemas.microsoft.com/office/word/2010/wordml" xmlns:w15="http://schemas.microsoft.com/office/word/2012/wordml" xmlns:wpg="http://schemas.microsoft.com/office/word/2010/wordprocessingGroup" xmlns:wpi="http://schemas.microsoft.com/office/word/2010/wordprocessingInk" xmlns:wne="http://schemas.microsoft.com/office/word/2006/wordml" xmlns:wps="http://schemas.microsoft.com/office/word/2010/wordprocessingShape" mc:Ignorable="w14 w15 wp14">
-  <w:comment w:id="1" w:author="LauraPGM" w:date="2025-03-18T16:31:00Z" w:initials="L">
+<w:comments xmlns:wpc="http://schemas.microsoft.com/office/word/2010/wordprocessingCanvas" xmlns:cx="http://schemas.microsoft.com/office/drawing/2014/chartex" xmlns:cx1="http://schemas.microsoft.com/office/drawing/2015/9/8/chartex" xmlns:cx2="http://schemas.microsoft.com/office/drawing/2015/10/21/chartex" xmlns:cx3="http://schemas.microsoft.com/office/drawing/2016/5/9/chartex" xmlns:cx4="http://schemas.microsoft.com/office/drawing/2016/5/10/chartex" xmlns:cx5="http://schemas.microsoft.com/office/drawing/2016/5/11/chartex" xmlns:cx6="http://schemas.microsoft.com/office/drawing/2016/5/12/chartex" xmlns:cx7="http://schemas.microsoft.com/office/drawing/2016/5/13/chartex" xmlns:cx8="http://schemas.microsoft.com/office/drawing/2016/5/14/chartex" xmlns:mc="http://schemas.openxmlformats.org/markup-compatibility/2006" xmlns:aink="http://schemas.microsoft.com/office/drawing/2016/ink" xmlns:am3d="http://schemas.microsoft.com/office/drawing/2017/model3d" xmlns:o="urn:schemas-microsoft-com:office:office" xmlns:oel="http://schemas.microsoft.com/office/2019/extlst" xmlns:r="http://schemas.openxmlformats.org/officeDocument/2006/relationships" xmlns:m="http://schemas.openxmlformats.org/officeDocument/2006/math" xmlns:v="urn:schemas-microsoft-com:vml" xmlns:wp14="http://schemas.microsoft.com/office/word/2010/wordprocessingDrawing" xmlns:wp="http://schemas.openxmlformats.org/drawingml/2006/wordprocessingDrawing" xmlns:w10="urn:schemas-microsoft-com:office:word" xmlns:w="http://schemas.openxmlformats.org/wordprocessingml/2006/main" xmlns:w14="http://schemas.microsoft.com/office/word/2010/wordml" xmlns:w15="http://schemas.microsoft.com/office/word/2012/wordml" xmlns:w16cex="http://schemas.microsoft.com/office/word/2018/wordml/cex" xmlns:w16cid="http://schemas.microsoft.com/office/word/2016/wordml/cid" xmlns:w16="http://schemas.microsoft.com/office/word/2018/wordml" xmlns:w16du="http://schemas.microsoft.com/office/word/2023/wordml/word16du" xmlns:w16sdtdh="http://schemas.microsoft.com/office/word/2020/wordml/sdtdatahash" xmlns:w16sdtfl="http://schemas.microsoft.com/office/word/2024/wordml/sdtformatlock" xmlns:w16se="http://schemas.microsoft.com/office/word/2015/wordml/symex" xmlns:wpg="http://schemas.microsoft.com/office/word/2010/wordprocessingGroup" xmlns:wpi="http://schemas.microsoft.com/office/word/2010/wordprocessingInk" xmlns:wne="http://schemas.microsoft.com/office/word/2006/wordml" xmlns:wps="http://schemas.microsoft.com/office/word/2010/wordprocessingShape" mc:Ignorable="w14 w15 w16se w16cid w16 w16cex w16sdtdh w16sdtfl w16du wp14">
+  <w:comment w:id="0" w:author="LauraPGM" w:date="2025-03-18T16:31:00Z" w:initials="L">
     <w:p>
       <w:r>
         <w:rPr>
@@ -16080,11 +16093,33 @@
       </w:pPr>
     </w:p>
   </w:comment>
-  <w:comment w:id="2" w:author="LauraPGM" w:date="2025-03-18T10:33:00Z" w:initials="L">
+  <w:comment w:id="1" w:author="LauraPGM" w:date="2025-03-18T10:33:00Z" w:initials="L">
     <w:p>
       <w:pPr>
         <w:pStyle w:val="Textocomentario"/>
       </w:pPr>
+      <w:r>
+        <w:rPr>
+          <w:rStyle w:val="Refdecomentario"/>
+        </w:rPr>
+        <w:annotationRef/>
+      </w:r>
+      <w:r>
+        <w:t>Solo resaltar información</w:t>
+      </w:r>
+    </w:p>
+  </w:comment>
+  <w:comment w:id="2" w:author="LauraPGM" w:date="2025-03-18T10:35:00Z" w:initials="L">
+    <w:p>
+      <w:pPr>
+        <w:pStyle w:val="Textocomentario"/>
+      </w:pPr>
+      <w:r>
+        <w:rPr>
+          <w:rStyle w:val="Refdecomentario"/>
+        </w:rPr>
+        <w:annotationRef/>
+      </w:r>
       <w:r>
         <w:rPr>
           <w:rStyle w:val="Refdecomentario"/>
@@ -16117,8 +16152,13 @@
         <w:t>Solo resaltar información</w:t>
       </w:r>
     </w:p>
+    <w:p>
+      <w:pPr>
+        <w:pStyle w:val="Textocomentario"/>
+      </w:pPr>
+    </w:p>
   </w:comment>
-  <w:comment w:id="4" w:author="LauraPGM" w:date="2025-03-18T10:35:00Z" w:initials="L">
+  <w:comment w:id="4" w:author="LauraPGM" w:date="2025-03-18T10:36:00Z" w:initials="L">
     <w:p>
       <w:pPr>
         <w:pStyle w:val="Textocomentario"/>
@@ -16145,7 +16185,7 @@
       </w:pPr>
     </w:p>
   </w:comment>
-  <w:comment w:id="5" w:author="LauraPGM" w:date="2025-03-18T10:36:00Z" w:initials="L">
+  <w:comment w:id="5" w:author="LauraPGM" w:date="2025-04-03T09:36:00Z" w:initials="L">
     <w:p>
       <w:pPr>
         <w:pStyle w:val="Textocomentario"/>
@@ -16157,38 +16197,11 @@
         <w:annotationRef/>
       </w:r>
       <w:r>
-        <w:rPr>
-          <w:rStyle w:val="Refdecomentario"/>
-        </w:rPr>
-        <w:annotationRef/>
-      </w:r>
-      <w:r>
-        <w:t>Solo resaltar información</w:t>
-      </w:r>
-    </w:p>
-    <w:p>
-      <w:pPr>
-        <w:pStyle w:val="Textocomentario"/>
-      </w:pPr>
+        <w:t>Texto alternativo: Tabla que muestra el marco normativo para la promoción de la salud en Colombia, incluyendo leyes, resoluciones, decretos y circulares emitidas entre 1993 y 2008. Establece directrices para el sistema de seguridad social en salud (SGSSS), protocolos de atención, estrategias de salud pública, planes nacionales, enfoques intersectoriales, y regulación de planes territoriales y colectivos de salud.</w:t>
+      </w:r>
     </w:p>
   </w:comment>
-  <w:comment w:id="6" w:author="LauraPGM" w:date="2025-04-03T09:36:00Z" w:initials="L">
-    <w:p>
-      <w:pPr>
-        <w:pStyle w:val="Textocomentario"/>
-      </w:pPr>
-      <w:r>
-        <w:rPr>
-          <w:rStyle w:val="Refdecomentario"/>
-        </w:rPr>
-        <w:annotationRef/>
-      </w:r>
-      <w:r>
-        <w:t>Texto alternativo: Tabla que muestra el marco normativo para la promoción de la salud en Colombia, incluyendo leyes, resoluciones, decretos y circulares emitidas entre 1993 y 2008. Establece directrices para el sistema de seguridad social en salud (SGSSS), protocolos de atención, estrategias de salud pública, planes nacionales, enfoques intersectoriales, y regulación de planes territoriales y colectivos de salud.</w:t>
-      </w:r>
-    </w:p>
-  </w:comment>
-  <w:comment w:id="7" w:author="LauraPGM" w:date="2025-03-18T16:34:00Z" w:initials="L">
+  <w:comment w:id="6" w:author="LauraPGM" w:date="2025-03-18T16:34:00Z" w:initials="L">
     <w:p>
       <w:pPr>
         <w:pStyle w:val="Textocomentario"/>
@@ -16272,7 +16285,7 @@
       </w:r>
     </w:p>
   </w:comment>
-  <w:comment w:id="8" w:author="LauraPGM" w:date="2025-04-03T09:38:00Z" w:initials="L">
+  <w:comment w:id="7" w:author="LauraPGM" w:date="2025-04-03T09:38:00Z" w:initials="L">
     <w:p>
       <w:pPr>
         <w:pStyle w:val="Textocomentario"/>
@@ -16288,7 +16301,7 @@
       </w:r>
     </w:p>
   </w:comment>
-  <w:comment w:id="9" w:author="LauraPGM" w:date="2025-03-18T16:23:00Z" w:initials="L">
+  <w:comment w:id="8" w:author="LauraPGM" w:date="2025-03-18T16:23:00Z" w:initials="L">
     <w:p>
       <w:pPr>
         <w:pStyle w:val="Textocomentario"/>
@@ -16326,7 +16339,7 @@
       </w:pPr>
     </w:p>
   </w:comment>
-  <w:comment w:id="10" w:author="LauraPGM" w:date="2025-03-18T16:30:00Z" w:initials="L">
+  <w:comment w:id="9" w:author="LauraPGM" w:date="2025-03-18T16:30:00Z" w:initials="L">
     <w:p>
       <w:pPr>
         <w:spacing w:line="360" w:lineRule="auto"/>
@@ -16374,7 +16387,7 @@
       </w:r>
     </w:p>
   </w:comment>
-  <w:comment w:id="11" w:author="LauraPGM" w:date="2025-04-03T09:39:00Z" w:initials="L">
+  <w:comment w:id="10" w:author="LauraPGM" w:date="2025-04-03T09:39:00Z" w:initials="L">
     <w:p>
       <w:pPr>
         <w:pStyle w:val="Textocomentario"/>
@@ -16394,7 +16407,7 @@
 </file>
 
 <file path=word/commentsExtended.xml><?xml version="1.0" encoding="utf-8"?>
-<w15:commentsEx xmlns:wpc="http://schemas.microsoft.com/office/word/2010/wordprocessingCanvas" xmlns:mc="http://schemas.openxmlformats.org/markup-compatibility/2006" xmlns:o="urn:schemas-microsoft-com:office:office" xmlns:r="http://schemas.openxmlformats.org/officeDocument/2006/relationships" xmlns:m="http://schemas.openxmlformats.org/officeDocument/2006/math" xmlns:v="urn:schemas-microsoft-com:vml" xmlns:wp14="http://schemas.microsoft.com/office/word/2010/wordprocessingDrawing" xmlns:wp="http://schemas.openxmlformats.org/drawingml/2006/wordprocessingDrawing" xmlns:w10="urn:schemas-microsoft-com:office:word" xmlns:w="http://schemas.openxmlformats.org/wordprocessingml/2006/main" xmlns:w14="http://schemas.microsoft.com/office/word/2010/wordml" xmlns:w15="http://schemas.microsoft.com/office/word/2012/wordml" xmlns:wpg="http://schemas.microsoft.com/office/word/2010/wordprocessingGroup" xmlns:wpi="http://schemas.microsoft.com/office/word/2010/wordprocessingInk" xmlns:wne="http://schemas.microsoft.com/office/word/2006/wordml" xmlns:wps="http://schemas.microsoft.com/office/word/2010/wordprocessingShape" mc:Ignorable="w14 w15 wp14">
+<w15:commentsEx xmlns:wpc="http://schemas.microsoft.com/office/word/2010/wordprocessingCanvas" xmlns:cx="http://schemas.microsoft.com/office/drawing/2014/chartex" xmlns:cx1="http://schemas.microsoft.com/office/drawing/2015/9/8/chartex" xmlns:cx2="http://schemas.microsoft.com/office/drawing/2015/10/21/chartex" xmlns:cx3="http://schemas.microsoft.com/office/drawing/2016/5/9/chartex" xmlns:cx4="http://schemas.microsoft.com/office/drawing/2016/5/10/chartex" xmlns:cx5="http://schemas.microsoft.com/office/drawing/2016/5/11/chartex" xmlns:cx6="http://schemas.microsoft.com/office/drawing/2016/5/12/chartex" xmlns:cx7="http://schemas.microsoft.com/office/drawing/2016/5/13/chartex" xmlns:cx8="http://schemas.microsoft.com/office/drawing/2016/5/14/chartex" xmlns:mc="http://schemas.openxmlformats.org/markup-compatibility/2006" xmlns:aink="http://schemas.microsoft.com/office/drawing/2016/ink" xmlns:am3d="http://schemas.microsoft.com/office/drawing/2017/model3d" xmlns:o="urn:schemas-microsoft-com:office:office" xmlns:oel="http://schemas.microsoft.com/office/2019/extlst" xmlns:r="http://schemas.openxmlformats.org/officeDocument/2006/relationships" xmlns:m="http://schemas.openxmlformats.org/officeDocument/2006/math" xmlns:v="urn:schemas-microsoft-com:vml" xmlns:wp14="http://schemas.microsoft.com/office/word/2010/wordprocessingDrawing" xmlns:wp="http://schemas.openxmlformats.org/drawingml/2006/wordprocessingDrawing" xmlns:w10="urn:schemas-microsoft-com:office:word" xmlns:w="http://schemas.openxmlformats.org/wordprocessingml/2006/main" xmlns:w14="http://schemas.microsoft.com/office/word/2010/wordml" xmlns:w15="http://schemas.microsoft.com/office/word/2012/wordml" xmlns:w16cex="http://schemas.microsoft.com/office/word/2018/wordml/cex" xmlns:w16cid="http://schemas.microsoft.com/office/word/2016/wordml/cid" xmlns:w16="http://schemas.microsoft.com/office/word/2018/wordml" xmlns:w16du="http://schemas.microsoft.com/office/word/2023/wordml/word16du" xmlns:w16sdtdh="http://schemas.microsoft.com/office/word/2020/wordml/sdtdatahash" xmlns:w16sdtfl="http://schemas.microsoft.com/office/word/2024/wordml/sdtformatlock" xmlns:w16se="http://schemas.microsoft.com/office/word/2015/wordml/symex" xmlns:wpg="http://schemas.microsoft.com/office/word/2010/wordprocessingGroup" xmlns:wpi="http://schemas.microsoft.com/office/word/2010/wordprocessingInk" xmlns:wne="http://schemas.microsoft.com/office/word/2006/wordml" xmlns:wps="http://schemas.microsoft.com/office/word/2010/wordprocessingShape" mc:Ignorable="w14 w15 w16se w16cid w16 w16cex w16sdtdh w16sdtfl w16du wp14">
   <w15:commentEx w15:paraId="27AA662C" w15:done="0"/>
   <w15:commentEx w15:paraId="0AD58C47" w15:done="0"/>
   <w15:commentEx w15:paraId="51121AF1" w15:done="0"/>
@@ -16409,8 +16422,24 @@
 </w15:commentsEx>
 </file>
 
+<file path=word/commentsIds.xml><?xml version="1.0" encoding="utf-8"?>
+<w16cid:commentsIds xmlns:wpc="http://schemas.microsoft.com/office/word/2010/wordprocessingCanvas" xmlns:cx="http://schemas.microsoft.com/office/drawing/2014/chartex" xmlns:cx1="http://schemas.microsoft.com/office/drawing/2015/9/8/chartex" xmlns:cx2="http://schemas.microsoft.com/office/drawing/2015/10/21/chartex" xmlns:cx3="http://schemas.microsoft.com/office/drawing/2016/5/9/chartex" xmlns:cx4="http://schemas.microsoft.com/office/drawing/2016/5/10/chartex" xmlns:cx5="http://schemas.microsoft.com/office/drawing/2016/5/11/chartex" xmlns:cx6="http://schemas.microsoft.com/office/drawing/2016/5/12/chartex" xmlns:cx7="http://schemas.microsoft.com/office/drawing/2016/5/13/chartex" xmlns:cx8="http://schemas.microsoft.com/office/drawing/2016/5/14/chartex" xmlns:mc="http://schemas.openxmlformats.org/markup-compatibility/2006" xmlns:aink="http://schemas.microsoft.com/office/drawing/2016/ink" xmlns:am3d="http://schemas.microsoft.com/office/drawing/2017/model3d" xmlns:o="urn:schemas-microsoft-com:office:office" xmlns:oel="http://schemas.microsoft.com/office/2019/extlst" xmlns:r="http://schemas.openxmlformats.org/officeDocument/2006/relationships" xmlns:m="http://schemas.openxmlformats.org/officeDocument/2006/math" xmlns:v="urn:schemas-microsoft-com:vml" xmlns:wp14="http://schemas.microsoft.com/office/word/2010/wordprocessingDrawing" xmlns:wp="http://schemas.openxmlformats.org/drawingml/2006/wordprocessingDrawing" xmlns:w10="urn:schemas-microsoft-com:office:word" xmlns:w="http://schemas.openxmlformats.org/wordprocessingml/2006/main" xmlns:w14="http://schemas.microsoft.com/office/word/2010/wordml" xmlns:w15="http://schemas.microsoft.com/office/word/2012/wordml" xmlns:w16cex="http://schemas.microsoft.com/office/word/2018/wordml/cex" xmlns:w16cid="http://schemas.microsoft.com/office/word/2016/wordml/cid" xmlns:w16="http://schemas.microsoft.com/office/word/2018/wordml" xmlns:w16du="http://schemas.microsoft.com/office/word/2023/wordml/word16du" xmlns:w16sdtdh="http://schemas.microsoft.com/office/word/2020/wordml/sdtdatahash" xmlns:w16sdtfl="http://schemas.microsoft.com/office/word/2024/wordml/sdtformatlock" xmlns:w16se="http://schemas.microsoft.com/office/word/2015/wordml/symex" xmlns:wpg="http://schemas.microsoft.com/office/word/2010/wordprocessingGroup" xmlns:wpi="http://schemas.microsoft.com/office/word/2010/wordprocessingInk" xmlns:wne="http://schemas.microsoft.com/office/word/2006/wordml" xmlns:wps="http://schemas.microsoft.com/office/word/2010/wordprocessingShape" mc:Ignorable="w14 w15 w16se w16cid w16 w16cex w16sdtdh w16sdtfl w16du wp14">
+  <w16cid:commentId w16cid:paraId="27AA662C" w16cid:durableId="27AA662C"/>
+  <w16cid:commentId w16cid:paraId="0AD58C47" w16cid:durableId="0AD58C47"/>
+  <w16cid:commentId w16cid:paraId="51121AF1" w16cid:durableId="51121AF1"/>
+  <w16cid:commentId w16cid:paraId="2A7F386F" w16cid:durableId="2A7F386F"/>
+  <w16cid:commentId w16cid:paraId="73CE3FFD" w16cid:durableId="73CE3FFD"/>
+  <w16cid:commentId w16cid:paraId="567DBFE3" w16cid:durableId="567DBFE3"/>
+  <w16cid:commentId w16cid:paraId="75B1D811" w16cid:durableId="75B1D811"/>
+  <w16cid:commentId w16cid:paraId="0936198E" w16cid:durableId="0936198E"/>
+  <w16cid:commentId w16cid:paraId="1C59613A" w16cid:durableId="1C59613A"/>
+  <w16cid:commentId w16cid:paraId="587DC5FF" w16cid:durableId="587DC5FF"/>
+  <w16cid:commentId w16cid:paraId="23F8DEE7" w16cid:durableId="23F8DEE7"/>
+</w16cid:commentsIds>
+</file>
+
 <file path=word/endnotes.xml><?xml version="1.0" encoding="utf-8"?>
-<w:endnotes xmlns:wpc="http://schemas.microsoft.com/office/word/2010/wordprocessingCanvas" xmlns:mc="http://schemas.openxmlformats.org/markup-compatibility/2006" xmlns:o="urn:schemas-microsoft-com:office:office" xmlns:r="http://schemas.openxmlformats.org/officeDocument/2006/relationships" xmlns:m="http://schemas.openxmlformats.org/officeDocument/2006/math" xmlns:v="urn:schemas-microsoft-com:vml" xmlns:wp14="http://schemas.microsoft.com/office/word/2010/wordprocessingDrawing" xmlns:wp="http://schemas.openxmlformats.org/drawingml/2006/wordprocessingDrawing" xmlns:w10="urn:schemas-microsoft-com:office:word" xmlns:w="http://schemas.openxmlformats.org/wordprocessingml/2006/main" xmlns:w14="http://schemas.microsoft.com/office/word/2010/wordml" xmlns:w15="http://schemas.microsoft.com/office/word/2012/wordml" xmlns:wpg="http://schemas.microsoft.com/office/word/2010/wordprocessingGroup" xmlns:wpi="http://schemas.microsoft.com/office/word/2010/wordprocessingInk" xmlns:wne="http://schemas.microsoft.com/office/word/2006/wordml" xmlns:wps="http://schemas.microsoft.com/office/word/2010/wordprocessingShape" mc:Ignorable="w14 w15 wp14">
+<w:endnotes xmlns:wpc="http://schemas.microsoft.com/office/word/2010/wordprocessingCanvas" xmlns:cx="http://schemas.microsoft.com/office/drawing/2014/chartex" xmlns:cx1="http://schemas.microsoft.com/office/drawing/2015/9/8/chartex" xmlns:cx2="http://schemas.microsoft.com/office/drawing/2015/10/21/chartex" xmlns:cx3="http://schemas.microsoft.com/office/drawing/2016/5/9/chartex" xmlns:cx4="http://schemas.microsoft.com/office/drawing/2016/5/10/chartex" xmlns:cx5="http://schemas.microsoft.com/office/drawing/2016/5/11/chartex" xmlns:cx6="http://schemas.microsoft.com/office/drawing/2016/5/12/chartex" xmlns:cx7="http://schemas.microsoft.com/office/drawing/2016/5/13/chartex" xmlns:cx8="http://schemas.microsoft.com/office/drawing/2016/5/14/chartex" xmlns:mc="http://schemas.openxmlformats.org/markup-compatibility/2006" xmlns:aink="http://schemas.microsoft.com/office/drawing/2016/ink" xmlns:am3d="http://schemas.microsoft.com/office/drawing/2017/model3d" xmlns:o="urn:schemas-microsoft-com:office:office" xmlns:oel="http://schemas.microsoft.com/office/2019/extlst" xmlns:r="http://schemas.openxmlformats.org/officeDocument/2006/relationships" xmlns:m="http://schemas.openxmlformats.org/officeDocument/2006/math" xmlns:v="urn:schemas-microsoft-com:vml" xmlns:wp14="http://schemas.microsoft.com/office/word/2010/wordprocessingDrawing" xmlns:wp="http://schemas.openxmlformats.org/drawingml/2006/wordprocessingDrawing" xmlns:w10="urn:schemas-microsoft-com:office:word" xmlns:w="http://schemas.openxmlformats.org/wordprocessingml/2006/main" xmlns:w14="http://schemas.microsoft.com/office/word/2010/wordml" xmlns:w15="http://schemas.microsoft.com/office/word/2012/wordml" xmlns:w16cex="http://schemas.microsoft.com/office/word/2018/wordml/cex" xmlns:w16cid="http://schemas.microsoft.com/office/word/2016/wordml/cid" xmlns:w16="http://schemas.microsoft.com/office/word/2018/wordml" xmlns:w16du="http://schemas.microsoft.com/office/word/2023/wordml/word16du" xmlns:w16sdtdh="http://schemas.microsoft.com/office/word/2020/wordml/sdtdatahash" xmlns:w16sdtfl="http://schemas.microsoft.com/office/word/2024/wordml/sdtformatlock" xmlns:w16se="http://schemas.microsoft.com/office/word/2015/wordml/symex" xmlns:wpg="http://schemas.microsoft.com/office/word/2010/wordprocessingGroup" xmlns:wpi="http://schemas.microsoft.com/office/word/2010/wordprocessingInk" xmlns:wne="http://schemas.microsoft.com/office/word/2006/wordml" xmlns:wps="http://schemas.microsoft.com/office/word/2010/wordprocessingShape" mc:Ignorable="w14 w15 w16se w16cid w16 w16cex w16sdtdh w16sdtfl w16du wp14">
   <w:endnote w:type="separator" w:id="-1">
     <w:p>
       <w:pPr>
@@ -16435,7 +16464,7 @@
 </file>
 
 <file path=word/footer1.xml><?xml version="1.0" encoding="utf-8"?>
-<w:ftr xmlns:wpc="http://schemas.microsoft.com/office/word/2010/wordprocessingCanvas" xmlns:mc="http://schemas.openxmlformats.org/markup-compatibility/2006" xmlns:o="urn:schemas-microsoft-com:office:office" xmlns:r="http://schemas.openxmlformats.org/officeDocument/2006/relationships" xmlns:m="http://schemas.openxmlformats.org/officeDocument/2006/math" xmlns:v="urn:schemas-microsoft-com:vml" xmlns:wp14="http://schemas.microsoft.com/office/word/2010/wordprocessingDrawing" xmlns:wp="http://schemas.openxmlformats.org/drawingml/2006/wordprocessingDrawing" xmlns:w10="urn:schemas-microsoft-com:office:word" xmlns:w="http://schemas.openxmlformats.org/wordprocessingml/2006/main" xmlns:w14="http://schemas.microsoft.com/office/word/2010/wordml" xmlns:w15="http://schemas.microsoft.com/office/word/2012/wordml" xmlns:wpg="http://schemas.microsoft.com/office/word/2010/wordprocessingGroup" xmlns:wpi="http://schemas.microsoft.com/office/word/2010/wordprocessingInk" xmlns:wne="http://schemas.microsoft.com/office/word/2006/wordml" xmlns:wps="http://schemas.microsoft.com/office/word/2010/wordprocessingShape" mc:Ignorable="w14 w15 wp14">
+<w:ftr xmlns:wpc="http://schemas.microsoft.com/office/word/2010/wordprocessingCanvas" xmlns:cx="http://schemas.microsoft.com/office/drawing/2014/chartex" xmlns:cx1="http://schemas.microsoft.com/office/drawing/2015/9/8/chartex" xmlns:cx2="http://schemas.microsoft.com/office/drawing/2015/10/21/chartex" xmlns:cx3="http://schemas.microsoft.com/office/drawing/2016/5/9/chartex" xmlns:cx4="http://schemas.microsoft.com/office/drawing/2016/5/10/chartex" xmlns:cx5="http://schemas.microsoft.com/office/drawing/2016/5/11/chartex" xmlns:cx6="http://schemas.microsoft.com/office/drawing/2016/5/12/chartex" xmlns:cx7="http://schemas.microsoft.com/office/drawing/2016/5/13/chartex" xmlns:cx8="http://schemas.microsoft.com/office/drawing/2016/5/14/chartex" xmlns:mc="http://schemas.openxmlformats.org/markup-compatibility/2006" xmlns:aink="http://schemas.microsoft.com/office/drawing/2016/ink" xmlns:am3d="http://schemas.microsoft.com/office/drawing/2017/model3d" xmlns:o="urn:schemas-microsoft-com:office:office" xmlns:oel="http://schemas.microsoft.com/office/2019/extlst" xmlns:r="http://schemas.openxmlformats.org/officeDocument/2006/relationships" xmlns:m="http://schemas.openxmlformats.org/officeDocument/2006/math" xmlns:v="urn:schemas-microsoft-com:vml" xmlns:wp14="http://schemas.microsoft.com/office/word/2010/wordprocessingDrawing" xmlns:wp="http://schemas.openxmlformats.org/drawingml/2006/wordprocessingDrawing" xmlns:w10="urn:schemas-microsoft-com:office:word" xmlns:w="http://schemas.openxmlformats.org/wordprocessingml/2006/main" xmlns:w14="http://schemas.microsoft.com/office/word/2010/wordml" xmlns:w15="http://schemas.microsoft.com/office/word/2012/wordml" xmlns:w16cex="http://schemas.microsoft.com/office/word/2018/wordml/cex" xmlns:w16cid="http://schemas.microsoft.com/office/word/2016/wordml/cid" xmlns:w16="http://schemas.microsoft.com/office/word/2018/wordml" xmlns:w16du="http://schemas.microsoft.com/office/word/2023/wordml/word16du" xmlns:w16sdtdh="http://schemas.microsoft.com/office/word/2020/wordml/sdtdatahash" xmlns:w16sdtfl="http://schemas.microsoft.com/office/word/2024/wordml/sdtformatlock" xmlns:w16se="http://schemas.microsoft.com/office/word/2015/wordml/symex" xmlns:wpg="http://schemas.microsoft.com/office/word/2010/wordprocessingGroup" xmlns:wpi="http://schemas.microsoft.com/office/word/2010/wordprocessingInk" xmlns:wne="http://schemas.microsoft.com/office/word/2006/wordml" xmlns:wps="http://schemas.microsoft.com/office/word/2010/wordprocessingShape" mc:Ignorable="w14 w15 w16se w16cid w16 w16cex w16sdtdh w16sdtfl w16du wp14">
   <w:p>
     <w:pPr>
       <w:pStyle w:val="Normal0"/>
@@ -16539,7 +16568,7 @@
 </file>
 
 <file path=word/footnotes.xml><?xml version="1.0" encoding="utf-8"?>
-<w:footnotes xmlns:wpc="http://schemas.microsoft.com/office/word/2010/wordprocessingCanvas" xmlns:mc="http://schemas.openxmlformats.org/markup-compatibility/2006" xmlns:o="urn:schemas-microsoft-com:office:office" xmlns:r="http://schemas.openxmlformats.org/officeDocument/2006/relationships" xmlns:m="http://schemas.openxmlformats.org/officeDocument/2006/math" xmlns:v="urn:schemas-microsoft-com:vml" xmlns:wp14="http://schemas.microsoft.com/office/word/2010/wordprocessingDrawing" xmlns:wp="http://schemas.openxmlformats.org/drawingml/2006/wordprocessingDrawing" xmlns:w10="urn:schemas-microsoft-com:office:word" xmlns:w="http://schemas.openxmlformats.org/wordprocessingml/2006/main" xmlns:w14="http://schemas.microsoft.com/office/word/2010/wordml" xmlns:w15="http://schemas.microsoft.com/office/word/2012/wordml" xmlns:wpg="http://schemas.microsoft.com/office/word/2010/wordprocessingGroup" xmlns:wpi="http://schemas.microsoft.com/office/word/2010/wordprocessingInk" xmlns:wne="http://schemas.microsoft.com/office/word/2006/wordml" xmlns:wps="http://schemas.microsoft.com/office/word/2010/wordprocessingShape" mc:Ignorable="w14 w15 wp14">
+<w:footnotes xmlns:wpc="http://schemas.microsoft.com/office/word/2010/wordprocessingCanvas" xmlns:cx="http://schemas.microsoft.com/office/drawing/2014/chartex" xmlns:cx1="http://schemas.microsoft.com/office/drawing/2015/9/8/chartex" xmlns:cx2="http://schemas.microsoft.com/office/drawing/2015/10/21/chartex" xmlns:cx3="http://schemas.microsoft.com/office/drawing/2016/5/9/chartex" xmlns:cx4="http://schemas.microsoft.com/office/drawing/2016/5/10/chartex" xmlns:cx5="http://schemas.microsoft.com/office/drawing/2016/5/11/chartex" xmlns:cx6="http://schemas.microsoft.com/office/drawing/2016/5/12/chartex" xmlns:cx7="http://schemas.microsoft.com/office/drawing/2016/5/13/chartex" xmlns:cx8="http://schemas.microsoft.com/office/drawing/2016/5/14/chartex" xmlns:mc="http://schemas.openxmlformats.org/markup-compatibility/2006" xmlns:aink="http://schemas.microsoft.com/office/drawing/2016/ink" xmlns:am3d="http://schemas.microsoft.com/office/drawing/2017/model3d" xmlns:o="urn:schemas-microsoft-com:office:office" xmlns:oel="http://schemas.microsoft.com/office/2019/extlst" xmlns:r="http://schemas.openxmlformats.org/officeDocument/2006/relationships" xmlns:m="http://schemas.openxmlformats.org/officeDocument/2006/math" xmlns:v="urn:schemas-microsoft-com:vml" xmlns:wp14="http://schemas.microsoft.com/office/word/2010/wordprocessingDrawing" xmlns:wp="http://schemas.openxmlformats.org/drawingml/2006/wordprocessingDrawing" xmlns:w10="urn:schemas-microsoft-com:office:word" xmlns:w="http://schemas.openxmlformats.org/wordprocessingml/2006/main" xmlns:w14="http://schemas.microsoft.com/office/word/2010/wordml" xmlns:w15="http://schemas.microsoft.com/office/word/2012/wordml" xmlns:w16cex="http://schemas.microsoft.com/office/word/2018/wordml/cex" xmlns:w16cid="http://schemas.microsoft.com/office/word/2016/wordml/cid" xmlns:w16="http://schemas.microsoft.com/office/word/2018/wordml" xmlns:w16du="http://schemas.microsoft.com/office/word/2023/wordml/word16du" xmlns:w16sdtdh="http://schemas.microsoft.com/office/word/2020/wordml/sdtdatahash" xmlns:w16sdtfl="http://schemas.microsoft.com/office/word/2024/wordml/sdtformatlock" xmlns:w16se="http://schemas.microsoft.com/office/word/2015/wordml/symex" xmlns:wpg="http://schemas.microsoft.com/office/word/2010/wordprocessingGroup" xmlns:wpi="http://schemas.microsoft.com/office/word/2010/wordprocessingInk" xmlns:wne="http://schemas.microsoft.com/office/word/2006/wordml" xmlns:wps="http://schemas.microsoft.com/office/word/2010/wordprocessingShape" mc:Ignorable="w14 w15 w16se w16cid w16 w16cex w16sdtdh w16sdtfl w16du wp14">
   <w:footnote w:type="separator" w:id="-1">
     <w:p>
       <w:pPr>
@@ -16564,7 +16593,7 @@
 </file>
 
 <file path=word/header1.xml><?xml version="1.0" encoding="utf-8"?>
-<w:hdr xmlns:wpc="http://schemas.microsoft.com/office/word/2010/wordprocessingCanvas" xmlns:mc="http://schemas.openxmlformats.org/markup-compatibility/2006" xmlns:o="urn:schemas-microsoft-com:office:office" xmlns:r="http://schemas.openxmlformats.org/officeDocument/2006/relationships" xmlns:m="http://schemas.openxmlformats.org/officeDocument/2006/math" xmlns:v="urn:schemas-microsoft-com:vml" xmlns:wp14="http://schemas.microsoft.com/office/word/2010/wordprocessingDrawing" xmlns:wp="http://schemas.openxmlformats.org/drawingml/2006/wordprocessingDrawing" xmlns:w10="urn:schemas-microsoft-com:office:word" xmlns:w="http://schemas.openxmlformats.org/wordprocessingml/2006/main" xmlns:w14="http://schemas.microsoft.com/office/word/2010/wordml" xmlns:w15="http://schemas.microsoft.com/office/word/2012/wordml" xmlns:wpg="http://schemas.microsoft.com/office/word/2010/wordprocessingGroup" xmlns:wpi="http://schemas.microsoft.com/office/word/2010/wordprocessingInk" xmlns:wne="http://schemas.microsoft.com/office/word/2006/wordml" xmlns:wps="http://schemas.microsoft.com/office/word/2010/wordprocessingShape" mc:Ignorable="w14 w15 wp14">
+<w:hdr xmlns:wpc="http://schemas.microsoft.com/office/word/2010/wordprocessingCanvas" xmlns:cx="http://schemas.microsoft.com/office/drawing/2014/chartex" xmlns:cx1="http://schemas.microsoft.com/office/drawing/2015/9/8/chartex" xmlns:cx2="http://schemas.microsoft.com/office/drawing/2015/10/21/chartex" xmlns:cx3="http://schemas.microsoft.com/office/drawing/2016/5/9/chartex" xmlns:cx4="http://schemas.microsoft.com/office/drawing/2016/5/10/chartex" xmlns:cx5="http://schemas.microsoft.com/office/drawing/2016/5/11/chartex" xmlns:cx6="http://schemas.microsoft.com/office/drawing/2016/5/12/chartex" xmlns:cx7="http://schemas.microsoft.com/office/drawing/2016/5/13/chartex" xmlns:cx8="http://schemas.microsoft.com/office/drawing/2016/5/14/chartex" xmlns:mc="http://schemas.openxmlformats.org/markup-compatibility/2006" xmlns:aink="http://schemas.microsoft.com/office/drawing/2016/ink" xmlns:am3d="http://schemas.microsoft.com/office/drawing/2017/model3d" xmlns:o="urn:schemas-microsoft-com:office:office" xmlns:oel="http://schemas.microsoft.com/office/2019/extlst" xmlns:r="http://schemas.openxmlformats.org/officeDocument/2006/relationships" xmlns:m="http://schemas.openxmlformats.org/officeDocument/2006/math" xmlns:v="urn:schemas-microsoft-com:vml" xmlns:wp14="http://schemas.microsoft.com/office/word/2010/wordprocessingDrawing" xmlns:wp="http://schemas.openxmlformats.org/drawingml/2006/wordprocessingDrawing" xmlns:w10="urn:schemas-microsoft-com:office:word" xmlns:w="http://schemas.openxmlformats.org/wordprocessingml/2006/main" xmlns:w14="http://schemas.microsoft.com/office/word/2010/wordml" xmlns:w15="http://schemas.microsoft.com/office/word/2012/wordml" xmlns:w16cex="http://schemas.microsoft.com/office/word/2018/wordml/cex" xmlns:w16cid="http://schemas.microsoft.com/office/word/2016/wordml/cid" xmlns:w16="http://schemas.microsoft.com/office/word/2018/wordml" xmlns:w16du="http://schemas.microsoft.com/office/word/2023/wordml/word16du" xmlns:w16sdtdh="http://schemas.microsoft.com/office/word/2020/wordml/sdtdatahash" xmlns:w16sdtfl="http://schemas.microsoft.com/office/word/2024/wordml/sdtformatlock" xmlns:w16se="http://schemas.microsoft.com/office/word/2015/wordml/symex" xmlns:wpg="http://schemas.microsoft.com/office/word/2010/wordprocessingGroup" xmlns:wpi="http://schemas.microsoft.com/office/word/2010/wordprocessingInk" xmlns:wne="http://schemas.microsoft.com/office/word/2006/wordml" xmlns:wps="http://schemas.microsoft.com/office/word/2010/wordprocessingShape" mc:Ignorable="w14 w15 w16se w16cid w16 w16cex w16sdtdh w16sdtfl w16du wp14">
   <w:p>
     <w:pPr>
       <w:pStyle w:val="Normal0"/>
@@ -16657,7 +16686,7 @@
 </file>
 
 <file path=word/numbering.xml><?xml version="1.0" encoding="utf-8"?>
-<w:numbering xmlns:wpc="http://schemas.microsoft.com/office/word/2010/wordprocessingCanvas" xmlns:mc="http://schemas.openxmlformats.org/markup-compatibility/2006" xmlns:o="urn:schemas-microsoft-com:office:office" xmlns:r="http://schemas.openxmlformats.org/officeDocument/2006/relationships" xmlns:m="http://schemas.openxmlformats.org/officeDocument/2006/math" xmlns:v="urn:schemas-microsoft-com:vml" xmlns:wp14="http://schemas.microsoft.com/office/word/2010/wordprocessingDrawing" xmlns:wp="http://schemas.openxmlformats.org/drawingml/2006/wordprocessingDrawing" xmlns:w10="urn:schemas-microsoft-com:office:word" xmlns:w="http://schemas.openxmlformats.org/wordprocessingml/2006/main" xmlns:w14="http://schemas.microsoft.com/office/word/2010/wordml" xmlns:w15="http://schemas.microsoft.com/office/word/2012/wordml" xmlns:wpg="http://schemas.microsoft.com/office/word/2010/wordprocessingGroup" xmlns:wpi="http://schemas.microsoft.com/office/word/2010/wordprocessingInk" xmlns:wne="http://schemas.microsoft.com/office/word/2006/wordml" xmlns:wps="http://schemas.microsoft.com/office/word/2010/wordprocessingShape" mc:Ignorable="w14 w15 wp14">
+<w:numbering xmlns:wpc="http://schemas.microsoft.com/office/word/2010/wordprocessingCanvas" xmlns:cx="http://schemas.microsoft.com/office/drawing/2014/chartex" xmlns:cx1="http://schemas.microsoft.com/office/drawing/2015/9/8/chartex" xmlns:cx2="http://schemas.microsoft.com/office/drawing/2015/10/21/chartex" xmlns:cx3="http://schemas.microsoft.com/office/drawing/2016/5/9/chartex" xmlns:cx4="http://schemas.microsoft.com/office/drawing/2016/5/10/chartex" xmlns:cx5="http://schemas.microsoft.com/office/drawing/2016/5/11/chartex" xmlns:cx6="http://schemas.microsoft.com/office/drawing/2016/5/12/chartex" xmlns:cx7="http://schemas.microsoft.com/office/drawing/2016/5/13/chartex" xmlns:cx8="http://schemas.microsoft.com/office/drawing/2016/5/14/chartex" xmlns:mc="http://schemas.openxmlformats.org/markup-compatibility/2006" xmlns:aink="http://schemas.microsoft.com/office/drawing/2016/ink" xmlns:am3d="http://schemas.microsoft.com/office/drawing/2017/model3d" xmlns:o="urn:schemas-microsoft-com:office:office" xmlns:oel="http://schemas.microsoft.com/office/2019/extlst" xmlns:r="http://schemas.openxmlformats.org/officeDocument/2006/relationships" xmlns:m="http://schemas.openxmlformats.org/officeDocument/2006/math" xmlns:v="urn:schemas-microsoft-com:vml" xmlns:wp14="http://schemas.microsoft.com/office/word/2010/wordprocessingDrawing" xmlns:wp="http://schemas.openxmlformats.org/drawingml/2006/wordprocessingDrawing" xmlns:w10="urn:schemas-microsoft-com:office:word" xmlns:w="http://schemas.openxmlformats.org/wordprocessingml/2006/main" xmlns:w14="http://schemas.microsoft.com/office/word/2010/wordml" xmlns:w15="http://schemas.microsoft.com/office/word/2012/wordml" xmlns:w16cex="http://schemas.microsoft.com/office/word/2018/wordml/cex" xmlns:w16cid="http://schemas.microsoft.com/office/word/2016/wordml/cid" xmlns:w16="http://schemas.microsoft.com/office/word/2018/wordml" xmlns:w16du="http://schemas.microsoft.com/office/word/2023/wordml/word16du" xmlns:w16sdtdh="http://schemas.microsoft.com/office/word/2020/wordml/sdtdatahash" xmlns:w16sdtfl="http://schemas.microsoft.com/office/word/2024/wordml/sdtformatlock" xmlns:w16se="http://schemas.microsoft.com/office/word/2015/wordml/symex" xmlns:wpg="http://schemas.microsoft.com/office/word/2010/wordprocessingGroup" xmlns:wpi="http://schemas.microsoft.com/office/word/2010/wordprocessingInk" xmlns:wne="http://schemas.microsoft.com/office/word/2006/wordml" xmlns:wps="http://schemas.microsoft.com/office/word/2010/wordprocessingShape" mc:Ignorable="w14 w15 w16se w16cid w16 w16cex w16sdtdh w16sdtfl w16du wp14">
   <w:abstractNum w:abstractNumId="0" w15:restartNumberingAfterBreak="0">
     <w:nsid w:val="01606F96"/>
     <w:multiLevelType w:val="hybridMultilevel"/>
@@ -24162,208 +24191,208 @@
       </w:rPr>
     </w:lvl>
   </w:abstractNum>
-  <w:num w:numId="1">
+  <w:num w:numId="1" w16cid:durableId="470093790">
     <w:abstractNumId w:val="57"/>
   </w:num>
-  <w:num w:numId="2">
+  <w:num w:numId="2" w16cid:durableId="309604884">
     <w:abstractNumId w:val="16"/>
   </w:num>
-  <w:num w:numId="3">
+  <w:num w:numId="3" w16cid:durableId="1531870269">
     <w:abstractNumId w:val="67"/>
   </w:num>
-  <w:num w:numId="4">
+  <w:num w:numId="4" w16cid:durableId="1731417223">
     <w:abstractNumId w:val="45"/>
   </w:num>
-  <w:num w:numId="5">
+  <w:num w:numId="5" w16cid:durableId="1098335785">
     <w:abstractNumId w:val="58"/>
   </w:num>
-  <w:num w:numId="6">
+  <w:num w:numId="6" w16cid:durableId="1335643974">
     <w:abstractNumId w:val="24"/>
   </w:num>
-  <w:num w:numId="7">
+  <w:num w:numId="7" w16cid:durableId="1545216916">
     <w:abstractNumId w:val="42"/>
   </w:num>
-  <w:num w:numId="8">
+  <w:num w:numId="8" w16cid:durableId="959721560">
     <w:abstractNumId w:val="18"/>
   </w:num>
-  <w:num w:numId="9">
+  <w:num w:numId="9" w16cid:durableId="1190339823">
     <w:abstractNumId w:val="20"/>
   </w:num>
-  <w:num w:numId="10">
+  <w:num w:numId="10" w16cid:durableId="1863743767">
     <w:abstractNumId w:val="62"/>
   </w:num>
-  <w:num w:numId="11">
+  <w:num w:numId="11" w16cid:durableId="369888695">
     <w:abstractNumId w:val="6"/>
   </w:num>
-  <w:num w:numId="12">
+  <w:num w:numId="12" w16cid:durableId="855341590">
     <w:abstractNumId w:val="14"/>
   </w:num>
-  <w:num w:numId="13">
+  <w:num w:numId="13" w16cid:durableId="1890914348">
     <w:abstractNumId w:val="17"/>
   </w:num>
-  <w:num w:numId="14">
+  <w:num w:numId="14" w16cid:durableId="1968775901">
     <w:abstractNumId w:val="60"/>
   </w:num>
-  <w:num w:numId="15">
+  <w:num w:numId="15" w16cid:durableId="763503053">
     <w:abstractNumId w:val="26"/>
   </w:num>
-  <w:num w:numId="16">
+  <w:num w:numId="16" w16cid:durableId="4871347">
     <w:abstractNumId w:val="22"/>
   </w:num>
-  <w:num w:numId="17">
+  <w:num w:numId="17" w16cid:durableId="2125491931">
     <w:abstractNumId w:val="36"/>
   </w:num>
-  <w:num w:numId="18">
+  <w:num w:numId="18" w16cid:durableId="1218930983">
     <w:abstractNumId w:val="63"/>
   </w:num>
-  <w:num w:numId="19">
+  <w:num w:numId="19" w16cid:durableId="502939203">
     <w:abstractNumId w:val="1"/>
   </w:num>
-  <w:num w:numId="20">
+  <w:num w:numId="20" w16cid:durableId="2084448165">
     <w:abstractNumId w:val="37"/>
   </w:num>
-  <w:num w:numId="21">
+  <w:num w:numId="21" w16cid:durableId="1334409879">
     <w:abstractNumId w:val="56"/>
   </w:num>
-  <w:num w:numId="22">
+  <w:num w:numId="22" w16cid:durableId="122699898">
     <w:abstractNumId w:val="5"/>
   </w:num>
-  <w:num w:numId="23">
+  <w:num w:numId="23" w16cid:durableId="433935906">
     <w:abstractNumId w:val="3"/>
   </w:num>
-  <w:num w:numId="24">
+  <w:num w:numId="24" w16cid:durableId="126120240">
     <w:abstractNumId w:val="53"/>
   </w:num>
-  <w:num w:numId="25">
+  <w:num w:numId="25" w16cid:durableId="541478866">
     <w:abstractNumId w:val="31"/>
   </w:num>
-  <w:num w:numId="26">
+  <w:num w:numId="26" w16cid:durableId="2040203800">
     <w:abstractNumId w:val="32"/>
   </w:num>
-  <w:num w:numId="27">
+  <w:num w:numId="27" w16cid:durableId="1778863183">
     <w:abstractNumId w:val="8"/>
   </w:num>
-  <w:num w:numId="28">
+  <w:num w:numId="28" w16cid:durableId="1486430978">
     <w:abstractNumId w:val="27"/>
   </w:num>
-  <w:num w:numId="29">
+  <w:num w:numId="29" w16cid:durableId="1980719481">
     <w:abstractNumId w:val="39"/>
   </w:num>
-  <w:num w:numId="30">
+  <w:num w:numId="30" w16cid:durableId="1539507120">
     <w:abstractNumId w:val="66"/>
   </w:num>
-  <w:num w:numId="31">
+  <w:num w:numId="31" w16cid:durableId="1283147248">
     <w:abstractNumId w:val="23"/>
   </w:num>
-  <w:num w:numId="32">
+  <w:num w:numId="32" w16cid:durableId="643851913">
     <w:abstractNumId w:val="50"/>
   </w:num>
-  <w:num w:numId="33">
+  <w:num w:numId="33" w16cid:durableId="133106902">
     <w:abstractNumId w:val="4"/>
   </w:num>
-  <w:num w:numId="34">
+  <w:num w:numId="34" w16cid:durableId="170683937">
     <w:abstractNumId w:val="25"/>
   </w:num>
-  <w:num w:numId="35">
+  <w:num w:numId="35" w16cid:durableId="941378487">
     <w:abstractNumId w:val="28"/>
   </w:num>
-  <w:num w:numId="36">
+  <w:num w:numId="36" w16cid:durableId="482507543">
     <w:abstractNumId w:val="54"/>
   </w:num>
-  <w:num w:numId="37">
+  <w:num w:numId="37" w16cid:durableId="986056016">
     <w:abstractNumId w:val="0"/>
   </w:num>
-  <w:num w:numId="38">
+  <w:num w:numId="38" w16cid:durableId="630984558">
     <w:abstractNumId w:val="7"/>
   </w:num>
-  <w:num w:numId="39">
+  <w:num w:numId="39" w16cid:durableId="1828398182">
     <w:abstractNumId w:val="55"/>
   </w:num>
-  <w:num w:numId="40">
+  <w:num w:numId="40" w16cid:durableId="1701121749">
     <w:abstractNumId w:val="47"/>
   </w:num>
-  <w:num w:numId="41">
+  <w:num w:numId="41" w16cid:durableId="439418946">
     <w:abstractNumId w:val="21"/>
   </w:num>
-  <w:num w:numId="42">
+  <w:num w:numId="42" w16cid:durableId="1566990743">
     <w:abstractNumId w:val="49"/>
   </w:num>
-  <w:num w:numId="43">
+  <w:num w:numId="43" w16cid:durableId="263001702">
     <w:abstractNumId w:val="34"/>
   </w:num>
-  <w:num w:numId="44">
+  <w:num w:numId="44" w16cid:durableId="471753789">
     <w:abstractNumId w:val="19"/>
   </w:num>
-  <w:num w:numId="45">
+  <w:num w:numId="45" w16cid:durableId="1514297199">
     <w:abstractNumId w:val="61"/>
   </w:num>
-  <w:num w:numId="46">
+  <w:num w:numId="46" w16cid:durableId="420028001">
     <w:abstractNumId w:val="10"/>
   </w:num>
-  <w:num w:numId="47">
+  <w:num w:numId="47" w16cid:durableId="1655450516">
     <w:abstractNumId w:val="44"/>
   </w:num>
-  <w:num w:numId="48">
+  <w:num w:numId="48" w16cid:durableId="1239091931">
     <w:abstractNumId w:val="52"/>
   </w:num>
-  <w:num w:numId="49">
+  <w:num w:numId="49" w16cid:durableId="1137605801">
     <w:abstractNumId w:val="9"/>
   </w:num>
-  <w:num w:numId="50">
+  <w:num w:numId="50" w16cid:durableId="2014717350">
     <w:abstractNumId w:val="48"/>
   </w:num>
-  <w:num w:numId="51">
+  <w:num w:numId="51" w16cid:durableId="831455699">
     <w:abstractNumId w:val="64"/>
   </w:num>
-  <w:num w:numId="52">
+  <w:num w:numId="52" w16cid:durableId="512765888">
     <w:abstractNumId w:val="51"/>
   </w:num>
-  <w:num w:numId="53">
+  <w:num w:numId="53" w16cid:durableId="1759057865">
     <w:abstractNumId w:val="11"/>
   </w:num>
-  <w:num w:numId="54">
+  <w:num w:numId="54" w16cid:durableId="2083213409">
     <w:abstractNumId w:val="12"/>
   </w:num>
-  <w:num w:numId="55">
+  <w:num w:numId="55" w16cid:durableId="1998455719">
     <w:abstractNumId w:val="43"/>
   </w:num>
-  <w:num w:numId="56">
+  <w:num w:numId="56" w16cid:durableId="1866939886">
     <w:abstractNumId w:val="15"/>
   </w:num>
-  <w:num w:numId="57">
+  <w:num w:numId="57" w16cid:durableId="1206674294">
     <w:abstractNumId w:val="41"/>
   </w:num>
-  <w:num w:numId="58">
+  <w:num w:numId="58" w16cid:durableId="1781294100">
     <w:abstractNumId w:val="30"/>
   </w:num>
-  <w:num w:numId="59">
+  <w:num w:numId="59" w16cid:durableId="1516812">
     <w:abstractNumId w:val="59"/>
   </w:num>
-  <w:num w:numId="60">
+  <w:num w:numId="60" w16cid:durableId="71044912">
     <w:abstractNumId w:val="46"/>
   </w:num>
-  <w:num w:numId="61">
+  <w:num w:numId="61" w16cid:durableId="530068420">
     <w:abstractNumId w:val="65"/>
   </w:num>
-  <w:num w:numId="62">
+  <w:num w:numId="62" w16cid:durableId="14579609">
     <w:abstractNumId w:val="35"/>
   </w:num>
-  <w:num w:numId="63">
+  <w:num w:numId="63" w16cid:durableId="598027650">
     <w:abstractNumId w:val="29"/>
   </w:num>
-  <w:num w:numId="64">
+  <w:num w:numId="64" w16cid:durableId="1238788878">
     <w:abstractNumId w:val="33"/>
   </w:num>
-  <w:num w:numId="65">
+  <w:num w:numId="65" w16cid:durableId="987589088">
     <w:abstractNumId w:val="2"/>
   </w:num>
-  <w:num w:numId="66">
+  <w:num w:numId="66" w16cid:durableId="172770217">
     <w:abstractNumId w:val="13"/>
   </w:num>
-  <w:num w:numId="67">
+  <w:num w:numId="67" w16cid:durableId="23021600">
     <w:abstractNumId w:val="40"/>
   </w:num>
-  <w:num w:numId="68">
+  <w:num w:numId="68" w16cid:durableId="1584682042">
     <w:abstractNumId w:val="38"/>
   </w:num>
   <w:numIdMacAtCleanup w:val="68"/>
@@ -24371,7 +24400,7 @@
 </file>
 
 <file path=word/people.xml><?xml version="1.0" encoding="utf-8"?>
-<w15:people xmlns:wpc="http://schemas.microsoft.com/office/word/2010/wordprocessingCanvas" xmlns:mc="http://schemas.openxmlformats.org/markup-compatibility/2006" xmlns:o="urn:schemas-microsoft-com:office:office" xmlns:r="http://schemas.openxmlformats.org/officeDocument/2006/relationships" xmlns:m="http://schemas.openxmlformats.org/officeDocument/2006/math" xmlns:v="urn:schemas-microsoft-com:vml" xmlns:wp14="http://schemas.microsoft.com/office/word/2010/wordprocessingDrawing" xmlns:wp="http://schemas.openxmlformats.org/drawingml/2006/wordprocessingDrawing" xmlns:w10="urn:schemas-microsoft-com:office:word" xmlns:w="http://schemas.openxmlformats.org/wordprocessingml/2006/main" xmlns:w14="http://schemas.microsoft.com/office/word/2010/wordml" xmlns:w15="http://schemas.microsoft.com/office/word/2012/wordml" xmlns:wpg="http://schemas.microsoft.com/office/word/2010/wordprocessingGroup" xmlns:wpi="http://schemas.microsoft.com/office/word/2010/wordprocessingInk" xmlns:wne="http://schemas.microsoft.com/office/word/2006/wordml" xmlns:wps="http://schemas.microsoft.com/office/word/2010/wordprocessingShape" mc:Ignorable="w14 w15 wp14">
+<w15:people xmlns:wpc="http://schemas.microsoft.com/office/word/2010/wordprocessingCanvas" xmlns:cx="http://schemas.microsoft.com/office/drawing/2014/chartex" xmlns:cx1="http://schemas.microsoft.com/office/drawing/2015/9/8/chartex" xmlns:cx2="http://schemas.microsoft.com/office/drawing/2015/10/21/chartex" xmlns:cx3="http://schemas.microsoft.com/office/drawing/2016/5/9/chartex" xmlns:cx4="http://schemas.microsoft.com/office/drawing/2016/5/10/chartex" xmlns:cx5="http://schemas.microsoft.com/office/drawing/2016/5/11/chartex" xmlns:cx6="http://schemas.microsoft.com/office/drawing/2016/5/12/chartex" xmlns:cx7="http://schemas.microsoft.com/office/drawing/2016/5/13/chartex" xmlns:cx8="http://schemas.microsoft.com/office/drawing/2016/5/14/chartex" xmlns:mc="http://schemas.openxmlformats.org/markup-compatibility/2006" xmlns:aink="http://schemas.microsoft.com/office/drawing/2016/ink" xmlns:am3d="http://schemas.microsoft.com/office/drawing/2017/model3d" xmlns:o="urn:schemas-microsoft-com:office:office" xmlns:oel="http://schemas.microsoft.com/office/2019/extlst" xmlns:r="http://schemas.openxmlformats.org/officeDocument/2006/relationships" xmlns:m="http://schemas.openxmlformats.org/officeDocument/2006/math" xmlns:v="urn:schemas-microsoft-com:vml" xmlns:wp14="http://schemas.microsoft.com/office/word/2010/wordprocessingDrawing" xmlns:wp="http://schemas.openxmlformats.org/drawingml/2006/wordprocessingDrawing" xmlns:w10="urn:schemas-microsoft-com:office:word" xmlns:w="http://schemas.openxmlformats.org/wordprocessingml/2006/main" xmlns:w14="http://schemas.microsoft.com/office/word/2010/wordml" xmlns:w15="http://schemas.microsoft.com/office/word/2012/wordml" xmlns:w16cex="http://schemas.microsoft.com/office/word/2018/wordml/cex" xmlns:w16cid="http://schemas.microsoft.com/office/word/2016/wordml/cid" xmlns:w16="http://schemas.microsoft.com/office/word/2018/wordml" xmlns:w16du="http://schemas.microsoft.com/office/word/2023/wordml/word16du" xmlns:w16sdtdh="http://schemas.microsoft.com/office/word/2020/wordml/sdtdatahash" xmlns:w16sdtfl="http://schemas.microsoft.com/office/word/2024/wordml/sdtformatlock" xmlns:w16se="http://schemas.microsoft.com/office/word/2015/wordml/symex" xmlns:wpg="http://schemas.microsoft.com/office/word/2010/wordprocessingGroup" xmlns:wpi="http://schemas.microsoft.com/office/word/2010/wordprocessingInk" xmlns:wne="http://schemas.microsoft.com/office/word/2006/wordml" xmlns:wps="http://schemas.microsoft.com/office/word/2010/wordprocessingShape" mc:Ignorable="w14 w15 w16se w16cid w16 w16cex w16sdtdh w16sdtfl w16du wp14">
   <w15:person w15:author="LauraPGM">
     <w15:presenceInfo w15:providerId="None" w15:userId="LauraPGM"/>
   </w15:person>
@@ -24379,7 +24408,7 @@
 </file>
 
 <file path=word/styles.xml><?xml version="1.0" encoding="utf-8"?>
-<w:styles xmlns:mc="http://schemas.openxmlformats.org/markup-compatibility/2006" xmlns:r="http://schemas.openxmlformats.org/officeDocument/2006/relationships" xmlns:w="http://schemas.openxmlformats.org/wordprocessingml/2006/main" xmlns:w14="http://schemas.microsoft.com/office/word/2010/wordml" xmlns:w15="http://schemas.microsoft.com/office/word/2012/wordml" mc:Ignorable="w14 w15">
+<w:styles xmlns:mc="http://schemas.openxmlformats.org/markup-compatibility/2006" xmlns:r="http://schemas.openxmlformats.org/officeDocument/2006/relationships" xmlns:w="http://schemas.openxmlformats.org/wordprocessingml/2006/main" xmlns:w14="http://schemas.microsoft.com/office/word/2010/wordml" xmlns:w15="http://schemas.microsoft.com/office/word/2012/wordml" xmlns:w16cex="http://schemas.microsoft.com/office/word/2018/wordml/cex" xmlns:w16cid="http://schemas.microsoft.com/office/word/2016/wordml/cid" xmlns:w16="http://schemas.microsoft.com/office/word/2018/wordml" xmlns:w16du="http://schemas.microsoft.com/office/word/2023/wordml/word16du" xmlns:w16sdtdh="http://schemas.microsoft.com/office/word/2020/wordml/sdtdatahash" xmlns:w16sdtfl="http://schemas.microsoft.com/office/word/2024/wordml/sdtformatlock" xmlns:w16se="http://schemas.microsoft.com/office/word/2015/wordml/symex" mc:Ignorable="w14 w15 w16se w16cid w16 w16cex w16sdtdh w16sdtfl w16du">
   <w:docDefaults>
     <w:rPrDefault>
       <w:rPr>
@@ -24395,7 +24424,7 @@
       </w:pPr>
     </w:pPrDefault>
   </w:docDefaults>
-  <w:latentStyles w:defLockedState="0" w:defUIPriority="99" w:defSemiHidden="0" w:defUnhideWhenUsed="0" w:defQFormat="0" w:count="371">
+  <w:latentStyles w:defLockedState="0" w:defUIPriority="99" w:defSemiHidden="0" w:defUnhideWhenUsed="0" w:defQFormat="0" w:count="376">
     <w:lsdException w:name="Normal" w:uiPriority="0" w:qFormat="1"/>
     <w:lsdException w:name="heading 1" w:uiPriority="9" w:qFormat="1"/>
     <w:lsdException w:name="heading 2" w:semiHidden="1" w:uiPriority="9" w:unhideWhenUsed="1" w:qFormat="1"/>
@@ -24767,6 +24796,11 @@
     <w:lsdException w:name="List Table 5 Dark Accent 6" w:uiPriority="50"/>
     <w:lsdException w:name="List Table 6 Colorful Accent 6" w:uiPriority="51"/>
     <w:lsdException w:name="List Table 7 Colorful Accent 6" w:uiPriority="52"/>
+    <w:lsdException w:name="Mention" w:semiHidden="1" w:unhideWhenUsed="1"/>
+    <w:lsdException w:name="Smart Hyperlink" w:semiHidden="1" w:unhideWhenUsed="1"/>
+    <w:lsdException w:name="Hashtag" w:semiHidden="1" w:unhideWhenUsed="1"/>
+    <w:lsdException w:name="Unresolved Mention" w:semiHidden="1" w:unhideWhenUsed="1"/>
+    <w:lsdException w:name="Smart Link" w:semiHidden="1" w:unhideWhenUsed="1"/>
   </w:latentStyles>
   <w:style w:type="paragraph" w:default="1" w:styleId="Normal">
     <w:name w:val="Normal"/>
@@ -24912,7 +24946,7 @@
     <w:semiHidden/>
     <w:unhideWhenUsed/>
   </w:style>
-  <w:style w:type="paragraph" w:styleId="Puesto">
+  <w:style w:type="paragraph" w:styleId="Ttulo">
     <w:name w:val="Title"/>
     <w:basedOn w:val="Normal"/>
     <w:next w:val="Normal"/>
@@ -26182,8 +26216,8 @@
       <w:lang w:val="es-ES" w:eastAsia="en-US"/>
     </w:rPr>
   </w:style>
-  <w:style w:type="character" w:customStyle="1" w:styleId="UnresolvedMention">
-    <w:name w:val="Unresolved Mention"/>
+  <w:style w:type="character" w:customStyle="1" w:styleId="Mencinsinresolver3">
+    <w:name w:val="Mención sin resolver3"/>
     <w:basedOn w:val="Fuentedeprrafopredeter"/>
     <w:uiPriority w:val="99"/>
     <w:semiHidden/>
@@ -26559,23 +26593,6 @@
 </file>
 
 <file path=customXml/item2.xml><?xml version="1.0" encoding="utf-8"?>
-<go:gDocsCustomXmlDataStorage xmlns:go="http://customooxmlschemas.google.com/" xmlns:r="http://schemas.openxmlformats.org/officeDocument/2006/relationships">
-  <go:docsCustomData xmlns:go="http://customooxmlschemas.google.com/" roundtripDataSignature="AMtx7mh3w1sXrKwdjzYCxjbwPkf7wsIk5w==">AMUW2mWhRc/xLonLdtoI8dz4BVu2GREgE7++Eme5Ko+W5/2G+QfXPKxV7NwLPPaJ77IM2LrlHDguxVZnDKcg4iQIvJIe+zJ9DBWjUaWFI+z0k4HbdiCFsJo=</go:docsCustomData>
-</go:gDocsCustomXmlDataStorage>
-</file>
-
-<file path=customXml/item3.xml><?xml version="1.0" encoding="utf-8"?>
-<p:properties xmlns:p="http://schemas.microsoft.com/office/2006/metadata/properties" xmlns:xsi="http://www.w3.org/2001/XMLSchema-instance" xmlns:pc="http://schemas.microsoft.com/office/infopath/2007/PartnerControls">
-  <documentManagement>
-    <TaxCatchAll xmlns="cb45339b-ced9-4d0d-8f64-77573914d53b" xsi:nil="true"/>
-    <lcf76f155ced4ddcb4097134ff3c332f xmlns="43a3ca16-9c26-4813-b83f-4aec9927b43f">
-      <Terms xmlns="http://schemas.microsoft.com/office/infopath/2007/PartnerControls"/>
-    </lcf76f155ced4ddcb4097134ff3c332f>
-  </documentManagement>
-</p:properties>
-</file>
-
-<file path=customXml/item4.xml><?xml version="1.0" encoding="utf-8"?>
 <ct:contentTypeSchema xmlns:ct="http://schemas.microsoft.com/office/2006/metadata/contentType" xmlns:ma="http://schemas.microsoft.com/office/2006/metadata/properties/metaAttributes" ct:_="" ma:_="" ma:contentTypeName="Documento" ma:contentTypeID="0x01010049282E1EDBE9234EA9E6D38F720E265F" ma:contentTypeVersion="15" ma:contentTypeDescription="Crear nuevo documento." ma:contentTypeScope="" ma:versionID="b31c7aa9eaf043a08b87120b3c4916e3">
   <xsd:schema xmlns:xsd="http://www.w3.org/2001/XMLSchema" xmlns:xs="http://www.w3.org/2001/XMLSchema" xmlns:p="http://schemas.microsoft.com/office/2006/metadata/properties" xmlns:ns2="cb45339b-ced9-4d0d-8f64-77573914d53b" xmlns:ns3="43a3ca16-9c26-4813-b83f-4aec9927b43f" targetNamespace="http://schemas.microsoft.com/office/2006/metadata/properties" ma:root="true" ma:fieldsID="3533d065b04d75c457075bc55f1f5315" ns2:_="" ns3:_="">
     <xsd:import namespace="cb45339b-ced9-4d0d-8f64-77573914d53b"/>
@@ -26810,6 +26827,23 @@
 </ct:contentTypeSchema>
 </file>
 
+<file path=customXml/item3.xml><?xml version="1.0" encoding="utf-8"?>
+<p:properties xmlns:p="http://schemas.microsoft.com/office/2006/metadata/properties" xmlns:xsi="http://www.w3.org/2001/XMLSchema-instance" xmlns:pc="http://schemas.microsoft.com/office/infopath/2007/PartnerControls">
+  <documentManagement>
+    <TaxCatchAll xmlns="cb45339b-ced9-4d0d-8f64-77573914d53b" xsi:nil="true"/>
+    <lcf76f155ced4ddcb4097134ff3c332f xmlns="43a3ca16-9c26-4813-b83f-4aec9927b43f">
+      <Terms xmlns="http://schemas.microsoft.com/office/infopath/2007/PartnerControls"/>
+    </lcf76f155ced4ddcb4097134ff3c332f>
+  </documentManagement>
+</p:properties>
+</file>
+
+<file path=customXml/item4.xml><?xml version="1.0" encoding="utf-8"?>
+<go:gDocsCustomXmlDataStorage xmlns:go="http://customooxmlschemas.google.com/" xmlns:r="http://schemas.openxmlformats.org/officeDocument/2006/relationships">
+  <go:docsCustomData xmlns:go="http://customooxmlschemas.google.com/" roundtripDataSignature="AMtx7mh3w1sXrKwdjzYCxjbwPkf7wsIk5w==">AMUW2mWhRc/xLonLdtoI8dz4BVu2GREgE7++Eme5Ko+W5/2G+QfXPKxV7NwLPPaJ77IM2LrlHDguxVZnDKcg4iQIvJIe+zJ9DBWjUaWFI+z0k4HbdiCFsJo=</go:docsCustomData>
+</go:gDocsCustomXmlDataStorage>
+</file>
+
 <file path=customXml/itemProps1.xml><?xml version="1.0" encoding="utf-8"?>
 <ds:datastoreItem xmlns:ds="http://schemas.openxmlformats.org/officeDocument/2006/customXml" ds:itemID="{83102ECF-E44F-4F73-A78F-FE313D1BFB9A}">
   <ds:schemaRefs>
@@ -26819,10 +26853,20 @@
 </file>
 
 <file path=customXml/itemProps2.xml><?xml version="1.0" encoding="utf-8"?>
-<ds:datastoreItem xmlns:ds="http://schemas.openxmlformats.org/officeDocument/2006/customXml" ds:itemID="{11111111-1234-1234-1234-123412341234}">
+<ds:datastoreItem xmlns:ds="http://schemas.openxmlformats.org/officeDocument/2006/customXml" ds:itemID="{3D1068F1-66D2-41CC-ADBA-729CD21E93E6}">
   <ds:schemaRefs>
-    <ds:schemaRef ds:uri="http://customooxmlschemas.google.com/"/>
-    <ds:schemaRef ds:uri="http://schemas.openxmlformats.org/officeDocument/2006/relationships"/>
+    <ds:schemaRef ds:uri="http://schemas.microsoft.com/office/2006/metadata/contentType"/>
+    <ds:schemaRef ds:uri="http://schemas.microsoft.com/office/2006/metadata/properties/metaAttributes"/>
+    <ds:schemaRef ds:uri="http://www.w3.org/2001/XMLSchema"/>
+    <ds:schemaRef ds:uri="http://schemas.microsoft.com/office/2006/metadata/properties"/>
+    <ds:schemaRef ds:uri="cb45339b-ced9-4d0d-8f64-77573914d53b"/>
+    <ds:schemaRef ds:uri="43a3ca16-9c26-4813-b83f-4aec9927b43f"/>
+    <ds:schemaRef ds:uri="http://schemas.microsoft.com/office/2006/documentManagement/types"/>
+    <ds:schemaRef ds:uri="http://schemas.microsoft.com/office/infopath/2007/PartnerControls"/>
+    <ds:schemaRef ds:uri="http://schemas.openxmlformats.org/package/2006/metadata/core-properties"/>
+    <ds:schemaRef ds:uri="http://purl.org/dc/elements/1.1/"/>
+    <ds:schemaRef ds:uri="http://purl.org/dc/terms/"/>
+    <ds:schemaRef ds:uri="http://schemas.microsoft.com/internal/obd"/>
   </ds:schemaRefs>
 </ds:datastoreItem>
 </file>
@@ -26832,12 +26876,17 @@
   <ds:schemaRefs>
     <ds:schemaRef ds:uri="http://schemas.microsoft.com/office/2006/metadata/properties"/>
     <ds:schemaRef ds:uri="http://schemas.microsoft.com/office/infopath/2007/PartnerControls"/>
-    <ds:schemaRef ds:uri="1d52d4bc-3f95-4709-b359-1b96840d7671"/>
-    <ds:schemaRef ds:uri="8d1bea48-6525-4b05-8cf5-c6ad0dd5b02f"/>
+    <ds:schemaRef ds:uri="cb45339b-ced9-4d0d-8f64-77573914d53b"/>
+    <ds:schemaRef ds:uri="43a3ca16-9c26-4813-b83f-4aec9927b43f"/>
   </ds:schemaRefs>
 </ds:datastoreItem>
 </file>
 
 <file path=customXml/itemProps4.xml><?xml version="1.0" encoding="utf-8"?>
-<ds:datastoreItem xmlns:ds="http://schemas.openxmlformats.org/officeDocument/2006/customXml" ds:itemID="{3D1068F1-66D2-41CC-ADBA-729CD21E93E6}"/>
+<ds:datastoreItem xmlns:ds="http://schemas.openxmlformats.org/officeDocument/2006/customXml" ds:itemID="{11111111-1234-1234-1234-123412341234}">
+  <ds:schemaRefs>
+    <ds:schemaRef ds:uri="http://customooxmlschemas.google.com/"/>
+    <ds:schemaRef ds:uri="http://schemas.openxmlformats.org/officeDocument/2006/relationships"/>
+  </ds:schemaRefs>
+</ds:datastoreItem>
 </file>
--- a/fuentes/CF3_41730034_DI.docx
+++ b/fuentes/CF3_41730034_DI.docx
@@ -1,6 +1,6 @@
 
 <file path=word/document.xml><?xml version="1.0" encoding="utf-8"?>
-<w:document xmlns:wpc="http://schemas.microsoft.com/office/word/2010/wordprocessingCanvas" xmlns:cx="http://schemas.microsoft.com/office/drawing/2014/chartex" xmlns:cx1="http://schemas.microsoft.com/office/drawing/2015/9/8/chartex" xmlns:cx2="http://schemas.microsoft.com/office/drawing/2015/10/21/chartex" xmlns:cx3="http://schemas.microsoft.com/office/drawing/2016/5/9/chartex" xmlns:cx4="http://schemas.microsoft.com/office/drawing/2016/5/10/chartex" xmlns:cx5="http://schemas.microsoft.com/office/drawing/2016/5/11/chartex" xmlns:cx6="http://schemas.microsoft.com/office/drawing/2016/5/12/chartex" xmlns:cx7="http://schemas.microsoft.com/office/drawing/2016/5/13/chartex" xmlns:cx8="http://schemas.microsoft.com/office/drawing/2016/5/14/chartex" xmlns:mc="http://schemas.openxmlformats.org/markup-compatibility/2006" xmlns:aink="http://schemas.microsoft.com/office/drawing/2016/ink" xmlns:am3d="http://schemas.microsoft.com/office/drawing/2017/model3d" xmlns:o="urn:schemas-microsoft-com:office:office" xmlns:oel="http://schemas.microsoft.com/office/2019/extlst" xmlns:r="http://schemas.openxmlformats.org/officeDocument/2006/relationships" xmlns:m="http://schemas.openxmlformats.org/officeDocument/2006/math" xmlns:v="urn:schemas-microsoft-com:vml" xmlns:wp14="http://schemas.microsoft.com/office/word/2010/wordprocessingDrawing" xmlns:wp="http://schemas.openxmlformats.org/drawingml/2006/wordprocessingDrawing" xmlns:w10="urn:schemas-microsoft-com:office:word" xmlns:w="http://schemas.openxmlformats.org/wordprocessingml/2006/main" xmlns:w14="http://schemas.microsoft.com/office/word/2010/wordml" xmlns:w15="http://schemas.microsoft.com/office/word/2012/wordml" xmlns:w16cex="http://schemas.microsoft.com/office/word/2018/wordml/cex" xmlns:w16cid="http://schemas.microsoft.com/office/word/2016/wordml/cid" xmlns:w16="http://schemas.microsoft.com/office/word/2018/wordml" xmlns:w16du="http://schemas.microsoft.com/office/word/2023/wordml/word16du" xmlns:w16sdtdh="http://schemas.microsoft.com/office/word/2020/wordml/sdtdatahash" xmlns:w16sdtfl="http://schemas.microsoft.com/office/word/2024/wordml/sdtformatlock" xmlns:w16se="http://schemas.microsoft.com/office/word/2015/wordml/symex" xmlns:wpg="http://schemas.microsoft.com/office/word/2010/wordprocessingGroup" xmlns:wpi="http://schemas.microsoft.com/office/word/2010/wordprocessingInk" xmlns:wne="http://schemas.microsoft.com/office/word/2006/wordml" xmlns:wps="http://schemas.microsoft.com/office/word/2010/wordprocessingShape" mc:Ignorable="w14 w15 w16se w16cid w16 w16cex w16sdtdh w16sdtfl w16du wp14">
+<w:document xmlns:wpc="http://schemas.microsoft.com/office/word/2010/wordprocessingCanvas" xmlns:mc="http://schemas.openxmlformats.org/markup-compatibility/2006" xmlns:o="urn:schemas-microsoft-com:office:office" xmlns:r="http://schemas.openxmlformats.org/officeDocument/2006/relationships" xmlns:m="http://schemas.openxmlformats.org/officeDocument/2006/math" xmlns:v="urn:schemas-microsoft-com:vml" xmlns:wp14="http://schemas.microsoft.com/office/word/2010/wordprocessingDrawing" xmlns:wp="http://schemas.openxmlformats.org/drawingml/2006/wordprocessingDrawing" xmlns:w10="urn:schemas-microsoft-com:office:word" xmlns:w="http://schemas.openxmlformats.org/wordprocessingml/2006/main" xmlns:w14="http://schemas.microsoft.com/office/word/2010/wordml" xmlns:w15="http://schemas.microsoft.com/office/word/2012/wordml" xmlns:wpg="http://schemas.microsoft.com/office/word/2010/wordprocessingGroup" xmlns:wpi="http://schemas.microsoft.com/office/word/2010/wordprocessingInk" xmlns:wne="http://schemas.microsoft.com/office/word/2006/wordml" xmlns:wps="http://schemas.microsoft.com/office/word/2010/wordprocessingShape" mc:Ignorable="w14 w15 wp14">
   <w:body>
     <w:p>
       <w:pPr>
@@ -903,13 +903,7 @@
         <w:rPr>
           <w:b/>
         </w:rPr>
-        <w:t>1.</w:t>
-      </w:r>
-      <w:r>
-        <w:rPr>
-          <w:b/>
-        </w:rPr>
-        <w:t>1</w:t>
+        <w:t>1.1</w:t>
       </w:r>
       <w:r>
         <w:rPr>
@@ -935,14 +929,7 @@
           <w:bCs/>
         </w:rPr>
         <w:lastRenderedPageBreak/>
-        <w:t>1.</w:t>
-      </w:r>
-      <w:r>
-        <w:rPr>
-          <w:b/>
-          <w:bCs/>
-        </w:rPr>
-        <w:t>2</w:t>
+        <w:t>1.2</w:t>
       </w:r>
       <w:r>
         <w:rPr>
@@ -1768,14 +1755,7 @@
         <w:rPr>
           <w:bCs/>
         </w:rPr>
-        <w:t xml:space="preserve">sí, se logra que las metas y mejoras sean </w:t>
-      </w:r>
-      <w:r>
-        <w:rPr>
-          <w:bCs/>
-        </w:rPr>
-        <w:lastRenderedPageBreak/>
-        <w:t>coherentes con las realidades de cada familia, comunidad y grupo social, promoviendo corresponsabilidad y participación activa.</w:t>
+        <w:t>sí, se logra que las metas y mejoras sean coherentes con las realidades de cada familia, comunidad y grupo social, promoviendo corresponsabilidad y participación activa.</w:t>
       </w:r>
     </w:p>
     <w:p>
@@ -2000,7 +1980,13 @@
         <w:rPr>
           <w:b/>
         </w:rPr>
-        <w:t>1.2. Los derechos humanos y su aporte al desarrollo humano</w:t>
+        <w:t>1.1</w:t>
+      </w:r>
+      <w:r>
+        <w:rPr>
+          <w:b/>
+        </w:rPr>
+        <w:t>. Los derechos humanos y su aporte al desarrollo humano</w:t>
       </w:r>
     </w:p>
     <w:p>
@@ -2082,20 +2068,32 @@
         <w:rPr>
           <w:bCs/>
         </w:rPr>
+        <w:t>El desarrollo humano como derecho es una visión relativamente reciente, aunque desde antes se abordaban de manera implícita algunos aspectos relacion</w:t>
+      </w:r>
+      <w:r>
+        <w:rPr>
+          <w:bCs/>
+        </w:rPr>
+        <w:t>ados. Fue en 1986, mediante la declaración sobre e</w:t>
+      </w:r>
+      <w:r>
+        <w:rPr>
+          <w:bCs/>
+        </w:rPr>
+        <w:t>l derecho al desarrollo de las Naciones U</w:t>
+      </w:r>
+      <w:r>
+        <w:rPr>
+          <w:bCs/>
+        </w:rPr>
+        <w:t xml:space="preserve">nidas, donde se reconoció formalmente este derecho, </w:t>
+      </w:r>
+      <w:r>
+        <w:rPr>
+          <w:bCs/>
+        </w:rPr>
         <w:lastRenderedPageBreak/>
-        <w:t>El desarrollo humano como derecho es una visión relativamente reciente, aunque desde antes se abordaban de manera implícita algunos aspectos relacion</w:t>
-      </w:r>
-      <w:r>
-        <w:rPr>
-          <w:bCs/>
-        </w:rPr>
-        <w:t>ados. Fue en 1986, mediante la declaración sobre el derecho al desarrollo de las naciones u</w:t>
-      </w:r>
-      <w:r>
-        <w:rPr>
-          <w:bCs/>
-        </w:rPr>
-        <w:t>nidas, donde se reconoció formalmente este derecho, afirmando que todas las personas tienen derecho a participar, contribuir y disfrutar del desarrollo económico, social, cultural y político.</w:t>
+        <w:t>afirmando que todas las personas tienen derecho a participar, contribuir y disfrutar del desarrollo económico, social, cultural y político.</w:t>
       </w:r>
     </w:p>
     <w:p>
@@ -2573,7 +2571,6 @@
           <w:b/>
           <w:bCs/>
         </w:rPr>
-        <w:lastRenderedPageBreak/>
         <w:t>Derecho a la no discriminación:</w:t>
       </w:r>
       <w:r>
@@ -2640,6 +2637,7 @@
           <w:b/>
           <w:bCs/>
         </w:rPr>
+        <w:lastRenderedPageBreak/>
         <w:t>Derecho a la realización plena del ser humano:</w:t>
       </w:r>
       <w:r>
@@ -2709,7 +2707,7 @@
           <w:bCs/>
           <w:u w:val="single"/>
         </w:rPr>
-        <w:t>Relación con la constitución p</w:t>
+        <w:t>Relación con la Constitución P</w:t>
       </w:r>
       <w:r>
         <w:rPr>
@@ -2731,7 +2729,7 @@
         <w:rPr>
           <w:bCs/>
         </w:rPr>
-        <w:t>en Colombia, la constitución p</w:t>
+        <w:t>en Colombia, la Constitución P</w:t>
       </w:r>
       <w:r>
         <w:rPr>
@@ -2842,7 +2840,7 @@
         <w:rPr>
           <w:bCs/>
         </w:rPr>
-        <w:t>"El e</w:t>
+        <w:t>"El E</w:t>
       </w:r>
       <w:r>
         <w:rPr>
@@ -3015,14 +3013,7 @@
         <w:rPr>
           <w:bCs/>
         </w:rPr>
-        <w:t xml:space="preserve">alud (OMS), la promoción de la salud es un proceso político y social global que no solo busca fortalecer las capacidades y habilidades individuales, sino </w:t>
-      </w:r>
-      <w:r>
-        <w:rPr>
-          <w:bCs/>
-        </w:rPr>
-        <w:lastRenderedPageBreak/>
-        <w:t>también modificar las condiciones sociales, económicas, ambientales y cultur</w:t>
+        <w:t>alud (OMS), la promoción de la salud es un proceso político y social global que no solo busca fortalecer las capacidades y habilidades individuales, sino también modificar las condiciones sociales, económicas, ambientales y cultur</w:t>
       </w:r>
       <w:r>
         <w:rPr>
@@ -3175,6 +3166,7 @@
         <w:rPr>
           <w:bCs/>
         </w:rPr>
+        <w:lastRenderedPageBreak/>
         <w:t>Entre estos factores se encuentran las condiciones de vida, los ingresos, la educación, el trabajo, la vivienda, el acceso a servicios básicos, e</w:t>
       </w:r>
       <w:r>
@@ -3593,6 +3585,7 @@
         <w:rPr>
           <w:bCs/>
         </w:rPr>
+        <w:lastRenderedPageBreak/>
         <w:t>En estos espacios se pueden generar prácticas saludables, fomentar la cooperación, el respeto, la participación social, la equidad y la inclusión, promoviendo entornos donde se protejan los derechos y se garantice el bienestar de todos.</w:t>
       </w:r>
     </w:p>
@@ -3891,7 +3884,13 @@
         <w:rPr>
           <w:bCs/>
         </w:rPr>
-        <w:t>umano; se entienden como c</w:t>
+        <w:t>umano; se entienden có</w:t>
+      </w:r>
+      <w:r>
+        <w:rPr>
+          <w:bCs/>
+        </w:rPr>
+        <w:t>mo c</w:t>
       </w:r>
       <w:r>
         <w:rPr>
@@ -3903,7 +3902,13 @@
         <w:rPr>
           <w:bCs/>
         </w:rPr>
-        <w:t>lombia, en articulación con el sistema de naciones u</w:t>
+        <w:t xml:space="preserve">lombia, en </w:t>
+      </w:r>
+      <w:r>
+        <w:rPr>
+          <w:bCs/>
+        </w:rPr>
+        <w:t>articulación con el sistema de Naciones U</w:t>
       </w:r>
       <w:r>
         <w:rPr>
@@ -3969,13 +3974,19 @@
         <w:rPr>
           <w:bCs/>
         </w:rPr>
-        <w:t>naciones u</w:t>
-      </w:r>
-      <w:r>
-        <w:rPr>
-          <w:bCs/>
-        </w:rPr>
-        <w:t>nidas en los años 90, en septiembre del 2000, 189 e</w:t>
+        <w:t>Naciones U</w:t>
+      </w:r>
+      <w:r>
+        <w:rPr>
+          <w:bCs/>
+        </w:rPr>
+        <w:t>nidas en los años 9</w:t>
+      </w:r>
+      <w:r>
+        <w:rPr>
+          <w:bCs/>
+        </w:rPr>
+        <w:t>0, en septiembre del 2000, 189 E</w:t>
       </w:r>
       <w:r>
         <w:rPr>
@@ -3987,7 +3998,13 @@
         <w:rPr>
           <w:bCs/>
         </w:rPr>
-        <w:t>la ONU, junto con 147 jefes de estado y de gobierno, firmaron la declaración del m</w:t>
+        <w:t>la ONU, junto con 147 jefes de Estado y de G</w:t>
+      </w:r>
+      <w:r>
+        <w:rPr>
+          <w:bCs/>
+        </w:rPr>
+        <w:t>obierno, firmaron la declaración del m</w:t>
       </w:r>
       <w:r>
         <w:rPr>
@@ -4276,7 +4293,7 @@
           <w:bCs/>
           <w:u w:val="single"/>
         </w:rPr>
-        <w:t>américa l</w:t>
+        <w:t>América L</w:t>
       </w:r>
       <w:r>
         <w:rPr>
@@ -4311,7 +4328,7 @@
         <w:rPr>
           <w:bCs/>
         </w:rPr>
-        <w:t>Desde la mirada de américa l</w:t>
+        <w:t>Desde la mirada de América L</w:t>
       </w:r>
       <w:r>
         <w:rPr>
@@ -4386,6 +4403,7 @@
         <w:rPr>
           <w:bCs/>
         </w:rPr>
+        <w:lastRenderedPageBreak/>
         <w:t>Incremento del gasto público en salud y mejor distribución de los recursos, priorizando a las poblaciones con mayores necesidades.</w:t>
       </w:r>
     </w:p>
@@ -4623,7 +4641,6 @@
         <w:rPr>
           <w:bCs/>
         </w:rPr>
-        <w:lastRenderedPageBreak/>
         <w:t>Persistencia de desigualdades sociales y económicas.</w:t>
       </w:r>
     </w:p>
@@ -4764,6 +4781,7 @@
         <w:rPr>
           <w:bCs/>
         </w:rPr>
+        <w:lastRenderedPageBreak/>
         <w:t>En Colombia, el desarrollo de estrategias para mejorar la calidad de vida y el bienestar de la población se ha fortalecido a partir de políticas públicas inter</w:t>
       </w:r>
       <w:r>
@@ -4890,7 +4908,13 @@
         <w:rPr>
           <w:bCs/>
         </w:rPr>
-        <w:t>La Ley 789 de 2002, lo define</w:t>
+        <w:t>l</w:t>
+      </w:r>
+      <w:r>
+        <w:rPr>
+          <w:bCs/>
+        </w:rPr>
+        <w:t>a Ley 789 de 2002, lo define</w:t>
       </w:r>
       <w:r>
         <w:rPr>
@@ -5055,13 +5079,25 @@
         <w:rPr>
           <w:bCs/>
         </w:rPr>
-        <w:t>astres naturales, entre otros, e</w:t>
-      </w:r>
-      <w:r>
-        <w:rPr>
-          <w:bCs/>
-        </w:rPr>
-        <w:t>ste enfoque se basa en tres tipos de sistemas:</w:t>
+        <w:t>astres naturales, entre otros.</w:t>
+      </w:r>
+      <w:r>
+        <w:rPr>
+          <w:bCs/>
+        </w:rPr>
+        <w:t xml:space="preserve"> </w:t>
+      </w:r>
+      <w:r>
+        <w:rPr>
+          <w:bCs/>
+        </w:rPr>
+        <w:t>Este</w:t>
+      </w:r>
+      <w:r>
+        <w:rPr>
+          <w:bCs/>
+        </w:rPr>
+        <w:t xml:space="preserve"> enfoque se basa en tres tipos de sistemas:</w:t>
       </w:r>
     </w:p>
     <w:p>
@@ -5556,7 +5592,6 @@
         <w:rPr>
           <w:bCs/>
         </w:rPr>
-        <w:lastRenderedPageBreak/>
         <w:t>La revolución educativa, alineada con los objetivos de desarrollo del m</w:t>
       </w:r>
       <w:r>
@@ -5676,6 +5711,7 @@
         <w:rPr>
           <w:bCs/>
         </w:rPr>
+        <w:lastRenderedPageBreak/>
         <w:t>El objetivo es formar personas capaces de transformar su entorno, generar procesos de desarrollo sostenible y contribuir al bienestar colectivo.</w:t>
       </w:r>
     </w:p>
@@ -5995,7 +6031,6 @@
         <w:rPr>
           <w:bCs/>
         </w:rPr>
-        <w:lastRenderedPageBreak/>
         <w:t>Desde el ministerio de v</w:t>
       </w:r>
       <w:r>
@@ -6153,6 +6188,7 @@
           <w:b/>
           <w:bCs/>
         </w:rPr>
+        <w:lastRenderedPageBreak/>
         <w:t xml:space="preserve">3. Educación y promoción de la salud </w:t>
       </w:r>
     </w:p>
@@ -6419,7 +6455,6 @@
         <w:rPr>
           <w:bCs/>
         </w:rPr>
-        <w:lastRenderedPageBreak/>
         <w:t>El autocuidado empodera a las personas para actuar responsablemente sobre su bienestar, reconocer factores de riesg</w:t>
       </w:r>
       <w:r>
@@ -6561,6 +6596,7 @@
         <w:rPr>
           <w:bCs/>
         </w:rPr>
+        <w:lastRenderedPageBreak/>
         <w:t>Colaborar en el cuidado de personas vulnerables (niños, adultos mayores, personas con discapacidad).</w:t>
       </w:r>
     </w:p>
@@ -7034,7 +7070,7 @@
         <w:rPr>
           <w:bCs/>
         </w:rPr>
-        <w:t>La constitución p</w:t>
+        <w:t>La Constitución P</w:t>
       </w:r>
       <w:r>
         <w:rPr>
@@ -7046,7 +7082,7 @@
         <w:rPr>
           <w:bCs/>
         </w:rPr>
-        <w:t>a de c</w:t>
+        <w:t>a de C</w:t>
       </w:r>
       <w:r>
         <w:rPr>
@@ -7837,6 +7873,7 @@
         <w:rPr>
           <w:bCs/>
         </w:rPr>
+        <w:lastRenderedPageBreak/>
         <w:t>Como parte del marco normativo, se reconoce la importancia de implementar acciones educativas dirigidas a:</w:t>
       </w:r>
     </w:p>
@@ -8241,7 +8278,6 @@
               <w:rPr>
                 <w:bCs/>
               </w:rPr>
-              <w:lastRenderedPageBreak/>
               <w:t>Prestadoras de Servicios de S</w:t>
             </w:r>
             <w:r>
@@ -8278,7 +8314,6 @@
                 <w:b/>
                 <w:bCs/>
               </w:rPr>
-              <w:lastRenderedPageBreak/>
               <w:t>Circular e</w:t>
             </w:r>
             <w:r>
@@ -8450,6 +8485,7 @@
                 <w:b/>
                 <w:bCs/>
               </w:rPr>
+              <w:lastRenderedPageBreak/>
               <w:t>Ley 1122 de 2007</w:t>
             </w:r>
           </w:p>
@@ -9131,7 +9167,6 @@
         <w:rPr>
           <w:bCs/>
         </w:rPr>
-        <w:lastRenderedPageBreak/>
         <w:t>Factores personales como aspectos biológicos, psicológicos y socioculturales (por ejemplo, edad, género, estado emocional, cultura, creencias, y contexto social).</w:t>
       </w:r>
     </w:p>
@@ -9323,6 +9358,7 @@
           <w:b/>
           <w:bCs/>
         </w:rPr>
+        <w:lastRenderedPageBreak/>
         <w:t>Resultados conductuales esperados:</w:t>
       </w:r>
       <w:r>
@@ -9460,7 +9496,6 @@
           <w:noProof/>
           <w:lang w:eastAsia="es-CO"/>
         </w:rPr>
-        <w:lastRenderedPageBreak/>
         <w:drawing>
           <wp:inline distT="0" distB="0" distL="0" distR="0" wp14:anchorId="3BA9F06D" wp14:editId="33EE7FAD">
             <wp:extent cx="3975304" cy="2425825"/>
@@ -9477,7 +9512,7 @@
                     <pic:cNvPicPr/>
                   </pic:nvPicPr>
                   <pic:blipFill>
-                    <a:blip r:embed="rId14">
+                    <a:blip r:embed="rId13">
                       <a:extLst>
                         <a:ext uri="{28A0092B-C50C-407E-A947-70E740481C1C}">
                           <a14:useLocalDpi xmlns:a14="http://schemas.microsoft.com/office/drawing/2010/main" val="0"/>
@@ -9747,7 +9782,6 @@
         <w:rPr>
           <w:b/>
         </w:rPr>
-        <w:lastRenderedPageBreak/>
         <w:t>Tabla 2. Factores que influyen e</w:t>
       </w:r>
       <w:r>
@@ -9996,7 +10030,14 @@
               <w:rPr>
                 <w:bCs/>
               </w:rPr>
-              <w:t>- Afectos y motivaciones: emociones, deseos, objetivos y propósitos que impulsan a actuar. Las actividades educativas deben ser dinámicas y atractivas para motivar a las personas.</w:t>
+              <w:t xml:space="preserve">- Afectos y motivaciones: emociones, deseos, objetivos y propósitos que impulsan a actuar. Las actividades educativas deben </w:t>
+            </w:r>
+            <w:r>
+              <w:rPr>
+                <w:bCs/>
+              </w:rPr>
+              <w:lastRenderedPageBreak/>
+              <w:t>ser dinámicas y atractivas para motivar a las personas.</w:t>
             </w:r>
           </w:p>
           <w:p>
@@ -10037,6 +10078,7 @@
               <w:rPr>
                 <w:bCs/>
               </w:rPr>
+              <w:lastRenderedPageBreak/>
               <w:t>Resultado conductual</w:t>
             </w:r>
             <w:r>
@@ -10065,14 +10107,7 @@
               <w:rPr>
                 <w:bCs/>
               </w:rPr>
-              <w:t xml:space="preserve">- Determinado por el compromiso hacia un plan de acción, es decir, la decisión </w:t>
-            </w:r>
-            <w:r>
-              <w:rPr>
-                <w:bCs/>
-              </w:rPr>
-              <w:lastRenderedPageBreak/>
-              <w:t>concreta de realizar o mantener un comportamiento saludable.</w:t>
+              <w:t>- Determinado por el compromiso hacia un plan de acción, es decir, la decisión concreta de realizar o mantener un comportamiento saludable.</w:t>
             </w:r>
           </w:p>
         </w:tc>
@@ -10438,7 +10473,6 @@
         <w:rPr>
           <w:bCs/>
         </w:rPr>
-        <w:lastRenderedPageBreak/>
         <w:t>En C</w:t>
       </w:r>
       <w:r>
@@ -10591,7 +10625,7 @@
       <w:r>
         <w:t xml:space="preserve"> </w:t>
       </w:r>
-      <w:hyperlink r:id="rId15" w:history="1">
+      <w:hyperlink r:id="rId14" w:history="1">
         <w:r>
           <w:rPr>
             <w:rStyle w:val="Hipervnculo"/>
@@ -10822,7 +10856,21 @@
         <w:rPr>
           <w:bCs/>
         </w:rPr>
-        <w:t>Coordinación entre niveles de atención para la referencia y contrarreferencia de pacientes.</w:t>
+        <w:t xml:space="preserve">Coordinación entre niveles de atención para la referencia y </w:t>
+      </w:r>
+      <w:proofErr w:type="spellStart"/>
+      <w:r>
+        <w:rPr>
+          <w:bCs/>
+        </w:rPr>
+        <w:t>contrarreferencia</w:t>
+      </w:r>
+      <w:proofErr w:type="spellEnd"/>
+      <w:r>
+        <w:rPr>
+          <w:bCs/>
+        </w:rPr>
+        <w:t xml:space="preserve"> de pacientes.</w:t>
       </w:r>
     </w:p>
     <w:p>
@@ -10868,6 +10916,7 @@
           <w:b/>
           <w:bCs/>
         </w:rPr>
+        <w:lastRenderedPageBreak/>
         <w:t>2. Componente c</w:t>
       </w:r>
       <w:r>
@@ -10927,12 +10976,14 @@
         </w:rPr>
         <w:t xml:space="preserve">Formación y actualización </w:t>
       </w:r>
+      <w:proofErr w:type="spellStart"/>
       <w:r>
         <w:rPr>
           <w:bCs/>
         </w:rPr>
         <w:t>continúa</w:t>
       </w:r>
+      <w:proofErr w:type="spellEnd"/>
       <w:r>
         <w:rPr>
           <w:bCs/>
@@ -10997,7 +11048,6 @@
         <w:rPr>
           <w:bCs/>
         </w:rPr>
-        <w:lastRenderedPageBreak/>
         <w:t>Evaluación del crecimiento y desarrollo infantil.</w:t>
       </w:r>
     </w:p>
@@ -11382,6 +11432,7 @@
         <w:rPr>
           <w:bCs/>
         </w:rPr>
+        <w:lastRenderedPageBreak/>
         <w:t>Según Ocampo, J. y Peralta, G. (2014), la OPS/OMS estableció en 2001 una serie de lineamientos clave para evaluar la implementación y efectividad de la estrategia AIEPI. Estos incluyen:</w:t>
       </w:r>
     </w:p>
@@ -11451,7 +11502,6 @@
         <w:rPr>
           <w:bCs/>
         </w:rPr>
-        <w:lastRenderedPageBreak/>
         <w:t>Capacitación y desempeño del personal de salud, garantizando la aplicación efectiva de la estrategia AIEPI en los servicios de atención primaria.</w:t>
       </w:r>
     </w:p>
@@ -11745,6 +11795,7 @@
         <w:rPr>
           <w:bCs/>
         </w:rPr>
+        <w:lastRenderedPageBreak/>
         <w:t>AIEPI y EES trabajan de manera complementaria para fortalecer la atención en salud infantil, promoviendo entornos seguros y saludables para el crecimiento y desarrollo de los niños.</w:t>
       </w:r>
     </w:p>
@@ -11812,7 +11863,6 @@
         <w:rPr>
           <w:bCs/>
         </w:rPr>
-        <w:lastRenderedPageBreak/>
         <w:t>La organización panamericana de la salud (OPS) y la organización mundial de la salud (OMS), junto con el ministerio de s</w:t>
       </w:r>
       <w:r>
@@ -12097,6 +12147,7 @@
         <w:rPr>
           <w:bCs/>
         </w:rPr>
+        <w:lastRenderedPageBreak/>
         <w:t>Incentivar la vacunación y el cumplimiento del esquema de inmunización, como medida clave de prevención.</w:t>
       </w:r>
     </w:p>
@@ -12121,7 +12172,6 @@
         <w:rPr>
           <w:bCs/>
         </w:rPr>
-        <w:lastRenderedPageBreak/>
         <w:t>El componente comunitario de AIEPI ha evolucionado con el tiempo, incorporando nuevas estrategias digitales y herramientas educativas, que permiten fortalecer la educación en salud dentro de las comunidades y garantizar una atención más integral a la infancia.</w:t>
       </w:r>
     </w:p>
@@ -12278,7 +12328,19 @@
         <w:rPr>
           <w:bCs/>
         </w:rPr>
-        <w:t>esarrollo integral en los niños, a continuación de describen las siguientes.</w:t>
+        <w:t>esarrollo integral en los niños. A</w:t>
+      </w:r>
+      <w:r>
+        <w:rPr>
+          <w:bCs/>
+        </w:rPr>
+        <w:t xml:space="preserve"> continuación s</w:t>
+      </w:r>
+      <w:r>
+        <w:rPr>
+          <w:bCs/>
+        </w:rPr>
+        <w:t>e describen las siguientes.</w:t>
       </w:r>
     </w:p>
     <w:p>
@@ -12480,6 +12542,7 @@
         <w:rPr>
           <w:bCs/>
         </w:rPr>
+        <w:lastRenderedPageBreak/>
         <w:t>Prevención de malaria y dengue en zonas endémicas mediante control de vectores y uso de medidas de protección.</w:t>
       </w:r>
     </w:p>
@@ -12500,7 +12563,6 @@
         <w:rPr>
           <w:bCs/>
         </w:rPr>
-        <w:lastRenderedPageBreak/>
         <w:t>Prevención del VIH/SIDA, promoviendo medidas de comportamiento preventivo y acceso a tratamiento para personas afectadas.</w:t>
       </w:r>
     </w:p>
@@ -12847,6 +12909,7 @@
         <w:rPr>
           <w:bCs/>
         </w:rPr>
+        <w:lastRenderedPageBreak/>
         <w:t xml:space="preserve">Para fortalecer el </w:t>
       </w:r>
       <w:r>
@@ -12888,11 +12951,6 @@
           <w:bCs/>
         </w:rPr>
         <w:instrText xml:space="preserve">" </w:instrText>
-      </w:r>
-      <w:r>
-        <w:rPr>
-          <w:bCs/>
-        </w:rPr>
       </w:r>
       <w:r>
         <w:rPr>
@@ -13152,7 +13210,7 @@
                     <pic:cNvPicPr/>
                   </pic:nvPicPr>
                   <pic:blipFill>
-                    <a:blip r:embed="rId16">
+                    <a:blip r:embed="rId15">
                       <a:extLst>
                         <a:ext uri="{28A0092B-C50C-407E-A947-70E740481C1C}">
                           <a14:useLocalDpi xmlns:a14="http://schemas.microsoft.com/office/drawing/2010/main" val="0"/>
@@ -13178,8 +13236,6 @@
           </wp:inline>
         </w:drawing>
       </w:r>
-      <w:commentRangeStart w:id="10"/>
-      <w:commentRangeEnd w:id="10"/>
       <w:r>
         <w:rPr>
           <w:rStyle w:val="Refdecomentario"/>
@@ -13278,7 +13334,7 @@
                     <pic:cNvPicPr/>
                   </pic:nvPicPr>
                   <pic:blipFill>
-                    <a:blip r:embed="rId17">
+                    <a:blip r:embed="rId16">
                       <a:extLst>
                         <a:ext uri="{28A0092B-C50C-407E-A947-70E740481C1C}">
                           <a14:useLocalDpi xmlns:a14="http://schemas.microsoft.com/office/drawing/2010/main" val="0"/>
@@ -13571,6 +13627,7 @@
           <w:p>
             <w:pPr>
               <w:pStyle w:val="Ttulo1"/>
+              <w:outlineLvl w:val="0"/>
               <w:rPr>
                 <w:sz w:val="22"/>
                 <w:szCs w:val="22"/>
@@ -13622,7 +13679,28 @@
                 <w:sz w:val="22"/>
                 <w:szCs w:val="22"/>
               </w:rPr>
-              <w:t>e salud y protección social de C</w:t>
+              <w:t>e S</w:t>
+            </w:r>
+            <w:r>
+              <w:rPr>
+                <w:sz w:val="22"/>
+                <w:szCs w:val="22"/>
+              </w:rPr>
+              <w:t>alud</w:t>
+            </w:r>
+            <w:r>
+              <w:rPr>
+                <w:sz w:val="22"/>
+                <w:szCs w:val="22"/>
+              </w:rPr>
+              <w:t xml:space="preserve"> y Protección S</w:t>
+            </w:r>
+            <w:r>
+              <w:rPr>
+                <w:sz w:val="22"/>
+                <w:szCs w:val="22"/>
+              </w:rPr>
+              <w:t>ocial de C</w:t>
             </w:r>
             <w:r>
               <w:rPr>
@@ -13678,7 +13756,7 @@
                 <w:szCs w:val="22"/>
               </w:rPr>
             </w:pPr>
-            <w:hyperlink r:id="rId18" w:history="1">
+            <w:hyperlink r:id="rId17" w:history="1">
               <w:r>
                 <w:rPr>
                   <w:rStyle w:val="Hipervnculo"/>
@@ -13715,6 +13793,7 @@
           <w:p>
             <w:pPr>
               <w:pStyle w:val="Ttulo1"/>
+              <w:outlineLvl w:val="0"/>
               <w:rPr>
                 <w:bCs/>
                 <w:sz w:val="22"/>
@@ -13818,7 +13897,7 @@
                 <w:szCs w:val="22"/>
               </w:rPr>
             </w:pPr>
-            <w:hyperlink r:id="rId19" w:history="1">
+            <w:hyperlink r:id="rId18" w:history="1">
               <w:r>
                 <w:rPr>
                   <w:rStyle w:val="Hipervnculo"/>
@@ -13944,7 +14023,7 @@
             </w:tcMar>
           </w:tcPr>
           <w:p>
-            <w:hyperlink r:id="rId20" w:history="1">
+            <w:hyperlink r:id="rId19" w:history="1">
               <w:r>
                 <w:rPr>
                   <w:rStyle w:val="Hipervnculo"/>
@@ -14232,7 +14311,6 @@
             <w:shd w:val="clear" w:color="auto" w:fill="auto"/>
             <w:noWrap/>
             <w:vAlign w:val="center"/>
-            <w:hideMark/>
           </w:tcPr>
           <w:p>
             <w:pPr>
@@ -14254,7 +14332,7 @@
                 <w:color w:val="000000"/>
                 <w:lang w:eastAsia="es-CO"/>
               </w:rPr>
-              <w:t>Salud</w:t>
+              <w:t>AIEPI</w:t>
             </w:r>
           </w:p>
         </w:tc>
@@ -14262,7 +14340,6 @@
           <w:tcPr>
             <w:tcW w:w="7997" w:type="dxa"/>
             <w:shd w:val="clear" w:color="auto" w:fill="auto"/>
-            <w:hideMark/>
           </w:tcPr>
           <w:p>
             <w:pPr>
@@ -14273,21 +14350,23 @@
                 <w:lang w:eastAsia="es-CO"/>
               </w:rPr>
             </w:pPr>
+            <w:proofErr w:type="gramStart"/>
             <w:r>
               <w:rPr>
                 <w:rFonts w:eastAsia="Times New Roman"/>
                 <w:color w:val="000000"/>
                 <w:lang w:eastAsia="es-CO"/>
               </w:rPr>
-              <w:t>b</w:t>
+              <w:t>estrategia</w:t>
             </w:r>
+            <w:proofErr w:type="gramEnd"/>
             <w:r>
               <w:rPr>
                 <w:rFonts w:eastAsia="Times New Roman"/>
                 <w:color w:val="000000"/>
                 <w:lang w:eastAsia="es-CO"/>
               </w:rPr>
-              <w:t>ienestar físico, mental y social.</w:t>
+              <w:t xml:space="preserve"> que mejora la atención y prevención de enfermedades en niños menores de cinco años, ayudando a reducir su enfermedad y mortalidad.</w:t>
             </w:r>
           </w:p>
         </w:tc>
@@ -14302,7 +14381,6 @@
             <w:shd w:val="clear" w:color="auto" w:fill="auto"/>
             <w:noWrap/>
             <w:vAlign w:val="center"/>
-            <w:hideMark/>
           </w:tcPr>
           <w:p>
             <w:pPr>
@@ -14318,9 +14396,13 @@
             </w:pPr>
             <w:r>
               <w:rPr>
+                <w:rFonts w:eastAsia="Times New Roman"/>
                 <w:b/>
-              </w:rPr>
-              <w:t>Promoción</w:t>
+                <w:bCs/>
+                <w:color w:val="000000"/>
+                <w:lang w:eastAsia="es-CO"/>
+              </w:rPr>
+              <w:t>Bienestar</w:t>
             </w:r>
           </w:p>
         </w:tc>
@@ -14328,7 +14410,6 @@
           <w:tcPr>
             <w:tcW w:w="7997" w:type="dxa"/>
             <w:shd w:val="clear" w:color="auto" w:fill="auto"/>
-            <w:hideMark/>
           </w:tcPr>
           <w:p>
             <w:pPr>
@@ -14339,8 +14420,23 @@
                 <w:lang w:eastAsia="es-CO"/>
               </w:rPr>
             </w:pPr>
+            <w:proofErr w:type="gramStart"/>
             <w:r>
-              <w:t>fomentar capacidades para cuidar salud.</w:t>
+              <w:rPr>
+                <w:rFonts w:eastAsia="Times New Roman"/>
+                <w:color w:val="000000"/>
+                <w:lang w:eastAsia="es-CO"/>
+              </w:rPr>
+              <w:t>estado</w:t>
+            </w:r>
+            <w:proofErr w:type="gramEnd"/>
+            <w:r>
+              <w:rPr>
+                <w:rFonts w:eastAsia="Times New Roman"/>
+                <w:color w:val="000000"/>
+                <w:lang w:eastAsia="es-CO"/>
+              </w:rPr>
+              <w:t xml:space="preserve"> de equilibrio general.</w:t>
             </w:r>
           </w:p>
         </w:tc>
@@ -14355,7 +14451,6 @@
             <w:shd w:val="clear" w:color="auto" w:fill="auto"/>
             <w:noWrap/>
             <w:vAlign w:val="center"/>
-            <w:hideMark/>
           </w:tcPr>
           <w:p>
             <w:pPr>
@@ -14371,9 +14466,13 @@
             </w:pPr>
             <w:r>
               <w:rPr>
+                <w:rFonts w:eastAsia="Times New Roman"/>
                 <w:b/>
-              </w:rPr>
-              <w:t>Prevención</w:t>
+                <w:bCs/>
+                <w:color w:val="000000"/>
+                <w:lang w:eastAsia="es-CO"/>
+              </w:rPr>
+              <w:t>Cuidado</w:t>
             </w:r>
           </w:p>
         </w:tc>
@@ -14381,7 +14480,6 @@
           <w:tcPr>
             <w:tcW w:w="7997" w:type="dxa"/>
             <w:shd w:val="clear" w:color="auto" w:fill="auto"/>
-            <w:hideMark/>
           </w:tcPr>
           <w:p>
             <w:pPr>
@@ -14392,16 +14490,23 @@
                 <w:lang w:eastAsia="es-CO"/>
               </w:rPr>
             </w:pPr>
+            <w:proofErr w:type="gramStart"/>
             <w:r>
               <w:rPr>
                 <w:rFonts w:eastAsia="Times New Roman"/>
                 <w:color w:val="000000"/>
                 <w:lang w:eastAsia="es-CO"/>
               </w:rPr>
-              <w:t xml:space="preserve"> </w:t>
+              <w:t>atención</w:t>
             </w:r>
+            <w:proofErr w:type="gramEnd"/>
             <w:r>
-              <w:t>evitar aparición de enfermedades.</w:t>
+              <w:rPr>
+                <w:rFonts w:eastAsia="Times New Roman"/>
+                <w:color w:val="000000"/>
+                <w:lang w:eastAsia="es-CO"/>
+              </w:rPr>
+              <w:t xml:space="preserve"> y protección de la salud.</w:t>
             </w:r>
           </w:p>
         </w:tc>
@@ -14416,7 +14521,6 @@
             <w:shd w:val="clear" w:color="auto" w:fill="auto"/>
             <w:noWrap/>
             <w:vAlign w:val="center"/>
-            <w:hideMark/>
           </w:tcPr>
           <w:p>
             <w:pPr>
@@ -14432,7 +14536,11 @@
             </w:pPr>
             <w:r>
               <w:rPr>
+                <w:rFonts w:eastAsia="Times New Roman"/>
                 <w:b/>
+                <w:bCs/>
+                <w:color w:val="000000"/>
+                <w:lang w:eastAsia="es-CO"/>
               </w:rPr>
               <w:t>Educación</w:t>
             </w:r>
@@ -14442,7 +14550,6 @@
           <w:tcPr>
             <w:tcW w:w="7997" w:type="dxa"/>
             <w:shd w:val="clear" w:color="auto" w:fill="auto"/>
-            <w:hideMark/>
           </w:tcPr>
           <w:p>
             <w:pPr>
@@ -14453,21 +14560,23 @@
                 <w:lang w:eastAsia="es-CO"/>
               </w:rPr>
             </w:pPr>
+            <w:proofErr w:type="gramStart"/>
             <w:r>
               <w:rPr>
                 <w:rFonts w:eastAsia="Times New Roman"/>
                 <w:color w:val="000000"/>
                 <w:lang w:eastAsia="es-CO"/>
               </w:rPr>
-              <w:t>e</w:t>
+              <w:t>enseñar</w:t>
             </w:r>
+            <w:proofErr w:type="gramEnd"/>
             <w:r>
               <w:rPr>
                 <w:rFonts w:eastAsia="Times New Roman"/>
                 <w:color w:val="000000"/>
                 <w:lang w:eastAsia="es-CO"/>
               </w:rPr>
-              <w:t>nseñar prácticas saludables.</w:t>
+              <w:t xml:space="preserve"> prácticas saludables.</w:t>
             </w:r>
           </w:p>
         </w:tc>
@@ -14482,7 +14591,6 @@
             <w:shd w:val="clear" w:color="auto" w:fill="auto"/>
             <w:noWrap/>
             <w:vAlign w:val="center"/>
-            <w:hideMark/>
           </w:tcPr>
           <w:p>
             <w:pPr>
@@ -14512,32 +14620,29 @@
           <w:tcPr>
             <w:tcW w:w="7997" w:type="dxa"/>
             <w:shd w:val="clear" w:color="auto" w:fill="auto"/>
-            <w:hideMark/>
           </w:tcPr>
           <w:p>
             <w:pPr>
-              <w:spacing w:line="240" w:lineRule="auto"/>
               <w:rPr>
                 <w:rFonts w:eastAsia="Times New Roman"/>
-                <w:color w:val="000000"/>
                 <w:lang w:eastAsia="es-CO"/>
               </w:rPr>
             </w:pPr>
+            <w:proofErr w:type="gramStart"/>
             <w:r>
               <w:rPr>
                 <w:rFonts w:eastAsia="Times New Roman"/>
-                <w:color w:val="000000"/>
                 <w:lang w:eastAsia="es-CO"/>
               </w:rPr>
-              <w:t>e</w:t>
+              <w:t>espacio</w:t>
             </w:r>
+            <w:proofErr w:type="gramEnd"/>
             <w:r>
               <w:rPr>
                 <w:rFonts w:eastAsia="Times New Roman"/>
-                <w:color w:val="000000"/>
                 <w:lang w:eastAsia="es-CO"/>
               </w:rPr>
-              <w:t>spacio donde vivimos y convivimos.</w:t>
+              <w:t xml:space="preserve"> donde vivimos y convivimos.</w:t>
             </w:r>
           </w:p>
         </w:tc>
@@ -14552,7 +14657,6 @@
             <w:shd w:val="clear" w:color="auto" w:fill="auto"/>
             <w:noWrap/>
             <w:vAlign w:val="center"/>
-            <w:hideMark/>
           </w:tcPr>
           <w:p>
             <w:pPr>
@@ -14574,7 +14678,7 @@
                 <w:color w:val="000000"/>
                 <w:lang w:eastAsia="es-CO"/>
               </w:rPr>
-              <w:t>Cuidado</w:t>
+              <w:t>EES</w:t>
             </w:r>
           </w:p>
         </w:tc>
@@ -14582,7 +14686,6 @@
           <w:tcPr>
             <w:tcW w:w="7997" w:type="dxa"/>
             <w:shd w:val="clear" w:color="auto" w:fill="auto"/>
-            <w:hideMark/>
           </w:tcPr>
           <w:p>
             <w:pPr>
@@ -14593,21 +14696,23 @@
                 <w:lang w:eastAsia="es-CO"/>
               </w:rPr>
             </w:pPr>
+            <w:proofErr w:type="gramStart"/>
             <w:r>
               <w:rPr>
                 <w:rFonts w:eastAsia="Times New Roman"/>
                 <w:color w:val="000000"/>
                 <w:lang w:eastAsia="es-CO"/>
               </w:rPr>
-              <w:t>a</w:t>
+              <w:t>estrategias</w:t>
             </w:r>
+            <w:proofErr w:type="gramEnd"/>
             <w:r>
               <w:rPr>
                 <w:rFonts w:eastAsia="Times New Roman"/>
                 <w:color w:val="000000"/>
                 <w:lang w:eastAsia="es-CO"/>
               </w:rPr>
-              <w:t>tención y protección de la salud.</w:t>
+              <w:t xml:space="preserve"> de entornos saludables que promueven acciones intersectoriales para mejorar la salud a través de la creación de espacios seguros, saludables y sostenibles en la escuela, el hogar, el trabajo y la comunidad.</w:t>
             </w:r>
           </w:p>
         </w:tc>
@@ -14622,7 +14727,6 @@
             <w:shd w:val="clear" w:color="auto" w:fill="auto"/>
             <w:noWrap/>
             <w:vAlign w:val="center"/>
-            <w:hideMark/>
           </w:tcPr>
           <w:p>
             <w:pPr>
@@ -14644,7 +14748,7 @@
                 <w:color w:val="000000"/>
                 <w:lang w:eastAsia="es-CO"/>
               </w:rPr>
-              <w:t>Bienestar</w:t>
+              <w:t>Familia</w:t>
             </w:r>
           </w:p>
         </w:tc>
@@ -14652,7 +14756,6 @@
           <w:tcPr>
             <w:tcW w:w="7997" w:type="dxa"/>
             <w:shd w:val="clear" w:color="auto" w:fill="auto"/>
-            <w:hideMark/>
           </w:tcPr>
           <w:p>
             <w:pPr>
@@ -14663,16 +14766,23 @@
                 <w:lang w:eastAsia="es-CO"/>
               </w:rPr>
             </w:pPr>
+            <w:proofErr w:type="gramStart"/>
             <w:r>
               <w:rPr>
                 <w:rFonts w:eastAsia="Times New Roman"/>
                 <w:color w:val="000000"/>
                 <w:lang w:eastAsia="es-CO"/>
               </w:rPr>
-              <w:t xml:space="preserve"> </w:t>
+              <w:t>núcleo</w:t>
             </w:r>
+            <w:proofErr w:type="gramEnd"/>
             <w:r>
-              <w:t>estado de equilibrio general.</w:t>
+              <w:rPr>
+                <w:rFonts w:eastAsia="Times New Roman"/>
+                <w:color w:val="000000"/>
+                <w:lang w:eastAsia="es-CO"/>
+              </w:rPr>
+              <w:t xml:space="preserve"> básico de apoyo social.</w:t>
             </w:r>
           </w:p>
         </w:tc>
@@ -14687,7 +14797,6 @@
             <w:shd w:val="clear" w:color="auto" w:fill="auto"/>
             <w:noWrap/>
             <w:vAlign w:val="center"/>
-            <w:hideMark/>
           </w:tcPr>
           <w:p>
             <w:pPr>
@@ -14709,7 +14818,7 @@
                 <w:color w:val="000000"/>
                 <w:lang w:eastAsia="es-CO"/>
               </w:rPr>
-              <w:t>Participación</w:t>
+              <w:t>Hábitos</w:t>
             </w:r>
           </w:p>
         </w:tc>
@@ -14717,7 +14826,6 @@
           <w:tcPr>
             <w:tcW w:w="7997" w:type="dxa"/>
             <w:shd w:val="clear" w:color="auto" w:fill="auto"/>
-            <w:hideMark/>
           </w:tcPr>
           <w:p>
             <w:pPr>
@@ -14728,37 +14836,23 @@
                 <w:lang w:eastAsia="es-CO"/>
               </w:rPr>
             </w:pPr>
+            <w:proofErr w:type="gramStart"/>
             <w:r>
               <w:rPr>
                 <w:rFonts w:eastAsia="Times New Roman"/>
                 <w:color w:val="000000"/>
                 <w:lang w:eastAsia="es-CO"/>
               </w:rPr>
-              <w:t xml:space="preserve"> </w:t>
+              <w:t>comportamientos</w:t>
             </w:r>
+            <w:proofErr w:type="gramEnd"/>
             <w:r>
               <w:rPr>
                 <w:rFonts w:eastAsia="Times New Roman"/>
                 <w:color w:val="000000"/>
                 <w:lang w:eastAsia="es-CO"/>
               </w:rPr>
-              <w:t>i</w:t>
-            </w:r>
-            <w:r>
-              <w:rPr>
-                <w:rFonts w:eastAsia="Times New Roman"/>
-                <w:color w:val="000000"/>
-                <w:lang w:eastAsia="es-CO"/>
-              </w:rPr>
-              <w:t>nvolucrarse en acciones de salud</w:t>
-            </w:r>
-            <w:r>
-              <w:rPr>
-                <w:rFonts w:eastAsia="Times New Roman"/>
-                <w:color w:val="000000"/>
-                <w:lang w:eastAsia="es-CO"/>
-              </w:rPr>
-              <w:t>.</w:t>
+              <w:t xml:space="preserve"> adquiridos diariamente.</w:t>
             </w:r>
           </w:p>
         </w:tc>
@@ -14772,7 +14866,6 @@
             <w:tcW w:w="2263" w:type="dxa"/>
             <w:shd w:val="clear" w:color="auto" w:fill="auto"/>
             <w:vAlign w:val="center"/>
-            <w:hideMark/>
           </w:tcPr>
           <w:p>
             <w:pPr>
@@ -14788,9 +14881,13 @@
             </w:pPr>
             <w:r>
               <w:rPr>
+                <w:rFonts w:eastAsia="Times New Roman"/>
                 <w:b/>
-              </w:rPr>
-              <w:t>Familia</w:t>
+                <w:bCs/>
+                <w:color w:val="000000"/>
+                <w:lang w:eastAsia="es-CO"/>
+              </w:rPr>
+              <w:t>Niñez</w:t>
             </w:r>
           </w:p>
         </w:tc>
@@ -14798,7 +14895,6 @@
           <w:tcPr>
             <w:tcW w:w="7997" w:type="dxa"/>
             <w:shd w:val="clear" w:color="auto" w:fill="auto"/>
-            <w:hideMark/>
           </w:tcPr>
           <w:p>
             <w:pPr>
@@ -14809,29 +14905,23 @@
                 <w:lang w:eastAsia="es-CO"/>
               </w:rPr>
             </w:pPr>
+            <w:proofErr w:type="gramStart"/>
             <w:r>
               <w:rPr>
                 <w:rFonts w:eastAsia="Times New Roman"/>
                 <w:color w:val="000000"/>
                 <w:lang w:eastAsia="es-CO"/>
               </w:rPr>
-              <w:t xml:space="preserve"> </w:t>
+              <w:t>etapa</w:t>
             </w:r>
+            <w:proofErr w:type="gramEnd"/>
             <w:r>
               <w:rPr>
                 <w:rFonts w:eastAsia="Times New Roman"/>
                 <w:color w:val="000000"/>
                 <w:lang w:eastAsia="es-CO"/>
               </w:rPr>
-              <w:t>n</w:t>
-            </w:r>
-            <w:r>
-              <w:rPr>
-                <w:rFonts w:eastAsia="Times New Roman"/>
-                <w:color w:val="000000"/>
-                <w:lang w:eastAsia="es-CO"/>
-              </w:rPr>
-              <w:t>úcleo básico de apoyo social.</w:t>
+              <w:t xml:space="preserve"> temprana de la vida.</w:t>
             </w:r>
           </w:p>
         </w:tc>
@@ -14845,7 +14935,6 @@
             <w:tcW w:w="2263" w:type="dxa"/>
             <w:shd w:val="clear" w:color="auto" w:fill="auto"/>
             <w:vAlign w:val="center"/>
-            <w:hideMark/>
           </w:tcPr>
           <w:p>
             <w:pPr>
@@ -14869,7 +14958,7 @@
                 <w:color w:val="000000"/>
                 <w:lang w:eastAsia="es-CO"/>
               </w:rPr>
-              <w:t>Niñez</w:t>
+              <w:t>Participación</w:t>
             </w:r>
           </w:p>
         </w:tc>
@@ -14877,7 +14966,6 @@
           <w:tcPr>
             <w:tcW w:w="7997" w:type="dxa"/>
             <w:shd w:val="clear" w:color="auto" w:fill="auto"/>
-            <w:hideMark/>
           </w:tcPr>
           <w:p>
             <w:pPr>
@@ -14888,16 +14976,23 @@
                 <w:lang w:eastAsia="es-CO"/>
               </w:rPr>
             </w:pPr>
+            <w:proofErr w:type="gramStart"/>
             <w:r>
               <w:rPr>
                 <w:rFonts w:eastAsia="Times New Roman"/>
                 <w:color w:val="000000"/>
                 <w:lang w:eastAsia="es-CO"/>
               </w:rPr>
-              <w:t xml:space="preserve"> </w:t>
+              <w:t>involucrarse</w:t>
             </w:r>
+            <w:proofErr w:type="gramEnd"/>
             <w:r>
-              <w:t>etapa temprana de la vida.</w:t>
+              <w:rPr>
+                <w:rFonts w:eastAsia="Times New Roman"/>
+                <w:color w:val="000000"/>
+                <w:lang w:eastAsia="es-CO"/>
+              </w:rPr>
+              <w:t xml:space="preserve"> en acciones de salud.</w:t>
             </w:r>
           </w:p>
         </w:tc>
@@ -14911,7 +15006,6 @@
             <w:tcW w:w="2263" w:type="dxa"/>
             <w:shd w:val="clear" w:color="auto" w:fill="auto"/>
             <w:vAlign w:val="center"/>
-            <w:hideMark/>
           </w:tcPr>
           <w:p>
             <w:pPr>
@@ -14933,7 +15027,7 @@
                 <w:color w:val="000000"/>
                 <w:lang w:eastAsia="es-CO"/>
               </w:rPr>
-              <w:t>Hábitos</w:t>
+              <w:t>Prevención</w:t>
             </w:r>
           </w:p>
         </w:tc>
@@ -14941,7 +15035,6 @@
           <w:tcPr>
             <w:tcW w:w="7997" w:type="dxa"/>
             <w:shd w:val="clear" w:color="auto" w:fill="auto"/>
-            <w:hideMark/>
           </w:tcPr>
           <w:p>
             <w:pPr>
@@ -14952,16 +15045,23 @@
                 <w:lang w:eastAsia="es-CO"/>
               </w:rPr>
             </w:pPr>
+            <w:proofErr w:type="gramStart"/>
             <w:r>
               <w:rPr>
                 <w:rFonts w:eastAsia="Times New Roman"/>
                 <w:color w:val="000000"/>
                 <w:lang w:eastAsia="es-CO"/>
               </w:rPr>
-              <w:t xml:space="preserve"> </w:t>
+              <w:t>evitar</w:t>
             </w:r>
+            <w:proofErr w:type="gramEnd"/>
             <w:r>
-              <w:t>comportamientos adquiridos diariamente.</w:t>
+              <w:rPr>
+                <w:rFonts w:eastAsia="Times New Roman"/>
+                <w:color w:val="000000"/>
+                <w:lang w:eastAsia="es-CO"/>
+              </w:rPr>
+              <w:t xml:space="preserve"> aparición de enfermedades.</w:t>
             </w:r>
           </w:p>
         </w:tc>
@@ -14975,7 +15075,6 @@
             <w:tcW w:w="2263" w:type="dxa"/>
             <w:shd w:val="clear" w:color="auto" w:fill="auto"/>
             <w:vAlign w:val="center"/>
-            <w:hideMark/>
           </w:tcPr>
           <w:p>
             <w:pPr>
@@ -14991,9 +15090,13 @@
             </w:pPr>
             <w:r>
               <w:rPr>
+                <w:rFonts w:eastAsia="Times New Roman"/>
                 <w:b/>
-              </w:rPr>
-              <w:t>AIEPI</w:t>
+                <w:bCs/>
+                <w:color w:val="000000"/>
+                <w:lang w:eastAsia="es-CO"/>
+              </w:rPr>
+              <w:t>Promoción</w:t>
             </w:r>
           </w:p>
         </w:tc>
@@ -15001,7 +15104,6 @@
           <w:tcPr>
             <w:tcW w:w="7997" w:type="dxa"/>
             <w:shd w:val="clear" w:color="auto" w:fill="auto"/>
-            <w:hideMark/>
           </w:tcPr>
           <w:p>
             <w:pPr>
@@ -15012,11 +15114,23 @@
                 <w:lang w:eastAsia="es-CO"/>
               </w:rPr>
             </w:pPr>
+            <w:proofErr w:type="gramStart"/>
             <w:r>
-              <w:t>E</w:t>
+              <w:rPr>
+                <w:rFonts w:eastAsia="Times New Roman"/>
+                <w:color w:val="000000"/>
+                <w:lang w:eastAsia="es-CO"/>
+              </w:rPr>
+              <w:t>fomentar</w:t>
             </w:r>
+            <w:proofErr w:type="gramEnd"/>
             <w:r>
-              <w:t>strategia que mejora la atención y prevención de enfermedades en niños menores de cinco años, ayudando a reducir su enfermedad y mortalidad.</w:t>
+              <w:rPr>
+                <w:rFonts w:eastAsia="Times New Roman"/>
+                <w:color w:val="000000"/>
+                <w:lang w:eastAsia="es-CO"/>
+              </w:rPr>
+              <w:t xml:space="preserve"> capacidades para cuidar la salud.</w:t>
             </w:r>
           </w:p>
         </w:tc>
@@ -15030,7 +15144,6 @@
             <w:tcW w:w="2263" w:type="dxa"/>
             <w:shd w:val="clear" w:color="auto" w:fill="auto"/>
             <w:vAlign w:val="center"/>
-            <w:hideMark/>
           </w:tcPr>
           <w:p>
             <w:pPr>
@@ -15046,9 +15159,13 @@
             </w:pPr>
             <w:r>
               <w:rPr>
+                <w:rFonts w:eastAsia="Times New Roman"/>
                 <w:b/>
-              </w:rPr>
-              <w:t>EES</w:t>
+                <w:bCs/>
+                <w:color w:val="000000"/>
+                <w:lang w:eastAsia="es-CO"/>
+              </w:rPr>
+              <w:t>Protección</w:t>
             </w:r>
           </w:p>
         </w:tc>
@@ -15056,7 +15173,6 @@
           <w:tcPr>
             <w:tcW w:w="7997" w:type="dxa"/>
             <w:shd w:val="clear" w:color="auto" w:fill="auto"/>
-            <w:hideMark/>
           </w:tcPr>
           <w:p>
             <w:pPr>
@@ -15067,8 +15183,23 @@
                 <w:lang w:eastAsia="es-CO"/>
               </w:rPr>
             </w:pPr>
+            <w:proofErr w:type="gramStart"/>
             <w:r>
-              <w:t>crear espacios físicos y sociales saludables.</w:t>
+              <w:rPr>
+                <w:rFonts w:eastAsia="Times New Roman"/>
+                <w:color w:val="000000"/>
+                <w:lang w:eastAsia="es-CO"/>
+              </w:rPr>
+              <w:t>acciones</w:t>
+            </w:r>
+            <w:proofErr w:type="gramEnd"/>
+            <w:r>
+              <w:rPr>
+                <w:rFonts w:eastAsia="Times New Roman"/>
+                <w:color w:val="000000"/>
+                <w:lang w:eastAsia="es-CO"/>
+              </w:rPr>
+              <w:t xml:space="preserve"> para evitar problemas de salud.</w:t>
             </w:r>
           </w:p>
         </w:tc>
@@ -15082,7 +15213,6 @@
             <w:tcW w:w="2263" w:type="dxa"/>
             <w:shd w:val="clear" w:color="auto" w:fill="auto"/>
             <w:vAlign w:val="center"/>
-            <w:hideMark/>
           </w:tcPr>
           <w:p>
             <w:pPr>
@@ -15112,7 +15242,6 @@
           <w:tcPr>
             <w:tcW w:w="7997" w:type="dxa"/>
             <w:shd w:val="clear" w:color="auto" w:fill="auto"/>
-            <w:hideMark/>
           </w:tcPr>
           <w:p>
             <w:pPr>
@@ -15124,15 +15253,7 @@
               </w:rPr>
             </w:pPr>
             <w:r>
-              <w:rPr>
-                <w:rFonts w:eastAsia="Times New Roman"/>
-                <w:color w:val="000000"/>
-                <w:lang w:eastAsia="es-CO"/>
-              </w:rPr>
-              <w:t xml:space="preserve"> </w:t>
-            </w:r>
-            <w:r>
-              <w:t>probabilidad de daño o enfermedad.</w:t>
+              <w:t>probabilidad de daño o enfermedad</w:t>
             </w:r>
           </w:p>
         </w:tc>
@@ -15146,7 +15267,6 @@
             <w:tcW w:w="2263" w:type="dxa"/>
             <w:shd w:val="clear" w:color="auto" w:fill="auto"/>
             <w:vAlign w:val="center"/>
-            <w:hideMark/>
           </w:tcPr>
           <w:p>
             <w:pPr>
@@ -15164,7 +15284,7 @@
               <w:rPr>
                 <w:b/>
               </w:rPr>
-              <w:t>protección</w:t>
+              <w:t>Salud</w:t>
             </w:r>
           </w:p>
         </w:tc>
@@ -15172,7 +15292,6 @@
           <w:tcPr>
             <w:tcW w:w="7997" w:type="dxa"/>
             <w:shd w:val="clear" w:color="auto" w:fill="auto"/>
-            <w:hideMark/>
           </w:tcPr>
           <w:p>
             <w:pPr>
@@ -15183,21 +15302,13 @@
                 <w:lang w:eastAsia="es-CO"/>
               </w:rPr>
             </w:pPr>
+            <w:proofErr w:type="gramStart"/>
             <w:r>
-              <w:rPr>
-                <w:rFonts w:eastAsia="Times New Roman"/>
-                <w:color w:val="000000"/>
-                <w:lang w:eastAsia="es-CO"/>
-              </w:rPr>
-              <w:t>a</w:t>
+              <w:t>bienestar</w:t>
             </w:r>
+            <w:proofErr w:type="gramEnd"/>
             <w:r>
-              <w:rPr>
-                <w:rFonts w:eastAsia="Times New Roman"/>
-                <w:color w:val="000000"/>
-                <w:lang w:eastAsia="es-CO"/>
-              </w:rPr>
-              <w:t>cciones para evitar problemas de salud.</w:t>
+              <w:t xml:space="preserve"> físico, mental y social.</w:t>
             </w:r>
           </w:p>
         </w:tc>
@@ -15299,7 +15410,7 @@
       <w:pPr>
         <w:pStyle w:val="Normal0"/>
       </w:pPr>
-      <w:hyperlink r:id="rId21" w:history="1">
+      <w:hyperlink r:id="rId20" w:history="1">
         <w:r>
           <w:rPr>
             <w:rStyle w:val="Hipervnculo"/>
@@ -15318,9 +15429,15 @@
         <w:pStyle w:val="Normal0"/>
       </w:pPr>
       <w:r>
-        <w:t xml:space="preserve">Constitución Política de Colombia. (1991). Artículo 49 – Atención en salud y saneamiento ambiental. Constitución Política de Colombia. Recuperado de </w:t>
-      </w:r>
-      <w:hyperlink r:id="rId22" w:history="1">
+        <w:t>Constitución Política de Colombia. (1991). Artículo 49 – Atención en salud y saneamiento ambiental. Constitución Pol</w:t>
+      </w:r>
+      <w:r>
+        <w:t>ítica de Colombia.</w:t>
+      </w:r>
+      <w:r>
+        <w:t xml:space="preserve"> </w:t>
+      </w:r>
+      <w:hyperlink r:id="rId21" w:history="1">
         <w:r>
           <w:rPr>
             <w:rStyle w:val="Hipervnculo"/>
@@ -15345,9 +15462,17 @@
         <w:t xml:space="preserve"> promoción de la s</w:t>
       </w:r>
       <w:r>
-        <w:t xml:space="preserve">alud, 15(1), 128-143. Recuperado de </w:t>
-      </w:r>
-      <w:hyperlink r:id="rId23" w:history="1">
+        <w:t>alu</w:t>
+      </w:r>
+      <w:r>
+        <w:t>d, 15(1), 128-143.</w:t>
+      </w:r>
+      <w:bookmarkStart w:id="11" w:name="_GoBack"/>
+      <w:bookmarkEnd w:id="11"/>
+      <w:r>
+        <w:t xml:space="preserve"> </w:t>
+      </w:r>
+      <w:hyperlink r:id="rId22" w:history="1">
         <w:r>
           <w:rPr>
             <w:rStyle w:val="Hipervnculo"/>
@@ -15746,7 +15871,6 @@
         <w:pStyle w:val="Normal0"/>
       </w:pPr>
       <w:r>
-        <w:lastRenderedPageBreak/>
         <w:t xml:space="preserve"> </w:t>
       </w:r>
     </w:p>
@@ -16054,8 +16178,8 @@
       </w:pPr>
     </w:p>
     <w:sectPr>
-      <w:headerReference w:type="default" r:id="rId24"/>
-      <w:footerReference w:type="default" r:id="rId25"/>
+      <w:headerReference w:type="default" r:id="rId23"/>
+      <w:footerReference w:type="default" r:id="rId24"/>
       <w:pgSz w:w="12240" w:h="15840"/>
       <w:pgMar w:top="1701" w:right="1134" w:bottom="1134" w:left="1134" w:header="720" w:footer="0" w:gutter="0"/>
       <w:pgNumType w:start="1"/>
@@ -16066,7 +16190,7 @@
 </file>
 
 <file path=word/comments.xml><?xml version="1.0" encoding="utf-8"?>
-<w:comments xmlns:wpc="http://schemas.microsoft.com/office/word/2010/wordprocessingCanvas" xmlns:cx="http://schemas.microsoft.com/office/drawing/2014/chartex" xmlns:cx1="http://schemas.microsoft.com/office/drawing/2015/9/8/chartex" xmlns:cx2="http://schemas.microsoft.com/office/drawing/2015/10/21/chartex" xmlns:cx3="http://schemas.microsoft.com/office/drawing/2016/5/9/chartex" xmlns:cx4="http://schemas.microsoft.com/office/drawing/2016/5/10/chartex" xmlns:cx5="http://schemas.microsoft.com/office/drawing/2016/5/11/chartex" xmlns:cx6="http://schemas.microsoft.com/office/drawing/2016/5/12/chartex" xmlns:cx7="http://schemas.microsoft.com/office/drawing/2016/5/13/chartex" xmlns:cx8="http://schemas.microsoft.com/office/drawing/2016/5/14/chartex" xmlns:mc="http://schemas.openxmlformats.org/markup-compatibility/2006" xmlns:aink="http://schemas.microsoft.com/office/drawing/2016/ink" xmlns:am3d="http://schemas.microsoft.com/office/drawing/2017/model3d" xmlns:o="urn:schemas-microsoft-com:office:office" xmlns:oel="http://schemas.microsoft.com/office/2019/extlst" xmlns:r="http://schemas.openxmlformats.org/officeDocument/2006/relationships" xmlns:m="http://schemas.openxmlformats.org/officeDocument/2006/math" xmlns:v="urn:schemas-microsoft-com:vml" xmlns:wp14="http://schemas.microsoft.com/office/word/2010/wordprocessingDrawing" xmlns:wp="http://schemas.openxmlformats.org/drawingml/2006/wordprocessingDrawing" xmlns:w10="urn:schemas-microsoft-com:office:word" xmlns:w="http://schemas.openxmlformats.org/wordprocessingml/2006/main" xmlns:w14="http://schemas.microsoft.com/office/word/2010/wordml" xmlns:w15="http://schemas.microsoft.com/office/word/2012/wordml" xmlns:w16cex="http://schemas.microsoft.com/office/word/2018/wordml/cex" xmlns:w16cid="http://schemas.microsoft.com/office/word/2016/wordml/cid" xmlns:w16="http://schemas.microsoft.com/office/word/2018/wordml" xmlns:w16du="http://schemas.microsoft.com/office/word/2023/wordml/word16du" xmlns:w16sdtdh="http://schemas.microsoft.com/office/word/2020/wordml/sdtdatahash" xmlns:w16sdtfl="http://schemas.microsoft.com/office/word/2024/wordml/sdtformatlock" xmlns:w16se="http://schemas.microsoft.com/office/word/2015/wordml/symex" xmlns:wpg="http://schemas.microsoft.com/office/word/2010/wordprocessingGroup" xmlns:wpi="http://schemas.microsoft.com/office/word/2010/wordprocessingInk" xmlns:wne="http://schemas.microsoft.com/office/word/2006/wordml" xmlns:wps="http://schemas.microsoft.com/office/word/2010/wordprocessingShape" mc:Ignorable="w14 w15 w16se w16cid w16 w16cex w16sdtdh w16sdtfl w16du wp14">
+<w:comments xmlns:wpc="http://schemas.microsoft.com/office/word/2010/wordprocessingCanvas" xmlns:mc="http://schemas.openxmlformats.org/markup-compatibility/2006" xmlns:o="urn:schemas-microsoft-com:office:office" xmlns:r="http://schemas.openxmlformats.org/officeDocument/2006/relationships" xmlns:m="http://schemas.openxmlformats.org/officeDocument/2006/math" xmlns:v="urn:schemas-microsoft-com:vml" xmlns:wp14="http://schemas.microsoft.com/office/word/2010/wordprocessingDrawing" xmlns:wp="http://schemas.openxmlformats.org/drawingml/2006/wordprocessingDrawing" xmlns:w10="urn:schemas-microsoft-com:office:word" xmlns:w="http://schemas.openxmlformats.org/wordprocessingml/2006/main" xmlns:w14="http://schemas.microsoft.com/office/word/2010/wordml" xmlns:w15="http://schemas.microsoft.com/office/word/2012/wordml" xmlns:wpg="http://schemas.microsoft.com/office/word/2010/wordprocessingGroup" xmlns:wpi="http://schemas.microsoft.com/office/word/2010/wordprocessingInk" xmlns:wne="http://schemas.microsoft.com/office/word/2006/wordml" xmlns:wps="http://schemas.microsoft.com/office/word/2010/wordprocessingShape" mc:Ignorable="w14 w15 wp14">
   <w:comment w:id="0" w:author="LauraPGM" w:date="2025-03-18T16:31:00Z" w:initials="L">
     <w:p>
       <w:r>
@@ -16235,10 +16359,13 @@
         <w:rPr>
           <w:b/>
         </w:rPr>
-        <w:t xml:space="preserve"> </w:t>
-      </w:r>
-      <w:r>
-        <w:t xml:space="preserve">explica cómo las personas adoptan conductas saludables. Se basa en </w:t>
+        <w:t xml:space="preserve">. </w:t>
+      </w:r>
+      <w:r>
+        <w:t>E</w:t>
+      </w:r>
+      <w:r>
+        <w:t xml:space="preserve">xplica cómo las personas adoptan conductas saludables. Se basa en </w:t>
       </w:r>
       <w:r>
         <w:rPr>
@@ -16407,7 +16534,7 @@
 </file>
 
 <file path=word/commentsExtended.xml><?xml version="1.0" encoding="utf-8"?>
-<w15:commentsEx xmlns:wpc="http://schemas.microsoft.com/office/word/2010/wordprocessingCanvas" xmlns:cx="http://schemas.microsoft.com/office/drawing/2014/chartex" xmlns:cx1="http://schemas.microsoft.com/office/drawing/2015/9/8/chartex" xmlns:cx2="http://schemas.microsoft.com/office/drawing/2015/10/21/chartex" xmlns:cx3="http://schemas.microsoft.com/office/drawing/2016/5/9/chartex" xmlns:cx4="http://schemas.microsoft.com/office/drawing/2016/5/10/chartex" xmlns:cx5="http://schemas.microsoft.com/office/drawing/2016/5/11/chartex" xmlns:cx6="http://schemas.microsoft.com/office/drawing/2016/5/12/chartex" xmlns:cx7="http://schemas.microsoft.com/office/drawing/2016/5/13/chartex" xmlns:cx8="http://schemas.microsoft.com/office/drawing/2016/5/14/chartex" xmlns:mc="http://schemas.openxmlformats.org/markup-compatibility/2006" xmlns:aink="http://schemas.microsoft.com/office/drawing/2016/ink" xmlns:am3d="http://schemas.microsoft.com/office/drawing/2017/model3d" xmlns:o="urn:schemas-microsoft-com:office:office" xmlns:oel="http://schemas.microsoft.com/office/2019/extlst" xmlns:r="http://schemas.openxmlformats.org/officeDocument/2006/relationships" xmlns:m="http://schemas.openxmlformats.org/officeDocument/2006/math" xmlns:v="urn:schemas-microsoft-com:vml" xmlns:wp14="http://schemas.microsoft.com/office/word/2010/wordprocessingDrawing" xmlns:wp="http://schemas.openxmlformats.org/drawingml/2006/wordprocessingDrawing" xmlns:w10="urn:schemas-microsoft-com:office:word" xmlns:w="http://schemas.openxmlformats.org/wordprocessingml/2006/main" xmlns:w14="http://schemas.microsoft.com/office/word/2010/wordml" xmlns:w15="http://schemas.microsoft.com/office/word/2012/wordml" xmlns:w16cex="http://schemas.microsoft.com/office/word/2018/wordml/cex" xmlns:w16cid="http://schemas.microsoft.com/office/word/2016/wordml/cid" xmlns:w16="http://schemas.microsoft.com/office/word/2018/wordml" xmlns:w16du="http://schemas.microsoft.com/office/word/2023/wordml/word16du" xmlns:w16sdtdh="http://schemas.microsoft.com/office/word/2020/wordml/sdtdatahash" xmlns:w16sdtfl="http://schemas.microsoft.com/office/word/2024/wordml/sdtformatlock" xmlns:w16se="http://schemas.microsoft.com/office/word/2015/wordml/symex" xmlns:wpg="http://schemas.microsoft.com/office/word/2010/wordprocessingGroup" xmlns:wpi="http://schemas.microsoft.com/office/word/2010/wordprocessingInk" xmlns:wne="http://schemas.microsoft.com/office/word/2006/wordml" xmlns:wps="http://schemas.microsoft.com/office/word/2010/wordprocessingShape" mc:Ignorable="w14 w15 w16se w16cid w16 w16cex w16sdtdh w16sdtfl w16du wp14">
+<w15:commentsEx xmlns:wpc="http://schemas.microsoft.com/office/word/2010/wordprocessingCanvas" xmlns:mc="http://schemas.openxmlformats.org/markup-compatibility/2006" xmlns:o="urn:schemas-microsoft-com:office:office" xmlns:r="http://schemas.openxmlformats.org/officeDocument/2006/relationships" xmlns:m="http://schemas.openxmlformats.org/officeDocument/2006/math" xmlns:v="urn:schemas-microsoft-com:vml" xmlns:wp14="http://schemas.microsoft.com/office/word/2010/wordprocessingDrawing" xmlns:wp="http://schemas.openxmlformats.org/drawingml/2006/wordprocessingDrawing" xmlns:w10="urn:schemas-microsoft-com:office:word" xmlns:w="http://schemas.openxmlformats.org/wordprocessingml/2006/main" xmlns:w14="http://schemas.microsoft.com/office/word/2010/wordml" xmlns:w15="http://schemas.microsoft.com/office/word/2012/wordml" xmlns:wpg="http://schemas.microsoft.com/office/word/2010/wordprocessingGroup" xmlns:wpi="http://schemas.microsoft.com/office/word/2010/wordprocessingInk" xmlns:wne="http://schemas.microsoft.com/office/word/2006/wordml" xmlns:wps="http://schemas.microsoft.com/office/word/2010/wordprocessingShape" mc:Ignorable="w14 w15 wp14">
   <w15:commentEx w15:paraId="27AA662C" w15:done="0"/>
   <w15:commentEx w15:paraId="0AD58C47" w15:done="0"/>
   <w15:commentEx w15:paraId="51121AF1" w15:done="0"/>
@@ -16422,24 +16549,8 @@
 </w15:commentsEx>
 </file>
 
-<file path=word/commentsIds.xml><?xml version="1.0" encoding="utf-8"?>
-<w16cid:commentsIds xmlns:wpc="http://schemas.microsoft.com/office/word/2010/wordprocessingCanvas" xmlns:cx="http://schemas.microsoft.com/office/drawing/2014/chartex" xmlns:cx1="http://schemas.microsoft.com/office/drawing/2015/9/8/chartex" xmlns:cx2="http://schemas.microsoft.com/office/drawing/2015/10/21/chartex" xmlns:cx3="http://schemas.microsoft.com/office/drawing/2016/5/9/chartex" xmlns:cx4="http://schemas.microsoft.com/office/drawing/2016/5/10/chartex" xmlns:cx5="http://schemas.microsoft.com/office/drawing/2016/5/11/chartex" xmlns:cx6="http://schemas.microsoft.com/office/drawing/2016/5/12/chartex" xmlns:cx7="http://schemas.microsoft.com/office/drawing/2016/5/13/chartex" xmlns:cx8="http://schemas.microsoft.com/office/drawing/2016/5/14/chartex" xmlns:mc="http://schemas.openxmlformats.org/markup-compatibility/2006" xmlns:aink="http://schemas.microsoft.com/office/drawing/2016/ink" xmlns:am3d="http://schemas.microsoft.com/office/drawing/2017/model3d" xmlns:o="urn:schemas-microsoft-com:office:office" xmlns:oel="http://schemas.microsoft.com/office/2019/extlst" xmlns:r="http://schemas.openxmlformats.org/officeDocument/2006/relationships" xmlns:m="http://schemas.openxmlformats.org/officeDocument/2006/math" xmlns:v="urn:schemas-microsoft-com:vml" xmlns:wp14="http://schemas.microsoft.com/office/word/2010/wordprocessingDrawing" xmlns:wp="http://schemas.openxmlformats.org/drawingml/2006/wordprocessingDrawing" xmlns:w10="urn:schemas-microsoft-com:office:word" xmlns:w="http://schemas.openxmlformats.org/wordprocessingml/2006/main" xmlns:w14="http://schemas.microsoft.com/office/word/2010/wordml" xmlns:w15="http://schemas.microsoft.com/office/word/2012/wordml" xmlns:w16cex="http://schemas.microsoft.com/office/word/2018/wordml/cex" xmlns:w16cid="http://schemas.microsoft.com/office/word/2016/wordml/cid" xmlns:w16="http://schemas.microsoft.com/office/word/2018/wordml" xmlns:w16du="http://schemas.microsoft.com/office/word/2023/wordml/word16du" xmlns:w16sdtdh="http://schemas.microsoft.com/office/word/2020/wordml/sdtdatahash" xmlns:w16sdtfl="http://schemas.microsoft.com/office/word/2024/wordml/sdtformatlock" xmlns:w16se="http://schemas.microsoft.com/office/word/2015/wordml/symex" xmlns:wpg="http://schemas.microsoft.com/office/word/2010/wordprocessingGroup" xmlns:wpi="http://schemas.microsoft.com/office/word/2010/wordprocessingInk" xmlns:wne="http://schemas.microsoft.com/office/word/2006/wordml" xmlns:wps="http://schemas.microsoft.com/office/word/2010/wordprocessingShape" mc:Ignorable="w14 w15 w16se w16cid w16 w16cex w16sdtdh w16sdtfl w16du wp14">
-  <w16cid:commentId w16cid:paraId="27AA662C" w16cid:durableId="27AA662C"/>
-  <w16cid:commentId w16cid:paraId="0AD58C47" w16cid:durableId="0AD58C47"/>
-  <w16cid:commentId w16cid:paraId="51121AF1" w16cid:durableId="51121AF1"/>
-  <w16cid:commentId w16cid:paraId="2A7F386F" w16cid:durableId="2A7F386F"/>
-  <w16cid:commentId w16cid:paraId="73CE3FFD" w16cid:durableId="73CE3FFD"/>
-  <w16cid:commentId w16cid:paraId="567DBFE3" w16cid:durableId="567DBFE3"/>
-  <w16cid:commentId w16cid:paraId="75B1D811" w16cid:durableId="75B1D811"/>
-  <w16cid:commentId w16cid:paraId="0936198E" w16cid:durableId="0936198E"/>
-  <w16cid:commentId w16cid:paraId="1C59613A" w16cid:durableId="1C59613A"/>
-  <w16cid:commentId w16cid:paraId="587DC5FF" w16cid:durableId="587DC5FF"/>
-  <w16cid:commentId w16cid:paraId="23F8DEE7" w16cid:durableId="23F8DEE7"/>
-</w16cid:commentsIds>
-</file>
-
 <file path=word/endnotes.xml><?xml version="1.0" encoding="utf-8"?>
-<w:endnotes xmlns:wpc="http://schemas.microsoft.com/office/word/2010/wordprocessingCanvas" xmlns:cx="http://schemas.microsoft.com/office/drawing/2014/chartex" xmlns:cx1="http://schemas.microsoft.com/office/drawing/2015/9/8/chartex" xmlns:cx2="http://schemas.microsoft.com/office/drawing/2015/10/21/chartex" xmlns:cx3="http://schemas.microsoft.com/office/drawing/2016/5/9/chartex" xmlns:cx4="http://schemas.microsoft.com/office/drawing/2016/5/10/chartex" xmlns:cx5="http://schemas.microsoft.com/office/drawing/2016/5/11/chartex" xmlns:cx6="http://schemas.microsoft.com/office/drawing/2016/5/12/chartex" xmlns:cx7="http://schemas.microsoft.com/office/drawing/2016/5/13/chartex" xmlns:cx8="http://schemas.microsoft.com/office/drawing/2016/5/14/chartex" xmlns:mc="http://schemas.openxmlformats.org/markup-compatibility/2006" xmlns:aink="http://schemas.microsoft.com/office/drawing/2016/ink" xmlns:am3d="http://schemas.microsoft.com/office/drawing/2017/model3d" xmlns:o="urn:schemas-microsoft-com:office:office" xmlns:oel="http://schemas.microsoft.com/office/2019/extlst" xmlns:r="http://schemas.openxmlformats.org/officeDocument/2006/relationships" xmlns:m="http://schemas.openxmlformats.org/officeDocument/2006/math" xmlns:v="urn:schemas-microsoft-com:vml" xmlns:wp14="http://schemas.microsoft.com/office/word/2010/wordprocessingDrawing" xmlns:wp="http://schemas.openxmlformats.org/drawingml/2006/wordprocessingDrawing" xmlns:w10="urn:schemas-microsoft-com:office:word" xmlns:w="http://schemas.openxmlformats.org/wordprocessingml/2006/main" xmlns:w14="http://schemas.microsoft.com/office/word/2010/wordml" xmlns:w15="http://schemas.microsoft.com/office/word/2012/wordml" xmlns:w16cex="http://schemas.microsoft.com/office/word/2018/wordml/cex" xmlns:w16cid="http://schemas.microsoft.com/office/word/2016/wordml/cid" xmlns:w16="http://schemas.microsoft.com/office/word/2018/wordml" xmlns:w16du="http://schemas.microsoft.com/office/word/2023/wordml/word16du" xmlns:w16sdtdh="http://schemas.microsoft.com/office/word/2020/wordml/sdtdatahash" xmlns:w16sdtfl="http://schemas.microsoft.com/office/word/2024/wordml/sdtformatlock" xmlns:w16se="http://schemas.microsoft.com/office/word/2015/wordml/symex" xmlns:wpg="http://schemas.microsoft.com/office/word/2010/wordprocessingGroup" xmlns:wpi="http://schemas.microsoft.com/office/word/2010/wordprocessingInk" xmlns:wne="http://schemas.microsoft.com/office/word/2006/wordml" xmlns:wps="http://schemas.microsoft.com/office/word/2010/wordprocessingShape" mc:Ignorable="w14 w15 w16se w16cid w16 w16cex w16sdtdh w16sdtfl w16du wp14">
+<w:endnotes xmlns:wpc="http://schemas.microsoft.com/office/word/2010/wordprocessingCanvas" xmlns:mc="http://schemas.openxmlformats.org/markup-compatibility/2006" xmlns:o="urn:schemas-microsoft-com:office:office" xmlns:r="http://schemas.openxmlformats.org/officeDocument/2006/relationships" xmlns:m="http://schemas.openxmlformats.org/officeDocument/2006/math" xmlns:v="urn:schemas-microsoft-com:vml" xmlns:wp14="http://schemas.microsoft.com/office/word/2010/wordprocessingDrawing" xmlns:wp="http://schemas.openxmlformats.org/drawingml/2006/wordprocessingDrawing" xmlns:w10="urn:schemas-microsoft-com:office:word" xmlns:w="http://schemas.openxmlformats.org/wordprocessingml/2006/main" xmlns:w14="http://schemas.microsoft.com/office/word/2010/wordml" xmlns:w15="http://schemas.microsoft.com/office/word/2012/wordml" xmlns:wpg="http://schemas.microsoft.com/office/word/2010/wordprocessingGroup" xmlns:wpi="http://schemas.microsoft.com/office/word/2010/wordprocessingInk" xmlns:wne="http://schemas.microsoft.com/office/word/2006/wordml" xmlns:wps="http://schemas.microsoft.com/office/word/2010/wordprocessingShape" mc:Ignorable="w14 w15 wp14">
   <w:endnote w:type="separator" w:id="-1">
     <w:p>
       <w:pPr>
@@ -16464,7 +16575,7 @@
 </file>
 
 <file path=word/footer1.xml><?xml version="1.0" encoding="utf-8"?>
-<w:ftr xmlns:wpc="http://schemas.microsoft.com/office/word/2010/wordprocessingCanvas" xmlns:cx="http://schemas.microsoft.com/office/drawing/2014/chartex" xmlns:cx1="http://schemas.microsoft.com/office/drawing/2015/9/8/chartex" xmlns:cx2="http://schemas.microsoft.com/office/drawing/2015/10/21/chartex" xmlns:cx3="http://schemas.microsoft.com/office/drawing/2016/5/9/chartex" xmlns:cx4="http://schemas.microsoft.com/office/drawing/2016/5/10/chartex" xmlns:cx5="http://schemas.microsoft.com/office/drawing/2016/5/11/chartex" xmlns:cx6="http://schemas.microsoft.com/office/drawing/2016/5/12/chartex" xmlns:cx7="http://schemas.microsoft.com/office/drawing/2016/5/13/chartex" xmlns:cx8="http://schemas.microsoft.com/office/drawing/2016/5/14/chartex" xmlns:mc="http://schemas.openxmlformats.org/markup-compatibility/2006" xmlns:aink="http://schemas.microsoft.com/office/drawing/2016/ink" xmlns:am3d="http://schemas.microsoft.com/office/drawing/2017/model3d" xmlns:o="urn:schemas-microsoft-com:office:office" xmlns:oel="http://schemas.microsoft.com/office/2019/extlst" xmlns:r="http://schemas.openxmlformats.org/officeDocument/2006/relationships" xmlns:m="http://schemas.openxmlformats.org/officeDocument/2006/math" xmlns:v="urn:schemas-microsoft-com:vml" xmlns:wp14="http://schemas.microsoft.com/office/word/2010/wordprocessingDrawing" xmlns:wp="http://schemas.openxmlformats.org/drawingml/2006/wordprocessingDrawing" xmlns:w10="urn:schemas-microsoft-com:office:word" xmlns:w="http://schemas.openxmlformats.org/wordprocessingml/2006/main" xmlns:w14="http://schemas.microsoft.com/office/word/2010/wordml" xmlns:w15="http://schemas.microsoft.com/office/word/2012/wordml" xmlns:w16cex="http://schemas.microsoft.com/office/word/2018/wordml/cex" xmlns:w16cid="http://schemas.microsoft.com/office/word/2016/wordml/cid" xmlns:w16="http://schemas.microsoft.com/office/word/2018/wordml" xmlns:w16du="http://schemas.microsoft.com/office/word/2023/wordml/word16du" xmlns:w16sdtdh="http://schemas.microsoft.com/office/word/2020/wordml/sdtdatahash" xmlns:w16sdtfl="http://schemas.microsoft.com/office/word/2024/wordml/sdtformatlock" xmlns:w16se="http://schemas.microsoft.com/office/word/2015/wordml/symex" xmlns:wpg="http://schemas.microsoft.com/office/word/2010/wordprocessingGroup" xmlns:wpi="http://schemas.microsoft.com/office/word/2010/wordprocessingInk" xmlns:wne="http://schemas.microsoft.com/office/word/2006/wordml" xmlns:wps="http://schemas.microsoft.com/office/word/2010/wordprocessingShape" mc:Ignorable="w14 w15 w16se w16cid w16 w16cex w16sdtdh w16sdtfl w16du wp14">
+<w:ftr xmlns:wpc="http://schemas.microsoft.com/office/word/2010/wordprocessingCanvas" xmlns:mc="http://schemas.openxmlformats.org/markup-compatibility/2006" xmlns:o="urn:schemas-microsoft-com:office:office" xmlns:r="http://schemas.openxmlformats.org/officeDocument/2006/relationships" xmlns:m="http://schemas.openxmlformats.org/officeDocument/2006/math" xmlns:v="urn:schemas-microsoft-com:vml" xmlns:wp14="http://schemas.microsoft.com/office/word/2010/wordprocessingDrawing" xmlns:wp="http://schemas.openxmlformats.org/drawingml/2006/wordprocessingDrawing" xmlns:w10="urn:schemas-microsoft-com:office:word" xmlns:w="http://schemas.openxmlformats.org/wordprocessingml/2006/main" xmlns:w14="http://schemas.microsoft.com/office/word/2010/wordml" xmlns:w15="http://schemas.microsoft.com/office/word/2012/wordml" xmlns:wpg="http://schemas.microsoft.com/office/word/2010/wordprocessingGroup" xmlns:wpi="http://schemas.microsoft.com/office/word/2010/wordprocessingInk" xmlns:wne="http://schemas.microsoft.com/office/word/2006/wordml" xmlns:wps="http://schemas.microsoft.com/office/word/2010/wordprocessingShape" mc:Ignorable="w14 w15 wp14">
   <w:p>
     <w:pPr>
       <w:pStyle w:val="Normal0"/>
@@ -16568,7 +16679,7 @@
 </file>
 
 <file path=word/footnotes.xml><?xml version="1.0" encoding="utf-8"?>
-<w:footnotes xmlns:wpc="http://schemas.microsoft.com/office/word/2010/wordprocessingCanvas" xmlns:cx="http://schemas.microsoft.com/office/drawing/2014/chartex" xmlns:cx1="http://schemas.microsoft.com/office/drawing/2015/9/8/chartex" xmlns:cx2="http://schemas.microsoft.com/office/drawing/2015/10/21/chartex" xmlns:cx3="http://schemas.microsoft.com/office/drawing/2016/5/9/chartex" xmlns:cx4="http://schemas.microsoft.com/office/drawing/2016/5/10/chartex" xmlns:cx5="http://schemas.microsoft.com/office/drawing/2016/5/11/chartex" xmlns:cx6="http://schemas.microsoft.com/office/drawing/2016/5/12/chartex" xmlns:cx7="http://schemas.microsoft.com/office/drawing/2016/5/13/chartex" xmlns:cx8="http://schemas.microsoft.com/office/drawing/2016/5/14/chartex" xmlns:mc="http://schemas.openxmlformats.org/markup-compatibility/2006" xmlns:aink="http://schemas.microsoft.com/office/drawing/2016/ink" xmlns:am3d="http://schemas.microsoft.com/office/drawing/2017/model3d" xmlns:o="urn:schemas-microsoft-com:office:office" xmlns:oel="http://schemas.microsoft.com/office/2019/extlst" xmlns:r="http://schemas.openxmlformats.org/officeDocument/2006/relationships" xmlns:m="http://schemas.openxmlformats.org/officeDocument/2006/math" xmlns:v="urn:schemas-microsoft-com:vml" xmlns:wp14="http://schemas.microsoft.com/office/word/2010/wordprocessingDrawing" xmlns:wp="http://schemas.openxmlformats.org/drawingml/2006/wordprocessingDrawing" xmlns:w10="urn:schemas-microsoft-com:office:word" xmlns:w="http://schemas.openxmlformats.org/wordprocessingml/2006/main" xmlns:w14="http://schemas.microsoft.com/office/word/2010/wordml" xmlns:w15="http://schemas.microsoft.com/office/word/2012/wordml" xmlns:w16cex="http://schemas.microsoft.com/office/word/2018/wordml/cex" xmlns:w16cid="http://schemas.microsoft.com/office/word/2016/wordml/cid" xmlns:w16="http://schemas.microsoft.com/office/word/2018/wordml" xmlns:w16du="http://schemas.microsoft.com/office/word/2023/wordml/word16du" xmlns:w16sdtdh="http://schemas.microsoft.com/office/word/2020/wordml/sdtdatahash" xmlns:w16sdtfl="http://schemas.microsoft.com/office/word/2024/wordml/sdtformatlock" xmlns:w16se="http://schemas.microsoft.com/office/word/2015/wordml/symex" xmlns:wpg="http://schemas.microsoft.com/office/word/2010/wordprocessingGroup" xmlns:wpi="http://schemas.microsoft.com/office/word/2010/wordprocessingInk" xmlns:wne="http://schemas.microsoft.com/office/word/2006/wordml" xmlns:wps="http://schemas.microsoft.com/office/word/2010/wordprocessingShape" mc:Ignorable="w14 w15 w16se w16cid w16 w16cex w16sdtdh w16sdtfl w16du wp14">
+<w:footnotes xmlns:wpc="http://schemas.microsoft.com/office/word/2010/wordprocessingCanvas" xmlns:mc="http://schemas.openxmlformats.org/markup-compatibility/2006" xmlns:o="urn:schemas-microsoft-com:office:office" xmlns:r="http://schemas.openxmlformats.org/officeDocument/2006/relationships" xmlns:m="http://schemas.openxmlformats.org/officeDocument/2006/math" xmlns:v="urn:schemas-microsoft-com:vml" xmlns:wp14="http://schemas.microsoft.com/office/word/2010/wordprocessingDrawing" xmlns:wp="http://schemas.openxmlformats.org/drawingml/2006/wordprocessingDrawing" xmlns:w10="urn:schemas-microsoft-com:office:word" xmlns:w="http://schemas.openxmlformats.org/wordprocessingml/2006/main" xmlns:w14="http://schemas.microsoft.com/office/word/2010/wordml" xmlns:w15="http://schemas.microsoft.com/office/word/2012/wordml" xmlns:wpg="http://schemas.microsoft.com/office/word/2010/wordprocessingGroup" xmlns:wpi="http://schemas.microsoft.com/office/word/2010/wordprocessingInk" xmlns:wne="http://schemas.microsoft.com/office/word/2006/wordml" xmlns:wps="http://schemas.microsoft.com/office/word/2010/wordprocessingShape" mc:Ignorable="w14 w15 wp14">
   <w:footnote w:type="separator" w:id="-1">
     <w:p>
       <w:pPr>
@@ -16593,7 +16704,7 @@
 </file>
 
 <file path=word/header1.xml><?xml version="1.0" encoding="utf-8"?>
-<w:hdr xmlns:wpc="http://schemas.microsoft.com/office/word/2010/wordprocessingCanvas" xmlns:cx="http://schemas.microsoft.com/office/drawing/2014/chartex" xmlns:cx1="http://schemas.microsoft.com/office/drawing/2015/9/8/chartex" xmlns:cx2="http://schemas.microsoft.com/office/drawing/2015/10/21/chartex" xmlns:cx3="http://schemas.microsoft.com/office/drawing/2016/5/9/chartex" xmlns:cx4="http://schemas.microsoft.com/office/drawing/2016/5/10/chartex" xmlns:cx5="http://schemas.microsoft.com/office/drawing/2016/5/11/chartex" xmlns:cx6="http://schemas.microsoft.com/office/drawing/2016/5/12/chartex" xmlns:cx7="http://schemas.microsoft.com/office/drawing/2016/5/13/chartex" xmlns:cx8="http://schemas.microsoft.com/office/drawing/2016/5/14/chartex" xmlns:mc="http://schemas.openxmlformats.org/markup-compatibility/2006" xmlns:aink="http://schemas.microsoft.com/office/drawing/2016/ink" xmlns:am3d="http://schemas.microsoft.com/office/drawing/2017/model3d" xmlns:o="urn:schemas-microsoft-com:office:office" xmlns:oel="http://schemas.microsoft.com/office/2019/extlst" xmlns:r="http://schemas.openxmlformats.org/officeDocument/2006/relationships" xmlns:m="http://schemas.openxmlformats.org/officeDocument/2006/math" xmlns:v="urn:schemas-microsoft-com:vml" xmlns:wp14="http://schemas.microsoft.com/office/word/2010/wordprocessingDrawing" xmlns:wp="http://schemas.openxmlformats.org/drawingml/2006/wordprocessingDrawing" xmlns:w10="urn:schemas-microsoft-com:office:word" xmlns:w="http://schemas.openxmlformats.org/wordprocessingml/2006/main" xmlns:w14="http://schemas.microsoft.com/office/word/2010/wordml" xmlns:w15="http://schemas.microsoft.com/office/word/2012/wordml" xmlns:w16cex="http://schemas.microsoft.com/office/word/2018/wordml/cex" xmlns:w16cid="http://schemas.microsoft.com/office/word/2016/wordml/cid" xmlns:w16="http://schemas.microsoft.com/office/word/2018/wordml" xmlns:w16du="http://schemas.microsoft.com/office/word/2023/wordml/word16du" xmlns:w16sdtdh="http://schemas.microsoft.com/office/word/2020/wordml/sdtdatahash" xmlns:w16sdtfl="http://schemas.microsoft.com/office/word/2024/wordml/sdtformatlock" xmlns:w16se="http://schemas.microsoft.com/office/word/2015/wordml/symex" xmlns:wpg="http://schemas.microsoft.com/office/word/2010/wordprocessingGroup" xmlns:wpi="http://schemas.microsoft.com/office/word/2010/wordprocessingInk" xmlns:wne="http://schemas.microsoft.com/office/word/2006/wordml" xmlns:wps="http://schemas.microsoft.com/office/word/2010/wordprocessingShape" mc:Ignorable="w14 w15 w16se w16cid w16 w16cex w16sdtdh w16sdtfl w16du wp14">
+<w:hdr xmlns:wpc="http://schemas.microsoft.com/office/word/2010/wordprocessingCanvas" xmlns:mc="http://schemas.openxmlformats.org/markup-compatibility/2006" xmlns:o="urn:schemas-microsoft-com:office:office" xmlns:r="http://schemas.openxmlformats.org/officeDocument/2006/relationships" xmlns:m="http://schemas.openxmlformats.org/officeDocument/2006/math" xmlns:v="urn:schemas-microsoft-com:vml" xmlns:wp14="http://schemas.microsoft.com/office/word/2010/wordprocessingDrawing" xmlns:wp="http://schemas.openxmlformats.org/drawingml/2006/wordprocessingDrawing" xmlns:w10="urn:schemas-microsoft-com:office:word" xmlns:w="http://schemas.openxmlformats.org/wordprocessingml/2006/main" xmlns:w14="http://schemas.microsoft.com/office/word/2010/wordml" xmlns:w15="http://schemas.microsoft.com/office/word/2012/wordml" xmlns:wpg="http://schemas.microsoft.com/office/word/2010/wordprocessingGroup" xmlns:wpi="http://schemas.microsoft.com/office/word/2010/wordprocessingInk" xmlns:wne="http://schemas.microsoft.com/office/word/2006/wordml" xmlns:wps="http://schemas.microsoft.com/office/word/2010/wordprocessingShape" mc:Ignorable="w14 w15 wp14">
   <w:p>
     <w:pPr>
       <w:pStyle w:val="Normal0"/>
@@ -16686,7 +16797,7 @@
 </file>
 
 <file path=word/numbering.xml><?xml version="1.0" encoding="utf-8"?>
-<w:numbering xmlns:wpc="http://schemas.microsoft.com/office/word/2010/wordprocessingCanvas" xmlns:cx="http://schemas.microsoft.com/office/drawing/2014/chartex" xmlns:cx1="http://schemas.microsoft.com/office/drawing/2015/9/8/chartex" xmlns:cx2="http://schemas.microsoft.com/office/drawing/2015/10/21/chartex" xmlns:cx3="http://schemas.microsoft.com/office/drawing/2016/5/9/chartex" xmlns:cx4="http://schemas.microsoft.com/office/drawing/2016/5/10/chartex" xmlns:cx5="http://schemas.microsoft.com/office/drawing/2016/5/11/chartex" xmlns:cx6="http://schemas.microsoft.com/office/drawing/2016/5/12/chartex" xmlns:cx7="http://schemas.microsoft.com/office/drawing/2016/5/13/chartex" xmlns:cx8="http://schemas.microsoft.com/office/drawing/2016/5/14/chartex" xmlns:mc="http://schemas.openxmlformats.org/markup-compatibility/2006" xmlns:aink="http://schemas.microsoft.com/office/drawing/2016/ink" xmlns:am3d="http://schemas.microsoft.com/office/drawing/2017/model3d" xmlns:o="urn:schemas-microsoft-com:office:office" xmlns:oel="http://schemas.microsoft.com/office/2019/extlst" xmlns:r="http://schemas.openxmlformats.org/officeDocument/2006/relationships" xmlns:m="http://schemas.openxmlformats.org/officeDocument/2006/math" xmlns:v="urn:schemas-microsoft-com:vml" xmlns:wp14="http://schemas.microsoft.com/office/word/2010/wordprocessingDrawing" xmlns:wp="http://schemas.openxmlformats.org/drawingml/2006/wordprocessingDrawing" xmlns:w10="urn:schemas-microsoft-com:office:word" xmlns:w="http://schemas.openxmlformats.org/wordprocessingml/2006/main" xmlns:w14="http://schemas.microsoft.com/office/word/2010/wordml" xmlns:w15="http://schemas.microsoft.com/office/word/2012/wordml" xmlns:w16cex="http://schemas.microsoft.com/office/word/2018/wordml/cex" xmlns:w16cid="http://schemas.microsoft.com/office/word/2016/wordml/cid" xmlns:w16="http://schemas.microsoft.com/office/word/2018/wordml" xmlns:w16du="http://schemas.microsoft.com/office/word/2023/wordml/word16du" xmlns:w16sdtdh="http://schemas.microsoft.com/office/word/2020/wordml/sdtdatahash" xmlns:w16sdtfl="http://schemas.microsoft.com/office/word/2024/wordml/sdtformatlock" xmlns:w16se="http://schemas.microsoft.com/office/word/2015/wordml/symex" xmlns:wpg="http://schemas.microsoft.com/office/word/2010/wordprocessingGroup" xmlns:wpi="http://schemas.microsoft.com/office/word/2010/wordprocessingInk" xmlns:wne="http://schemas.microsoft.com/office/word/2006/wordml" xmlns:wps="http://schemas.microsoft.com/office/word/2010/wordprocessingShape" mc:Ignorable="w14 w15 w16se w16cid w16 w16cex w16sdtdh w16sdtfl w16du wp14">
+<w:numbering xmlns:wpc="http://schemas.microsoft.com/office/word/2010/wordprocessingCanvas" xmlns:mc="http://schemas.openxmlformats.org/markup-compatibility/2006" xmlns:o="urn:schemas-microsoft-com:office:office" xmlns:r="http://schemas.openxmlformats.org/officeDocument/2006/relationships" xmlns:m="http://schemas.openxmlformats.org/officeDocument/2006/math" xmlns:v="urn:schemas-microsoft-com:vml" xmlns:wp14="http://schemas.microsoft.com/office/word/2010/wordprocessingDrawing" xmlns:wp="http://schemas.openxmlformats.org/drawingml/2006/wordprocessingDrawing" xmlns:w10="urn:schemas-microsoft-com:office:word" xmlns:w="http://schemas.openxmlformats.org/wordprocessingml/2006/main" xmlns:w14="http://schemas.microsoft.com/office/word/2010/wordml" xmlns:w15="http://schemas.microsoft.com/office/word/2012/wordml" xmlns:wpg="http://schemas.microsoft.com/office/word/2010/wordprocessingGroup" xmlns:wpi="http://schemas.microsoft.com/office/word/2010/wordprocessingInk" xmlns:wne="http://schemas.microsoft.com/office/word/2006/wordml" xmlns:wps="http://schemas.microsoft.com/office/word/2010/wordprocessingShape" mc:Ignorable="w14 w15 wp14">
   <w:abstractNum w:abstractNumId="0" w15:restartNumberingAfterBreak="0">
     <w:nsid w:val="01606F96"/>
     <w:multiLevelType w:val="hybridMultilevel"/>
@@ -24191,208 +24302,208 @@
       </w:rPr>
     </w:lvl>
   </w:abstractNum>
-  <w:num w:numId="1" w16cid:durableId="470093790">
+  <w:num w:numId="1">
     <w:abstractNumId w:val="57"/>
   </w:num>
-  <w:num w:numId="2" w16cid:durableId="309604884">
+  <w:num w:numId="2">
     <w:abstractNumId w:val="16"/>
   </w:num>
-  <w:num w:numId="3" w16cid:durableId="1531870269">
+  <w:num w:numId="3">
     <w:abstractNumId w:val="67"/>
   </w:num>
-  <w:num w:numId="4" w16cid:durableId="1731417223">
+  <w:num w:numId="4">
     <w:abstractNumId w:val="45"/>
   </w:num>
-  <w:num w:numId="5" w16cid:durableId="1098335785">
+  <w:num w:numId="5">
     <w:abstractNumId w:val="58"/>
   </w:num>
-  <w:num w:numId="6" w16cid:durableId="1335643974">
+  <w:num w:numId="6">
     <w:abstractNumId w:val="24"/>
   </w:num>
-  <w:num w:numId="7" w16cid:durableId="1545216916">
+  <w:num w:numId="7">
     <w:abstractNumId w:val="42"/>
   </w:num>
-  <w:num w:numId="8" w16cid:durableId="959721560">
+  <w:num w:numId="8">
     <w:abstractNumId w:val="18"/>
   </w:num>
-  <w:num w:numId="9" w16cid:durableId="1190339823">
+  <w:num w:numId="9">
     <w:abstractNumId w:val="20"/>
   </w:num>
-  <w:num w:numId="10" w16cid:durableId="1863743767">
+  <w:num w:numId="10">
     <w:abstractNumId w:val="62"/>
   </w:num>
-  <w:num w:numId="11" w16cid:durableId="369888695">
+  <w:num w:numId="11">
     <w:abstractNumId w:val="6"/>
   </w:num>
-  <w:num w:numId="12" w16cid:durableId="855341590">
+  <w:num w:numId="12">
     <w:abstractNumId w:val="14"/>
   </w:num>
-  <w:num w:numId="13" w16cid:durableId="1890914348">
+  <w:num w:numId="13">
     <w:abstractNumId w:val="17"/>
   </w:num>
-  <w:num w:numId="14" w16cid:durableId="1968775901">
+  <w:num w:numId="14">
     <w:abstractNumId w:val="60"/>
   </w:num>
-  <w:num w:numId="15" w16cid:durableId="763503053">
+  <w:num w:numId="15">
     <w:abstractNumId w:val="26"/>
   </w:num>
-  <w:num w:numId="16" w16cid:durableId="4871347">
+  <w:num w:numId="16">
     <w:abstractNumId w:val="22"/>
   </w:num>
-  <w:num w:numId="17" w16cid:durableId="2125491931">
+  <w:num w:numId="17">
     <w:abstractNumId w:val="36"/>
   </w:num>
-  <w:num w:numId="18" w16cid:durableId="1218930983">
+  <w:num w:numId="18">
     <w:abstractNumId w:val="63"/>
   </w:num>
-  <w:num w:numId="19" w16cid:durableId="502939203">
+  <w:num w:numId="19">
     <w:abstractNumId w:val="1"/>
   </w:num>
-  <w:num w:numId="20" w16cid:durableId="2084448165">
+  <w:num w:numId="20">
     <w:abstractNumId w:val="37"/>
   </w:num>
-  <w:num w:numId="21" w16cid:durableId="1334409879">
+  <w:num w:numId="21">
     <w:abstractNumId w:val="56"/>
   </w:num>
-  <w:num w:numId="22" w16cid:durableId="122699898">
+  <w:num w:numId="22">
     <w:abstractNumId w:val="5"/>
   </w:num>
-  <w:num w:numId="23" w16cid:durableId="433935906">
+  <w:num w:numId="23">
     <w:abstractNumId w:val="3"/>
   </w:num>
-  <w:num w:numId="24" w16cid:durableId="126120240">
+  <w:num w:numId="24">
     <w:abstractNumId w:val="53"/>
   </w:num>
-  <w:num w:numId="25" w16cid:durableId="541478866">
+  <w:num w:numId="25">
     <w:abstractNumId w:val="31"/>
   </w:num>
-  <w:num w:numId="26" w16cid:durableId="2040203800">
+  <w:num w:numId="26">
     <w:abstractNumId w:val="32"/>
   </w:num>
-  <w:num w:numId="27" w16cid:durableId="1778863183">
+  <w:num w:numId="27">
     <w:abstractNumId w:val="8"/>
   </w:num>
-  <w:num w:numId="28" w16cid:durableId="1486430978">
+  <w:num w:numId="28">
     <w:abstractNumId w:val="27"/>
   </w:num>
-  <w:num w:numId="29" w16cid:durableId="1980719481">
+  <w:num w:numId="29">
     <w:abstractNumId w:val="39"/>
   </w:num>
-  <w:num w:numId="30" w16cid:durableId="1539507120">
+  <w:num w:numId="30">
     <w:abstractNumId w:val="66"/>
   </w:num>
-  <w:num w:numId="31" w16cid:durableId="1283147248">
+  <w:num w:numId="31">
     <w:abstractNumId w:val="23"/>
   </w:num>
-  <w:num w:numId="32" w16cid:durableId="643851913">
+  <w:num w:numId="32">
     <w:abstractNumId w:val="50"/>
   </w:num>
-  <w:num w:numId="33" w16cid:durableId="133106902">
+  <w:num w:numId="33">
     <w:abstractNumId w:val="4"/>
   </w:num>
-  <w:num w:numId="34" w16cid:durableId="170683937">
+  <w:num w:numId="34">
     <w:abstractNumId w:val="25"/>
   </w:num>
-  <w:num w:numId="35" w16cid:durableId="941378487">
+  <w:num w:numId="35">
     <w:abstractNumId w:val="28"/>
   </w:num>
-  <w:num w:numId="36" w16cid:durableId="482507543">
+  <w:num w:numId="36">
     <w:abstractNumId w:val="54"/>
   </w:num>
-  <w:num w:numId="37" w16cid:durableId="986056016">
+  <w:num w:numId="37">
     <w:abstractNumId w:val="0"/>
   </w:num>
-  <w:num w:numId="38" w16cid:durableId="630984558">
+  <w:num w:numId="38">
     <w:abstractNumId w:val="7"/>
   </w:num>
-  <w:num w:numId="39" w16cid:durableId="1828398182">
+  <w:num w:numId="39">
     <w:abstractNumId w:val="55"/>
   </w:num>
-  <w:num w:numId="40" w16cid:durableId="1701121749">
+  <w:num w:numId="40">
     <w:abstractNumId w:val="47"/>
   </w:num>
-  <w:num w:numId="41" w16cid:durableId="439418946">
+  <w:num w:numId="41">
     <w:abstractNumId w:val="21"/>
   </w:num>
-  <w:num w:numId="42" w16cid:durableId="1566990743">
+  <w:num w:numId="42">
     <w:abstractNumId w:val="49"/>
   </w:num>
-  <w:num w:numId="43" w16cid:durableId="263001702">
+  <w:num w:numId="43">
     <w:abstractNumId w:val="34"/>
   </w:num>
-  <w:num w:numId="44" w16cid:durableId="471753789">
+  <w:num w:numId="44">
     <w:abstractNumId w:val="19"/>
   </w:num>
-  <w:num w:numId="45" w16cid:durableId="1514297199">
+  <w:num w:numId="45">
     <w:abstractNumId w:val="61"/>
   </w:num>
-  <w:num w:numId="46" w16cid:durableId="420028001">
+  <w:num w:numId="46">
     <w:abstractNumId w:val="10"/>
   </w:num>
-  <w:num w:numId="47" w16cid:durableId="1655450516">
+  <w:num w:numId="47">
     <w:abstractNumId w:val="44"/>
   </w:num>
-  <w:num w:numId="48" w16cid:durableId="1239091931">
+  <w:num w:numId="48">
     <w:abstractNumId w:val="52"/>
   </w:num>
-  <w:num w:numId="49" w16cid:durableId="1137605801">
+  <w:num w:numId="49">
     <w:abstractNumId w:val="9"/>
   </w:num>
-  <w:num w:numId="50" w16cid:durableId="2014717350">
+  <w:num w:numId="50">
     <w:abstractNumId w:val="48"/>
   </w:num>
-  <w:num w:numId="51" w16cid:durableId="831455699">
+  <w:num w:numId="51">
     <w:abstractNumId w:val="64"/>
   </w:num>
-  <w:num w:numId="52" w16cid:durableId="512765888">
+  <w:num w:numId="52">
     <w:abstractNumId w:val="51"/>
   </w:num>
-  <w:num w:numId="53" w16cid:durableId="1759057865">
+  <w:num w:numId="53">
     <w:abstractNumId w:val="11"/>
   </w:num>
-  <w:num w:numId="54" w16cid:durableId="2083213409">
+  <w:num w:numId="54">
     <w:abstractNumId w:val="12"/>
   </w:num>
-  <w:num w:numId="55" w16cid:durableId="1998455719">
+  <w:num w:numId="55">
     <w:abstractNumId w:val="43"/>
   </w:num>
-  <w:num w:numId="56" w16cid:durableId="1866939886">
+  <w:num w:numId="56">
     <w:abstractNumId w:val="15"/>
   </w:num>
-  <w:num w:numId="57" w16cid:durableId="1206674294">
+  <w:num w:numId="57">
     <w:abstractNumId w:val="41"/>
   </w:num>
-  <w:num w:numId="58" w16cid:durableId="1781294100">
+  <w:num w:numId="58">
     <w:abstractNumId w:val="30"/>
   </w:num>
-  <w:num w:numId="59" w16cid:durableId="1516812">
+  <w:num w:numId="59">
     <w:abstractNumId w:val="59"/>
   </w:num>
-  <w:num w:numId="60" w16cid:durableId="71044912">
+  <w:num w:numId="60">
     <w:abstractNumId w:val="46"/>
   </w:num>
-  <w:num w:numId="61" w16cid:durableId="530068420">
+  <w:num w:numId="61">
     <w:abstractNumId w:val="65"/>
   </w:num>
-  <w:num w:numId="62" w16cid:durableId="14579609">
+  <w:num w:numId="62">
     <w:abstractNumId w:val="35"/>
   </w:num>
-  <w:num w:numId="63" w16cid:durableId="598027650">
+  <w:num w:numId="63">
     <w:abstractNumId w:val="29"/>
   </w:num>
-  <w:num w:numId="64" w16cid:durableId="1238788878">
+  <w:num w:numId="64">
     <w:abstractNumId w:val="33"/>
   </w:num>
-  <w:num w:numId="65" w16cid:durableId="987589088">
+  <w:num w:numId="65">
     <w:abstractNumId w:val="2"/>
   </w:num>
-  <w:num w:numId="66" w16cid:durableId="172770217">
+  <w:num w:numId="66">
     <w:abstractNumId w:val="13"/>
   </w:num>
-  <w:num w:numId="67" w16cid:durableId="23021600">
+  <w:num w:numId="67">
     <w:abstractNumId w:val="40"/>
   </w:num>
-  <w:num w:numId="68" w16cid:durableId="1584682042">
+  <w:num w:numId="68">
     <w:abstractNumId w:val="38"/>
   </w:num>
   <w:numIdMacAtCleanup w:val="68"/>
@@ -24400,7 +24511,7 @@
 </file>
 
 <file path=word/people.xml><?xml version="1.0" encoding="utf-8"?>
-<w15:people xmlns:wpc="http://schemas.microsoft.com/office/word/2010/wordprocessingCanvas" xmlns:cx="http://schemas.microsoft.com/office/drawing/2014/chartex" xmlns:cx1="http://schemas.microsoft.com/office/drawing/2015/9/8/chartex" xmlns:cx2="http://schemas.microsoft.com/office/drawing/2015/10/21/chartex" xmlns:cx3="http://schemas.microsoft.com/office/drawing/2016/5/9/chartex" xmlns:cx4="http://schemas.microsoft.com/office/drawing/2016/5/10/chartex" xmlns:cx5="http://schemas.microsoft.com/office/drawing/2016/5/11/chartex" xmlns:cx6="http://schemas.microsoft.com/office/drawing/2016/5/12/chartex" xmlns:cx7="http://schemas.microsoft.com/office/drawing/2016/5/13/chartex" xmlns:cx8="http://schemas.microsoft.com/office/drawing/2016/5/14/chartex" xmlns:mc="http://schemas.openxmlformats.org/markup-compatibility/2006" xmlns:aink="http://schemas.microsoft.com/office/drawing/2016/ink" xmlns:am3d="http://schemas.microsoft.com/office/drawing/2017/model3d" xmlns:o="urn:schemas-microsoft-com:office:office" xmlns:oel="http://schemas.microsoft.com/office/2019/extlst" xmlns:r="http://schemas.openxmlformats.org/officeDocument/2006/relationships" xmlns:m="http://schemas.openxmlformats.org/officeDocument/2006/math" xmlns:v="urn:schemas-microsoft-com:vml" xmlns:wp14="http://schemas.microsoft.com/office/word/2010/wordprocessingDrawing" xmlns:wp="http://schemas.openxmlformats.org/drawingml/2006/wordprocessingDrawing" xmlns:w10="urn:schemas-microsoft-com:office:word" xmlns:w="http://schemas.openxmlformats.org/wordprocessingml/2006/main" xmlns:w14="http://schemas.microsoft.com/office/word/2010/wordml" xmlns:w15="http://schemas.microsoft.com/office/word/2012/wordml" xmlns:w16cex="http://schemas.microsoft.com/office/word/2018/wordml/cex" xmlns:w16cid="http://schemas.microsoft.com/office/word/2016/wordml/cid" xmlns:w16="http://schemas.microsoft.com/office/word/2018/wordml" xmlns:w16du="http://schemas.microsoft.com/office/word/2023/wordml/word16du" xmlns:w16sdtdh="http://schemas.microsoft.com/office/word/2020/wordml/sdtdatahash" xmlns:w16sdtfl="http://schemas.microsoft.com/office/word/2024/wordml/sdtformatlock" xmlns:w16se="http://schemas.microsoft.com/office/word/2015/wordml/symex" xmlns:wpg="http://schemas.microsoft.com/office/word/2010/wordprocessingGroup" xmlns:wpi="http://schemas.microsoft.com/office/word/2010/wordprocessingInk" xmlns:wne="http://schemas.microsoft.com/office/word/2006/wordml" xmlns:wps="http://schemas.microsoft.com/office/word/2010/wordprocessingShape" mc:Ignorable="w14 w15 w16se w16cid w16 w16cex w16sdtdh w16sdtfl w16du wp14">
+<w15:people xmlns:wpc="http://schemas.microsoft.com/office/word/2010/wordprocessingCanvas" xmlns:mc="http://schemas.openxmlformats.org/markup-compatibility/2006" xmlns:o="urn:schemas-microsoft-com:office:office" xmlns:r="http://schemas.openxmlformats.org/officeDocument/2006/relationships" xmlns:m="http://schemas.openxmlformats.org/officeDocument/2006/math" xmlns:v="urn:schemas-microsoft-com:vml" xmlns:wp14="http://schemas.microsoft.com/office/word/2010/wordprocessingDrawing" xmlns:wp="http://schemas.openxmlformats.org/drawingml/2006/wordprocessingDrawing" xmlns:w10="urn:schemas-microsoft-com:office:word" xmlns:w="http://schemas.openxmlformats.org/wordprocessingml/2006/main" xmlns:w14="http://schemas.microsoft.com/office/word/2010/wordml" xmlns:w15="http://schemas.microsoft.com/office/word/2012/wordml" xmlns:wpg="http://schemas.microsoft.com/office/word/2010/wordprocessingGroup" xmlns:wpi="http://schemas.microsoft.com/office/word/2010/wordprocessingInk" xmlns:wne="http://schemas.microsoft.com/office/word/2006/wordml" xmlns:wps="http://schemas.microsoft.com/office/word/2010/wordprocessingShape" mc:Ignorable="w14 w15 wp14">
   <w15:person w15:author="LauraPGM">
     <w15:presenceInfo w15:providerId="None" w15:userId="LauraPGM"/>
   </w15:person>
@@ -24408,7 +24519,7 @@
 </file>
 
 <file path=word/styles.xml><?xml version="1.0" encoding="utf-8"?>
-<w:styles xmlns:mc="http://schemas.openxmlformats.org/markup-compatibility/2006" xmlns:r="http://schemas.openxmlformats.org/officeDocument/2006/relationships" xmlns:w="http://schemas.openxmlformats.org/wordprocessingml/2006/main" xmlns:w14="http://schemas.microsoft.com/office/word/2010/wordml" xmlns:w15="http://schemas.microsoft.com/office/word/2012/wordml" xmlns:w16cex="http://schemas.microsoft.com/office/word/2018/wordml/cex" xmlns:w16cid="http://schemas.microsoft.com/office/word/2016/wordml/cid" xmlns:w16="http://schemas.microsoft.com/office/word/2018/wordml" xmlns:w16du="http://schemas.microsoft.com/office/word/2023/wordml/word16du" xmlns:w16sdtdh="http://schemas.microsoft.com/office/word/2020/wordml/sdtdatahash" xmlns:w16sdtfl="http://schemas.microsoft.com/office/word/2024/wordml/sdtformatlock" xmlns:w16se="http://schemas.microsoft.com/office/word/2015/wordml/symex" mc:Ignorable="w14 w15 w16se w16cid w16 w16cex w16sdtdh w16sdtfl w16du">
+<w:styles xmlns:mc="http://schemas.openxmlformats.org/markup-compatibility/2006" xmlns:r="http://schemas.openxmlformats.org/officeDocument/2006/relationships" xmlns:w="http://schemas.openxmlformats.org/wordprocessingml/2006/main" xmlns:w14="http://schemas.microsoft.com/office/word/2010/wordml" xmlns:w15="http://schemas.microsoft.com/office/word/2012/wordml" mc:Ignorable="w14 w15">
   <w:docDefaults>
     <w:rPrDefault>
       <w:rPr>
@@ -24424,7 +24535,7 @@
       </w:pPr>
     </w:pPrDefault>
   </w:docDefaults>
-  <w:latentStyles w:defLockedState="0" w:defUIPriority="99" w:defSemiHidden="0" w:defUnhideWhenUsed="0" w:defQFormat="0" w:count="376">
+  <w:latentStyles w:defLockedState="0" w:defUIPriority="99" w:defSemiHidden="0" w:defUnhideWhenUsed="0" w:defQFormat="0" w:count="371">
     <w:lsdException w:name="Normal" w:uiPriority="0" w:qFormat="1"/>
     <w:lsdException w:name="heading 1" w:uiPriority="9" w:qFormat="1"/>
     <w:lsdException w:name="heading 2" w:semiHidden="1" w:uiPriority="9" w:unhideWhenUsed="1" w:qFormat="1"/>
@@ -24796,11 +24907,6 @@
     <w:lsdException w:name="List Table 5 Dark Accent 6" w:uiPriority="50"/>
     <w:lsdException w:name="List Table 6 Colorful Accent 6" w:uiPriority="51"/>
     <w:lsdException w:name="List Table 7 Colorful Accent 6" w:uiPriority="52"/>
-    <w:lsdException w:name="Mention" w:semiHidden="1" w:unhideWhenUsed="1"/>
-    <w:lsdException w:name="Smart Hyperlink" w:semiHidden="1" w:unhideWhenUsed="1"/>
-    <w:lsdException w:name="Hashtag" w:semiHidden="1" w:unhideWhenUsed="1"/>
-    <w:lsdException w:name="Unresolved Mention" w:semiHidden="1" w:unhideWhenUsed="1"/>
-    <w:lsdException w:name="Smart Link" w:semiHidden="1" w:unhideWhenUsed="1"/>
   </w:latentStyles>
   <w:style w:type="paragraph" w:default="1" w:styleId="Normal">
     <w:name w:val="Normal"/>
@@ -24946,7 +25052,7 @@
     <w:semiHidden/>
     <w:unhideWhenUsed/>
   </w:style>
-  <w:style w:type="paragraph" w:styleId="Ttulo">
+  <w:style w:type="paragraph" w:styleId="Puesto">
     <w:name w:val="Title"/>
     <w:basedOn w:val="Normal"/>
     <w:next w:val="Normal"/>
@@ -26216,8 +26322,8 @@
       <w:lang w:val="es-ES" w:eastAsia="en-US"/>
     </w:rPr>
   </w:style>
-  <w:style w:type="character" w:customStyle="1" w:styleId="Mencinsinresolver3">
-    <w:name w:val="Mención sin resolver3"/>
+  <w:style w:type="character" w:customStyle="1" w:styleId="UnresolvedMention">
+    <w:name w:val="Unresolved Mention"/>
     <w:basedOn w:val="Fuentedeprrafopredeter"/>
     <w:uiPriority w:val="99"/>
     <w:semiHidden/>
@@ -26584,6 +26690,23 @@
 </file>
 
 <file path=customXml/item1.xml><?xml version="1.0" encoding="utf-8"?>
+<p:properties xmlns:p="http://schemas.microsoft.com/office/2006/metadata/properties" xmlns:xsi="http://www.w3.org/2001/XMLSchema-instance" xmlns:pc="http://schemas.microsoft.com/office/infopath/2007/PartnerControls">
+  <documentManagement>
+    <TaxCatchAll xmlns="cb45339b-ced9-4d0d-8f64-77573914d53b" xsi:nil="true"/>
+    <lcf76f155ced4ddcb4097134ff3c332f xmlns="43a3ca16-9c26-4813-b83f-4aec9927b43f">
+      <Terms xmlns="http://schemas.microsoft.com/office/infopath/2007/PartnerControls"/>
+    </lcf76f155ced4ddcb4097134ff3c332f>
+  </documentManagement>
+</p:properties>
+</file>
+
+<file path=customXml/item2.xml><?xml version="1.0" encoding="utf-8"?>
+<go:gDocsCustomXmlDataStorage xmlns:go="http://customooxmlschemas.google.com/" xmlns:r="http://schemas.openxmlformats.org/officeDocument/2006/relationships">
+  <go:docsCustomData xmlns:go="http://customooxmlschemas.google.com/" roundtripDataSignature="AMtx7mh3w1sXrKwdjzYCxjbwPkf7wsIk5w==">AMUW2mWhRc/xLonLdtoI8dz4BVu2GREgE7++Eme5Ko+W5/2G+QfXPKxV7NwLPPaJ77IM2LrlHDguxVZnDKcg4iQIvJIe+zJ9DBWjUaWFI+z0k4HbdiCFsJo=</go:docsCustomData>
+</go:gDocsCustomXmlDataStorage>
+</file>
+
+<file path=customXml/item3.xml><?xml version="1.0" encoding="utf-8"?>
 <?mso-contentType ?>
 <FormTemplates xmlns="http://schemas.microsoft.com/sharepoint/v3/contenttype/forms">
   <Display>DocumentLibraryForm</Display>
@@ -26592,7 +26715,7 @@
 </FormTemplates>
 </file>
 
-<file path=customXml/item2.xml><?xml version="1.0" encoding="utf-8"?>
+<file path=customXml/item4.xml><?xml version="1.0" encoding="utf-8"?>
 <ct:contentTypeSchema xmlns:ct="http://schemas.microsoft.com/office/2006/metadata/contentType" xmlns:ma="http://schemas.microsoft.com/office/2006/metadata/properties/metaAttributes" ct:_="" ma:_="" ma:contentTypeName="Documento" ma:contentTypeID="0x01010049282E1EDBE9234EA9E6D38F720E265F" ma:contentTypeVersion="15" ma:contentTypeDescription="Crear nuevo documento." ma:contentTypeScope="" ma:versionID="b31c7aa9eaf043a08b87120b3c4916e3">
   <xsd:schema xmlns:xsd="http://www.w3.org/2001/XMLSchema" xmlns:xs="http://www.w3.org/2001/XMLSchema" xmlns:p="http://schemas.microsoft.com/office/2006/metadata/properties" xmlns:ns2="cb45339b-ced9-4d0d-8f64-77573914d53b" xmlns:ns3="43a3ca16-9c26-4813-b83f-4aec9927b43f" targetNamespace="http://schemas.microsoft.com/office/2006/metadata/properties" ma:root="true" ma:fieldsID="3533d065b04d75c457075bc55f1f5315" ns2:_="" ns3:_="">
     <xsd:import namespace="cb45339b-ced9-4d0d-8f64-77573914d53b"/>
@@ -26827,24 +26950,27 @@
 </ct:contentTypeSchema>
 </file>
 
-<file path=customXml/item3.xml><?xml version="1.0" encoding="utf-8"?>
-<p:properties xmlns:p="http://schemas.microsoft.com/office/2006/metadata/properties" xmlns:xsi="http://www.w3.org/2001/XMLSchema-instance" xmlns:pc="http://schemas.microsoft.com/office/infopath/2007/PartnerControls">
-  <documentManagement>
-    <TaxCatchAll xmlns="cb45339b-ced9-4d0d-8f64-77573914d53b" xsi:nil="true"/>
-    <lcf76f155ced4ddcb4097134ff3c332f xmlns="43a3ca16-9c26-4813-b83f-4aec9927b43f">
-      <Terms xmlns="http://schemas.microsoft.com/office/infopath/2007/PartnerControls"/>
-    </lcf76f155ced4ddcb4097134ff3c332f>
-  </documentManagement>
-</p:properties>
+<file path=customXml/itemProps1.xml><?xml version="1.0" encoding="utf-8"?>
+<ds:datastoreItem xmlns:ds="http://schemas.openxmlformats.org/officeDocument/2006/customXml" ds:itemID="{9D9B1A75-0210-4935-8179-95DF20A26AD1}">
+  <ds:schemaRefs>
+    <ds:schemaRef ds:uri="http://schemas.microsoft.com/office/2006/metadata/properties"/>
+    <ds:schemaRef ds:uri="http://schemas.microsoft.com/office/infopath/2007/PartnerControls"/>
+    <ds:schemaRef ds:uri="1d52d4bc-3f95-4709-b359-1b96840d7671"/>
+    <ds:schemaRef ds:uri="8d1bea48-6525-4b05-8cf5-c6ad0dd5b02f"/>
+  </ds:schemaRefs>
+</ds:datastoreItem>
 </file>
 
-<file path=customXml/item4.xml><?xml version="1.0" encoding="utf-8"?>
-<go:gDocsCustomXmlDataStorage xmlns:go="http://customooxmlschemas.google.com/" xmlns:r="http://schemas.openxmlformats.org/officeDocument/2006/relationships">
-  <go:docsCustomData xmlns:go="http://customooxmlschemas.google.com/" roundtripDataSignature="AMtx7mh3w1sXrKwdjzYCxjbwPkf7wsIk5w==">AMUW2mWhRc/xLonLdtoI8dz4BVu2GREgE7++Eme5Ko+W5/2G+QfXPKxV7NwLPPaJ77IM2LrlHDguxVZnDKcg4iQIvJIe+zJ9DBWjUaWFI+z0k4HbdiCFsJo=</go:docsCustomData>
-</go:gDocsCustomXmlDataStorage>
+<file path=customXml/itemProps2.xml><?xml version="1.0" encoding="utf-8"?>
+<ds:datastoreItem xmlns:ds="http://schemas.openxmlformats.org/officeDocument/2006/customXml" ds:itemID="{11111111-1234-1234-1234-123412341234}">
+  <ds:schemaRefs>
+    <ds:schemaRef ds:uri="http://customooxmlschemas.google.com/"/>
+    <ds:schemaRef ds:uri="http://schemas.openxmlformats.org/officeDocument/2006/relationships"/>
+  </ds:schemaRefs>
+</ds:datastoreItem>
 </file>
 
-<file path=customXml/itemProps1.xml><?xml version="1.0" encoding="utf-8"?>
+<file path=customXml/itemProps3.xml><?xml version="1.0" encoding="utf-8"?>
 <ds:datastoreItem xmlns:ds="http://schemas.openxmlformats.org/officeDocument/2006/customXml" ds:itemID="{83102ECF-E44F-4F73-A78F-FE313D1BFB9A}">
   <ds:schemaRefs>
     <ds:schemaRef ds:uri="http://schemas.microsoft.com/sharepoint/v3/contenttype/forms"/>
@@ -26852,41 +26978,6 @@
 </ds:datastoreItem>
 </file>
 
-<file path=customXml/itemProps2.xml><?xml version="1.0" encoding="utf-8"?>
-<ds:datastoreItem xmlns:ds="http://schemas.openxmlformats.org/officeDocument/2006/customXml" ds:itemID="{3D1068F1-66D2-41CC-ADBA-729CD21E93E6}">
-  <ds:schemaRefs>
-    <ds:schemaRef ds:uri="http://schemas.microsoft.com/office/2006/metadata/contentType"/>
-    <ds:schemaRef ds:uri="http://schemas.microsoft.com/office/2006/metadata/properties/metaAttributes"/>
-    <ds:schemaRef ds:uri="http://www.w3.org/2001/XMLSchema"/>
-    <ds:schemaRef ds:uri="http://schemas.microsoft.com/office/2006/metadata/properties"/>
-    <ds:schemaRef ds:uri="cb45339b-ced9-4d0d-8f64-77573914d53b"/>
-    <ds:schemaRef ds:uri="43a3ca16-9c26-4813-b83f-4aec9927b43f"/>
-    <ds:schemaRef ds:uri="http://schemas.microsoft.com/office/2006/documentManagement/types"/>
-    <ds:schemaRef ds:uri="http://schemas.microsoft.com/office/infopath/2007/PartnerControls"/>
-    <ds:schemaRef ds:uri="http://schemas.openxmlformats.org/package/2006/metadata/core-properties"/>
-    <ds:schemaRef ds:uri="http://purl.org/dc/elements/1.1/"/>
-    <ds:schemaRef ds:uri="http://purl.org/dc/terms/"/>
-    <ds:schemaRef ds:uri="http://schemas.microsoft.com/internal/obd"/>
-  </ds:schemaRefs>
-</ds:datastoreItem>
-</file>
-
-<file path=customXml/itemProps3.xml><?xml version="1.0" encoding="utf-8"?>
-<ds:datastoreItem xmlns:ds="http://schemas.openxmlformats.org/officeDocument/2006/customXml" ds:itemID="{9D9B1A75-0210-4935-8179-95DF20A26AD1}">
-  <ds:schemaRefs>
-    <ds:schemaRef ds:uri="http://schemas.microsoft.com/office/2006/metadata/properties"/>
-    <ds:schemaRef ds:uri="http://schemas.microsoft.com/office/infopath/2007/PartnerControls"/>
-    <ds:schemaRef ds:uri="cb45339b-ced9-4d0d-8f64-77573914d53b"/>
-    <ds:schemaRef ds:uri="43a3ca16-9c26-4813-b83f-4aec9927b43f"/>
-  </ds:schemaRefs>
-</ds:datastoreItem>
-</file>
-
 <file path=customXml/itemProps4.xml><?xml version="1.0" encoding="utf-8"?>
-<ds:datastoreItem xmlns:ds="http://schemas.openxmlformats.org/officeDocument/2006/customXml" ds:itemID="{11111111-1234-1234-1234-123412341234}">
-  <ds:schemaRefs>
-    <ds:schemaRef ds:uri="http://customooxmlschemas.google.com/"/>
-    <ds:schemaRef ds:uri="http://schemas.openxmlformats.org/officeDocument/2006/relationships"/>
-  </ds:schemaRefs>
-</ds:datastoreItem>
+<ds:datastoreItem xmlns:ds="http://schemas.openxmlformats.org/officeDocument/2006/customXml" ds:itemID="{2EDB30A1-A15D-4346-9649-6277FBDBD22E}"/>
 </file>